--- a/Annexe A, principaux sermons étudiés.docx
+++ b/Annexe A, principaux sermons étudiés.docx
@@ -130,8 +130,2603 @@
     </w:p>
     <w:p>
       <w:pPr>
+        <w:rPr>
+          <w:lang w:eastAsia="zh-CN" w:bidi="hi-IN"/>
+        </w:rPr>
+      </w:pPr>
+    </w:p>
+    <w:p>
+      <w:pPr>
+        <w:pStyle w:val="TM1"/>
+        <w:ind w:firstLine="0"/>
+        <w:rPr>
+          <w:rFonts w:asciiTheme="minorHAnsi" w:eastAsiaTheme="minorEastAsia" w:hAnsiTheme="minorHAnsi" w:cstheme="minorBidi"/>
+          <w:b w:val="0"/>
+          <w:noProof/>
+          <w:kern w:val="2"/>
+          <w:szCs w:val="24"/>
+          <w:lang w:val="en-US"/>
+          <w14:ligatures w14:val="standardContextual"/>
+        </w:rPr>
+      </w:pPr>
+      <w:r>
+        <w:rPr>
+          <w:lang w:eastAsia="zh-CN" w:bidi="hi-IN"/>
+        </w:rPr>
+        <w:fldChar w:fldCharType="begin"/>
+      </w:r>
+      <w:r>
+        <w:rPr>
+          <w:lang w:eastAsia="zh-CN" w:bidi="hi-IN"/>
+        </w:rPr>
+        <w:instrText xml:space="preserve"> TOC \o "1-1" \h \z \u </w:instrText>
+      </w:r>
+      <w:r>
+        <w:rPr>
+          <w:lang w:eastAsia="zh-CN" w:bidi="hi-IN"/>
+        </w:rPr>
+        <w:fldChar w:fldCharType="separate"/>
+      </w:r>
+      <w:hyperlink w:anchor="_Toc203661657" w:history="1">
+        <w:r>
+          <w:rPr>
+            <w:rStyle w:val="Lienhypertexte"/>
+            <w:noProof/>
+            <w:lang w:bidi="hi-IN"/>
+          </w:rPr>
+          <w:t>25/12/1971, Bernard Bro,  le Christ, sujet dans et hors du récit</w:t>
+        </w:r>
+        <w:r>
+          <w:rPr>
+            <w:noProof/>
+            <w:webHidden/>
+          </w:rPr>
+          <w:tab/>
+        </w:r>
+        <w:r>
+          <w:rPr>
+            <w:noProof/>
+            <w:webHidden/>
+          </w:rPr>
+          <w:fldChar w:fldCharType="begin"/>
+        </w:r>
+        <w:r>
+          <w:rPr>
+            <w:noProof/>
+            <w:webHidden/>
+          </w:rPr>
+          <w:instrText xml:space="preserve"> PAGEREF _Toc203661657 \h </w:instrText>
+        </w:r>
+        <w:r>
+          <w:rPr>
+            <w:noProof/>
+            <w:webHidden/>
+          </w:rPr>
+        </w:r>
+        <w:r>
+          <w:rPr>
+            <w:noProof/>
+            <w:webHidden/>
+          </w:rPr>
+          <w:fldChar w:fldCharType="separate"/>
+        </w:r>
+        <w:r>
+          <w:rPr>
+            <w:noProof/>
+            <w:webHidden/>
+          </w:rPr>
+          <w:t>2</w:t>
+        </w:r>
+        <w:r>
+          <w:rPr>
+            <w:noProof/>
+            <w:webHidden/>
+          </w:rPr>
+          <w:fldChar w:fldCharType="end"/>
+        </w:r>
+      </w:hyperlink>
+    </w:p>
+    <w:p>
+      <w:pPr>
+        <w:pStyle w:val="TM1"/>
+        <w:ind w:firstLine="0"/>
+        <w:rPr>
+          <w:rFonts w:asciiTheme="minorHAnsi" w:eastAsiaTheme="minorEastAsia" w:hAnsiTheme="minorHAnsi" w:cstheme="minorBidi"/>
+          <w:b w:val="0"/>
+          <w:noProof/>
+          <w:kern w:val="2"/>
+          <w:szCs w:val="24"/>
+          <w:lang w:val="en-US"/>
+          <w14:ligatures w14:val="standardContextual"/>
+        </w:rPr>
+      </w:pPr>
+      <w:hyperlink w:anchor="_Toc203661658" w:history="1">
+        <w:r>
+          <w:rPr>
+            <w:rStyle w:val="Lienhypertexte"/>
+            <w:noProof/>
+            <w:lang w:bidi="hi-IN"/>
+          </w:rPr>
+          <w:t>28/01/1973, Alain Ponsar,  Dieu parle et l’homme écoute</w:t>
+        </w:r>
+        <w:r>
+          <w:rPr>
+            <w:noProof/>
+            <w:webHidden/>
+          </w:rPr>
+          <w:tab/>
+        </w:r>
+        <w:r>
+          <w:rPr>
+            <w:noProof/>
+            <w:webHidden/>
+          </w:rPr>
+          <w:fldChar w:fldCharType="begin"/>
+        </w:r>
+        <w:r>
+          <w:rPr>
+            <w:noProof/>
+            <w:webHidden/>
+          </w:rPr>
+          <w:instrText xml:space="preserve"> PAGEREF _Toc203661658 \h </w:instrText>
+        </w:r>
+        <w:r>
+          <w:rPr>
+            <w:noProof/>
+            <w:webHidden/>
+          </w:rPr>
+        </w:r>
+        <w:r>
+          <w:rPr>
+            <w:noProof/>
+            <w:webHidden/>
+          </w:rPr>
+          <w:fldChar w:fldCharType="separate"/>
+        </w:r>
+        <w:r>
+          <w:rPr>
+            <w:noProof/>
+            <w:webHidden/>
+          </w:rPr>
+          <w:t>6</w:t>
+        </w:r>
+        <w:r>
+          <w:rPr>
+            <w:noProof/>
+            <w:webHidden/>
+          </w:rPr>
+          <w:fldChar w:fldCharType="end"/>
+        </w:r>
+      </w:hyperlink>
+    </w:p>
+    <w:p>
+      <w:pPr>
+        <w:pStyle w:val="TM1"/>
+        <w:ind w:firstLine="0"/>
+        <w:rPr>
+          <w:rFonts w:asciiTheme="minorHAnsi" w:eastAsiaTheme="minorEastAsia" w:hAnsiTheme="minorHAnsi" w:cstheme="minorBidi"/>
+          <w:b w:val="0"/>
+          <w:noProof/>
+          <w:kern w:val="2"/>
+          <w:szCs w:val="24"/>
+          <w:lang w:val="en-US"/>
+          <w14:ligatures w14:val="standardContextual"/>
+        </w:rPr>
+      </w:pPr>
+      <w:hyperlink w:anchor="_Toc203661659" w:history="1">
+        <w:r>
+          <w:rPr>
+            <w:rStyle w:val="Lienhypertexte"/>
+            <w:noProof/>
+            <w:lang w:bidi="hi-IN"/>
+          </w:rPr>
+          <w:t>11/08/1974, Serge Bonnet,  les attributs divins</w:t>
+        </w:r>
+        <w:r>
+          <w:rPr>
+            <w:noProof/>
+            <w:webHidden/>
+          </w:rPr>
+          <w:tab/>
+        </w:r>
+        <w:r>
+          <w:rPr>
+            <w:noProof/>
+            <w:webHidden/>
+          </w:rPr>
+          <w:fldChar w:fldCharType="begin"/>
+        </w:r>
+        <w:r>
+          <w:rPr>
+            <w:noProof/>
+            <w:webHidden/>
+          </w:rPr>
+          <w:instrText xml:space="preserve"> PAGEREF _Toc203661659 \h </w:instrText>
+        </w:r>
+        <w:r>
+          <w:rPr>
+            <w:noProof/>
+            <w:webHidden/>
+          </w:rPr>
+        </w:r>
+        <w:r>
+          <w:rPr>
+            <w:noProof/>
+            <w:webHidden/>
+          </w:rPr>
+          <w:fldChar w:fldCharType="separate"/>
+        </w:r>
+        <w:r>
+          <w:rPr>
+            <w:noProof/>
+            <w:webHidden/>
+          </w:rPr>
+          <w:t>8</w:t>
+        </w:r>
+        <w:r>
+          <w:rPr>
+            <w:noProof/>
+            <w:webHidden/>
+          </w:rPr>
+          <w:fldChar w:fldCharType="end"/>
+        </w:r>
+      </w:hyperlink>
+    </w:p>
+    <w:p>
+      <w:pPr>
+        <w:pStyle w:val="TM1"/>
+        <w:ind w:firstLine="0"/>
+        <w:rPr>
+          <w:rFonts w:asciiTheme="minorHAnsi" w:eastAsiaTheme="minorEastAsia" w:hAnsiTheme="minorHAnsi" w:cstheme="minorBidi"/>
+          <w:b w:val="0"/>
+          <w:noProof/>
+          <w:kern w:val="2"/>
+          <w:szCs w:val="24"/>
+          <w:lang w:val="en-US"/>
+          <w14:ligatures w14:val="standardContextual"/>
+        </w:rPr>
+      </w:pPr>
+      <w:hyperlink w:anchor="_Toc203661660" w:history="1">
+        <w:r>
+          <w:rPr>
+            <w:rStyle w:val="Lienhypertexte"/>
+            <w:noProof/>
+            <w:lang w:bidi="hi-IN"/>
+          </w:rPr>
+          <w:t>06/10/1974, Robert Jorens,  Jésus parle et l’homme écoute</w:t>
+        </w:r>
+        <w:r>
+          <w:rPr>
+            <w:noProof/>
+            <w:webHidden/>
+          </w:rPr>
+          <w:tab/>
+        </w:r>
+        <w:r>
+          <w:rPr>
+            <w:noProof/>
+            <w:webHidden/>
+          </w:rPr>
+          <w:fldChar w:fldCharType="begin"/>
+        </w:r>
+        <w:r>
+          <w:rPr>
+            <w:noProof/>
+            <w:webHidden/>
+          </w:rPr>
+          <w:instrText xml:space="preserve"> PAGEREF _Toc203661660 \h </w:instrText>
+        </w:r>
+        <w:r>
+          <w:rPr>
+            <w:noProof/>
+            <w:webHidden/>
+          </w:rPr>
+        </w:r>
+        <w:r>
+          <w:rPr>
+            <w:noProof/>
+            <w:webHidden/>
+          </w:rPr>
+          <w:fldChar w:fldCharType="separate"/>
+        </w:r>
+        <w:r>
+          <w:rPr>
+            <w:noProof/>
+            <w:webHidden/>
+          </w:rPr>
+          <w:t>10</w:t>
+        </w:r>
+        <w:r>
+          <w:rPr>
+            <w:noProof/>
+            <w:webHidden/>
+          </w:rPr>
+          <w:fldChar w:fldCharType="end"/>
+        </w:r>
+      </w:hyperlink>
+    </w:p>
+    <w:p>
+      <w:pPr>
+        <w:pStyle w:val="TM1"/>
+        <w:ind w:firstLine="0"/>
+        <w:rPr>
+          <w:rFonts w:asciiTheme="minorHAnsi" w:eastAsiaTheme="minorEastAsia" w:hAnsiTheme="minorHAnsi" w:cstheme="minorBidi"/>
+          <w:b w:val="0"/>
+          <w:noProof/>
+          <w:kern w:val="2"/>
+          <w:szCs w:val="24"/>
+          <w:lang w:val="en-US"/>
+          <w14:ligatures w14:val="standardContextual"/>
+        </w:rPr>
+      </w:pPr>
+      <w:hyperlink w:anchor="_Toc203661661" w:history="1">
+        <w:r>
+          <w:rPr>
+            <w:rStyle w:val="Lienhypertexte"/>
+            <w:noProof/>
+            <w:lang w:bidi="hi-IN"/>
+          </w:rPr>
+          <w:t>10/10/1976, Michel Guinchat,  Dieu est plus sujet que Jésus</w:t>
+        </w:r>
+        <w:r>
+          <w:rPr>
+            <w:noProof/>
+            <w:webHidden/>
+          </w:rPr>
+          <w:tab/>
+        </w:r>
+        <w:r>
+          <w:rPr>
+            <w:noProof/>
+            <w:webHidden/>
+          </w:rPr>
+          <w:fldChar w:fldCharType="begin"/>
+        </w:r>
+        <w:r>
+          <w:rPr>
+            <w:noProof/>
+            <w:webHidden/>
+          </w:rPr>
+          <w:instrText xml:space="preserve"> PAGEREF _Toc203661661 \h </w:instrText>
+        </w:r>
+        <w:r>
+          <w:rPr>
+            <w:noProof/>
+            <w:webHidden/>
+          </w:rPr>
+        </w:r>
+        <w:r>
+          <w:rPr>
+            <w:noProof/>
+            <w:webHidden/>
+          </w:rPr>
+          <w:fldChar w:fldCharType="separate"/>
+        </w:r>
+        <w:r>
+          <w:rPr>
+            <w:noProof/>
+            <w:webHidden/>
+          </w:rPr>
+          <w:t>12</w:t>
+        </w:r>
+        <w:r>
+          <w:rPr>
+            <w:noProof/>
+            <w:webHidden/>
+          </w:rPr>
+          <w:fldChar w:fldCharType="end"/>
+        </w:r>
+      </w:hyperlink>
+    </w:p>
+    <w:p>
+      <w:pPr>
+        <w:pStyle w:val="TM1"/>
+        <w:ind w:firstLine="0"/>
+        <w:rPr>
+          <w:rFonts w:asciiTheme="minorHAnsi" w:eastAsiaTheme="minorEastAsia" w:hAnsiTheme="minorHAnsi" w:cstheme="minorBidi"/>
+          <w:b w:val="0"/>
+          <w:noProof/>
+          <w:kern w:val="2"/>
+          <w:szCs w:val="24"/>
+          <w:lang w:val="en-US"/>
+          <w14:ligatures w14:val="standardContextual"/>
+        </w:rPr>
+      </w:pPr>
+      <w:hyperlink w:anchor="_Toc203661662" w:history="1">
+        <w:r>
+          <w:rPr>
+            <w:rStyle w:val="Lienhypertexte"/>
+            <w:noProof/>
+            <w:lang w:bidi="hi-IN"/>
+          </w:rPr>
+          <w:t>09/07/1978, Michel Guinchat,  Dieu, sujet, crée un lien avec l’assemblée</w:t>
+        </w:r>
+        <w:r>
+          <w:rPr>
+            <w:noProof/>
+            <w:webHidden/>
+          </w:rPr>
+          <w:tab/>
+        </w:r>
+        <w:r>
+          <w:rPr>
+            <w:noProof/>
+            <w:webHidden/>
+          </w:rPr>
+          <w:fldChar w:fldCharType="begin"/>
+        </w:r>
+        <w:r>
+          <w:rPr>
+            <w:noProof/>
+            <w:webHidden/>
+          </w:rPr>
+          <w:instrText xml:space="preserve"> PAGEREF _Toc203661662 \h </w:instrText>
+        </w:r>
+        <w:r>
+          <w:rPr>
+            <w:noProof/>
+            <w:webHidden/>
+          </w:rPr>
+        </w:r>
+        <w:r>
+          <w:rPr>
+            <w:noProof/>
+            <w:webHidden/>
+          </w:rPr>
+          <w:fldChar w:fldCharType="separate"/>
+        </w:r>
+        <w:r>
+          <w:rPr>
+            <w:noProof/>
+            <w:webHidden/>
+          </w:rPr>
+          <w:t>14</w:t>
+        </w:r>
+        <w:r>
+          <w:rPr>
+            <w:noProof/>
+            <w:webHidden/>
+          </w:rPr>
+          <w:fldChar w:fldCharType="end"/>
+        </w:r>
+      </w:hyperlink>
+    </w:p>
+    <w:p>
+      <w:pPr>
+        <w:pStyle w:val="TM1"/>
+        <w:ind w:firstLine="0"/>
+        <w:rPr>
+          <w:rFonts w:asciiTheme="minorHAnsi" w:eastAsiaTheme="minorEastAsia" w:hAnsiTheme="minorHAnsi" w:cstheme="minorBidi"/>
+          <w:b w:val="0"/>
+          <w:noProof/>
+          <w:kern w:val="2"/>
+          <w:szCs w:val="24"/>
+          <w:lang w:val="en-US"/>
+          <w14:ligatures w14:val="standardContextual"/>
+        </w:rPr>
+      </w:pPr>
+      <w:hyperlink w:anchor="_Toc203661663" w:history="1">
+        <w:r>
+          <w:rPr>
+            <w:rStyle w:val="Lienhypertexte"/>
+            <w:noProof/>
+            <w:lang w:bidi="hi-IN"/>
+          </w:rPr>
+          <w:t>24/06/1979, Albert Decourtray,  Dieu comme complément du nom</w:t>
+        </w:r>
+        <w:r>
+          <w:rPr>
+            <w:noProof/>
+            <w:webHidden/>
+          </w:rPr>
+          <w:tab/>
+        </w:r>
+        <w:r>
+          <w:rPr>
+            <w:noProof/>
+            <w:webHidden/>
+          </w:rPr>
+          <w:fldChar w:fldCharType="begin"/>
+        </w:r>
+        <w:r>
+          <w:rPr>
+            <w:noProof/>
+            <w:webHidden/>
+          </w:rPr>
+          <w:instrText xml:space="preserve"> PAGEREF _Toc203661663 \h </w:instrText>
+        </w:r>
+        <w:r>
+          <w:rPr>
+            <w:noProof/>
+            <w:webHidden/>
+          </w:rPr>
+        </w:r>
+        <w:r>
+          <w:rPr>
+            <w:noProof/>
+            <w:webHidden/>
+          </w:rPr>
+          <w:fldChar w:fldCharType="separate"/>
+        </w:r>
+        <w:r>
+          <w:rPr>
+            <w:noProof/>
+            <w:webHidden/>
+          </w:rPr>
+          <w:t>16</w:t>
+        </w:r>
+        <w:r>
+          <w:rPr>
+            <w:noProof/>
+            <w:webHidden/>
+          </w:rPr>
+          <w:fldChar w:fldCharType="end"/>
+        </w:r>
+      </w:hyperlink>
+    </w:p>
+    <w:p>
+      <w:pPr>
+        <w:pStyle w:val="TM1"/>
+        <w:ind w:firstLine="0"/>
+        <w:rPr>
+          <w:rFonts w:asciiTheme="minorHAnsi" w:eastAsiaTheme="minorEastAsia" w:hAnsiTheme="minorHAnsi" w:cstheme="minorBidi"/>
+          <w:b w:val="0"/>
+          <w:noProof/>
+          <w:kern w:val="2"/>
+          <w:szCs w:val="24"/>
+          <w:lang w:val="en-US"/>
+          <w14:ligatures w14:val="standardContextual"/>
+        </w:rPr>
+      </w:pPr>
+      <w:hyperlink w:anchor="_Toc203661664" w:history="1">
+        <w:r>
+          <w:rPr>
+            <w:rStyle w:val="Lienhypertexte"/>
+            <w:noProof/>
+            <w:lang w:bidi="hi-IN"/>
+          </w:rPr>
+          <w:t>19/04/1981, Albert Fuchs,  l’agentivité de Jésus communiquée à l’assemblée</w:t>
+        </w:r>
+        <w:r>
+          <w:rPr>
+            <w:noProof/>
+            <w:webHidden/>
+          </w:rPr>
+          <w:tab/>
+        </w:r>
+        <w:r>
+          <w:rPr>
+            <w:noProof/>
+            <w:webHidden/>
+          </w:rPr>
+          <w:fldChar w:fldCharType="begin"/>
+        </w:r>
+        <w:r>
+          <w:rPr>
+            <w:noProof/>
+            <w:webHidden/>
+          </w:rPr>
+          <w:instrText xml:space="preserve"> PAGEREF _Toc203661664 \h </w:instrText>
+        </w:r>
+        <w:r>
+          <w:rPr>
+            <w:noProof/>
+            <w:webHidden/>
+          </w:rPr>
+        </w:r>
+        <w:r>
+          <w:rPr>
+            <w:noProof/>
+            <w:webHidden/>
+          </w:rPr>
+          <w:fldChar w:fldCharType="separate"/>
+        </w:r>
+        <w:r>
+          <w:rPr>
+            <w:noProof/>
+            <w:webHidden/>
+          </w:rPr>
+          <w:t>17</w:t>
+        </w:r>
+        <w:r>
+          <w:rPr>
+            <w:noProof/>
+            <w:webHidden/>
+          </w:rPr>
+          <w:fldChar w:fldCharType="end"/>
+        </w:r>
+      </w:hyperlink>
+    </w:p>
+    <w:p>
+      <w:pPr>
+        <w:pStyle w:val="TM1"/>
+        <w:ind w:firstLine="0"/>
+        <w:rPr>
+          <w:rFonts w:asciiTheme="minorHAnsi" w:eastAsiaTheme="minorEastAsia" w:hAnsiTheme="minorHAnsi" w:cstheme="minorBidi"/>
+          <w:b w:val="0"/>
+          <w:noProof/>
+          <w:kern w:val="2"/>
+          <w:szCs w:val="24"/>
+          <w:lang w:val="en-US"/>
+          <w14:ligatures w14:val="standardContextual"/>
+        </w:rPr>
+      </w:pPr>
+      <w:hyperlink w:anchor="_Toc203661665" w:history="1">
+        <w:r>
+          <w:rPr>
+            <w:rStyle w:val="Lienhypertexte"/>
+            <w:noProof/>
+            <w:lang w:bidi="hi-IN"/>
+          </w:rPr>
+          <w:t>23/08/1981, André Lendger,  Jésus (vous) parle</w:t>
+        </w:r>
+        <w:r>
+          <w:rPr>
+            <w:noProof/>
+            <w:webHidden/>
+          </w:rPr>
+          <w:tab/>
+        </w:r>
+        <w:r>
+          <w:rPr>
+            <w:noProof/>
+            <w:webHidden/>
+          </w:rPr>
+          <w:fldChar w:fldCharType="begin"/>
+        </w:r>
+        <w:r>
+          <w:rPr>
+            <w:noProof/>
+            <w:webHidden/>
+          </w:rPr>
+          <w:instrText xml:space="preserve"> PAGEREF _Toc203661665 \h </w:instrText>
+        </w:r>
+        <w:r>
+          <w:rPr>
+            <w:noProof/>
+            <w:webHidden/>
+          </w:rPr>
+        </w:r>
+        <w:r>
+          <w:rPr>
+            <w:noProof/>
+            <w:webHidden/>
+          </w:rPr>
+          <w:fldChar w:fldCharType="separate"/>
+        </w:r>
+        <w:r>
+          <w:rPr>
+            <w:noProof/>
+            <w:webHidden/>
+          </w:rPr>
+          <w:t>18</w:t>
+        </w:r>
+        <w:r>
+          <w:rPr>
+            <w:noProof/>
+            <w:webHidden/>
+          </w:rPr>
+          <w:fldChar w:fldCharType="end"/>
+        </w:r>
+      </w:hyperlink>
+    </w:p>
+    <w:p>
+      <w:pPr>
+        <w:pStyle w:val="TM1"/>
+        <w:ind w:firstLine="0"/>
+        <w:rPr>
+          <w:rFonts w:asciiTheme="minorHAnsi" w:eastAsiaTheme="minorEastAsia" w:hAnsiTheme="minorHAnsi" w:cstheme="minorBidi"/>
+          <w:b w:val="0"/>
+          <w:noProof/>
+          <w:kern w:val="2"/>
+          <w:szCs w:val="24"/>
+          <w:lang w:val="en-US"/>
+          <w14:ligatures w14:val="standardContextual"/>
+        </w:rPr>
+      </w:pPr>
+      <w:hyperlink w:anchor="_Toc203661666" w:history="1">
+        <w:r>
+          <w:rPr>
+            <w:rStyle w:val="Lienhypertexte"/>
+            <w:noProof/>
+            <w:lang w:bidi="hi-IN"/>
+          </w:rPr>
+          <w:t>27/02/1983, André David,  Dieu beaucoup nommé, mais moins comme sujet</w:t>
+        </w:r>
+        <w:r>
+          <w:rPr>
+            <w:noProof/>
+            <w:webHidden/>
+          </w:rPr>
+          <w:tab/>
+        </w:r>
+        <w:r>
+          <w:rPr>
+            <w:noProof/>
+            <w:webHidden/>
+          </w:rPr>
+          <w:fldChar w:fldCharType="begin"/>
+        </w:r>
+        <w:r>
+          <w:rPr>
+            <w:noProof/>
+            <w:webHidden/>
+          </w:rPr>
+          <w:instrText xml:space="preserve"> PAGEREF _Toc203661666 \h </w:instrText>
+        </w:r>
+        <w:r>
+          <w:rPr>
+            <w:noProof/>
+            <w:webHidden/>
+          </w:rPr>
+        </w:r>
+        <w:r>
+          <w:rPr>
+            <w:noProof/>
+            <w:webHidden/>
+          </w:rPr>
+          <w:fldChar w:fldCharType="separate"/>
+        </w:r>
+        <w:r>
+          <w:rPr>
+            <w:noProof/>
+            <w:webHidden/>
+          </w:rPr>
+          <w:t>20</w:t>
+        </w:r>
+        <w:r>
+          <w:rPr>
+            <w:noProof/>
+            <w:webHidden/>
+          </w:rPr>
+          <w:fldChar w:fldCharType="end"/>
+        </w:r>
+      </w:hyperlink>
+    </w:p>
+    <w:p>
+      <w:pPr>
+        <w:pStyle w:val="TM1"/>
+        <w:ind w:firstLine="0"/>
+        <w:rPr>
+          <w:rFonts w:asciiTheme="minorHAnsi" w:eastAsiaTheme="minorEastAsia" w:hAnsiTheme="minorHAnsi" w:cstheme="minorBidi"/>
+          <w:b w:val="0"/>
+          <w:noProof/>
+          <w:kern w:val="2"/>
+          <w:szCs w:val="24"/>
+          <w:lang w:val="en-US"/>
+          <w14:ligatures w14:val="standardContextual"/>
+        </w:rPr>
+      </w:pPr>
+      <w:hyperlink w:anchor="_Toc203661667" w:history="1">
+        <w:r>
+          <w:rPr>
+            <w:rStyle w:val="Lienhypertexte"/>
+            <w:noProof/>
+            <w:lang w:bidi="hi-IN"/>
+          </w:rPr>
+          <w:t>28/10/1984, Jean-Pierre Lintanf,  le génitif mystique</w:t>
+        </w:r>
+        <w:r>
+          <w:rPr>
+            <w:noProof/>
+            <w:webHidden/>
+          </w:rPr>
+          <w:tab/>
+        </w:r>
+        <w:r>
+          <w:rPr>
+            <w:noProof/>
+            <w:webHidden/>
+          </w:rPr>
+          <w:fldChar w:fldCharType="begin"/>
+        </w:r>
+        <w:r>
+          <w:rPr>
+            <w:noProof/>
+            <w:webHidden/>
+          </w:rPr>
+          <w:instrText xml:space="preserve"> PAGEREF _Toc203661667 \h </w:instrText>
+        </w:r>
+        <w:r>
+          <w:rPr>
+            <w:noProof/>
+            <w:webHidden/>
+          </w:rPr>
+        </w:r>
+        <w:r>
+          <w:rPr>
+            <w:noProof/>
+            <w:webHidden/>
+          </w:rPr>
+          <w:fldChar w:fldCharType="separate"/>
+        </w:r>
+        <w:r>
+          <w:rPr>
+            <w:noProof/>
+            <w:webHidden/>
+          </w:rPr>
+          <w:t>22</w:t>
+        </w:r>
+        <w:r>
+          <w:rPr>
+            <w:noProof/>
+            <w:webHidden/>
+          </w:rPr>
+          <w:fldChar w:fldCharType="end"/>
+        </w:r>
+      </w:hyperlink>
+    </w:p>
+    <w:p>
+      <w:pPr>
+        <w:pStyle w:val="TM1"/>
+        <w:ind w:firstLine="0"/>
+        <w:rPr>
+          <w:rFonts w:asciiTheme="minorHAnsi" w:eastAsiaTheme="minorEastAsia" w:hAnsiTheme="minorHAnsi" w:cstheme="minorBidi"/>
+          <w:b w:val="0"/>
+          <w:noProof/>
+          <w:kern w:val="2"/>
+          <w:szCs w:val="24"/>
+          <w:lang w:val="en-US"/>
+          <w14:ligatures w14:val="standardContextual"/>
+        </w:rPr>
+      </w:pPr>
+      <w:hyperlink w:anchor="_Toc203661668" w:history="1">
+        <w:r>
+          <w:rPr>
+            <w:rStyle w:val="Lienhypertexte"/>
+            <w:noProof/>
+            <w:lang w:bidi="hi-IN"/>
+          </w:rPr>
+          <w:t>10/01/1988, Michel Thibault,  beaucoup nommer Dieu et unifier l’assemblée</w:t>
+        </w:r>
+        <w:r>
+          <w:rPr>
+            <w:noProof/>
+            <w:webHidden/>
+          </w:rPr>
+          <w:tab/>
+        </w:r>
+        <w:r>
+          <w:rPr>
+            <w:noProof/>
+            <w:webHidden/>
+          </w:rPr>
+          <w:fldChar w:fldCharType="begin"/>
+        </w:r>
+        <w:r>
+          <w:rPr>
+            <w:noProof/>
+            <w:webHidden/>
+          </w:rPr>
+          <w:instrText xml:space="preserve"> PAGEREF _Toc203661668 \h </w:instrText>
+        </w:r>
+        <w:r>
+          <w:rPr>
+            <w:noProof/>
+            <w:webHidden/>
+          </w:rPr>
+        </w:r>
+        <w:r>
+          <w:rPr>
+            <w:noProof/>
+            <w:webHidden/>
+          </w:rPr>
+          <w:fldChar w:fldCharType="separate"/>
+        </w:r>
+        <w:r>
+          <w:rPr>
+            <w:noProof/>
+            <w:webHidden/>
+          </w:rPr>
+          <w:t>24</w:t>
+        </w:r>
+        <w:r>
+          <w:rPr>
+            <w:noProof/>
+            <w:webHidden/>
+          </w:rPr>
+          <w:fldChar w:fldCharType="end"/>
+        </w:r>
+      </w:hyperlink>
+    </w:p>
+    <w:p>
+      <w:pPr>
+        <w:pStyle w:val="TM1"/>
+        <w:ind w:firstLine="0"/>
+        <w:rPr>
+          <w:rFonts w:asciiTheme="minorHAnsi" w:eastAsiaTheme="minorEastAsia" w:hAnsiTheme="minorHAnsi" w:cstheme="minorBidi"/>
+          <w:b w:val="0"/>
+          <w:noProof/>
+          <w:kern w:val="2"/>
+          <w:szCs w:val="24"/>
+          <w:lang w:val="en-US"/>
+          <w14:ligatures w14:val="standardContextual"/>
+        </w:rPr>
+      </w:pPr>
+      <w:hyperlink w:anchor="_Toc203661669" w:history="1">
+        <w:r>
+          <w:rPr>
+            <w:rStyle w:val="Lienhypertexte"/>
+            <w:noProof/>
+            <w:lang w:bidi="hi-IN"/>
+          </w:rPr>
+          <w:t>12/11/1989, Claude Robert,  beaucoup nommer Dieu et le rendre présent</w:t>
+        </w:r>
+        <w:r>
+          <w:rPr>
+            <w:noProof/>
+            <w:webHidden/>
+          </w:rPr>
+          <w:tab/>
+        </w:r>
+        <w:r>
+          <w:rPr>
+            <w:noProof/>
+            <w:webHidden/>
+          </w:rPr>
+          <w:fldChar w:fldCharType="begin"/>
+        </w:r>
+        <w:r>
+          <w:rPr>
+            <w:noProof/>
+            <w:webHidden/>
+          </w:rPr>
+          <w:instrText xml:space="preserve"> PAGEREF _Toc203661669 \h </w:instrText>
+        </w:r>
+        <w:r>
+          <w:rPr>
+            <w:noProof/>
+            <w:webHidden/>
+          </w:rPr>
+        </w:r>
+        <w:r>
+          <w:rPr>
+            <w:noProof/>
+            <w:webHidden/>
+          </w:rPr>
+          <w:fldChar w:fldCharType="separate"/>
+        </w:r>
+        <w:r>
+          <w:rPr>
+            <w:noProof/>
+            <w:webHidden/>
+          </w:rPr>
+          <w:t>25</w:t>
+        </w:r>
+        <w:r>
+          <w:rPr>
+            <w:noProof/>
+            <w:webHidden/>
+          </w:rPr>
+          <w:fldChar w:fldCharType="end"/>
+        </w:r>
+      </w:hyperlink>
+    </w:p>
+    <w:p>
+      <w:pPr>
+        <w:pStyle w:val="TM1"/>
+        <w:ind w:firstLine="0"/>
+        <w:rPr>
+          <w:rFonts w:asciiTheme="minorHAnsi" w:eastAsiaTheme="minorEastAsia" w:hAnsiTheme="minorHAnsi" w:cstheme="minorBidi"/>
+          <w:b w:val="0"/>
+          <w:noProof/>
+          <w:kern w:val="2"/>
+          <w:szCs w:val="24"/>
+          <w:lang w:val="en-US"/>
+          <w14:ligatures w14:val="standardContextual"/>
+        </w:rPr>
+      </w:pPr>
+      <w:hyperlink w:anchor="_Toc203661670" w:history="1">
+        <w:r>
+          <w:rPr>
+            <w:rStyle w:val="Lienhypertexte"/>
+            <w:noProof/>
+            <w:lang w:bidi="hi-IN"/>
+          </w:rPr>
+          <w:t>01/11/1990, Marc Joulin,  Dieu beaucoup nommé, mais peu comme sujet</w:t>
+        </w:r>
+        <w:r>
+          <w:rPr>
+            <w:noProof/>
+            <w:webHidden/>
+          </w:rPr>
+          <w:tab/>
+        </w:r>
+        <w:r>
+          <w:rPr>
+            <w:noProof/>
+            <w:webHidden/>
+          </w:rPr>
+          <w:fldChar w:fldCharType="begin"/>
+        </w:r>
+        <w:r>
+          <w:rPr>
+            <w:noProof/>
+            <w:webHidden/>
+          </w:rPr>
+          <w:instrText xml:space="preserve"> PAGEREF _Toc203661670 \h </w:instrText>
+        </w:r>
+        <w:r>
+          <w:rPr>
+            <w:noProof/>
+            <w:webHidden/>
+          </w:rPr>
+        </w:r>
+        <w:r>
+          <w:rPr>
+            <w:noProof/>
+            <w:webHidden/>
+          </w:rPr>
+          <w:fldChar w:fldCharType="separate"/>
+        </w:r>
+        <w:r>
+          <w:rPr>
+            <w:noProof/>
+            <w:webHidden/>
+          </w:rPr>
+          <w:t>26</w:t>
+        </w:r>
+        <w:r>
+          <w:rPr>
+            <w:noProof/>
+            <w:webHidden/>
+          </w:rPr>
+          <w:fldChar w:fldCharType="end"/>
+        </w:r>
+      </w:hyperlink>
+    </w:p>
+    <w:p>
+      <w:pPr>
+        <w:pStyle w:val="TM1"/>
+        <w:ind w:firstLine="0"/>
+        <w:rPr>
+          <w:rFonts w:asciiTheme="minorHAnsi" w:eastAsiaTheme="minorEastAsia" w:hAnsiTheme="minorHAnsi" w:cstheme="minorBidi"/>
+          <w:b w:val="0"/>
+          <w:noProof/>
+          <w:kern w:val="2"/>
+          <w:szCs w:val="24"/>
+          <w:lang w:val="en-US"/>
+          <w14:ligatures w14:val="standardContextual"/>
+        </w:rPr>
+      </w:pPr>
+      <w:hyperlink w:anchor="_Toc203661671" w:history="1">
+        <w:r>
+          <w:rPr>
+            <w:rStyle w:val="Lienhypertexte"/>
+            <w:noProof/>
+            <w:lang w:bidi="hi-IN"/>
+          </w:rPr>
+          <w:t>27/02/1994, Benjamin N'Diaye,  Jésus l’aboutissement du chemin</w:t>
+        </w:r>
+        <w:r>
+          <w:rPr>
+            <w:noProof/>
+            <w:webHidden/>
+          </w:rPr>
+          <w:tab/>
+        </w:r>
+        <w:r>
+          <w:rPr>
+            <w:noProof/>
+            <w:webHidden/>
+          </w:rPr>
+          <w:fldChar w:fldCharType="begin"/>
+        </w:r>
+        <w:r>
+          <w:rPr>
+            <w:noProof/>
+            <w:webHidden/>
+          </w:rPr>
+          <w:instrText xml:space="preserve"> PAGEREF _Toc203661671 \h </w:instrText>
+        </w:r>
+        <w:r>
+          <w:rPr>
+            <w:noProof/>
+            <w:webHidden/>
+          </w:rPr>
+        </w:r>
+        <w:r>
+          <w:rPr>
+            <w:noProof/>
+            <w:webHidden/>
+          </w:rPr>
+          <w:fldChar w:fldCharType="separate"/>
+        </w:r>
+        <w:r>
+          <w:rPr>
+            <w:noProof/>
+            <w:webHidden/>
+          </w:rPr>
+          <w:t>27</w:t>
+        </w:r>
+        <w:r>
+          <w:rPr>
+            <w:noProof/>
+            <w:webHidden/>
+          </w:rPr>
+          <w:fldChar w:fldCharType="end"/>
+        </w:r>
+      </w:hyperlink>
+    </w:p>
+    <w:p>
+      <w:pPr>
+        <w:pStyle w:val="TM1"/>
+        <w:ind w:firstLine="0"/>
+        <w:rPr>
+          <w:rFonts w:asciiTheme="minorHAnsi" w:eastAsiaTheme="minorEastAsia" w:hAnsiTheme="minorHAnsi" w:cstheme="minorBidi"/>
+          <w:b w:val="0"/>
+          <w:noProof/>
+          <w:kern w:val="2"/>
+          <w:szCs w:val="24"/>
+          <w:lang w:val="en-US"/>
+          <w14:ligatures w14:val="standardContextual"/>
+        </w:rPr>
+      </w:pPr>
+      <w:hyperlink w:anchor="_Toc203661672" w:history="1">
+        <w:r>
+          <w:rPr>
+            <w:rStyle w:val="Lienhypertexte"/>
+            <w:noProof/>
+            <w:lang w:bidi="hi-IN"/>
+          </w:rPr>
+          <w:t>25/05/1997, Stan Rougier,  les verbes performatifs</w:t>
+        </w:r>
+        <w:r>
+          <w:rPr>
+            <w:noProof/>
+            <w:webHidden/>
+          </w:rPr>
+          <w:tab/>
+        </w:r>
+        <w:r>
+          <w:rPr>
+            <w:noProof/>
+            <w:webHidden/>
+          </w:rPr>
+          <w:fldChar w:fldCharType="begin"/>
+        </w:r>
+        <w:r>
+          <w:rPr>
+            <w:noProof/>
+            <w:webHidden/>
+          </w:rPr>
+          <w:instrText xml:space="preserve"> PAGEREF _Toc203661672 \h </w:instrText>
+        </w:r>
+        <w:r>
+          <w:rPr>
+            <w:noProof/>
+            <w:webHidden/>
+          </w:rPr>
+        </w:r>
+        <w:r>
+          <w:rPr>
+            <w:noProof/>
+            <w:webHidden/>
+          </w:rPr>
+          <w:fldChar w:fldCharType="separate"/>
+        </w:r>
+        <w:r>
+          <w:rPr>
+            <w:noProof/>
+            <w:webHidden/>
+          </w:rPr>
+          <w:t>28</w:t>
+        </w:r>
+        <w:r>
+          <w:rPr>
+            <w:noProof/>
+            <w:webHidden/>
+          </w:rPr>
+          <w:fldChar w:fldCharType="end"/>
+        </w:r>
+      </w:hyperlink>
+    </w:p>
+    <w:p>
+      <w:pPr>
+        <w:pStyle w:val="TM1"/>
+        <w:ind w:firstLine="0"/>
+        <w:rPr>
+          <w:rFonts w:asciiTheme="minorHAnsi" w:eastAsiaTheme="minorEastAsia" w:hAnsiTheme="minorHAnsi" w:cstheme="minorBidi"/>
+          <w:b w:val="0"/>
+          <w:noProof/>
+          <w:kern w:val="2"/>
+          <w:szCs w:val="24"/>
+          <w:lang w:val="en-US"/>
+          <w14:ligatures w14:val="standardContextual"/>
+        </w:rPr>
+      </w:pPr>
+      <w:hyperlink w:anchor="_Toc203661673" w:history="1">
+        <w:r>
+          <w:rPr>
+            <w:rStyle w:val="Lienhypertexte"/>
+            <w:noProof/>
+            <w:lang w:bidi="hi-IN"/>
+          </w:rPr>
+          <w:t>02/04/2000, Alexis Bacquet,  Dieu est beaucoup nommé et beaucoup comme sujet</w:t>
+        </w:r>
+        <w:r>
+          <w:rPr>
+            <w:noProof/>
+            <w:webHidden/>
+          </w:rPr>
+          <w:tab/>
+        </w:r>
+        <w:r>
+          <w:rPr>
+            <w:noProof/>
+            <w:webHidden/>
+          </w:rPr>
+          <w:fldChar w:fldCharType="begin"/>
+        </w:r>
+        <w:r>
+          <w:rPr>
+            <w:noProof/>
+            <w:webHidden/>
+          </w:rPr>
+          <w:instrText xml:space="preserve"> PAGEREF _Toc203661673 \h </w:instrText>
+        </w:r>
+        <w:r>
+          <w:rPr>
+            <w:noProof/>
+            <w:webHidden/>
+          </w:rPr>
+        </w:r>
+        <w:r>
+          <w:rPr>
+            <w:noProof/>
+            <w:webHidden/>
+          </w:rPr>
+          <w:fldChar w:fldCharType="separate"/>
+        </w:r>
+        <w:r>
+          <w:rPr>
+            <w:noProof/>
+            <w:webHidden/>
+          </w:rPr>
+          <w:t>30</w:t>
+        </w:r>
+        <w:r>
+          <w:rPr>
+            <w:noProof/>
+            <w:webHidden/>
+          </w:rPr>
+          <w:fldChar w:fldCharType="end"/>
+        </w:r>
+      </w:hyperlink>
+    </w:p>
+    <w:p>
+      <w:pPr>
+        <w:pStyle w:val="TM1"/>
+        <w:ind w:firstLine="0"/>
+        <w:rPr>
+          <w:rFonts w:asciiTheme="minorHAnsi" w:eastAsiaTheme="minorEastAsia" w:hAnsiTheme="minorHAnsi" w:cstheme="minorBidi"/>
+          <w:b w:val="0"/>
+          <w:noProof/>
+          <w:kern w:val="2"/>
+          <w:szCs w:val="24"/>
+          <w:lang w:val="en-US"/>
+          <w14:ligatures w14:val="standardContextual"/>
+        </w:rPr>
+      </w:pPr>
+      <w:hyperlink w:anchor="_Toc203661674" w:history="1">
+        <w:r>
+          <w:rPr>
+            <w:rStyle w:val="Lienhypertexte"/>
+            <w:noProof/>
+            <w:lang w:bidi="hi-IN"/>
+          </w:rPr>
+          <w:t>11/02/2001, Jacques Perrier,  ne pas nommer Dieu et mettre l’homme au centre</w:t>
+        </w:r>
+        <w:r>
+          <w:rPr>
+            <w:noProof/>
+            <w:webHidden/>
+          </w:rPr>
+          <w:tab/>
+        </w:r>
+        <w:r>
+          <w:rPr>
+            <w:noProof/>
+            <w:webHidden/>
+          </w:rPr>
+          <w:fldChar w:fldCharType="begin"/>
+        </w:r>
+        <w:r>
+          <w:rPr>
+            <w:noProof/>
+            <w:webHidden/>
+          </w:rPr>
+          <w:instrText xml:space="preserve"> PAGEREF _Toc203661674 \h </w:instrText>
+        </w:r>
+        <w:r>
+          <w:rPr>
+            <w:noProof/>
+            <w:webHidden/>
+          </w:rPr>
+        </w:r>
+        <w:r>
+          <w:rPr>
+            <w:noProof/>
+            <w:webHidden/>
+          </w:rPr>
+          <w:fldChar w:fldCharType="separate"/>
+        </w:r>
+        <w:r>
+          <w:rPr>
+            <w:noProof/>
+            <w:webHidden/>
+          </w:rPr>
+          <w:t>32</w:t>
+        </w:r>
+        <w:r>
+          <w:rPr>
+            <w:noProof/>
+            <w:webHidden/>
+          </w:rPr>
+          <w:fldChar w:fldCharType="end"/>
+        </w:r>
+      </w:hyperlink>
+    </w:p>
+    <w:p>
+      <w:pPr>
+        <w:pStyle w:val="TM1"/>
+        <w:ind w:firstLine="0"/>
+        <w:rPr>
+          <w:rFonts w:asciiTheme="minorHAnsi" w:eastAsiaTheme="minorEastAsia" w:hAnsiTheme="minorHAnsi" w:cstheme="minorBidi"/>
+          <w:b w:val="0"/>
+          <w:noProof/>
+          <w:kern w:val="2"/>
+          <w:szCs w:val="24"/>
+          <w:lang w:val="en-US"/>
+          <w14:ligatures w14:val="standardContextual"/>
+        </w:rPr>
+      </w:pPr>
+      <w:hyperlink w:anchor="_Toc203661675" w:history="1">
+        <w:r>
+          <w:rPr>
+            <w:rStyle w:val="Lienhypertexte"/>
+            <w:noProof/>
+            <w:lang w:bidi="hi-IN"/>
+          </w:rPr>
+          <w:t>22/04/2001, Michel Thibault,  l’objet qui crée du commun.</w:t>
+        </w:r>
+        <w:r>
+          <w:rPr>
+            <w:noProof/>
+            <w:webHidden/>
+          </w:rPr>
+          <w:tab/>
+        </w:r>
+        <w:r>
+          <w:rPr>
+            <w:noProof/>
+            <w:webHidden/>
+          </w:rPr>
+          <w:fldChar w:fldCharType="begin"/>
+        </w:r>
+        <w:r>
+          <w:rPr>
+            <w:noProof/>
+            <w:webHidden/>
+          </w:rPr>
+          <w:instrText xml:space="preserve"> PAGEREF _Toc203661675 \h </w:instrText>
+        </w:r>
+        <w:r>
+          <w:rPr>
+            <w:noProof/>
+            <w:webHidden/>
+          </w:rPr>
+        </w:r>
+        <w:r>
+          <w:rPr>
+            <w:noProof/>
+            <w:webHidden/>
+          </w:rPr>
+          <w:fldChar w:fldCharType="separate"/>
+        </w:r>
+        <w:r>
+          <w:rPr>
+            <w:noProof/>
+            <w:webHidden/>
+          </w:rPr>
+          <w:t>33</w:t>
+        </w:r>
+        <w:r>
+          <w:rPr>
+            <w:noProof/>
+            <w:webHidden/>
+          </w:rPr>
+          <w:fldChar w:fldCharType="end"/>
+        </w:r>
+      </w:hyperlink>
+    </w:p>
+    <w:p>
+      <w:pPr>
+        <w:pStyle w:val="TM1"/>
+        <w:ind w:firstLine="0"/>
+        <w:rPr>
+          <w:rFonts w:asciiTheme="minorHAnsi" w:eastAsiaTheme="minorEastAsia" w:hAnsiTheme="minorHAnsi" w:cstheme="minorBidi"/>
+          <w:b w:val="0"/>
+          <w:noProof/>
+          <w:kern w:val="2"/>
+          <w:szCs w:val="24"/>
+          <w:lang w:val="en-US"/>
+          <w14:ligatures w14:val="standardContextual"/>
+        </w:rPr>
+      </w:pPr>
+      <w:hyperlink w:anchor="_Toc203661676" w:history="1">
+        <w:r>
+          <w:rPr>
+            <w:rStyle w:val="Lienhypertexte"/>
+            <w:noProof/>
+            <w:lang w:bidi="hi-IN"/>
+          </w:rPr>
+          <w:t>24/06/2001, Jean Corbineau,  Dieu transforme</w:t>
+        </w:r>
+        <w:r>
+          <w:rPr>
+            <w:noProof/>
+            <w:webHidden/>
+          </w:rPr>
+          <w:tab/>
+        </w:r>
+        <w:r>
+          <w:rPr>
+            <w:noProof/>
+            <w:webHidden/>
+          </w:rPr>
+          <w:fldChar w:fldCharType="begin"/>
+        </w:r>
+        <w:r>
+          <w:rPr>
+            <w:noProof/>
+            <w:webHidden/>
+          </w:rPr>
+          <w:instrText xml:space="preserve"> PAGEREF _Toc203661676 \h </w:instrText>
+        </w:r>
+        <w:r>
+          <w:rPr>
+            <w:noProof/>
+            <w:webHidden/>
+          </w:rPr>
+        </w:r>
+        <w:r>
+          <w:rPr>
+            <w:noProof/>
+            <w:webHidden/>
+          </w:rPr>
+          <w:fldChar w:fldCharType="separate"/>
+        </w:r>
+        <w:r>
+          <w:rPr>
+            <w:noProof/>
+            <w:webHidden/>
+          </w:rPr>
+          <w:t>34</w:t>
+        </w:r>
+        <w:r>
+          <w:rPr>
+            <w:noProof/>
+            <w:webHidden/>
+          </w:rPr>
+          <w:fldChar w:fldCharType="end"/>
+        </w:r>
+      </w:hyperlink>
+    </w:p>
+    <w:p>
+      <w:pPr>
+        <w:pStyle w:val="TM1"/>
+        <w:ind w:firstLine="0"/>
+        <w:rPr>
+          <w:rFonts w:asciiTheme="minorHAnsi" w:eastAsiaTheme="minorEastAsia" w:hAnsiTheme="minorHAnsi" w:cstheme="minorBidi"/>
+          <w:b w:val="0"/>
+          <w:noProof/>
+          <w:kern w:val="2"/>
+          <w:szCs w:val="24"/>
+          <w:lang w:val="en-US"/>
+          <w14:ligatures w14:val="standardContextual"/>
+        </w:rPr>
+      </w:pPr>
+      <w:hyperlink w:anchor="_Toc203661677" w:history="1">
+        <w:r>
+          <w:rPr>
+            <w:rStyle w:val="Lienhypertexte"/>
+            <w:noProof/>
+            <w:lang w:bidi="hi-IN"/>
+          </w:rPr>
+          <w:t>01/11/2002, Jean-Rodolphe Kars,  le substantif contemplatif</w:t>
+        </w:r>
+        <w:r>
+          <w:rPr>
+            <w:noProof/>
+            <w:webHidden/>
+          </w:rPr>
+          <w:tab/>
+        </w:r>
+        <w:r>
+          <w:rPr>
+            <w:noProof/>
+            <w:webHidden/>
+          </w:rPr>
+          <w:fldChar w:fldCharType="begin"/>
+        </w:r>
+        <w:r>
+          <w:rPr>
+            <w:noProof/>
+            <w:webHidden/>
+          </w:rPr>
+          <w:instrText xml:space="preserve"> PAGEREF _Toc203661677 \h </w:instrText>
+        </w:r>
+        <w:r>
+          <w:rPr>
+            <w:noProof/>
+            <w:webHidden/>
+          </w:rPr>
+        </w:r>
+        <w:r>
+          <w:rPr>
+            <w:noProof/>
+            <w:webHidden/>
+          </w:rPr>
+          <w:fldChar w:fldCharType="separate"/>
+        </w:r>
+        <w:r>
+          <w:rPr>
+            <w:noProof/>
+            <w:webHidden/>
+          </w:rPr>
+          <w:t>35</w:t>
+        </w:r>
+        <w:r>
+          <w:rPr>
+            <w:noProof/>
+            <w:webHidden/>
+          </w:rPr>
+          <w:fldChar w:fldCharType="end"/>
+        </w:r>
+      </w:hyperlink>
+    </w:p>
+    <w:p>
+      <w:pPr>
+        <w:pStyle w:val="TM1"/>
+        <w:ind w:firstLine="0"/>
+        <w:rPr>
+          <w:rFonts w:asciiTheme="minorHAnsi" w:eastAsiaTheme="minorEastAsia" w:hAnsiTheme="minorHAnsi" w:cstheme="minorBidi"/>
+          <w:b w:val="0"/>
+          <w:noProof/>
+          <w:kern w:val="2"/>
+          <w:szCs w:val="24"/>
+          <w:lang w:val="en-US"/>
+          <w14:ligatures w14:val="standardContextual"/>
+        </w:rPr>
+      </w:pPr>
+      <w:hyperlink w:anchor="_Toc203661678" w:history="1">
+        <w:r>
+          <w:rPr>
+            <w:rStyle w:val="Lienhypertexte"/>
+            <w:noProof/>
+            <w:lang w:bidi="hi-IN"/>
+          </w:rPr>
+          <w:t>15/06/2003, Louis Sintas,  beaucoup nommer Dieu pour incarner sa présence</w:t>
+        </w:r>
+        <w:r>
+          <w:rPr>
+            <w:noProof/>
+            <w:webHidden/>
+          </w:rPr>
+          <w:tab/>
+        </w:r>
+        <w:r>
+          <w:rPr>
+            <w:noProof/>
+            <w:webHidden/>
+          </w:rPr>
+          <w:fldChar w:fldCharType="begin"/>
+        </w:r>
+        <w:r>
+          <w:rPr>
+            <w:noProof/>
+            <w:webHidden/>
+          </w:rPr>
+          <w:instrText xml:space="preserve"> PAGEREF _Toc203661678 \h </w:instrText>
+        </w:r>
+        <w:r>
+          <w:rPr>
+            <w:noProof/>
+            <w:webHidden/>
+          </w:rPr>
+        </w:r>
+        <w:r>
+          <w:rPr>
+            <w:noProof/>
+            <w:webHidden/>
+          </w:rPr>
+          <w:fldChar w:fldCharType="separate"/>
+        </w:r>
+        <w:r>
+          <w:rPr>
+            <w:noProof/>
+            <w:webHidden/>
+          </w:rPr>
+          <w:t>37</w:t>
+        </w:r>
+        <w:r>
+          <w:rPr>
+            <w:noProof/>
+            <w:webHidden/>
+          </w:rPr>
+          <w:fldChar w:fldCharType="end"/>
+        </w:r>
+      </w:hyperlink>
+    </w:p>
+    <w:p>
+      <w:pPr>
+        <w:pStyle w:val="TM1"/>
+        <w:ind w:firstLine="0"/>
+        <w:rPr>
+          <w:rFonts w:asciiTheme="minorHAnsi" w:eastAsiaTheme="minorEastAsia" w:hAnsiTheme="minorHAnsi" w:cstheme="minorBidi"/>
+          <w:b w:val="0"/>
+          <w:noProof/>
+          <w:kern w:val="2"/>
+          <w:szCs w:val="24"/>
+          <w:lang w:val="en-US"/>
+          <w14:ligatures w14:val="standardContextual"/>
+        </w:rPr>
+      </w:pPr>
+      <w:hyperlink w:anchor="_Toc203661679" w:history="1">
+        <w:r>
+          <w:rPr>
+            <w:rStyle w:val="Lienhypertexte"/>
+            <w:noProof/>
+            <w:lang w:bidi="hi-IN"/>
+          </w:rPr>
+          <w:t>26/09/2004, Jean Corbineau,  Dieu comme sujet et comme point de vue</w:t>
+        </w:r>
+        <w:r>
+          <w:rPr>
+            <w:noProof/>
+            <w:webHidden/>
+          </w:rPr>
+          <w:tab/>
+        </w:r>
+        <w:r>
+          <w:rPr>
+            <w:noProof/>
+            <w:webHidden/>
+          </w:rPr>
+          <w:fldChar w:fldCharType="begin"/>
+        </w:r>
+        <w:r>
+          <w:rPr>
+            <w:noProof/>
+            <w:webHidden/>
+          </w:rPr>
+          <w:instrText xml:space="preserve"> PAGEREF _Toc203661679 \h </w:instrText>
+        </w:r>
+        <w:r>
+          <w:rPr>
+            <w:noProof/>
+            <w:webHidden/>
+          </w:rPr>
+        </w:r>
+        <w:r>
+          <w:rPr>
+            <w:noProof/>
+            <w:webHidden/>
+          </w:rPr>
+          <w:fldChar w:fldCharType="separate"/>
+        </w:r>
+        <w:r>
+          <w:rPr>
+            <w:noProof/>
+            <w:webHidden/>
+          </w:rPr>
+          <w:t>38</w:t>
+        </w:r>
+        <w:r>
+          <w:rPr>
+            <w:noProof/>
+            <w:webHidden/>
+          </w:rPr>
+          <w:fldChar w:fldCharType="end"/>
+        </w:r>
+      </w:hyperlink>
+    </w:p>
+    <w:p>
+      <w:pPr>
+        <w:pStyle w:val="TM1"/>
+        <w:ind w:firstLine="0"/>
+        <w:rPr>
+          <w:rFonts w:asciiTheme="minorHAnsi" w:eastAsiaTheme="minorEastAsia" w:hAnsiTheme="minorHAnsi" w:cstheme="minorBidi"/>
+          <w:b w:val="0"/>
+          <w:noProof/>
+          <w:kern w:val="2"/>
+          <w:szCs w:val="24"/>
+          <w:lang w:val="en-US"/>
+          <w14:ligatures w14:val="standardContextual"/>
+        </w:rPr>
+      </w:pPr>
+      <w:hyperlink w:anchor="_Toc203661680" w:history="1">
+        <w:r>
+          <w:rPr>
+            <w:rStyle w:val="Lienhypertexte"/>
+            <w:noProof/>
+            <w:lang w:bidi="hi-IN"/>
+          </w:rPr>
+          <w:t>24/10/2004, Joseph Doré,  Dieu est insinué</w:t>
+        </w:r>
+        <w:r>
+          <w:rPr>
+            <w:noProof/>
+            <w:webHidden/>
+          </w:rPr>
+          <w:tab/>
+        </w:r>
+        <w:r>
+          <w:rPr>
+            <w:noProof/>
+            <w:webHidden/>
+          </w:rPr>
+          <w:fldChar w:fldCharType="begin"/>
+        </w:r>
+        <w:r>
+          <w:rPr>
+            <w:noProof/>
+            <w:webHidden/>
+          </w:rPr>
+          <w:instrText xml:space="preserve"> PAGEREF _Toc203661680 \h </w:instrText>
+        </w:r>
+        <w:r>
+          <w:rPr>
+            <w:noProof/>
+            <w:webHidden/>
+          </w:rPr>
+        </w:r>
+        <w:r>
+          <w:rPr>
+            <w:noProof/>
+            <w:webHidden/>
+          </w:rPr>
+          <w:fldChar w:fldCharType="separate"/>
+        </w:r>
+        <w:r>
+          <w:rPr>
+            <w:noProof/>
+            <w:webHidden/>
+          </w:rPr>
+          <w:t>40</w:t>
+        </w:r>
+        <w:r>
+          <w:rPr>
+            <w:noProof/>
+            <w:webHidden/>
+          </w:rPr>
+          <w:fldChar w:fldCharType="end"/>
+        </w:r>
+      </w:hyperlink>
+    </w:p>
+    <w:p>
+      <w:pPr>
+        <w:pStyle w:val="TM1"/>
+        <w:ind w:firstLine="0"/>
+        <w:rPr>
+          <w:rFonts w:asciiTheme="minorHAnsi" w:eastAsiaTheme="minorEastAsia" w:hAnsiTheme="minorHAnsi" w:cstheme="minorBidi"/>
+          <w:b w:val="0"/>
+          <w:noProof/>
+          <w:kern w:val="2"/>
+          <w:szCs w:val="24"/>
+          <w:lang w:val="en-US"/>
+          <w14:ligatures w14:val="standardContextual"/>
+        </w:rPr>
+      </w:pPr>
+      <w:hyperlink w:anchor="_Toc203661681" w:history="1">
+        <w:r>
+          <w:rPr>
+            <w:rStyle w:val="Lienhypertexte"/>
+            <w:noProof/>
+            <w:lang w:bidi="hi-IN"/>
+          </w:rPr>
+          <w:t>04/06/2006, Martin Diamuid,  l’Esprit transforme</w:t>
+        </w:r>
+        <w:r>
+          <w:rPr>
+            <w:noProof/>
+            <w:webHidden/>
+          </w:rPr>
+          <w:tab/>
+        </w:r>
+        <w:r>
+          <w:rPr>
+            <w:noProof/>
+            <w:webHidden/>
+          </w:rPr>
+          <w:fldChar w:fldCharType="begin"/>
+        </w:r>
+        <w:r>
+          <w:rPr>
+            <w:noProof/>
+            <w:webHidden/>
+          </w:rPr>
+          <w:instrText xml:space="preserve"> PAGEREF _Toc203661681 \h </w:instrText>
+        </w:r>
+        <w:r>
+          <w:rPr>
+            <w:noProof/>
+            <w:webHidden/>
+          </w:rPr>
+        </w:r>
+        <w:r>
+          <w:rPr>
+            <w:noProof/>
+            <w:webHidden/>
+          </w:rPr>
+          <w:fldChar w:fldCharType="separate"/>
+        </w:r>
+        <w:r>
+          <w:rPr>
+            <w:noProof/>
+            <w:webHidden/>
+          </w:rPr>
+          <w:t>41</w:t>
+        </w:r>
+        <w:r>
+          <w:rPr>
+            <w:noProof/>
+            <w:webHidden/>
+          </w:rPr>
+          <w:fldChar w:fldCharType="end"/>
+        </w:r>
+      </w:hyperlink>
+    </w:p>
+    <w:p>
+      <w:pPr>
+        <w:pStyle w:val="TM1"/>
+        <w:ind w:firstLine="0"/>
+        <w:rPr>
+          <w:rFonts w:asciiTheme="minorHAnsi" w:eastAsiaTheme="minorEastAsia" w:hAnsiTheme="minorHAnsi" w:cstheme="minorBidi"/>
+          <w:b w:val="0"/>
+          <w:noProof/>
+          <w:kern w:val="2"/>
+          <w:szCs w:val="24"/>
+          <w:lang w:val="en-US"/>
+          <w14:ligatures w14:val="standardContextual"/>
+        </w:rPr>
+      </w:pPr>
+      <w:hyperlink w:anchor="_Toc203661682" w:history="1">
+        <w:r>
+          <w:rPr>
+            <w:rStyle w:val="Lienhypertexte"/>
+            <w:noProof/>
+            <w:lang w:bidi="hi-IN"/>
+          </w:rPr>
+          <w:t>21/11/2010, Jacques Nieuvarts,  le Christ comme fond puis comme forme</w:t>
+        </w:r>
+        <w:r>
+          <w:rPr>
+            <w:noProof/>
+            <w:webHidden/>
+          </w:rPr>
+          <w:tab/>
+        </w:r>
+        <w:r>
+          <w:rPr>
+            <w:noProof/>
+            <w:webHidden/>
+          </w:rPr>
+          <w:fldChar w:fldCharType="begin"/>
+        </w:r>
+        <w:r>
+          <w:rPr>
+            <w:noProof/>
+            <w:webHidden/>
+          </w:rPr>
+          <w:instrText xml:space="preserve"> PAGEREF _Toc203661682 \h </w:instrText>
+        </w:r>
+        <w:r>
+          <w:rPr>
+            <w:noProof/>
+            <w:webHidden/>
+          </w:rPr>
+        </w:r>
+        <w:r>
+          <w:rPr>
+            <w:noProof/>
+            <w:webHidden/>
+          </w:rPr>
+          <w:fldChar w:fldCharType="separate"/>
+        </w:r>
+        <w:r>
+          <w:rPr>
+            <w:noProof/>
+            <w:webHidden/>
+          </w:rPr>
+          <w:t>43</w:t>
+        </w:r>
+        <w:r>
+          <w:rPr>
+            <w:noProof/>
+            <w:webHidden/>
+          </w:rPr>
+          <w:fldChar w:fldCharType="end"/>
+        </w:r>
+      </w:hyperlink>
+    </w:p>
+    <w:p>
+      <w:pPr>
+        <w:pStyle w:val="TM1"/>
+        <w:ind w:firstLine="0"/>
+        <w:rPr>
+          <w:rFonts w:asciiTheme="minorHAnsi" w:eastAsiaTheme="minorEastAsia" w:hAnsiTheme="minorHAnsi" w:cstheme="minorBidi"/>
+          <w:b w:val="0"/>
+          <w:noProof/>
+          <w:kern w:val="2"/>
+          <w:szCs w:val="24"/>
+          <w:lang w:val="en-US"/>
+          <w14:ligatures w14:val="standardContextual"/>
+        </w:rPr>
+      </w:pPr>
+      <w:hyperlink w:anchor="_Toc203661683" w:history="1">
+        <w:r>
+          <w:rPr>
+            <w:rStyle w:val="Lienhypertexte"/>
+            <w:noProof/>
+            <w:lang w:bidi="hi-IN"/>
+          </w:rPr>
+          <w:t>16/10/2011, Jean-Pierre Delville,  Dieu, l’objet de la phrase</w:t>
+        </w:r>
+        <w:r>
+          <w:rPr>
+            <w:noProof/>
+            <w:webHidden/>
+          </w:rPr>
+          <w:tab/>
+        </w:r>
+        <w:r>
+          <w:rPr>
+            <w:noProof/>
+            <w:webHidden/>
+          </w:rPr>
+          <w:fldChar w:fldCharType="begin"/>
+        </w:r>
+        <w:r>
+          <w:rPr>
+            <w:noProof/>
+            <w:webHidden/>
+          </w:rPr>
+          <w:instrText xml:space="preserve"> PAGEREF _Toc203661683 \h </w:instrText>
+        </w:r>
+        <w:r>
+          <w:rPr>
+            <w:noProof/>
+            <w:webHidden/>
+          </w:rPr>
+        </w:r>
+        <w:r>
+          <w:rPr>
+            <w:noProof/>
+            <w:webHidden/>
+          </w:rPr>
+          <w:fldChar w:fldCharType="separate"/>
+        </w:r>
+        <w:r>
+          <w:rPr>
+            <w:noProof/>
+            <w:webHidden/>
+          </w:rPr>
+          <w:t>44</w:t>
+        </w:r>
+        <w:r>
+          <w:rPr>
+            <w:noProof/>
+            <w:webHidden/>
+          </w:rPr>
+          <w:fldChar w:fldCharType="end"/>
+        </w:r>
+      </w:hyperlink>
+    </w:p>
+    <w:p>
+      <w:pPr>
+        <w:pStyle w:val="TM1"/>
+        <w:ind w:firstLine="0"/>
+        <w:rPr>
+          <w:rFonts w:asciiTheme="minorHAnsi" w:eastAsiaTheme="minorEastAsia" w:hAnsiTheme="minorHAnsi" w:cstheme="minorBidi"/>
+          <w:b w:val="0"/>
+          <w:noProof/>
+          <w:kern w:val="2"/>
+          <w:szCs w:val="24"/>
+          <w:lang w:val="en-US"/>
+          <w14:ligatures w14:val="standardContextual"/>
+        </w:rPr>
+      </w:pPr>
+      <w:hyperlink w:anchor="_Toc203661684" w:history="1">
+        <w:r>
+          <w:rPr>
+            <w:rStyle w:val="Lienhypertexte"/>
+            <w:noProof/>
+            <w:lang w:bidi="hi-IN"/>
+          </w:rPr>
+          <w:t>26/01/2014, Christian Lépine,  Jésus, complément du nom, transmet son agentivité</w:t>
+        </w:r>
+        <w:r>
+          <w:rPr>
+            <w:noProof/>
+            <w:webHidden/>
+          </w:rPr>
+          <w:tab/>
+        </w:r>
+        <w:r>
+          <w:rPr>
+            <w:noProof/>
+            <w:webHidden/>
+          </w:rPr>
+          <w:fldChar w:fldCharType="begin"/>
+        </w:r>
+        <w:r>
+          <w:rPr>
+            <w:noProof/>
+            <w:webHidden/>
+          </w:rPr>
+          <w:instrText xml:space="preserve"> PAGEREF _Toc203661684 \h </w:instrText>
+        </w:r>
+        <w:r>
+          <w:rPr>
+            <w:noProof/>
+            <w:webHidden/>
+          </w:rPr>
+        </w:r>
+        <w:r>
+          <w:rPr>
+            <w:noProof/>
+            <w:webHidden/>
+          </w:rPr>
+          <w:fldChar w:fldCharType="separate"/>
+        </w:r>
+        <w:r>
+          <w:rPr>
+            <w:noProof/>
+            <w:webHidden/>
+          </w:rPr>
+          <w:t>46</w:t>
+        </w:r>
+        <w:r>
+          <w:rPr>
+            <w:noProof/>
+            <w:webHidden/>
+          </w:rPr>
+          <w:fldChar w:fldCharType="end"/>
+        </w:r>
+      </w:hyperlink>
+    </w:p>
+    <w:p>
+      <w:pPr>
+        <w:pStyle w:val="TM1"/>
+        <w:ind w:firstLine="0"/>
+        <w:rPr>
+          <w:rFonts w:asciiTheme="minorHAnsi" w:eastAsiaTheme="minorEastAsia" w:hAnsiTheme="minorHAnsi" w:cstheme="minorBidi"/>
+          <w:b w:val="0"/>
+          <w:noProof/>
+          <w:kern w:val="2"/>
+          <w:szCs w:val="24"/>
+          <w:lang w:val="en-US"/>
+          <w14:ligatures w14:val="standardContextual"/>
+        </w:rPr>
+      </w:pPr>
+      <w:hyperlink w:anchor="_Toc203661685" w:history="1">
+        <w:r>
+          <w:rPr>
+            <w:rStyle w:val="Lienhypertexte"/>
+            <w:noProof/>
+            <w:lang w:bidi="hi-IN"/>
+          </w:rPr>
+          <w:t>06/07/2014, Laurent Le Boulc'h,  l’Esprit, objet, se transmet</w:t>
+        </w:r>
+        <w:r>
+          <w:rPr>
+            <w:noProof/>
+            <w:webHidden/>
+          </w:rPr>
+          <w:tab/>
+        </w:r>
+        <w:r>
+          <w:rPr>
+            <w:noProof/>
+            <w:webHidden/>
+          </w:rPr>
+          <w:fldChar w:fldCharType="begin"/>
+        </w:r>
+        <w:r>
+          <w:rPr>
+            <w:noProof/>
+            <w:webHidden/>
+          </w:rPr>
+          <w:instrText xml:space="preserve"> PAGEREF _Toc203661685 \h </w:instrText>
+        </w:r>
+        <w:r>
+          <w:rPr>
+            <w:noProof/>
+            <w:webHidden/>
+          </w:rPr>
+        </w:r>
+        <w:r>
+          <w:rPr>
+            <w:noProof/>
+            <w:webHidden/>
+          </w:rPr>
+          <w:fldChar w:fldCharType="separate"/>
+        </w:r>
+        <w:r>
+          <w:rPr>
+            <w:noProof/>
+            <w:webHidden/>
+          </w:rPr>
+          <w:t>47</w:t>
+        </w:r>
+        <w:r>
+          <w:rPr>
+            <w:noProof/>
+            <w:webHidden/>
+          </w:rPr>
+          <w:fldChar w:fldCharType="end"/>
+        </w:r>
+      </w:hyperlink>
+    </w:p>
+    <w:p>
+      <w:pPr>
+        <w:pStyle w:val="TM1"/>
+        <w:ind w:firstLine="0"/>
+        <w:rPr>
+          <w:rFonts w:asciiTheme="minorHAnsi" w:eastAsiaTheme="minorEastAsia" w:hAnsiTheme="minorHAnsi" w:cstheme="minorBidi"/>
+          <w:b w:val="0"/>
+          <w:noProof/>
+          <w:kern w:val="2"/>
+          <w:szCs w:val="24"/>
+          <w:lang w:val="en-US"/>
+          <w14:ligatures w14:val="standardContextual"/>
+        </w:rPr>
+      </w:pPr>
+      <w:hyperlink w:anchor="_Toc203661686" w:history="1">
+        <w:r>
+          <w:rPr>
+            <w:rStyle w:val="Lienhypertexte"/>
+            <w:noProof/>
+            <w:lang w:bidi="hi-IN"/>
+          </w:rPr>
+          <w:t>28/05/2017, Olivier Fröhlich,  Dieu, finalité de la vie humaine</w:t>
+        </w:r>
+        <w:r>
+          <w:rPr>
+            <w:noProof/>
+            <w:webHidden/>
+          </w:rPr>
+          <w:tab/>
+        </w:r>
+        <w:r>
+          <w:rPr>
+            <w:noProof/>
+            <w:webHidden/>
+          </w:rPr>
+          <w:fldChar w:fldCharType="begin"/>
+        </w:r>
+        <w:r>
+          <w:rPr>
+            <w:noProof/>
+            <w:webHidden/>
+          </w:rPr>
+          <w:instrText xml:space="preserve"> PAGEREF _Toc203661686 \h </w:instrText>
+        </w:r>
+        <w:r>
+          <w:rPr>
+            <w:noProof/>
+            <w:webHidden/>
+          </w:rPr>
+        </w:r>
+        <w:r>
+          <w:rPr>
+            <w:noProof/>
+            <w:webHidden/>
+          </w:rPr>
+          <w:fldChar w:fldCharType="separate"/>
+        </w:r>
+        <w:r>
+          <w:rPr>
+            <w:noProof/>
+            <w:webHidden/>
+          </w:rPr>
+          <w:t>48</w:t>
+        </w:r>
+        <w:r>
+          <w:rPr>
+            <w:noProof/>
+            <w:webHidden/>
+          </w:rPr>
+          <w:fldChar w:fldCharType="end"/>
+        </w:r>
+      </w:hyperlink>
+    </w:p>
+    <w:p>
+      <w:pPr>
+        <w:pStyle w:val="TM1"/>
+        <w:ind w:firstLine="0"/>
+        <w:rPr>
+          <w:rFonts w:asciiTheme="minorHAnsi" w:eastAsiaTheme="minorEastAsia" w:hAnsiTheme="minorHAnsi" w:cstheme="minorBidi"/>
+          <w:b w:val="0"/>
+          <w:noProof/>
+          <w:kern w:val="2"/>
+          <w:szCs w:val="24"/>
+          <w:lang w:val="en-US"/>
+          <w14:ligatures w14:val="standardContextual"/>
+        </w:rPr>
+      </w:pPr>
+      <w:hyperlink w:anchor="_Toc203661687" w:history="1">
+        <w:r>
+          <w:rPr>
+            <w:rStyle w:val="Lienhypertexte"/>
+            <w:noProof/>
+            <w:lang w:bidi="hi-IN"/>
+          </w:rPr>
+          <w:t>04/06/2017, Erik de Sutter,  l’Esprit, sujet, mis en avant</w:t>
+        </w:r>
+        <w:r>
+          <w:rPr>
+            <w:noProof/>
+            <w:webHidden/>
+          </w:rPr>
+          <w:tab/>
+        </w:r>
+        <w:r>
+          <w:rPr>
+            <w:noProof/>
+            <w:webHidden/>
+          </w:rPr>
+          <w:fldChar w:fldCharType="begin"/>
+        </w:r>
+        <w:r>
+          <w:rPr>
+            <w:noProof/>
+            <w:webHidden/>
+          </w:rPr>
+          <w:instrText xml:space="preserve"> PAGEREF _Toc203661687 \h </w:instrText>
+        </w:r>
+        <w:r>
+          <w:rPr>
+            <w:noProof/>
+            <w:webHidden/>
+          </w:rPr>
+        </w:r>
+        <w:r>
+          <w:rPr>
+            <w:noProof/>
+            <w:webHidden/>
+          </w:rPr>
+          <w:fldChar w:fldCharType="separate"/>
+        </w:r>
+        <w:r>
+          <w:rPr>
+            <w:noProof/>
+            <w:webHidden/>
+          </w:rPr>
+          <w:t>49</w:t>
+        </w:r>
+        <w:r>
+          <w:rPr>
+            <w:noProof/>
+            <w:webHidden/>
+          </w:rPr>
+          <w:fldChar w:fldCharType="end"/>
+        </w:r>
+      </w:hyperlink>
+    </w:p>
+    <w:p>
+      <w:pPr>
+        <w:pStyle w:val="TM1"/>
+        <w:ind w:firstLine="0"/>
+        <w:rPr>
+          <w:rFonts w:asciiTheme="minorHAnsi" w:eastAsiaTheme="minorEastAsia" w:hAnsiTheme="minorHAnsi" w:cstheme="minorBidi"/>
+          <w:b w:val="0"/>
+          <w:noProof/>
+          <w:kern w:val="2"/>
+          <w:szCs w:val="24"/>
+          <w:lang w:val="en-US"/>
+          <w14:ligatures w14:val="standardContextual"/>
+        </w:rPr>
+      </w:pPr>
+      <w:hyperlink w:anchor="_Toc203661688" w:history="1">
+        <w:r>
+          <w:rPr>
+            <w:rStyle w:val="Lienhypertexte"/>
+            <w:noProof/>
+            <w:lang w:bidi="hi-IN"/>
+          </w:rPr>
+          <w:t>20/04/2008, Alexis Bacquet,  Dieu comme objet</w:t>
+        </w:r>
+        <w:r>
+          <w:rPr>
+            <w:noProof/>
+            <w:webHidden/>
+          </w:rPr>
+          <w:tab/>
+        </w:r>
+        <w:r>
+          <w:rPr>
+            <w:noProof/>
+            <w:webHidden/>
+          </w:rPr>
+          <w:fldChar w:fldCharType="begin"/>
+        </w:r>
+        <w:r>
+          <w:rPr>
+            <w:noProof/>
+            <w:webHidden/>
+          </w:rPr>
+          <w:instrText xml:space="preserve"> PAGEREF _Toc203661688 \h </w:instrText>
+        </w:r>
+        <w:r>
+          <w:rPr>
+            <w:noProof/>
+            <w:webHidden/>
+          </w:rPr>
+        </w:r>
+        <w:r>
+          <w:rPr>
+            <w:noProof/>
+            <w:webHidden/>
+          </w:rPr>
+          <w:fldChar w:fldCharType="separate"/>
+        </w:r>
+        <w:r>
+          <w:rPr>
+            <w:noProof/>
+            <w:webHidden/>
+          </w:rPr>
+          <w:t>50</w:t>
+        </w:r>
+        <w:r>
+          <w:rPr>
+            <w:noProof/>
+            <w:webHidden/>
+          </w:rPr>
+          <w:fldChar w:fldCharType="end"/>
+        </w:r>
+      </w:hyperlink>
+    </w:p>
+    <w:p>
+      <w:pPr>
+        <w:pStyle w:val="TM1"/>
+        <w:ind w:firstLine="0"/>
+        <w:rPr>
+          <w:rFonts w:asciiTheme="minorHAnsi" w:eastAsiaTheme="minorEastAsia" w:hAnsiTheme="minorHAnsi" w:cstheme="minorBidi"/>
+          <w:b w:val="0"/>
+          <w:noProof/>
+          <w:kern w:val="2"/>
+          <w:szCs w:val="24"/>
+          <w:lang w:val="en-US"/>
+          <w14:ligatures w14:val="standardContextual"/>
+        </w:rPr>
+      </w:pPr>
+      <w:hyperlink w:anchor="_Toc203661689" w:history="1">
+        <w:r>
+          <w:rPr>
+            <w:rStyle w:val="Lienhypertexte"/>
+            <w:noProof/>
+            <w:lang w:bidi="hi-IN"/>
+          </w:rPr>
+          <w:t>18/05/2008, Pierre Deberge,  beaucoup nommer Dieu et unifier la vie</w:t>
+        </w:r>
+        <w:r>
+          <w:rPr>
+            <w:noProof/>
+            <w:webHidden/>
+          </w:rPr>
+          <w:tab/>
+        </w:r>
+        <w:r>
+          <w:rPr>
+            <w:noProof/>
+            <w:webHidden/>
+          </w:rPr>
+          <w:fldChar w:fldCharType="begin"/>
+        </w:r>
+        <w:r>
+          <w:rPr>
+            <w:noProof/>
+            <w:webHidden/>
+          </w:rPr>
+          <w:instrText xml:space="preserve"> PAGEREF _Toc203661689 \h </w:instrText>
+        </w:r>
+        <w:r>
+          <w:rPr>
+            <w:noProof/>
+            <w:webHidden/>
+          </w:rPr>
+        </w:r>
+        <w:r>
+          <w:rPr>
+            <w:noProof/>
+            <w:webHidden/>
+          </w:rPr>
+          <w:fldChar w:fldCharType="separate"/>
+        </w:r>
+        <w:r>
+          <w:rPr>
+            <w:noProof/>
+            <w:webHidden/>
+          </w:rPr>
+          <w:t>51</w:t>
+        </w:r>
+        <w:r>
+          <w:rPr>
+            <w:noProof/>
+            <w:webHidden/>
+          </w:rPr>
+          <w:fldChar w:fldCharType="end"/>
+        </w:r>
+      </w:hyperlink>
+    </w:p>
+    <w:p>
+      <w:pPr>
+        <w:pStyle w:val="TM1"/>
+        <w:ind w:firstLine="0"/>
+        <w:rPr>
+          <w:rFonts w:asciiTheme="minorHAnsi" w:eastAsiaTheme="minorEastAsia" w:hAnsiTheme="minorHAnsi" w:cstheme="minorBidi"/>
+          <w:b w:val="0"/>
+          <w:noProof/>
+          <w:kern w:val="2"/>
+          <w:szCs w:val="24"/>
+          <w:lang w:val="en-US"/>
+          <w14:ligatures w14:val="standardContextual"/>
+        </w:rPr>
+      </w:pPr>
+      <w:hyperlink w:anchor="_Toc203661690" w:history="1">
+        <w:r>
+          <w:rPr>
+            <w:rStyle w:val="Lienhypertexte"/>
+            <w:noProof/>
+            <w:lang w:bidi="hi-IN"/>
+          </w:rPr>
+          <w:t>15/04/2018, Didier Croonenberghs,  Dieu est rare mais toujours sujet</w:t>
+        </w:r>
+        <w:r>
+          <w:rPr>
+            <w:noProof/>
+            <w:webHidden/>
+          </w:rPr>
+          <w:tab/>
+        </w:r>
+        <w:r>
+          <w:rPr>
+            <w:noProof/>
+            <w:webHidden/>
+          </w:rPr>
+          <w:fldChar w:fldCharType="begin"/>
+        </w:r>
+        <w:r>
+          <w:rPr>
+            <w:noProof/>
+            <w:webHidden/>
+          </w:rPr>
+          <w:instrText xml:space="preserve"> PAGEREF _Toc203661690 \h </w:instrText>
+        </w:r>
+        <w:r>
+          <w:rPr>
+            <w:noProof/>
+            <w:webHidden/>
+          </w:rPr>
+        </w:r>
+        <w:r>
+          <w:rPr>
+            <w:noProof/>
+            <w:webHidden/>
+          </w:rPr>
+          <w:fldChar w:fldCharType="separate"/>
+        </w:r>
+        <w:r>
+          <w:rPr>
+            <w:noProof/>
+            <w:webHidden/>
+          </w:rPr>
+          <w:t>52</w:t>
+        </w:r>
+        <w:r>
+          <w:rPr>
+            <w:noProof/>
+            <w:webHidden/>
+          </w:rPr>
+          <w:fldChar w:fldCharType="end"/>
+        </w:r>
+      </w:hyperlink>
+    </w:p>
+    <w:p>
+      <w:pPr>
+        <w:pStyle w:val="TM1"/>
+        <w:ind w:firstLine="0"/>
+        <w:rPr>
+          <w:rFonts w:asciiTheme="minorHAnsi" w:eastAsiaTheme="minorEastAsia" w:hAnsiTheme="minorHAnsi" w:cstheme="minorBidi"/>
+          <w:b w:val="0"/>
+          <w:noProof/>
+          <w:kern w:val="2"/>
+          <w:szCs w:val="24"/>
+          <w:lang w:val="en-US"/>
+          <w14:ligatures w14:val="standardContextual"/>
+        </w:rPr>
+      </w:pPr>
+      <w:hyperlink w:anchor="_Toc203661691" w:history="1">
+        <w:r>
+          <w:rPr>
+            <w:rStyle w:val="Lienhypertexte"/>
+            <w:noProof/>
+            <w:lang w:bidi="hi-IN"/>
+          </w:rPr>
+          <w:t>18/04/2021, Didier Croonenberghs,  Dieu est insinué</w:t>
+        </w:r>
+        <w:r>
+          <w:rPr>
+            <w:noProof/>
+            <w:webHidden/>
+          </w:rPr>
+          <w:tab/>
+        </w:r>
+        <w:r>
+          <w:rPr>
+            <w:noProof/>
+            <w:webHidden/>
+          </w:rPr>
+          <w:fldChar w:fldCharType="begin"/>
+        </w:r>
+        <w:r>
+          <w:rPr>
+            <w:noProof/>
+            <w:webHidden/>
+          </w:rPr>
+          <w:instrText xml:space="preserve"> PAGEREF _Toc203661691 \h </w:instrText>
+        </w:r>
+        <w:r>
+          <w:rPr>
+            <w:noProof/>
+            <w:webHidden/>
+          </w:rPr>
+        </w:r>
+        <w:r>
+          <w:rPr>
+            <w:noProof/>
+            <w:webHidden/>
+          </w:rPr>
+          <w:fldChar w:fldCharType="separate"/>
+        </w:r>
+        <w:r>
+          <w:rPr>
+            <w:noProof/>
+            <w:webHidden/>
+          </w:rPr>
+          <w:t>54</w:t>
+        </w:r>
+        <w:r>
+          <w:rPr>
+            <w:noProof/>
+            <w:webHidden/>
+          </w:rPr>
+          <w:fldChar w:fldCharType="end"/>
+        </w:r>
+      </w:hyperlink>
+    </w:p>
+    <w:p>
+      <w:pPr>
+        <w:ind w:firstLine="0"/>
+        <w:rPr>
+          <w:lang w:eastAsia="zh-CN" w:bidi="hi-IN"/>
+        </w:rPr>
+      </w:pPr>
+      <w:r>
+        <w:rPr>
+          <w:lang w:eastAsia="zh-CN" w:bidi="hi-IN"/>
+        </w:rPr>
+        <w:fldChar w:fldCharType="end"/>
+      </w:r>
+    </w:p>
+    <w:p>
+      <w:pPr>
         <w:pStyle w:val="Titre1"/>
       </w:pPr>
+      <w:bookmarkStart w:id="0" w:name="_Toc203661657"/>
       <w:r>
         <w:t xml:space="preserve">25/12/1971, Bernard Bro, </w:t>
       </w:r>
@@ -147,11 +2742,20 @@
       <w:r>
         <w:t>dans et hors du récit</w:t>
       </w:r>
-    </w:p>
-    <w:p>
-      <w:bookmarkStart w:id="0" w:name="_Hlk194398565"/>
-      <w:r>
-        <w:t xml:space="preserve">Messe du jour de Noël de l’année A sur Is 52, 7-10, He 1, 1-6 et Jn 1, 1-18 </w:t>
+      <w:bookmarkEnd w:id="0"/>
+    </w:p>
+    <w:p>
+      <w:bookmarkStart w:id="1" w:name="_Hlk194398565"/>
+      <w:r>
+        <w:t xml:space="preserve">Messe du jour de Noël de l’année A sur Is 52, 7-10, He 1, 1-6 et </w:t>
+      </w:r>
+      <w:proofErr w:type="spellStart"/>
+      <w:r>
+        <w:t>Jn</w:t>
+      </w:r>
+      <w:proofErr w:type="spellEnd"/>
+      <w:r>
+        <w:t xml:space="preserve"> 1, 1-18 </w:t>
       </w:r>
     </w:p>
     <w:p>
@@ -167,11 +2771,56 @@
         <w:t>.</w:t>
       </w:r>
     </w:p>
-    <w:bookmarkEnd w:id="0"/>
+    <w:bookmarkEnd w:id="1"/>
     <w:p/>
     <w:p>
       <w:r>
-        <w:t xml:space="preserve">Il y a des succès qui sont étranges. A première vue, on ne s'y attendrait pas. Par exemple le succès en librairie des livres qui décrivent la vie des prisons. Et j'ajouterai aussi ceux qui décrivent la vie des couvents. Non pas que j'assimile les uns aux autres... Et ce n'est pas pour sacrifier à cette mode que je vous lirai, ce matin, une lettre étonnante, puisqu'elle réunit le couvent et la prison. Elle est pour moi plus qu'un conte de Noël, elle est l'une des plus belles paraboles de ce qui s'est passé réellement à Noël. Le couvent et la prison ? C'est normal qu'on s'y intéresse. Dans les deux cas, on pressent sans doute que l'existence humaine doit être poussée à l'extrême pour nous révéler un peu les vraies raisons de vivre. Et peut- être, aussi, un instinct secret nous fait-il percevoir que de l'école à la vieillesse, la vie humaine en passant par le bureau, les horaires, les examens, voire la famille, est parfois sous le régime de la prison ? Voici donc ce qu'écrivait un religieux, un Petit Frère de Jésus. Depuis plusieurs années, il passe régulièrement six mois par an en prison, volontairement, avec les prisonniers. Bien sûr, il n'a rien "fait de mal", mais il a choisi - comme religieux - de vivre avec et comme les prisonniers, de partager avec eux tout ce qui fait leur vie. Il fait avec la prison ce que le Christ fait avec nous à Noël. Il a écrit cette lettre récemment, juste au moment où il vient de retourner en prison : "Dire que j'ai été fier à l'approche de la prison serait vous mentir. Non pas que la perspective de la "cabane" m'effraie, mais la pensée de reprendre ce chapelet de jours qui se déroulent machinalement comme un énorme robot, produit un petit pincement, tout simplement. Comment continuer sans entretenir cette flamme qui, du fond du cœur, brûle pour le Christ et ceux dont il nous envoie partager la vie ? Ainsi je suis de plus en plus gêné quand on me demande avant que je revienne ici : C'est pas trop dur là-bas ? Ça vous plaît, la prison ? ou quand on me souhaite de l'adoucissement ou du courage. Non, ici, ce n'est pas spécialement dur, même pour les autres, comparé à d'autres prisons. Et une prison n'est pas faite pour plaire, ma parole. Et ce n'est pas le courage qui nous y pousse, nous autres petits Frères, mais c’est l'amour. J'ai été heureux de retrouver d'anciens camarades. Et en même temps cela me serre le cœur de les voir toujours là, loin de leur famille et de leurs amis. Avant de revenir ici, j'ai passé une quinzaine chez un de mes anciens camarades. Lui et sa famille étaient partis en vacances et m'ont laissé un chien à surveiller, un hamster à nourrir, etc… la maison à repeindre. J'ai été content de lui être quelque peu utile. Il met la religion à côté, mais il m'offre son amitié un peu rude et me prend comme je suis. Une fois à l'ombre, on compte les jours et pas seulement les années et les mois. Sans être présomptueux, je ne m'interdis pas de comparer la prison à la... N.A.S.A. : ici et là fonctionnent en plein les comptes à rebours. Cette fois-ci, on m'a mis dans une cellule ayant double grillage à la fenêtre. Pour me venger, il m'arrive de prier, le cœur en fête, devant ces barreaux éclairés en contre-jour par la lune. Et chaque fois que je me retrouve à l'air libre, pour aller au travail ou à la chapelle, je respire à pleins poumons. Privés de tant de choses, il me semble que nous sommes ici plus sensibles à la nature. Un jour, en allant au travail, un camarade a laissé échapper dans un murmure : pas de soleil aujourd’hui. Son accent m'a bouleversé. Il y a eu ces mois derniers, coup sur coup, six décès, dont un suicide, tous dans des circonstances dramatiques. Ces hommes ont vécu dans la souffrance, et fermé les yeux dans la solitude, la terrible solitude. J'ai "un faible pour les camarades malades. De toute mon âme je supplie le Christ d'être enfin la Lumière, la Paix et la Joie de ceux qui viennent de nous quitter pour l'autre vie. J'ai du mal à penser qu'ils ne sont plus, eux qui hier encore faisaient la queue avec moi pour la soupe, ou un autre dont je tenais la main et qui me murmurait des monosyllabes au sujet de sa mère impotente et seule, deux jours avant de mourir. Heureusement que nous avons tous, eux et moi, un Père qui est au ciel. Il m'arrive souvent de ne répéter que les premiers mots du Pater durant ma prière. Bientôt Noël. Voilà des années que je le passe en prison. Je m'en réjouis, parce qu'ainsi je puis être avec ceux qui ne peuvent pas le fêter en famille. Et puis, je n'ai pas à supporter les amoncellements d'objets factices et de victuailles à l'approche des fêtes. Evidemment, il ne m'est pas donné d'être avec l'un ou l'autre d'entre vous ce jour-là, mais cela n'empêche nullement ma pensée et mon cœur de se faufiler entre les barreaux "pour vous donner rendez-vous à la crèche de Bethléem, en cette nuit lumineuse. Là nous adorerons, prierons, aimerons... Alors, joyeux et saint Noël à tous. Bien sûr, on devrait se taire après cette lettre, et écouter seulement en soi l’écho de ces trois réalités qui reviennent tout le temps dans la lettre : le compte à rebours, les autres, l’air pour respirer. Alors demandons-nous seulement en conclusion si ces trois choses ne peuvent pas nous aider à mieux comprendre Noël, Il est venu parmi nous - la Lumière est venue, et du coup nous avons été obligés de mieux comprendre à quel point nous étions en prison. Alors on a vu qu'on était dans les ténèbres. On ne le savait pas vraiment. Oui, nous sommes en prison, et beaucoup plus que nous ne le pensons. Le découvrir, c’est le désespoir. Mais depuis que le Christ est là, le compte à rebours est possible, et cela change tout. Oui, la prison du bureau, des horaires, des cadences, des examens, de l'argent, des passions quand ce n'est pas celle de la vie familiale, voire de la vie conjugale, et quand il n'y a plus de passions ou d'examens, la prison du temps et de la vieillesse. Ecoutez comment une des grandes actrices françaises décrit, dans un livre récent où elle raconte sa vie, la prison de l'anonymat des villes : On vit quinze ans dans un immeuble ; sur cinquante locataires on en connaît trois. Des quarante-sept autres on ignore le nom, la naissance. Un jour, sur le palier on croise un cercueil. On demande qui est mort : Votre voisin. On n'arrive pas à donner un visage à ce mort, et cependant depuis quinze années, nous n'étions séparés que par une mince cloison. Oui, la prison de la solitude et de l'anonymat... Et dites-moi, toutes ces autres prisons : le ressentiment, le doute, la crainte, la rancune, l'amertume... Regardez un village avant les élections municipales, regardez l'Eglise pendant un Synode... Mais voici Noël chaque année pour nous rappeler : le Christ est venu et il a suffi qu'il dise : -"Bienheureux les pauvres", et alors on a vu combien on était captif de nos possessions, -"Bienheureux les miséricordieux", et alors on a vu la prison de nos rancunes, -"Bienheureux les pacifiques", et alors on a vu la prison de notre goût de détruire. Mais II est là, avec nous. Vous savez ce qui compte le plus pour un prisonnier ? Être sûr du jour où il sera libéré. Tous l'ont dit après la dernière guerre : tout est changé quand on peut faire le compte à rebours. On se disaient : on sera libérés à Noël, puis à Pâques, puis l'été prochain. C'est normal, ce compte à rebours ; on a tous besoin de se redire que la prison finira. Et nous ? Est-ce que notre compte à rebours se prendrait à partir du jour de notre mort ? Mais si on savait la date, ce serait affreux. Non, depuis le Christ il se prend de Noël. Oui, depuis 1972 années il est devenu positif à cause du Christ, il ne se fait plus par soustraction. Depuis le premier Noël, Quelqu'un est venu partager mon pain et ma solitude, partager sa parole et son amitié et cela a changé tous les livres de comptes de l'humanité : on a dû compter autrement depuis ce temps-là. Avec le compte à rebours il y a une deuxième chose dont le Petit Frère parle le plus. Ce sont les autres. Il fait ce qu'a fait Notre Seigneur. Il ne peut pas enlever les barreaux et les grilles extérieures. Il fait beaucoup plus: par sa présence il transforme la prison du cœur. Oui, le Christ est avec nous pour travailler et attendre le pain de chaque jour, oui il est près de celui qui est seul, oui il est avec celui qui va mourir. Et ceci jusqu'aux signes les plus concrets : garder un hamster ou lui chien, simplement parce que c’est pour un ami. Il ne fait pas sortir de prison par le rêve. Il apporte cela seul qui libère : un peu d'amour. Oui, non seulement le Christ est venu nous pardonner, mais il est venu pleurer avec nous, et, avec nous s'asseoir à la table des condamnés, entre deux larrons. Compte-à-rebours vécu avec nous, amour des autres, il y a une troisième réalité qui compte plus que tout : c’est le soleil, l'air pour respirer et le Notre Père. Le Petit Frère en parle comme si c'était la même chose, et c’est l'essentiel pour lui : l'oxygène et la certitude d'un Père dans les cieux, Quelqu'un qui me connaît et m'aime tel que je suis et tel que je voudrais être, quelqu'un qui ne me condamne pas. Alors Noël, c’est peut-être aussi cela pour nous : ce moment où la certitude du Notre Père devient aussi nécessaire que l'air à respirer, que l'oxygène pour vivre. A la fin du Synode un Evêque faisait remarquer que l'Eglise aujourd’hui était dans le brouillard. C'est une forme de prison... Peut-être. Mais, dites-moi, si le Christ est là, alors tout est possible. Le compte à rebours est commencé. Oui, tout, tout a commencé. Tout a changé et tout peut recommencer, à chaque Noël. Quelle que soit notre prison : oui, il y a Quelqu'un avec nous ; le Christ Jésus. On ne devrait rien dire d'autre après la lettre du Petit Frère de Foucauld. Qu'elle soit votre message de Noël. Au moment où vous vous plaindrez de vos emprisonnements, pensez au Petit : Frère dans sa prison, et alors allez à son rendez-vous, à Bethléem. Jésus entre Marie et Joseph - ce que nous appelons la Sainte Famille - quelque chose de très simple, une petite famille de pauvres paysans comme beaucoup d'autres. Et pourtant une famille exceptionnelle et différente des autres, une famille chargée de mystère, une famille telle qu'il est un peu paradoxal, il faut bien l'avouer, qu'on la donne en modèle à toutes nos familles. Ce qui me frappe le plus en lisant les quelques textes qui nous décrivent Marie et Joseph, c’est qu'ils se parlent fort peu : aucune parole ne nous est rapportée de Marie à Joseph ni réciproquement. Ils sont restés tous les deux dans le silence, justement peut-être parce qu'ils étaient trop conscients du mystère qui pesait sur leur famille : entre eux deux il y avait Jésus et ce petit enfant était pour eux le signe de Dieu dans tout ce qu'il a d'indicible, dans tout ce qui nous dépasse, dans tout ce qui fait que lorsque nous prononçons ce mot "Dieu", nous ne savons pas très bien ce que nous voulons dire. Il y a un silence entre Marie et Joseph, mais ce silence n'est pas un silence de méfiance, au contraire, c’est un silence de consentement, un silence d'accord, un silence de con- fiance. Joseph a pris Marie chez lui parce que le Seigneur le lui a demandé et Marie a accepté sa tâche tout simple- ment en disant oui à Dieu. Dans le consentement si simple, si totalement silencieux de Joseph et de Marie à la volonté de Dieu, se reconnaît l'écho de la profonde fidélité de l'élite du peuple d'Israël. Finalement Joseph fait totale confiance à Marie au moment le plus difficile, le plus déchirant peut-être pour sa sensibilité d'homme, parce qu'il fait confiance totale à Dieu, parce qu'il sait que Dieu est le fidèle et qu'il ne demande aux siens que cette même fidélité dans l'espérance. Joseph et Marie se font confiance, font confiance à Dieu, sont fidèles l'un à l'autre, sont fidèles à Dieu parce qu'ensemble ils espèrent quelque chose de Dieu. Ce petit enfant qui est entre eux ils l'ont appelé Jésus, c’est-à- dire Celui qui sauve et en le regardant, en le contemplant, en le voyant grandir parmi eux, ils ne peuvent que penser très souvent - saint Luc nous dit que Marie méditait toutes ces choses dans son cœur - que cet enfant était celui qui allait sauver son peuple, et non seulement son peuple mais le monde. Comment pouvaient-ils se représenter ce salut ? Je pense tout simplement que nous avons une réponse en relisant ce que nous disait Isaïe, ces textes que nous avons lus pendant tous les dimanches de l'Avent. Le prophète voyait s'ouvrir une ère merveilleuse, une ère de la paix lorsque les épées et les lances seraient forgées pour faire des socs et des faucilles, une ère du bonheur pour tous les infirmes lorsque les boiteux bondiraient comme le cerf, quand les muets chanteraient d'allégresse, quand les aveugles verraient la splendeur du soleil, une ère enfin où la libération et la liberté viendraient pour ce pauvre peuple asservi par tant d'invasions successives. Voilà ce que pouvait être l'espérance du salut dans le cœur de Joseph et de Marie, comme dans celui des meilleurs parmi le peuple juif, mais en attendant la réalisation de cette espérance il fallait être fidèle dans la pauvre- té et dans la misère, dans la crèche, dans la fuite en Egypte et dans ce labeur de Nazareth, ce que l'on a appelé les années obscures de Nazareth. Il a fallu être fidèle à une espérance dont on ne voyait en rien l'accomplissement. Pour Joseph cette fidélité obscure a duré probablement toute sa vie puisque l'Evangile ne nous parle plus de lui après ces années de l'enfance de Jésus. Pour Marie, il y a un peu plus. Nous la retrouvons plus tard sur les routes de Palestine, mêlée au groupe de femmes qui suivaient Jésus. Là, un peu en retrait, elle écoute de loin cette parole si déconcertante. Cette espérance de salut que beaucoup attendaient comme un bonheur terrestre immédiat, le Christ l'annonçait autrement : le royaume de Dieu serait avant tout, le royaume d'un amour, Sans doute chaque fois que son Fils parlait ainsi, elle était la première à le comprendre et mieux que d'autres, mais rien ne nous dit qu'elle recevait des lumières extraordinaires. Je crois que la Sainte Vierge restait toujours dans son silence, dans son humilité, dans sa fidélité consentante et nous savons qu'elle est une des rares à se retrouver au pied de la croix, toujours silencieuse mais debout, dans une attitude de force et de constance. Saint Luc nous la montre encore après la Résurrection dans le groupe de ceux qui juste avant la Pentecôte sont réunis pour prier au Cénacle. Cette figure de Marie en prière, de Marie toujours silencieuse mais toujours fidèle, toujours espérant dans le salut qui devait venir par son Fils, est certainement pour nous le plus grand signe de ce que peuvent être notre fidélité et notre espérance. Mais où en sommes-nous de cette espérance et de cette fidélité ? J'ai peur que nous chrétiens, nous soyons peut-être plus fidèles à un passé qu'espérant dans l'avenir. Nous sommes fidèles à un passé : à Noël nous sommes tout heureux de nous retourner vers la crèche avec nos petits enfants et de nous attendrir un moment sur cette merveilleuse histoire. Mais attendons-nous vraiment de cette merveilleuse histoire qu'elle nous sauve, c’est-à-dire qu'elle vienne résoudre nos problèmes quotidiens, qu'elle réponde à nos questions et qu'elle nous aide à vivre dans un monde de plus en plus difficile, c’est-à-dire est-elle pour nous source d'une authentique espérance ? Je n'en suis pas tellement sûr et je crois qu'en vérité nous sommes plus fidèles à ce passé qui est une certaine consolation et une certaine joie qu'espérant dans l'avenir. Vous pourriez m'objecter que cette réflexion est paradoxale puisqu'il est patent que nous traversons, nous chrétiens, une crise de la fidélité, une crise dont tous nous avons vu les sursauts avec éclat ou discrétion : des ménages qui se disloquent, des prêtres qui abandonnent leur ministère, des chrétiens qui brusquement cessent de pratiquer toute religion. Oui, mais je crois que si des hommes, des fem- mes ne se sentent plus la force ni le courage de rester fidèles à ce que le Christ leur a proposé, c’est qu'ils n'en espèrent plus grand chose, ils n'en espèrent plus les moyens de changer leur vie en profondeur. Quand on ne croit pas que ce que nous a annoncé le Seigneur peut vraiment être une réponse à tout ce qu'il y a de sérieux dans notre vie, forcément on a tendance à devenir infidèles. Ou bien, car il y a d'autres formes d'infidélité, on se résigne à une espèce de médiocrité quotidienne qui fait que le Seigneur fait pour ainsi dire partie des bagages. On garde un certain nombre d'habitudes et de routines, mais elles ne changent rien, elles ne sont plus une espérance. Il est probable que les plus âgés parmi nous ont tendance à se résigner tandis que les plus jeunes appellent cette attitude de l'hypocrisie ou du pharisaïsme et préfèrent partir en claquant la porte. Frères, avant de nous indigner devant ce que nous sommes bien obligés d'appeler telle ou telle défection, est-ce qu'il ne vaudrait pas mieux nous interroger nous-mêmes et nous demander si nous attendons encore un salut véritable, c’est-à-dire nous demander quelle est notre fidélité, quelle est notre espérance... Voyez-vous, beaucoup de chrétiens sont divisés actuellement entre les nostalgiques et les impatients. Or les deux groupes manquent de fidélité et d'espérance. Être nostalgique est une fausse fidélité, être impatient est une fausse espérance. La vérité est, comme pour' Marie et Joseph, dans une fidélité qui est quotidienne, qui prend au sérieux l'heure présente. Il ne s'agit pas d'être fidèle à hier et espérant dans demain, mais de vivre aujourd’hui en même temps la fidélité et l'espérance. La liturgie nous fait dire : Aujourd'hui c’est Noël, aujourd’hui Dieu est avec nous. Notre fidélité peut s'exprimer juste- ment dans notre attention à cet aujourd’hui, au salut qui est là entre nos mains, car le salut c’est la charité qui se partage, l'amitié que l'on peut donner et recevoir, l'amour qui se déploie. Je suis sûr que chaque fois qu'un chrétien - et même l'un de ceux qui ne sont pas chrétiens mais qui portent en eux la présence de Dieu sans la reconnaître - chaque fois qu'un chrétien partage, chaque fois qu'un chrétien se donne, chaque fois qu'un chrétien accepte d'aimer ou d'être aimé, alors c’est Noël, le salut se réalise, le royaume de Dieu vient parmi nous. Tout à l'heure nous écoutions saint Paul dire aux Colossiens : Par-dessus tout qu'il y ait l'amour. C'est dans la mesure où nous serons persuadés que seul l'amour compte que nous comprendrons ce mystère de la Sainte Famille qui n'est qu'une face du mystère de Noël, du mystère de Dieu fait homme pour nous sauver, et que nous pourrons vivre en vérité dans la fidélité et dans l'espérance. </w:t>
+        <w:t xml:space="preserve">Il y a des succès qui sont étranges. A première vue, on ne s'y attendrait pas. Par exemple le succès en librairie des livres qui décrivent la vie des prisons. Et j'ajouterai aussi ceux qui décrivent la vie des couvents. Non pas que j'assimile les uns aux autres... Et ce n'est pas pour sacrifier à cette mode que je vous lirai, ce matin, une lettre étonnante, puisqu'elle réunit le couvent et la prison. Elle est pour moi plus qu'un conte de Noël, elle est l'une des plus belles paraboles de ce qui s'est passé réellement à Noël. Le couvent et la prison ? C'est normal qu'on s'y intéresse. Dans les deux cas, on pressent sans doute que l'existence humaine doit être poussée à l'extrême pour nous révéler un peu les vraies raisons de vivre. Et peut- être, aussi, un instinct secret nous fait-il percevoir que de l'école à la vieillesse, la vie humaine en passant par le bureau, les horaires, les examens, voire la famille, est parfois sous le régime de la prison ? Voici donc ce qu'écrivait un religieux, un Petit Frère de Jésus. Depuis plusieurs années, il passe régulièrement six mois par an en prison, volontairement, avec les prisonniers. Bien sûr, il n'a rien "fait de mal", mais il a choisi - comme religieux - de vivre avec et comme les prisonniers, de partager avec eux tout ce qui fait leur vie. Il fait avec la prison ce que le Christ fait avec nous à Noël. Il a écrit cette lettre récemment, juste au moment où il vient de retourner en prison : "Dire que j'ai été fier à l'approche de la prison serait vous mentir. Non pas que la perspective de la "cabane" m'effraie, mais la pensée de reprendre ce chapelet de jours qui se déroulent machinalement comme un énorme robot, produit un petit pincement, tout simplement. Comment continuer sans entretenir cette flamme qui, du fond du cœur, brûle pour le Christ et ceux dont il nous envoie partager la vie ? Ainsi je suis de plus en plus gêné quand on me demande avant que je revienne ici : </w:t>
+      </w:r>
+      <w:proofErr w:type="gramStart"/>
+      <w:r>
+        <w:t>C'est pas</w:t>
+      </w:r>
+      <w:proofErr w:type="gramEnd"/>
+      <w:r>
+        <w:t xml:space="preserve"> trop dur là-bas ? Ça vous plaît, la prison ? ou quand on me souhaite de l'adoucissement ou du courage. Non, ici, ce n'est pas spécialement dur, même pour les autres, comparé à d'autres prisons. Et une prison n'est pas faite pour plaire, ma parole. Et ce n'est pas le </w:t>
+      </w:r>
+      <w:proofErr w:type="gramStart"/>
+      <w:r>
+        <w:lastRenderedPageBreak/>
+        <w:t>courage</w:t>
+      </w:r>
+      <w:proofErr w:type="gramEnd"/>
+      <w:r>
+        <w:t xml:space="preserve"> qui nous y pousse, nous autres petits Frères, mais c’est l'amour. J'ai été heureux de retrouver d'anciens camarades. Et en même temps cela me serre le cœur de les voir toujours là, loin de leur famille et de leurs amis. Avant de revenir ici, j'ai passé une quinzaine chez un de mes anciens camarades. Lui et sa famille étaient partis en vacances et m'ont laissé un chien à surveiller, un hamster à nourrir, etc… la maison à repeindre. J'ai été content de lui être quelque peu utile. Il met la religion à côté, mais il m'offre son amitié un peu rude et me prend comme je suis. Une fois à l'ombre, on compte les jours et pas seulement les années et les mois. Sans être présomptueux, je ne m'interdis pas de comparer la prison à la... N.A.S.A. : ici et là fonctionnent en plein les comptes à rebours. Cette fois-ci, on m'a mis dans une cellule ayant double grillage à la fenêtre. Pour me venger, il m'arrive de prier, le cœur en fête, devant ces barreaux éclairés en contre-jour par la lune. Et chaque fois que je me retrouve à l'air libre, pour aller au travail ou à la chapelle, je respire à pleins poumons. Privés de tant de choses, il me semble que nous sommes ici plus sensibles à la nature. Un jour, en allant au travail, un camarade a laissé échapper dans un murmure : pas de soleil aujourd’hui. Son accent m'a bouleversé. Il y a eu ces mois derniers, coup sur coup, six décès, dont un suicide, tous dans des circonstances dramatiques. Ces hommes ont vécu dans la souffrance, et fermé les yeux dans la solitude, la terrible solitude. J'ai "un faible pour les camarades malades. De toute mon âme je supplie le Christ d'être enfin la Lumière, la Paix et la Joie de ceux qui viennent de nous quitter pour l'autre vie. J'ai du mal à penser qu'ils ne sont plus, eux qui hier encore faisaient la queue avec moi pour la soupe, ou un autre dont je tenais la main et qui me murmurait des monosyllabes au sujet de sa mère impotente et seule, deux jours avant de mourir. Heureusement que nous avons tous, eux et moi, un Père qui est au ciel. Il m'arrive souvent de ne répéter que les premiers mots du Pater durant ma prière. Bientôt Noël. Voilà des années que je le passe en prison. Je m'en réjouis, parce qu'ainsi je puis être avec ceux qui ne peuvent pas le fêter en famille. Et puis, je n'ai pas à supporter les amoncellements d'objets factices et de victuailles à l'approche des fêtes. Evidemment, il ne m'est pas donné d'être avec l'un ou l'autre d'entre vous ce jour-là, mais cela n'empêche nullement ma pensée et mon cœur de se faufiler entre les barreaux "pour vous donner rendez-vous à la crèche de Bethléem, en cette nuit lumineuse. Là nous adorerons, prierons, aimerons... Alors, joyeux et saint Noël à tous. Bien sûr, on devrait se taire après cette lettre, et écouter seulement en soi l’écho de ces trois réalités qui reviennent tout le temps dans la lettre : le compte à rebours, les autres, l’air pour respirer. Alors demandons-nous seulement en conclusion si ces trois choses ne peuvent pas nous aider à mieux comprendre Noël, Il est venu parmi nous - la Lumière est venue, et du coup nous avons été obligés de mieux comprendre à quel point nous étions en prison. Alors on a vu qu'on était dans les ténèbres. On ne le savait pas vraiment. Oui, nous sommes en prison, et beaucoup plus que nous ne le pensons. Le découvrir, c’est le désespoir. Mais depuis que le Christ est là, le compte à rebours est possible, et cela change tout. Oui, la prison du bureau, des horaires, des cadences, des examens, de l'argent, des passions quand ce n'est pas celle de la vie familiale, voire de la vie conjugale, et quand il n'y a plus de passions ou d'examens, la prison du temps et de la vieillesse. Ecoutez comment une des grandes actrices françaises décrit, dans un livre récent où elle raconte sa vie, la prison de l'anonymat des villes : On vit quinze ans dans un immeuble ; sur cinquante locataires on en connaît trois. Des quarante-sept autres on ignore le nom, la naissance. Un jour, sur le palier on croise un cercueil. On demande qui est mort : Votre voisin. On n'arrive pas à donner un visage à ce mort, et cependant depuis quinze années, nous n'étions séparés que par une mince cloison. Oui, la prison de la solitude et de l'anonymat... Et dites-moi, toutes ces autres prisons : le ressentiment, le doute, la crainte, la rancune, l'amertume... Regardez un village avant les élections municipales, regardez l'Eglise pendant un Synode... Mais voici Noël chaque année pour nous rappeler : le Christ est venu et il a suffi qu'il dise : -"Bienheureux les pauvres", et alors on a vu combien on était captif de nos possessions, -"Bienheureux les miséricordieux", et alors on a vu la prison de nos rancunes, -"Bienheureux les pacifiques", et alors on a vu la prison de notre goût de détruire. Mais II est là, avec nous. Vous </w:t>
+      </w:r>
+      <w:r>
+        <w:lastRenderedPageBreak/>
+        <w:t xml:space="preserve">savez ce qui compte le plus pour un prisonnier ? Être sûr du jour où il sera libéré. Tous l'ont dit après la dernière guerre : tout est changé quand on peut faire le compte à rebours. On se disaient : on sera libérés à Noël, puis à Pâques, puis l'été prochain. C'est normal, ce compte à rebours ; on a tous besoin de se redire que la prison finira. Et nous ? Est-ce que notre compte à rebours se prendrait à partir du jour de notre mort ? Mais si on savait la date, ce serait affreux. Non, depuis le Christ il se prend de Noël. Oui, depuis 1972 années il est devenu positif à cause du Christ, il ne se fait plus par soustraction. Depuis le premier Noël, Quelqu'un est venu partager mon pain et ma solitude, partager sa parole et son amitié et cela a changé tous les livres de comptes de l'humanité : on a dû compter autrement depuis ce temps-là. Avec le compte à rebours il y a une deuxième chose dont le Petit Frère parle le plus. Ce sont les autres. Il fait ce qu'a fait Notre Seigneur. Il ne peut pas enlever les barreaux et les grilles extérieures. Il fait beaucoup </w:t>
+      </w:r>
+      <w:proofErr w:type="gramStart"/>
+      <w:r>
+        <w:t>plus:</w:t>
+      </w:r>
+      <w:proofErr w:type="gramEnd"/>
+      <w:r>
+        <w:t xml:space="preserve"> par sa présence il transforme la prison du cœur. Oui, le Christ est avec nous pour travailler et attendre le pain de chaque jour, oui il est près de celui qui est seul, oui il est avec celui qui va mourir. Et ceci jusqu'aux signes les plus concrets : garder un hamster ou lui chien, simplement parce que c’est pour un ami. Il ne fait pas sortir de prison par le rêve. Il apporte cela seul qui libère : un peu d'amour. Oui, non seulement le Christ est venu nous pardonner, mais il est venu pleurer avec nous, et, avec nous s'asseoir à la table des condamnés, entre deux larrons. Compte-à-rebours vécu avec nous, amour des autres, il y a une troisième réalité qui compte plus que tout : c’est le soleil, l'air pour respirer et le Notre Père. Le Petit Frère en parle comme si c'était la même chose, et c’est l'essentiel pour lui : l'oxygène et la certitude d'un Père dans les cieux, Quelqu'un qui me connaît et m'aime tel que je suis et tel que je voudrais être, quelqu'un qui ne me condamne pas. Alors Noël, c’est peut-être aussi cela pour nous : ce moment où la certitude du Notre Père devient aussi nécessaire que l'air à respirer, que l'oxygène pour vivre. A la fin du Synode un Evêque faisait remarquer que l'Eglise aujourd’hui était dans le brouillard. C'est une forme de prison... Peut-être. Mais, dites-moi, si le Christ est là, alors tout est possible. Le compte à rebours est commencé. Oui, tout, tout a commencé. Tout a changé et tout peut recommencer, à chaque Noël. Quelle que soit notre prison : oui, il y a Quelqu'un avec nous ; le Christ Jésus. On ne devrait rien dire d'autre après la lettre du Petit Frère de Foucauld. Qu'elle soit votre message de Noël. Au moment où vous vous plaindrez de vos emprisonnements, pensez au Petit : Frère dans sa prison, et alors allez à son rendez-vous, à Bethléem. Jésus entre Marie et Joseph - ce que nous appelons la Sainte Famille - quelque chose de très simple, une petite famille de pauvres paysans comme beaucoup d'autres. Et pourtant une famille exceptionnelle et différente des autres, une famille chargée de mystère, une famille telle qu'il est un peu paradoxal, il faut bien l'avouer, qu'on la donne en modèle à toutes nos familles. Ce qui me frappe le plus en lisant les quelques textes qui nous décrivent Marie et Joseph, c’est qu'ils se parlent fort peu : aucune parole ne nous est rapportée de Marie à Joseph ni réciproquement. Ils sont restés tous les deux dans le silence, justement peut-être parce qu'ils étaient trop conscients du mystère qui pesait sur leur famille : entre eux deux il y avait Jésus et ce petit enfant était pour eux le signe de Dieu dans tout ce qu'il a d'indicible, dans tout ce qui nous dépasse, dans tout ce qui fait que lorsque nous prononçons ce mot "Dieu", nous ne savons pas très bien ce que nous voulons dire. Il y a un silence entre Marie et Joseph, mais ce silence n'est pas un silence de méfiance, au contraire, c’est un silence de consentement, un silence d'accord, un silence de con- fiance. Joseph a pris Marie chez lui parce que le Seigneur le lui a demandé et Marie a accepté sa tâche tout simple- ment en disant oui à Dieu. Dans le consentement si simple, si totalement silencieux de Joseph et de Marie à la volonté de Dieu, se reconnaît l'écho de la profonde fidélité de l'élite du peuple d'Israël. Finalement Joseph fait totale confiance à Marie au moment le plus difficile, le plus déchirant peut-être pour sa sensibilité d'homme, parce qu'il fait confiance totale à Dieu, parce qu'il sait que Dieu est le fidèle et qu'il ne demande aux siens que cette même fidélité dans l'espérance. Joseph et Marie se font confiance, font confiance à Dieu, sont fidèles l'un à l'autre, sont fidèles à Dieu parce qu'ensemble ils espèrent quelque chose de Dieu. Ce petit enfant qui est </w:t>
+      </w:r>
+      <w:r>
+        <w:lastRenderedPageBreak/>
+        <w:t xml:space="preserve">entre eux ils l'ont appelé Jésus, c’est-à- dire Celui qui sauve et en le regardant, en le contemplant, en le voyant grandir parmi eux, ils ne peuvent que penser très souvent - saint Luc nous dit que Marie méditait toutes ces choses dans son cœur - que cet enfant était celui qui allait sauver son peuple, et non seulement son peuple mais le monde. Comment pouvaient-ils se représenter ce salut ? Je pense tout simplement que nous avons une réponse en relisant ce que nous disait Isaïe, ces textes que nous avons lus pendant tous les dimanches de l'Avent. Le prophète voyait s'ouvrir une ère merveilleuse, une ère de la paix lorsque les épées et les lances seraient forgées pour faire des socs et des faucilles, une ère du bonheur pour tous les infirmes lorsque les boiteux bondiraient comme le cerf, quand les muets chanteraient d'allégresse, quand les aveugles verraient la splendeur du soleil, une ère enfin où la libération et la liberté viendraient pour ce pauvre peuple asservi par tant d'invasions successives. Voilà ce que pouvait être l'espérance du salut dans le cœur de Joseph et de Marie, comme dans celui des meilleurs parmi le peuple juif, mais en attendant la réalisation de cette espérance il fallait être fidèle dans la pauvre- té et dans la misère, dans la crèche, dans la fuite en Egypte et dans ce labeur de Nazareth, ce que l'on a appelé les années obscures de Nazareth. Il a fallu être fidèle à une espérance dont on ne voyait en rien l'accomplissement. Pour Joseph cette fidélité obscure a duré probablement toute sa vie puisque l'Evangile ne nous parle plus de lui après ces années de l'enfance de Jésus. Pour Marie, il y a un peu plus. Nous la retrouvons plus tard sur les routes de Palestine, mêlée au groupe de femmes qui suivaient Jésus. Là, un peu en retrait, elle écoute de loin cette parole si déconcertante. Cette espérance de salut que beaucoup attendaient comme un bonheur terrestre immédiat, le Christ l'annonçait autrement : le royaume de Dieu serait avant tout, le royaume d'un amour, Sans doute chaque fois que son Fils parlait ainsi, elle était la première à le comprendre et mieux que d'autres, mais rien ne nous dit qu'elle recevait des lumières extraordinaires. Je crois que la Sainte Vierge restait toujours dans son silence, dans son humilité, dans sa fidélité consentante et nous savons qu'elle est une des rares à se retrouver au pied de la croix, toujours silencieuse mais debout, dans une attitude de force et de constance. Saint Luc nous la montre encore après la Résurrection dans le groupe de ceux qui juste avant la Pentecôte sont réunis pour prier au Cénacle. Cette figure de Marie en prière, de Marie toujours silencieuse mais toujours fidèle, toujours espérant dans le salut qui devait venir par son Fils, est certainement pour nous le plus grand signe de ce que peuvent être notre fidélité et notre espérance. Mais où en sommes-nous de cette espérance et de cette fidélité ? J'ai peur que nous chrétiens, nous soyons peut-être plus fidèles à un passé qu'espérant dans l'avenir. Nous sommes fidèles à un passé : à Noël nous sommes tout heureux de nous retourner vers la crèche avec nos </w:t>
+      </w:r>
+      <w:proofErr w:type="spellStart"/>
+      <w:r>
+        <w:t>petits enfants</w:t>
+      </w:r>
+      <w:proofErr w:type="spellEnd"/>
+      <w:r>
+        <w:t xml:space="preserve"> et de nous attendrir un moment sur cette merveilleuse histoire. Mais attendons-nous vraiment de cette merveilleuse histoire qu'elle nous sauve, c’est-à-dire qu'elle vienne résoudre nos problèmes quotidiens, qu'elle réponde à nos questions et qu'elle nous aide à vivre dans un monde de plus en plus difficile, c’est-à-dire est-elle pour nous source d'une authentique espérance ? Je n'en suis pas tellement sûr et je crois qu'en vérité nous sommes plus fidèles à ce passé qui est une certaine consolation et une certaine joie qu'espérant dans l'avenir. Vous pourriez m'objecter que cette réflexion est paradoxale puisqu'il est patent que nous traversons, nous chrétiens, une crise de la fidélité, une crise dont tous nous avons vu les sursauts avec éclat ou discrétion : des ménages qui se disloquent, des prêtres qui abandonnent leur ministère, des chrétiens qui brusquement cessent de pratiquer toute religion. Oui, mais je crois que si des hommes, des fem- mes ne se sentent plus la force ni le courage de rester fidèles à ce que le Christ leur a proposé, c’est qu'ils n'en espèrent plus grand chose, ils n'en espèrent plus les moyens de changer leur vie en profondeur. Quand on ne croit pas que ce que nous a annoncé le Seigneur peut vraiment être une réponse à tout ce qu'il y a de sérieux dans notre vie, forcément on a tendance à devenir infidèles. Ou bien, car il y a d'autres formes d'infidélité, on se résigne à une espèce de médiocrité quotidienne qui fait que le Seigneur fait pour ainsi dire partie des bagages. On garde un certain nombre d'habitudes et de routines, mais elles ne changent rien, elles ne sont plus une espérance. </w:t>
+      </w:r>
+      <w:r>
+        <w:lastRenderedPageBreak/>
+        <w:t xml:space="preserve">Il est probable que les plus âgés parmi nous ont tendance à se résigner tandis que les plus jeunes appellent cette attitude de l'hypocrisie ou du pharisaïsme et préfèrent partir en claquant la porte. Frères, avant de nous indigner devant ce que nous sommes bien obligés d'appeler telle ou telle défection, est-ce qu'il ne vaudrait pas mieux nous interroger nous-mêmes et nous demander si nous attendons encore un salut véritable, c’est-à-dire nous demander quelle est notre fidélité, quelle est notre espérance... Voyez-vous, beaucoup de chrétiens sont divisés actuellement entre les nostalgiques et les impatients. Or les deux groupes manquent de fidélité et d'espérance. Être nostalgique est une fausse fidélité, être impatient est une fausse espérance. La vérité est, comme pour' Marie et Joseph, dans une fidélité qui est quotidienne, qui prend au sérieux l'heure présente. Il ne s'agit pas d'être fidèle à hier et espérant dans demain, mais de vivre aujourd’hui en même temps la fidélité et l'espérance. La liturgie nous fait dire : Aujourd'hui c’est Noël, aujourd’hui Dieu est avec nous. Notre fidélité peut s'exprimer juste- ment dans notre attention à cet aujourd’hui, au salut qui est là entre nos mains, car le salut c’est la charité qui se partage, l'amitié que l'on peut donner et recevoir, l'amour qui se déploie. Je suis sûr que chaque fois qu'un chrétien - et même l'un de ceux qui ne sont pas chrétiens mais qui portent en eux la présence de Dieu sans la reconnaître - chaque fois qu'un chrétien partage, chaque fois qu'un chrétien se donne, chaque fois qu'un chrétien accepte d'aimer ou d'être aimé, alors c’est Noël, le salut se réalise, le royaume de Dieu vient parmi nous. Tout à l'heure nous écoutions saint Paul dire aux Colossiens : Par-dessus tout qu'il y ait l'amour. C'est dans la mesure où nous serons persuadés que seul l'amour compte que nous comprendrons ce mystère de la Sainte Famille qui n'est qu'une face du mystère de Noël, du mystère de Dieu fait homme pour nous sauver, et que nous pourrons vivre en vérité dans la fidélité et dans l'espérance. </w:t>
       </w:r>
       <w:r>
         <w:t>Amen.</w:t>
@@ -181,7 +2830,8 @@
       <w:pPr>
         <w:pStyle w:val="Titre1"/>
       </w:pPr>
-      <w:bookmarkStart w:id="1" w:name="_Hlk194479606"/>
+      <w:bookmarkStart w:id="2" w:name="_Hlk194479606"/>
+      <w:bookmarkStart w:id="3" w:name="_Toc203661658"/>
       <w:r>
         <w:rPr>
           <w:color w:val="FF0000"/>
@@ -195,9 +2845,14 @@
         <w:t xml:space="preserve">, </w:t>
       </w:r>
       <w:r>
-        <w:t>Alain Ponsar</w:t>
-      </w:r>
-      <w:bookmarkEnd w:id="1"/>
+        <w:t xml:space="preserve">Alain </w:t>
+      </w:r>
+      <w:proofErr w:type="spellStart"/>
+      <w:r>
+        <w:t>Ponsar</w:t>
+      </w:r>
+      <w:bookmarkEnd w:id="2"/>
+      <w:proofErr w:type="spellEnd"/>
       <w:r>
         <w:t xml:space="preserve">, </w:t>
       </w:r>
@@ -207,14 +2862,15 @@
       <w:r>
         <w:t>Dieu parle et l’homme écoute</w:t>
       </w:r>
-    </w:p>
-    <w:p>
-      <w:pPr>
-        <w:rPr>
-          <w:lang w:eastAsia="fr-FR"/>
-        </w:rPr>
-      </w:pPr>
-      <w:bookmarkStart w:id="2" w:name="_Hlk194479595"/>
+      <w:bookmarkEnd w:id="3"/>
+    </w:p>
+    <w:p>
+      <w:pPr>
+        <w:rPr>
+          <w:lang w:eastAsia="fr-FR"/>
+        </w:rPr>
+      </w:pPr>
+      <w:bookmarkStart w:id="4" w:name="_Hlk194479595"/>
       <w:r>
         <w:rPr>
           <w:lang w:eastAsia="fr-FR"/>
@@ -234,11 +2890,19 @@
         </w:rPr>
         <w:t xml:space="preserve"> dimanche du temps ordinaire de l’année B, </w:t>
       </w:r>
-      <w:r>
-        <w:rPr>
-          <w:lang w:eastAsia="fr-FR"/>
-        </w:rPr>
-        <w:t>Dt 18, 15-20 ; 1 Co 7, 32-35</w:t>
+      <w:proofErr w:type="spellStart"/>
+      <w:r>
+        <w:rPr>
+          <w:lang w:eastAsia="fr-FR"/>
+        </w:rPr>
+        <w:t>Dt</w:t>
+      </w:r>
+      <w:proofErr w:type="spellEnd"/>
+      <w:r>
+        <w:rPr>
+          <w:lang w:eastAsia="fr-FR"/>
+        </w:rPr>
+        <w:t xml:space="preserve"> 18, 15-20 ; 1 Co 7, 32-35</w:t>
       </w:r>
       <w:r>
         <w:rPr>
@@ -279,31 +2943,88 @@
         <w:t>Fontenay-sous-Bois, église paroissiale Saint-Germain l'Auxerrois</w:t>
       </w:r>
     </w:p>
-    <w:bookmarkEnd w:id="2"/>
-    <w:p>
-      <w:pPr>
-        <w:rPr>
-          <w:lang w:eastAsia="fr-FR"/>
-        </w:rPr>
-      </w:pPr>
-    </w:p>
-    <w:p>
-      <w:pPr>
-        <w:rPr>
-          <w:lang w:eastAsia="fr-FR"/>
-        </w:rPr>
-      </w:pPr>
-      <w:r>
-        <w:rPr>
-          <w:lang w:eastAsia="fr-FR"/>
-        </w:rPr>
-        <w:t xml:space="preserve">« Qu'est-ce que cela veut dire ? » Nous pourrions, nous aussi, nous poser cette question avec les gens de Capharnaüm. Dieu serait-il intervenu dans l'histoire des hommes ? Leur aurait-il parlé ? C'est à cela qu'il faut répondre. Car s'il y a histoire de Dieu et des hommes, elle n'est pas finie. Nous la vivons. Ainsi survinrent les quatre grands prophètes : Isaïe, Jérémie, Ézéchiel, Daniel et les douze petits qui n'étaient que la préparation lointaine et l'annonce de ce grand prophète semblable à Moïse, annoncé par lui, et qui serait par excellence le prophète de Dieu. Tout le monde l'attendait plus ou moins ardemment, plus ou moins consciemment. Mais si d'aucuns veillaient à sa venue, comment le reconnaître ? A quels signes distinguer que c'était bien lui et que Dieu parlait par sa bouche ? D'abord, pourquoi Dieu a-t-il parlé ? La réponse nous est donnée par te livre du Deutéronome dont un passage a été lu au début de cette liturgie. Elle nous est donnée par Moïse. Dieu nous parle parce que l'homme le lui a demandé. Parce que dans le cœur de l'homme, il y a trop de questions pour qu'il ne cherche pas quelqu'un pour y répondre. Parce que le cœur de l'homme est habité par le désir d'une rencontre, d'un dialogue, d'une confidence. Dieu, en parlant, répond à cette attente et comble ce désir. Moïse nous indique aussi le mode d'expression que Dieu a choisi pour parler. Les Juifs, au Sinaï, avaient fait l'expérience d'un dialogue avec Dieu. Mais ils avaient eu un mauvais souvenir de cette rencontre dominée par la peur, le tremblement, et une sorte de menace pour leur propre existence. Ils lui avaient demandé de leur parler encore, mais de leur parler, pour ainsi dire, d'une manière plus humaine. Avec un visage humain, comme Moïse leur avait parlé de sa part, en étant le porte-parole de Dieu. Et Dieu avait promis à Moïse de continuer à leur parler ainsi par l'intermédiaire de porte-paroles que les Hébreux appelaient les prophètes. Non pas tellement ceux qui prédisaient à l'avance l'avenir, mais plutôt ceux à qui Dieu avait mis sa parole dans la bouche, pour qu'ils deviennent eux-mêmes la bouche de Dieu. Le visage de Dieu. La Bible a de belles images à ce sujet. Ézéchiel consommant un rouleau que Dieu lui présentait. Mais davantage Jérémie s'écriant : « Quand Tes paroles se présentaient, je les dévorais, Ta parole était mon ravissement et mon allégresse ». C'est là qu'apparaît notre seconde question. A quoi donc reconnaître le vrai prophète de Dieu ? En réfléchissant à l'évangile de ce matin, on peut répondre : à deux signes : l'originalité de l'expression du prophète et l'effet de sa Parole. Le prophète de Dieu s'exprime d'une façon très originale que Saint Marc précise en disant qu'il n'a pas le mode de parler des autres et qu'il parle avec autorité. Les autres, un type d'hommes habitués à la parole les symbolise en même temps qu'il les caricature, ce sont les scribes. Ils parlent, mais en récitant une leçon. Ils parlent, mais en étant fiers de savoir cette leçon, étalant leur science. Ils parlent, mais pour imposer avec dureté des préceptes rigoureux qu'ils ne mettent pas toujours en pratique, loin de là. Jésus, lui, s'oppose point pour point à cette manière de faire et c’est précisément ce qui fait son autorité. Il parle. Mais non pas en référence à une leçon. Il parle comme s'il avait reçu confidence de quelqu'un. Il n'a pas appris dans un livre. Il a vécu dans le cœur à cœur du Maître qui l'a écrit. Son enseignement est personnel, fruit d'une relation intime avec Dieu. Voilà une première différence. Il y en a une seconde. S'il parle avec passion, exprimant ses convictions les plus chères et à travers elles la source même de son être et de sa joie, il parle avec douceur. Il propose humblement son message comme II l'a reçu lui-même, acceptant le risque de ne pas être écouté. D'être rejeté.  Il y a une troisième différence. Jésus n'est pas comme les Scribes. Il vit ce qu'il dit. Il n'y a pas de différence entre ce qu'il dit et ce qu'il fait. Entre sa Parole et sa Vie. Sa Parole, c’est sa Vie. Et c’est ce qui lui donne tellement d'autorité : « Les exemples vivants sont d'un autre pouvoir ». Voilà donc la manière de Jésus. Il y a aussi l'effet de sa Parole. C'est le second signe. Cet effet, on le saisit sur le vif dans les réactions de ce possédé campé là, au premier plan. Il parle peu. Mais le peu de mots qu'il dit est essentiel. Que dit-il ? Il dévoile d'abord la source de l'autorité de Jésus. Elle vient de son intimité avec Dieu, du dialogue incessant qu'il entretient avec Lui. Et c’est cela que l'esprit du Mal est forcé de reconnaître et de proclamer : « Jésus, je sais bien qui Tu es. Le Saint de Dieu. Je sais bien ce que cela veut dire. Cela veut dire qu'en Toi, est présente, sur terre, la sainteté de Dieu, sa tendresse, sa miséricorde, son pardon ». Et du coup, il crie la conséquence de cette présence reconnue. « Je sais bien ce que cela veut dire. Cela veut dire que si Dieu est là parmi les hommes, moi, la zizanie, la haine, la jalousie, le meurtre, la guerre, moi, le Mal, je n'ai plus qu'à partir. Je suis perdu. Je suis... Je ne suis plus, le néant de mon être éclatant dans ce refus que je fais de Tamour. Ma force est vaincue par la Faiblesse de Dieu ». Et le Mal n'a plus qu'à reculer, fuir devant la Parole de Dieu quand Elle se fait vie. Oh ! pour une fois, comme il parle bien, Satan. Comme il est lucide. Comme il est intelligent, et comprend bien les choses, les pénétrant au plus profond ! Et comme nous les comprenons bien, nous aussi, quand nous recevons la Parole de Dieu et opposons à Elle nos refus. Elle nous perce comme une épée. Et nous crions quand le Mal s'arrache à notre chair. Alors, cette Parole, nous l'entendrions encore au- jourd'hui ? C'est notre troisième question. Si le Christ est toujours vivant, oui, Dieu nous parle encore. Non par la bouche de Jésus, mais par le cœur de tous ceux qui donnent hospitalité à son Esprit. Dieu nous parle par les membres de son Corps, avec la douceur d'un visage humain, qui peut être le plus humble, le plus inattendu, le plus proche. Le prophétisme est toujours vivant. Il n'appartient plus seulement aux grands prophètes ni aux douze petits. Il est à la portée de notre main, prophétisme des humbles, de la piétaille, nous interpellant dans notre vie quotidienne. Je voudrais, en terminant, vous en confier deux exemples vécus ces tous derniers mois. Le premier, un homme tous simple, au bon accent du Midi, devait un jour marier son fils. La veille, sa dernière fille, une enfant fragile, avait presque 40 degrés de fièvre. Je lui ai dit : « Le Bon Dieu est gentil. Il peut vous mettre demain votre fille sur pied pour les noces. Nous allons le lui demander ». Ainsi fut fait. Le lendemain, je lui faisais remarquer cet humour bienveillant de Dieu. Alors, il me fit cette surprenante réponse : « La prière, j'y ai réfléchi. Au fond, on ne devrait jamais rien demander au Bon Dieu. Ça l'embête. Mais quand on vient à Lui les mains vides, qu'on se confie à Lui comme un pauvre type avec tous ses ennuis, alors il ne nous laisse pas tomber ». Cette parole est venue me rafraîchir le cœur. Je l'ai reçue comme une confidence de Dieu. Le second exemple, le voici. Il s'agissait d'une de mes proches frappés d'une maladie très grave, longue et pénible. Mère de famille, elle réalisait bien tout cela et s'inquiétait peu pour elle mais pour tel ou telle de ses enfants qu'elle avait conscience de lâcher trop jeune. Je ne puis citer d'elle, pour ainsi dire aucune parole « pieuse ». Celle-ci, même, ne l'est pas. Au moment où lui proposant la communion qu'elle pouvait difficilement recevoir, pouvant à peine boire, elle la refusa en me disant : « Tu sais, je suis avec le Bon Dieu tout le temps ». Mais là n'est pas l'essentiel. L'essentiel, c'était sa vie. Pendant tous ces longs mois, pas une question sur sa maladie et son évolution, pas une plainte, pas un moment d'impatience et de découragement, mais au contraire, un incessant besoin d'accueillir les autres, leurs problèmes, leurs joies, leurs souffrances, leurs secrets, et cela jusqu'au bout. Au milieu de son épreuve, elle était sereine. Un jour, devant cette attitude, je lui dis : «Tu es pour nous une vraie Parole». C'était vrai. Sa vie était Parole. A cause de cela, son témoignage était présence du Royaume et langage de Dieu. Oui, qu'est-ce que tout cela veut dire ? Sinon que Jésus est toujours vivant dans son Église, dans le cœur de tous les hommes de bonne volonté. A travers eux, Dieu nous parle et nous appelle à vivre. A vivre de Sa Vie. A faire reculer le Mal. A construire la Paix. Cela veut dire que, par nous aussi, si nous vivons de la Parole, si elle devient notre vie, Dieu peut parler et souvent, </w:t>
+    <w:bookmarkEnd w:id="4"/>
+    <w:p>
+      <w:pPr>
+        <w:rPr>
+          <w:lang w:eastAsia="fr-FR"/>
+        </w:rPr>
+      </w:pPr>
+    </w:p>
+    <w:p>
+      <w:pPr>
+        <w:rPr>
+          <w:lang w:eastAsia="fr-FR"/>
+        </w:rPr>
+      </w:pPr>
+      <w:r>
+        <w:rPr>
+          <w:lang w:eastAsia="fr-FR"/>
+        </w:rPr>
+        <w:t xml:space="preserve">« Qu'est-ce que cela veut dire ? » Nous pourrions, nous aussi, nous poser cette question avec les gens de Capharnaüm. Dieu serait-il intervenu dans l'histoire des hommes ? Leur aurait-il parlé ? C'est à cela qu'il faut répondre. Car s'il y a histoire de Dieu et des hommes, elle n'est pas finie. Nous la vivons. Ainsi survinrent les quatre grands prophètes : Isaïe, Jérémie, Ézéchiel, Daniel et les douze petits qui n'étaient que la préparation lointaine et l'annonce de ce grand prophète semblable à Moïse, annoncé par lui, et qui serait par excellence le prophète de Dieu. Tout le monde l'attendait plus ou moins ardemment, plus ou moins consciemment. Mais si d'aucuns veillaient à sa venue, comment le reconnaître ? A quels signes distinguer que c'était bien lui et que Dieu parlait par sa bouche ? D'abord, pourquoi Dieu a-t-il parlé ? La réponse nous est donnée par te livre du Deutéronome dont un passage a été lu au début de cette liturgie. Elle nous est donnée par Moïse. Dieu nous parle parce que l'homme le lui a demandé. Parce que dans le cœur de l'homme, il y a trop de questions pour qu'il ne cherche pas quelqu'un pour y répondre. Parce que le cœur de l'homme est habité par le désir d'une rencontre, d'un dialogue, d'une confidence. Dieu, en parlant, répond à cette attente et comble ce désir. Moïse nous indique aussi le mode d'expression que Dieu a choisi pour parler. Les Juifs, au Sinaï, avaient fait l'expérience d'un dialogue avec Dieu. Mais ils avaient eu un mauvais souvenir de cette rencontre dominée par la peur, le tremblement, et une sorte de menace pour leur propre existence. Ils lui </w:t>
+      </w:r>
+      <w:r>
+        <w:rPr>
+          <w:lang w:eastAsia="fr-FR"/>
+        </w:rPr>
+        <w:lastRenderedPageBreak/>
+        <w:t xml:space="preserve">avaient demandé de leur parler encore, mais de leur parler, pour ainsi dire, d'une manière plus humaine. Avec un visage humain, comme Moïse leur avait parlé de sa part, en étant le porte-parole de Dieu. Et Dieu avait promis à Moïse de continuer à leur parler ainsi par l'intermédiaire de porte-paroles que les Hébreux appelaient les prophètes. Non pas tellement ceux qui prédisaient à l'avance l'avenir, mais plutôt ceux à qui Dieu avait mis sa parole dans la bouche, pour qu'ils deviennent eux-mêmes la bouche de Dieu. Le visage de Dieu. La Bible a de belles images à ce sujet. Ézéchiel consommant un rouleau que Dieu lui présentait. Mais davantage Jérémie s'écriant : « Quand Tes paroles se présentaient, je les dévorais, Ta parole était mon ravissement et mon allégresse ». C'est là qu'apparaît notre seconde question. A quoi donc reconnaître le vrai prophète de Dieu ? En réfléchissant à l'évangile de ce matin, on peut répondre : à deux signes : l'originalité de l'expression du prophète et l'effet de sa Parole. Le prophète de Dieu s'exprime d'une façon très originale que Saint Marc précise en disant qu'il n'a pas le mode de parler des autres et qu'il parle avec autorité. Les autres, un type d'hommes habitués à la parole les symbolise en même temps qu'il les caricature, ce sont les scribes. Ils parlent, mais en récitant une leçon. Ils parlent, mais en étant fiers de savoir cette leçon, étalant leur science. Ils parlent, mais pour imposer avec dureté des préceptes rigoureux qu'ils ne mettent pas toujours en pratique, loin de là. Jésus, lui, s'oppose point pour point à cette manière de faire et c’est précisément ce qui fait son autorité. Il parle. Mais non pas en référence à une leçon. Il parle comme s'il avait reçu confidence de quelqu'un. Il n'a pas appris dans un livre. Il a vécu dans le cœur à cœur du Maître qui l'a écrit. Son enseignement est personnel, fruit d'une relation intime avec Dieu. Voilà une première différence. Il y en a une seconde. S'il parle avec passion, exprimant ses convictions les plus chères et à travers elles la source même de son être et de sa joie, il parle avec douceur. Il propose humblement son message comme II l'a reçu lui-même, acceptant le risque de ne pas être écouté. D'être rejeté.  Il y a une troisième différence. Jésus n'est pas comme les Scribes. Il vit ce qu'il dit. Il n'y a pas de différence entre ce qu'il dit et ce qu'il fait. Entre sa Parole et sa Vie. Sa Parole, c’est sa Vie. Et c’est ce qui lui donne tellement d'autorité : « Les exemples vivants sont d'un autre pouvoir ». Voilà donc la manière de Jésus. Il y a aussi l'effet de sa Parole. C'est le second signe. Cet effet, on le saisit sur le vif dans les réactions de ce possédé campé là, au premier plan. Il parle peu. Mais le peu de mots qu'il dit est essentiel. Que dit-il ? Il dévoile d'abord la source de l'autorité de Jésus. Elle vient de son intimité avec Dieu, du dialogue incessant qu'il entretient avec Lui. Et c’est cela que l'esprit du Mal est forcé de reconnaître et de proclamer : « Jésus, je sais bien qui Tu es. Le Saint de Dieu. Je sais bien ce que cela veut dire. Cela veut dire qu'en Toi, est présente, sur terre, la sainteté de Dieu, sa tendresse, sa miséricorde, son pardon ». Et du coup, il crie la conséquence de cette présence reconnue. « Je sais bien ce que cela veut dire. Cela veut dire que si Dieu est là parmi les hommes, moi, la zizanie, la haine, la jalousie, le meurtre, la guerre, moi, le Mal, je n'ai plus qu'à partir. Je suis perdu. Je suis... Je ne suis plus, le néant de mon être éclatant dans ce refus que je fais de </w:t>
+      </w:r>
+      <w:proofErr w:type="spellStart"/>
+      <w:r>
+        <w:rPr>
+          <w:lang w:eastAsia="fr-FR"/>
+        </w:rPr>
+        <w:t>Tamour</w:t>
+      </w:r>
+      <w:proofErr w:type="spellEnd"/>
+      <w:r>
+        <w:rPr>
+          <w:lang w:eastAsia="fr-FR"/>
+        </w:rPr>
+        <w:t xml:space="preserve">. Ma force est vaincue par la Faiblesse de Dieu ». Et le Mal n'a plus qu'à reculer, fuir devant la Parole de Dieu quand Elle se fait vie. Oh ! pour une fois, comme il parle bien, Satan. Comme il est lucide. Comme il est intelligent, et comprend bien les choses, les pénétrant au plus profond ! Et comme nous les comprenons bien, nous aussi, quand nous recevons la Parole de Dieu et opposons à Elle nos refus. Elle nous perce comme une épée. Et nous crions quand le Mal s'arrache à notre chair. Alors, cette Parole, nous l'entendrions encore au- jourd'hui ? C'est notre troisième question. Si le Christ est toujours vivant, oui, Dieu nous parle encore. Non par la bouche de Jésus, mais par le cœur de tous ceux qui donnent hospitalité à son Esprit. Dieu nous parle par les membres de son Corps, avec la douceur d'un visage humain, qui peut être le plus humble, le plus inattendu, le plus proche. Le prophétisme est toujours vivant. Il n'appartient plus seulement aux grands prophètes ni aux douze petits. Il est à la portée de notre main, prophétisme des humbles, de la piétaille, nous interpellant dans notre vie quotidienne. Je voudrais, en terminant, vous en confier deux exemples vécus ces tous derniers mois. Le premier, un homme </w:t>
+      </w:r>
+      <w:r>
+        <w:rPr>
+          <w:lang w:eastAsia="fr-FR"/>
+        </w:rPr>
+        <w:lastRenderedPageBreak/>
+        <w:t>tous simple, au bon accent du Midi, devait un jour marier son fils. La veille, sa dernière fille, une enfant fragile, avait presque 40 degrés de fièvre. Je lui ai dit : « Le Bon Dieu est gentil. Il peut vous mettre demain votre fille sur pied pour les noces. Nous allons le lui demander ». Ainsi fut fait. Le lendemain, je lui faisais remarquer cet humour bienveillant de Dieu. Alors, il me fit cette surprenante réponse : « La prière, j'y ai réfléchi. Au fond, on ne devrait jamais rien demander au Bon Dieu. Ça l'embête. Mais quand on vient à Lui les mains vides, qu'on se confie à Lui comme un pauvre type avec tous ses ennuis, alors il ne nous laisse pas tomber ». Cette parole est venue me rafraîchir le cœur. Je l'ai reçue comme une confidence de Dieu. Le second exemple, le voici. Il s'agissait d'une de mes proches frappés d'une maladie très grave, longue et pénible. Mère de famille, elle réalisait bien tout cela et s'inquiétait peu pour elle mais pour tel ou telle de ses enfants qu'elle avait conscience de lâcher trop jeune. Je ne puis citer d'elle, pour ainsi dire aucune parole « pieuse ». Celle-ci, même, ne l'est pas. Au moment où lui proposant la communion qu'elle pouvait difficilement recevoir, pouvant à peine boire, elle la refusa en me disant : « Tu sais, je suis avec le Bon Dieu tout le temps ». Mais là n'est pas l'essentiel. L'essentiel, c'était sa vie. Pendant tous ces longs mois, pas une question sur sa maladie et son évolution, pas une plainte, pas un moment d'impatience et de découragement, mais au contraire, un incessant besoin d'accueillir les autres, leurs problèmes, leurs joies, leurs souffrances, leurs secrets, et cela jusqu'au bout. Au milieu de son épreuve, elle était sereine. Un jour, devant cette attitude, je lui dis :</w:t>
+      </w:r>
+      <w:proofErr w:type="gramStart"/>
+      <w:r>
+        <w:rPr>
+          <w:lang w:eastAsia="fr-FR"/>
+        </w:rPr>
+        <w:t xml:space="preserve"> «Tu</w:t>
+      </w:r>
+      <w:proofErr w:type="gramEnd"/>
+      <w:r>
+        <w:rPr>
+          <w:lang w:eastAsia="fr-FR"/>
+        </w:rPr>
+        <w:t xml:space="preserve"> es pour nous une vraie </w:t>
+      </w:r>
+      <w:proofErr w:type="gramStart"/>
+      <w:r>
+        <w:rPr>
+          <w:lang w:eastAsia="fr-FR"/>
+        </w:rPr>
+        <w:t>Parole»</w:t>
+      </w:r>
+      <w:proofErr w:type="gramEnd"/>
+      <w:r>
+        <w:rPr>
+          <w:lang w:eastAsia="fr-FR"/>
+        </w:rPr>
+        <w:t xml:space="preserve">. C'était vrai. Sa vie était Parole. A cause de cela, son témoignage était présence du Royaume et langage de Dieu. Oui, qu'est-ce que tout cela veut dire ? Sinon que Jésus est toujours vivant dans son Église, dans le cœur de tous les hommes de bonne volonté. A travers eux, Dieu nous parle et nous appelle à vivre. A vivre de Sa Vie. A faire reculer le Mal. A construire la Paix. Cela veut dire que, par nous aussi, si nous vivons de la Parole, si elle devient notre vie, Dieu peut parler et souvent, </w:t>
       </w:r>
     </w:p>
     <w:p>
       <w:pPr>
         <w:pStyle w:val="Titre1"/>
       </w:pPr>
+      <w:bookmarkStart w:id="5" w:name="_Toc203661659"/>
       <w:r>
         <w:t>11/08/1974</w:t>
       </w:r>
@@ -316,6 +3037,7 @@
       <w:r>
         <w:t>les attributs divins</w:t>
       </w:r>
+      <w:bookmarkEnd w:id="5"/>
     </w:p>
     <w:p>
       <w:pPr>
@@ -329,14 +3051,28 @@
         </w:rPr>
         <w:t xml:space="preserve">19e dimanche du temps ordinaire de l’année C, sur </w:t>
       </w:r>
-      <w:bookmarkStart w:id="3" w:name="_Hlk194390761"/>
-      <w:r>
-        <w:rPr>
-          <w:lang w:eastAsia="fr-FR"/>
-        </w:rPr>
-        <w:t>Sa 18, 6-9 ; He 11, 1-19 ; Lc 12, 32-48</w:t>
-      </w:r>
-      <w:bookmarkEnd w:id="3"/>
+      <w:bookmarkStart w:id="6" w:name="_Hlk194390761"/>
+      <w:r>
+        <w:rPr>
+          <w:lang w:eastAsia="fr-FR"/>
+        </w:rPr>
+        <w:t xml:space="preserve">Sa 18, 6-9 ; He 11, 1-19 ; </w:t>
+      </w:r>
+      <w:proofErr w:type="spellStart"/>
+      <w:r>
+        <w:rPr>
+          <w:lang w:eastAsia="fr-FR"/>
+        </w:rPr>
+        <w:t>Lc</w:t>
+      </w:r>
+      <w:proofErr w:type="spellEnd"/>
+      <w:r>
+        <w:rPr>
+          <w:lang w:eastAsia="fr-FR"/>
+        </w:rPr>
+        <w:t xml:space="preserve"> 12, 32-48</w:t>
+      </w:r>
+      <w:bookmarkEnd w:id="6"/>
     </w:p>
     <w:p>
       <w:pPr>
@@ -357,7 +3093,7 @@
           <w:lang w:eastAsia="fr-FR"/>
         </w:rPr>
       </w:pPr>
-      <w:bookmarkStart w:id="4" w:name="_Hlk194390768"/>
+      <w:bookmarkStart w:id="7" w:name="_Hlk194390768"/>
       <w:r>
         <w:rPr>
           <w:lang w:eastAsia="fr-FR"/>
@@ -371,35 +3107,125 @@
         <w:t>.</w:t>
       </w:r>
     </w:p>
-    <w:bookmarkEnd w:id="4"/>
-    <w:p>
-      <w:pPr>
-        <w:rPr>
-          <w:lang w:eastAsia="fr-FR"/>
-        </w:rPr>
-      </w:pPr>
-    </w:p>
-    <w:p>
-      <w:pPr>
-        <w:rPr>
-          <w:lang w:eastAsia="fr-FR"/>
-        </w:rPr>
-      </w:pPr>
-      <w:r>
-        <w:rPr>
-          <w:lang w:eastAsia="fr-FR"/>
-        </w:rPr>
-        <w:t xml:space="preserve">Comme les vacances aident les gens des villes à mieux prendre les vraies dimensions de la mer et de la montagne ainsi, dimanche après dimanche, l'Evangile serti - telle une pierre précieuse - dans la liturgie nous dépayse. L'Evangile nous sort de nos habitudes, de nos accommodements avec Dieu. Lorsque seuls, nous lisons Marc, Matthieu, Luc et Jean, nous avons tendance à choisir les paroles du Christ qui correspondent à nos inclinations. Dans la liturgie, l'Evangile n'est pas choisi par nous. Il arrive qu'il nous bouscule. Vous cherchiez en vacances, sur la plage, le repos et l'oubli de la vie quotidienne. L'Evangile d'aujourd’hui éclate comme un avertissement au rebours de nos désirs : « C'est à l'heure où vous n'y penserez pas que le Fils de l'homme viendra ». Peut-être qu'un certain nombre d'entre vous ne croient pas, ou ont du mal de croire, à la venue du Fils de l'homme, à la fin des temps, au Jugement dernier ? Peut-être êtes-vous comme cette marquise du XVIIle siècle à qui l'on demandait : « Croyez-vous à l'enfer ». Elle répondait : « Je n'y crois pas mais j'en ai peur ». A l'inverse de la marquise, il ne faut pas avoir peur mais croire. Croire à quoi ? L'Evangile d'aujourd’hui, nous invite à croire à la transcendance, à l'exigence et à la vigilance. Si le maître arrive dans la nuit, ce n'est pas pour le plaisir de surprendre, de contrôler et de confondre. Dieu n'est pas un surveillant malveillant. Avec Dieu, il n'y a pas de temps et de lieu. Dieu est éternel, Dieu est immuable, Dieu est pure transcendance. Mais Dieu n'a pas besoin de frapper à la porte car Dieu est partout. Dieu est totale présence. La transcendance n'est pas l'absence. Dieu est au-dessus de nous mais, aussi, au-dedans de nous. En Dieu, les contraires transcendance et présence sont réconciliés. Dieu est au-delà de ce que nous pouvons penser et dire et, cependant, comme Jésus nous l'a enseigné, nous osons dire : « Notre Père ». Père, non pas Juge, non pas Seigneur, non pas Maître. Père c’est plus que la proximité et la familiarité : c’est l'intimité de la tendresse. Lorsque nous disons : « Notre Père », nous ajoutons : « qui es au ciel ». Cela ne signifie pas que Dieu habite dans les nuages mais qu'il est le « Tout autre ». Il y a le même rapport entre transcendance et présence dans notre parabole que dans le Notre Père. La transcendance : Dieu vient comme il l'entend, à l'heure de son choix. L'intimité de la présence : c’est le repas où le maître nous servira comme Jésus a servi ses disciples lors du lavement des pieds. Ce n'est pas l'intimité d'une fête unique, c’est l'intimité du pain quotidien demandé, donné et partagé. Ce n'est pas parce que Dieu est transcendant qu'il doit venir comme l'éclair et le tonnerre. Dieu est déjà en nous avant que nous nous tournions vers lui. Sa présence permanente rejoint des expériences de notre vie. On pense souvent que les événements arrivent toujours avec tambours et trompettes alors qu'en réalité c’est une loi de la vie charnelle et spirituelle : elle croît le plus souvent d'une manière imperceptible comme la germination de la bonne ou de la mauvaise herbe. La deuxième leçon de la parabole après l'affirmation de la transcendance de Dieu, c’est l'exigence de Dieu. Vous savez qu'aujourd’hui flotte dans l'air l'idée que le péché n'existe plus ou à peine. Dans certains cas, il y aurait peut-être des maladresses et, dans tous les cas, il y aurait des structures et des conditionnements comme on dit qui expliqueraient toutes les perversions. Ceux qui parlent ainsi se trompent et vous trompent. Le mal et le péché existent autour de nous et en nous : dans notre cœur, dans notre esprit et dans notre âme. Dieu ne compose pas avec le péché : Dieu est exigeant. La liberté qu'il nous donne, il souhaite qu'elle tourne en amour et en bonheur. Le péché désagrège et rend finalement triste même s'il se présente sous le masque du plaisir et de la beauté. Dieu est exigeant mais de même que sa transcendance n'exclut pas sa présence, son exigence va de pair avec son indulgence. Si l'exigence de Dieu est sans limite c’est parce que Dieu est infini. Si l'indulgence de Dieu est aussi sans limite c’est parce que Dieu est infini. Le catholicisme -me semble-t-il- a beaucoup insisté sur la patience et la miséricorde de Dieu. Un prêtre de la Meuse, le curé-doyen de Billy aimait raconter que vers la fin de la guerre, le commando de prisonniers français auquel il appartenait s'était trouvé en Pologne dans une province qui avait encore plus souffert que les autres. Pendant quelques mois, les Français furent libérés sans pouvoir être rapatriés. Au village, dans les fermes, les polonaises étaient seules depuis des années. Des polonaises finirent par vivre avec des prisonniers français. Tous les soirs, la cloche de l'Eglise sonnait pour appeler à la prière commune. Les Polonaises voulaient emmener leurs Français à l'église. Les Français qui paient des souvenirs de catéchisme sur les commandements de Dieu se sentaient en faute et refusaient de se rendre à l'église. Les Polonaises leur rétorquaient :«Ce n'est pas parce qu'on manqua à un commandement qu'il ne faut pas observer les neuf autres»- Les Polonaises avaient raison. Les fautes humaines ne diminuent pas l'exigence de Dieu. La parabole nous révèle en Dieu transcendance et présence ainsi qu'exigence et indulgence. La parabole nous enseigne qu'en nous doivent se marier la vigilance inquiète et la confiance sereine. Il est rare que nous prenions de vitesse l'aube et le printemps. Nous sommes souvent assoupis, engourdis, plongés dans une torpeur trompeuse. Et pourtant nous savons bien que pour demeurer des vivants, nous devons rester vigilants. C'est une expérience commune. Devant le fourneau, un instant d'inattention et le plat est brûlé. Devant l'écritoire, un instant de relâchement et l'inspiration nous quitte. A côté de l'enfant, un instant d'oubli et il y a risque d'accident. Comment se fait-il que nous pensions si peu aux étapes à venir de notre vie et à cette étape de la vie qui s'appelle la mort. Hier c'était du corps et du sexe dont on n'osait pas parler mais l'on évoquait beaucoup la mort, les défunts et les trépassés. Aujourd'hui la situation s'est inversée. On cache la mort. Regardez les enterrements furtifs dans les grandes villes, les signes de deuil sont en voie de disparition. Et cependant la mort est là. Un passage terrible du Psaume 89 ne nous laisse aucune illusion : Sous ta violence, nos jours s'enfuient ; Toutes nos années sont un souffle. Soixante-dix ans en fait le compte A quatre-vingts c’est un exploit ! Tant d'embarras pour de la peine et du vent ; Bientôt, s'en est fini ; nous avons passé. Dans mon couvent, quand à l'office du lundi matin nous récitons ce psaume, les pères marquent spontanément un léger arrêt. Nous pensons à ceux que nous avons aimés et qui sont déjà partis. Le frère portier hoche la tête en regardant discrètement dans la direction des pères qui pourraient penser qu'il y a dans la vie des choses plus importantes que d'accueillir ceux qui frappent à notre porte. Le Père sous-prieur sourit de retrouver dans le Psaume une confirmation de sa pensée sur la vanité de toutes choses. Ces petits mouvements divers prouvent que nous sommes touchés en plein cœur par le psaume. Le psaume pourtant exagère un peu à dessein. La vie n'est pas du vent. La gloire de Dieu, révélée par Jésus-Christ, ce n'est pas l'homme angoissé. C'est l'homme qui vit à travers l'angoisse des vraies questions et qui est pacifié. C'est l'homme qui sait que malgré ses péchés sa vie éternelle est commencée. En sortant de l'office choral, nous avons le droit paisiblement et même joyeusement de nous asseoir au réfectoire car les repas fraternels préparent aussi le festin éternel. C'est dans toute notre vie quotidienne, à condition qu'elle soit vigilante que se rencontrent transcendance et présence de Dieu, exigence et indulgence de Dieu. Toute parabole nous oblige à rentrer en nous-mêmes pour nous examiner et presque dans le même temps à en sortir pour prendre parti. Toute parabole peut tourner en prière : Grandeur de Dieu dilatez-moi Présence de Dieu habitez-moi Exigence de Dieu convertissez-moi Indulgence de Dieu pardonnez-moi et puis et surtout Amour de Dieu embrasez-moi Car s'il est vrai que c’est au soir de notre vie que nous serons jugés sur l'amour, c’est aussi, au jour le jour, au regard de l'amour, que nous nous jugeons nous-mêmes. Amen </w:t>
+    <w:bookmarkEnd w:id="7"/>
+    <w:p>
+      <w:pPr>
+        <w:rPr>
+          <w:lang w:eastAsia="fr-FR"/>
+        </w:rPr>
+      </w:pPr>
+    </w:p>
+    <w:p>
+      <w:pPr>
+        <w:rPr>
+          <w:lang w:eastAsia="fr-FR"/>
+        </w:rPr>
+      </w:pPr>
+      <w:r>
+        <w:rPr>
+          <w:lang w:eastAsia="fr-FR"/>
+        </w:rPr>
+        <w:t xml:space="preserve">Comme les vacances aident les gens des villes à mieux prendre les vraies dimensions de la mer et de la montagne ainsi, dimanche après dimanche, l'Evangile serti - telle une pierre précieuse - dans la liturgie nous dépayse. L'Evangile nous sort de nos habitudes, de nos accommodements avec Dieu. Lorsque seuls, nous lisons Marc, Matthieu, Luc et Jean, nous avons tendance à choisir les paroles du Christ qui correspondent à nos inclinations. Dans la liturgie, l'Evangile n'est pas choisi par nous. Il arrive qu'il nous bouscule. Vous cherchiez en vacances, sur la plage, le repos et l'oubli de la vie quotidienne. L'Evangile d'aujourd’hui éclate comme un avertissement au rebours de nos désirs : « C'est à l'heure où vous n'y penserez pas que le Fils de l'homme viendra ». Peut-être qu'un certain nombre d'entre vous ne croient pas, ou ont du mal de croire, à la venue du Fils de l'homme, à la fin des temps, au Jugement dernier ? Peut-être êtes-vous comme cette marquise du </w:t>
+      </w:r>
+      <w:proofErr w:type="spellStart"/>
+      <w:r>
+        <w:rPr>
+          <w:lang w:eastAsia="fr-FR"/>
+        </w:rPr>
+        <w:t>XVIIle</w:t>
+      </w:r>
+      <w:proofErr w:type="spellEnd"/>
+      <w:r>
+        <w:rPr>
+          <w:lang w:eastAsia="fr-FR"/>
+        </w:rPr>
+        <w:t xml:space="preserve"> siècle à qui l'on demandait : « Croyez-vous à l'enfer ». Elle répondait : « Je n'y crois pas mais j'en ai peur ». A l'inverse de la marquise, il ne faut pas avoir peur mais croire. Croire à quoi ? L'Evangile d'aujourd’hui, nous invite à croire à la transcendance, à l'exigence et à la vigilance. Si le maître arrive dans la nuit, ce n'est pas pour le plaisir de surprendre, de contrôler et de confondre. Dieu n'est pas un surveillant </w:t>
+      </w:r>
+      <w:r>
+        <w:rPr>
+          <w:lang w:eastAsia="fr-FR"/>
+        </w:rPr>
+        <w:lastRenderedPageBreak/>
+        <w:t xml:space="preserve">malveillant. Avec Dieu, il n'y a pas de temps et de lieu. Dieu est éternel, Dieu est immuable, Dieu est pure transcendance. Mais Dieu n'a pas besoin de frapper à la porte car Dieu est partout. Dieu est totale présence. La transcendance n'est pas l'absence. Dieu est au-dessus de nous mais, aussi, au-dedans de nous. En Dieu, les contraires transcendance et présence sont réconciliés. Dieu est au-delà de ce que nous pouvons penser et dire et, cependant, comme Jésus nous l'a enseigné, nous osons dire : « Notre Père ». Père, non pas Juge, non pas Seigneur, non pas Maître. Père c’est plus que la proximité et la familiarité : c’est l'intimité de la tendresse. Lorsque nous disons : « Notre Père », nous ajoutons : « qui es au ciel ». Cela ne signifie pas que Dieu habite dans les nuages mais qu'il est le « Tout autre ». Il y a le même rapport entre transcendance et présence dans notre parabole que dans le Notre Père. La transcendance : Dieu vient comme il l'entend, à l'heure de son choix. L'intimité de la présence : c’est le repas où le maître nous servira comme Jésus a servi ses disciples lors du lavement des pieds. Ce n'est pas l'intimité d'une fête unique, c’est l'intimité du pain quotidien demandé, donné et partagé. Ce n'est pas parce que Dieu est transcendant qu'il doit venir comme l'éclair et le tonnerre. Dieu est déjà en nous avant que nous nous tournions vers lui. Sa présence permanente rejoint des expériences de notre vie. On pense souvent que les événements arrivent toujours avec tambours et trompettes alors qu'en réalité c’est une loi de la vie charnelle et spirituelle : elle croît le plus souvent d'une manière imperceptible comme la germination de la bonne ou de la mauvaise herbe. La deuxième leçon de la parabole après l'affirmation de la transcendance de Dieu, c’est l'exigence de Dieu. Vous savez qu'aujourd’hui flotte dans l'air l'idée que le péché n'existe plus ou à peine. Dans certains cas, il y aurait peut-être des maladresses et, dans tous les cas, il y aurait des structures et des conditionnements comme on dit qui </w:t>
+      </w:r>
+      <w:proofErr w:type="gramStart"/>
+      <w:r>
+        <w:rPr>
+          <w:lang w:eastAsia="fr-FR"/>
+        </w:rPr>
+        <w:t>expliqueraient</w:t>
+      </w:r>
+      <w:proofErr w:type="gramEnd"/>
+      <w:r>
+        <w:rPr>
+          <w:lang w:eastAsia="fr-FR"/>
+        </w:rPr>
+        <w:t xml:space="preserve"> toutes les perversions. Ceux qui parlent ainsi se trompent et vous trompent. Le mal et le péché existent autour de nous et en nous : dans notre cœur, dans notre esprit et dans notre âme. Dieu ne compose pas avec le péché : Dieu est exigeant. La liberté qu'il nous donne, il souhaite qu'elle tourne en amour et en bonheur. Le péché désagrège et rend finalement triste même s'il se présente sous le masque du plaisir et de la beauté. Dieu est exigeant mais de même que sa transcendance n'exclut pas sa présence, son exigence va de pair avec son indulgence. Si l'exigence de Dieu est sans limite c’est parce que Dieu est infini. Si l'indulgence de Dieu est aussi sans limite c’est parce que Dieu est infini. Le catholicisme -me semble-t-il- a beaucoup insisté sur la patience et la miséricorde de Dieu. Un prêtre de la Meuse, le curé-doyen de Billy aimait raconter que vers la fin de la guerre, le commando de prisonniers français auquel il appartenait s'était trouvé en Pologne dans une province qui avait encore plus souffert que les autres. Pendant quelques mois, les Français furent libérés sans pouvoir être rapatriés. Au village, dans les fermes, les polonaises étaient seules depuis des années. Des polonaises finirent par vivre avec des prisonniers français. Tous les soirs, la cloche de l'Eglise sonnait pour appeler à la prière commune. Les Polonaises voulaient emmener leurs Français à l'église. Les Français qui paient des souvenirs de catéchisme sur les commandements de Dieu se sentaient en faute et refusaient de se rendre à l'église. Les Polonaises leur rétorquaient </w:t>
+      </w:r>
+      <w:proofErr w:type="gramStart"/>
+      <w:r>
+        <w:rPr>
+          <w:lang w:eastAsia="fr-FR"/>
+        </w:rPr>
+        <w:t>:«Ce</w:t>
+      </w:r>
+      <w:proofErr w:type="gramEnd"/>
+      <w:r>
+        <w:rPr>
+          <w:lang w:eastAsia="fr-FR"/>
+        </w:rPr>
+        <w:t xml:space="preserve"> n'est pas parce qu'on manqua à un commandement qu'il ne faut pas observer les neuf </w:t>
+      </w:r>
+      <w:proofErr w:type="gramStart"/>
+      <w:r>
+        <w:rPr>
+          <w:lang w:eastAsia="fr-FR"/>
+        </w:rPr>
+        <w:t>autres»-</w:t>
+      </w:r>
+      <w:proofErr w:type="gramEnd"/>
+      <w:r>
+        <w:rPr>
+          <w:lang w:eastAsia="fr-FR"/>
+        </w:rPr>
+        <w:t xml:space="preserve"> Les Polonaises avaient raison. Les fautes humaines ne diminuent pas l'exigence de Dieu. La parabole nous révèle en Dieu transcendance et présence ainsi qu'exigence et indulgence. La parabole nous enseigne qu'en nous doivent se marier la vigilance inquiète et la confiance sereine. Il est rare que nous prenions de vitesse l'aube et le printemps. Nous sommes souvent assoupis, engourdis, plongés dans une torpeur trompeuse. Et pourtant nous savons bien que pour demeurer des vivants, nous devons rester vigilants. C'est une expérience commune. Devant le fourneau, un instant d'inattention et le plat est brûlé. Devant l'écritoire, un instant de relâchement et l'inspiration nous quitte. A côté de l'enfant, un instant d'oubli et il y a risque d'accident. Comment se fait-il que nous pensions si peu aux étapes à venir de notre vie et à cette étape de la vie qui s'appelle la mort. Hier c'était du corps et du sexe dont on n'osait pas parler mais l'on évoquait beaucoup la mort, les défunts et les trépassés. Aujourd'hui la situation s'est inversée. On cache </w:t>
+      </w:r>
+      <w:r>
+        <w:rPr>
+          <w:lang w:eastAsia="fr-FR"/>
+        </w:rPr>
+        <w:lastRenderedPageBreak/>
+        <w:t xml:space="preserve">la mort. Regardez les enterrements furtifs dans les grandes villes, les signes de deuil sont en voie de disparition. Et cependant la mort est là. Un passage terrible du Psaume 89 ne nous laisse aucune illusion : Sous ta violence, nos jours s'enfuient ; Toutes nos années sont un souffle. Soixante-dix ans en fait le compte A quatre-vingts c’est un exploit ! Tant d'embarras pour de la peine et du vent ; Bientôt, s'en est fini ; nous avons passé. Dans mon couvent, </w:t>
+      </w:r>
+      <w:proofErr w:type="gramStart"/>
+      <w:r>
+        <w:rPr>
+          <w:lang w:eastAsia="fr-FR"/>
+        </w:rPr>
+        <w:t>quand</w:t>
+      </w:r>
+      <w:proofErr w:type="gramEnd"/>
+      <w:r>
+        <w:rPr>
+          <w:lang w:eastAsia="fr-FR"/>
+        </w:rPr>
+        <w:t xml:space="preserve"> à l'office du lundi matin nous récitons ce psaume, les pères marquent spontanément un léger arrêt. Nous pensons à ceux que nous avons aimés et qui sont déjà partis. Le frère portier hoche la tête en regardant discrètement dans la direction des pères qui pourraient penser qu'il y a dans la vie des choses plus importantes que d'accueillir ceux qui frappent à notre porte. Le Père sous-prieur sourit de retrouver dans le Psaume une confirmation de sa pensée sur la vanité de toutes choses. Ces petits mouvements divers prouvent que nous sommes touchés en plein cœur par le psaume. Le psaume pourtant exagère un peu à dessein. La vie n'est pas du vent. La gloire de Dieu, révélée par Jésus-Christ, ce n'est pas l'homme angoissé. C'est l'homme qui vit à travers l'angoisse des vraies questions et qui est pacifié. C'est l'homme qui sait que malgré ses péchés sa vie éternelle est commencée. En sortant de l'office choral, nous avons le droit paisiblement et même joyeusement de nous asseoir au réfectoire car les repas fraternels préparent aussi le festin éternel. C'est dans toute notre vie quotidienne, à condition qu'elle soit vigilante que se rencontrent transcendance et présence de Dieu, exigence et indulgence de Dieu. Toute parabole nous oblige à rentrer en nous-mêmes pour nous examiner et presque dans le même temps à en sortir pour prendre parti. Toute parabole peut tourner en prière : Grandeur de Dieu dilatez-moi Présence de Dieu habitez-moi Exigence de Dieu convertissez-moi Indulgence de Dieu pardonnez-moi et puis et surtout Amour de Dieu embrasez-moi Car s'il est vrai que c’est au soir de notre vie que nous serons jugés sur l'amour, c’est aussi, au jour le jour, au regard de l'amour, que nous nous jugeons nous-mêmes. Amen </w:t>
       </w:r>
     </w:p>
     <w:p>
       <w:pPr>
         <w:pStyle w:val="Titre1"/>
       </w:pPr>
-      <w:bookmarkStart w:id="5" w:name="_Hlk139534201"/>
-      <w:r>
-        <w:t>06/10/1974, Robert Jorens</w:t>
-      </w:r>
+      <w:bookmarkStart w:id="8" w:name="_Hlk139534201"/>
+      <w:bookmarkStart w:id="9" w:name="_Toc203661660"/>
+      <w:r>
+        <w:t xml:space="preserve">06/10/1974, Robert </w:t>
+      </w:r>
+      <w:proofErr w:type="spellStart"/>
+      <w:r>
+        <w:t>Jorens</w:t>
+      </w:r>
+      <w:proofErr w:type="spellEnd"/>
       <w:r>
         <w:t xml:space="preserve">, </w:t>
       </w:r>
@@ -409,14 +3235,15 @@
       <w:r>
         <w:t>Jésus parle et l’homme écoute</w:t>
       </w:r>
-    </w:p>
-    <w:p>
-      <w:pPr>
-        <w:rPr>
-          <w:lang w:eastAsia="fr-FR"/>
-        </w:rPr>
-      </w:pPr>
-      <w:bookmarkStart w:id="6" w:name="_Hlk194479863"/>
+      <w:bookmarkEnd w:id="9"/>
+    </w:p>
+    <w:p>
+      <w:pPr>
+        <w:rPr>
+          <w:lang w:eastAsia="fr-FR"/>
+        </w:rPr>
+      </w:pPr>
+      <w:bookmarkStart w:id="10" w:name="_Hlk194479863"/>
       <w:r>
         <w:rPr>
           <w:lang w:eastAsia="fr-FR"/>
@@ -434,10 +3261,24 @@
         <w:rPr>
           <w:lang w:eastAsia="fr-FR"/>
         </w:rPr>
-        <w:t xml:space="preserve"> dimanche du temps ordinaire de l’année C, sur Ha 1, 2-4 ; 2 Tm 1, 6-8.13-14 et Lc 17, 5-10.</w:t>
-      </w:r>
-    </w:p>
-    <w:bookmarkEnd w:id="5"/>
+        <w:t xml:space="preserve"> dimanche du temps ordinaire de l’année C, sur Ha 1, 2-4 ; 2 Tm 1, 6-8.13-14 et </w:t>
+      </w:r>
+      <w:proofErr w:type="spellStart"/>
+      <w:r>
+        <w:rPr>
+          <w:lang w:eastAsia="fr-FR"/>
+        </w:rPr>
+        <w:t>Lc</w:t>
+      </w:r>
+      <w:proofErr w:type="spellEnd"/>
+      <w:r>
+        <w:rPr>
+          <w:lang w:eastAsia="fr-FR"/>
+        </w:rPr>
+        <w:t xml:space="preserve"> 17, 5-10.</w:t>
+      </w:r>
+    </w:p>
+    <w:bookmarkEnd w:id="8"/>
     <w:p>
       <w:pPr>
         <w:rPr>
@@ -470,31 +3311,74 @@
         <w:t>.</w:t>
       </w:r>
     </w:p>
-    <w:bookmarkEnd w:id="6"/>
-    <w:p>
-      <w:pPr>
-        <w:rPr>
-          <w:lang w:eastAsia="fr-FR"/>
-        </w:rPr>
-      </w:pPr>
-    </w:p>
-    <w:p>
-      <w:pPr>
-        <w:rPr>
-          <w:lang w:eastAsia="fr-FR"/>
-        </w:rPr>
-      </w:pPr>
-      <w:r>
-        <w:rPr>
-          <w:lang w:eastAsia="fr-FR"/>
-        </w:rPr>
-        <w:t xml:space="preserve">« Augmente en nous la foi ». Cette parole des apôtres vous est familière. Quel chrétien ne connaît pas le moment des eaux basses où la barque commence à racler le fond, l'espoir fou que, derrière, une écluse pourrait s'ouvrir, que l'eau revienne et que le bateau retrouve sa flottaison facile. Avez-vous remarqué que Jésus ne répond pas directement à la demande des apôtres ? Ils voulaient une intervention de Jésus, un miracle. Jésus fait appel à leur liberté. Il leur dit : « Si vous aviez de la foi gros comme une graine de moutarde - la plus petite de toutes les graines - vous diriez au grand arbre que voici : « déracine-toi et va te planter dans la mer » ; Il vous obéirait ». Jésus affirme que la foi effectivement devrait tout changer. L'évangile de Marc dit : « Ayez foi en Dieu. En vérité je vous dis que celui qui dirait à cette montagne : Soulève-toi et jette-toi dans la mer et n'hésiterait pas dans son cœur, mais croirait que ce qu'il dit arrivera, cela lui sera accordé ». Nous avons tous à recevoir cette réponse de Jésus parce que nous sommes des gens de peu de foi qui attendent que tout leur tombe du ciel. Tous, et pas seulement ceux qui se disent croyants aujourd’hui : ceux qui l'ont été un temps de leur vie, ceux qui ne le sont plus du tout et qui regardent de loin des croyants dans leur pré et trouvent bien bizarres ces gens qui attendent que tout leur vienne d'ailleurs. Il est vrai que les croyants sont parfois agaçants. Dans un monde difficile où il est demandé à chacun d'essayer modestement de donner sens à ce qui fait sa vie avoir des enfants, choisir un métier, dépenser, économiser, préparer sa vieillesse - les croyants donnent le sentiment d'avoir d'avance la solution. Dans un monde où il faut risquer, où l'on n'est pas sûr de réussir, ils s'avancent avec la fausse modestie du privilégié : « ce n'est pas de ma faute si je suis heureux ». La foi ne vient pas « au petit bonheur la chance ». Il ne suffit pas d'attendre. La foi n'est pas cette caverne aux trésors devant laquelle Ali Baba et les 40 voleurs prononcent la formule magique : « Sésame ouvre-toi » : quelques secondes d'attente angoissée et le rocher s'entrouvre. Jésus ne nous donne pas de formule magique. Jésus ne nous invite pas non plus à entrer dans l'illusion, à « faire comme si... » le monde était autre qu'il n'est. André Gide disait d'un de ses amis qui faisait tous ses efforts pour le convertir, peut-être d'une façon un peu maladroite : « Il aurait bien voulu me voir rouler sous la table sainte ». Dans l'évangile nous ne voyons jamais Jésus s'adresser à la part la plus facile de l'homme, au contraire il dit toujours : « Si tu veux...... Jamais II ne nous demande de nous laisser glisser dans l'illusion. Samedi je me trouvais chez un couple ami, deux jeunes mariés depuis peu deux pièces, une petite cuisine, au mur un poster avec un poème de Claude Roy : « Jamais, jamais je ne pourrai dormir tranquille aussi longtemps que d'autres n'auront pas le sommeil et l'abri ». Un de leurs amis était là, 19 ans, instituteur stagiaire encore à l'École Normale. D'entrée de jeu il me dit : « Pour que tout soit clair entre nous, je tiens à vous dire tout de suite, je suis athée ». Je lui ai répondu : « Aujourd'hui surtout peut- être, se reconnaître parmi les croyants ou bien être dans l'athéisme, c’est l'objet d'une décision ». Il m'a dit alors : « Oui, c’est une décision. Cela a commencé l'année qui a précédé ma première communion et cela s'est poursuivi depuis. Je l'ai prise à cause de l'écart que je voyais dans le christianisme entre la pensée et l'action ». J'ai pensé alors à la parole de Jésus : Si vous aviez la foi, Il se passerait quelque chose, vous diriez à cette montagne... et elle changerait de place. Donner sa foi ce n'est pas se laisser aller à un sentiment intérieur, c’est réunir tout son être dans une décision et entrer dans le travail même de Jésus. Quand, à la suite des apôtres nous demandons à Jésus : « Augmente en nous la foi », nous risquons de demander la formule magique, le « sésame ouvre-toi ». Or l'évangile nous dit qu'au lieu de cela, Jésus se met à parler aux apôtres : « il leur dit... ». Lorsque nous disons quelque chose à quelqu'un, c’est que nous attendons quelque chose de lui, nous pensons qu'il peut répondre à notre proposition. Jésus s'adresse toujours à la liberté d'un homme, il essaye de l'éveiller. Chie propose Jésus ? D'avoir en soi la foi, même une foi commençante, « petite comme une graine de moutarde ». Jésus propose de déraciner un grand arbre, de déplacer les montagnes, c’est-à-dire de participer à son œuvre dans le monde. La foi n'est pas quelque chose que Dieu donne capricieusement mais la naissance toute gratuite d'un intérêt pour la proposition de Jésus dans l'évangile puis l'entrée avec Jésus dans le même travail que le sien. Qui a eu cette confiance au Père depuis le début jusqu'à la fin, cette confiance à déplacer les montagnes pour cette entreprise qui nous réunit encore aujourd’hui ? Depuis le début, Bethléem gros comme une graine de moutarde jusqu'à la fin, malgré l'incompréhension des chefs du peuple et des autres, malgré le procès, la condamnation, la passion, malgré la mort ? Cette petite graine vivace qui a été jusqu'à faire craquer la pierre du tombeau ? C'est Jésus. Saint Paul peut dire qu'il est vraiment la racine et l'épanouissement de notre foi, « l'auteur et le consommateur » de notre foi. Jésus nous propose d'entrer dans le même travail que lui Nous avons tous la foi en participation à la foi d'autres croyants : c’est pourquoi nous sommes en Église. Il y a un croyant qui compte beaucoup pour moi, un frère dans la foi, comme beaucoup d'autres amis chrétiens dont la force et la légèreté me font retrouver ce qu'a été la force et la légèreté de l'Évangile. Il a pris sa part du combat des hommes, en son temps il s'agissait de la résistance au nazisme : il s'agit du pasteur allemand Dietrich BONHOEFFER. Peu de temps avant d'être exécuté, il écrivait : « Les chrétiens sont avec Dieu dans sa Passion ». Voilà ce qui distingue les chrétiens des païens. « Ne pouvez-vous veiller une heure avec moi ? » demande Jésus à Gethsémani... Le Christ crée en nous l'homme tout court. Voilà la conversion : ne pas penser d'abord à ses propres misères, problèmes, péchés et angoisses, mais se laisser entraîner dans le chemin de Jésus Christ, dans l'événement messianique ». Le chrétien entre dans le chemin de Jésus Christ, dans la souffrance messianique de Jésus : pas la souffrance triste qui conduit à la mort mais ce que nous décrit l'Évangile le travail dur et porteur d'une étrange joie qui a été toute la vie de Jésus. Joie de la Galilée et des foules qui s'éveillent ; des hommes courbés qui se retrouvent debout. Réveil de celui qui était tapi sur ses richesses, l'accroissement de son revenu et qui entend la parole : « que sert à l'homme de gagner l'univers s'il vient à perdre son âme ». L'espérance redonnée à ceux qui avaient soif de justice ou qui essayaient bêtement de mettre la paix autour d'eux. Les apôtres sortis de leurs filets pour une tâche plus hasardeuse. Joie des gens embauchés à n'importe quel âge de la vie, n'importe quelle heure du jour pour ce qu'il appelait la tâche du Royaume. Réveil du centurion, des fous, des femmes apparemment superficielles. Cet ébranlement qui court dans tout l'Évangile, la souffrance messianique, en un mot la « bonne nouvelle ». Quand le Christ dit : « Si vous aviez la foi... » Il nous propose d'entrer dans cette même aventure du monde, dans ce même ébranlement, dans ce réveil des hommes qu'il est venu apporter. N'est-ce pas une merveilleuse découverte de pouvoir se dire : Derrière ma petite vie, derrière l'histoire ou plutôt « dans » cette histoire compliquée que nous menons aujourd’hui, en elle il y a l'abîme de la Passion de Dieu et il nous est donné de pouvoir entrer avec Lui dans cette passion, dans ce combat qui fait œuvre de vie. Pascal disait : « Jésus sera en agonie c’est-à-dire en combat jusqu'à la fin du monde, il ne faut pas dormir pendant ce temps-là ». Cette entreprise commencée par Jésus Christ de déplacer une montagne pour que l'homme vienne, pour que tous les hommes soient réunis dans l'amour du Père, nous aussi à notre tour, dans le détail de notre vie, sans qu'il y ait de « Sésame ouvre-toi », nous pouvons y participer. Pour percevoir cet appel de Jésus dans notre vie ou dans l'Évangile, les deux vont ensemble il faut que nous ayons envie de quelque chose : à qui est parfaitement comblé, à qui ne recherche rien, le Christ ne peut rien proposer. Il en est de notre foi comme de notre prière : souvent nous ne désirons pas vraiment ce que nous demandons. Nous manifestons seulement une insatisfaction ou un vague désir « que tout aille mieux ». Aussi nous devons nous poser cette question : « Quelle est cette montagne que nous voudrions déplacer ? ». Je sais des chrétiens qui se réunissent à quatre ou cinq pour rechercher quels sont les enjeux importants de leur vie, ils s'aident ainsi à répondre à cette question. Où est ton désir en ce moment ? Écarte, creuse, enlève les besoins superficiels et laisse ton désir couler. Chacun de nous peut achever la phrase de Jésus : « Si tu avais de la foi gros comme une graine de moutarde, le matin en te réveillant tu te dirais... ou tu dirais à ton collègue de travail... tu dirais d'une façon nouvelle, fraîche à ton mari, à ta femme... ». Mais, au fait, que dirais-tu ? La messe que nous faisons ensemble est un épisode dans ce travail difficile de la passion de Jésus Christ. Qui que nous soyons, nous pouvons y participer, une femme âgée comme un petit enfant qui s'éveille à la conscience, comme un homme de 40 ans. A notre place, nous formons la chaîne de ceux qui ne prennent pas leur parti du monde tel qu'il est, qui veulent que la montagne bouge. Une fois de plus Jésus nous dit : « Si tu avais la foi, tu entreprendrais le même travail que moi, tu dirais alors à cette montagne va dans la mer et elle irait ». </w:t>
+    <w:bookmarkEnd w:id="10"/>
+    <w:p>
+      <w:pPr>
+        <w:rPr>
+          <w:lang w:eastAsia="fr-FR"/>
+        </w:rPr>
+      </w:pPr>
+    </w:p>
+    <w:p>
+      <w:pPr>
+        <w:rPr>
+          <w:lang w:eastAsia="fr-FR"/>
+        </w:rPr>
+      </w:pPr>
+      <w:r>
+        <w:rPr>
+          <w:lang w:eastAsia="fr-FR"/>
+        </w:rPr>
+        <w:t xml:space="preserve">« Augmente en nous la foi ». Cette parole des apôtres vous est familière. Quel chrétien ne connaît pas le moment des eaux basses où la barque commence à racler le fond, l'espoir fou que, derrière, une écluse pourrait s'ouvrir, que l'eau revienne et que le bateau retrouve sa flottaison facile. Avez-vous remarqué que Jésus ne répond pas directement à la demande des apôtres ? Ils voulaient une intervention de Jésus, un miracle. Jésus fait appel à leur liberté. Il leur dit : « Si vous aviez </w:t>
+      </w:r>
+      <w:proofErr w:type="gramStart"/>
+      <w:r>
+        <w:rPr>
+          <w:lang w:eastAsia="fr-FR"/>
+        </w:rPr>
+        <w:t>de la foi gros</w:t>
+      </w:r>
+      <w:proofErr w:type="gramEnd"/>
+      <w:r>
+        <w:rPr>
+          <w:lang w:eastAsia="fr-FR"/>
+        </w:rPr>
+        <w:t xml:space="preserve"> comme une graine de moutarde - la plus petite de toutes les graines - vous diriez au grand arbre que voici : « déracine-toi et va te planter dans la mer » ; Il vous obéirait ». Jésus affirme que la foi effectivement devrait tout changer. L'évangile de Marc dit : « Ayez foi en Dieu. En vérité je vous dis que celui qui dirait à cette montagne : Soulève-toi et jette-toi dans la mer et n'hésiterait pas dans son cœur, mais croirait que ce qu'il dit arrivera, cela lui sera accordé ». Nous avons tous à recevoir cette réponse de Jésus parce que nous sommes des gens de peu de foi qui attendent que tout leur tombe du ciel. Tous, et pas seulement ceux qui se disent croyants aujourd’hui : ceux qui l'ont été un temps de leur vie, ceux qui ne le sont plus du tout et qui regardent de loin des croyants dans leur pré et trouvent bien bizarres ces gens qui attendent que tout leur vienne d'ailleurs. Il est vrai que les croyants sont </w:t>
+      </w:r>
+      <w:r>
+        <w:rPr>
+          <w:lang w:eastAsia="fr-FR"/>
+        </w:rPr>
+        <w:lastRenderedPageBreak/>
+        <w:t xml:space="preserve">parfois agaçants. Dans un monde difficile où il est demandé à chacun d'essayer modestement de donner sens à ce qui fait sa vie avoir des enfants, choisir un métier, dépenser, économiser, préparer sa vieillesse - les croyants donnent le sentiment d'avoir d'avance la solution. Dans un monde où il faut risquer, où l'on n'est pas sûr de réussir, ils s'avancent avec la fausse modestie du privilégié : « ce n'est pas de ma faute si je suis heureux ». La foi ne vient pas « au petit bonheur la chance ». Il ne suffit pas d'attendre. La foi n'est pas cette caverne aux trésors devant laquelle Ali Baba et les 40 voleurs prononcent la formule magique : « Sésame ouvre-toi » : quelques secondes d'attente angoissée et le rocher s'entrouvre. Jésus ne nous donne pas de formule magique. Jésus ne nous invite pas non plus à entrer dans l'illusion, à « faire comme si... » le monde était autre qu'il n'est. André Gide disait d'un de ses amis qui faisait tous ses efforts pour le convertir, peut-être d'une façon un peu maladroite : « Il aurait bien voulu me voir rouler sous la table sainte ». Dans l'évangile nous ne voyons jamais Jésus s'adresser à la part la plus facile de l'homme, au contraire il dit toujours : « Si tu veux...... Jamais II ne nous demande de nous laisser glisser dans l'illusion. Samedi je me trouvais chez un couple ami, deux jeunes mariés depuis peu deux pièces, une petite cuisine, au mur un poster avec un poème de Claude Roy : « Jamais, jamais je ne pourrai dormir tranquille aussi longtemps que d'autres n'auront pas le sommeil et l'abri ». Un de leurs amis était là, 19 ans, instituteur stagiaire encore à l'École Normale. D'entrée de jeu il me dit : « Pour que tout soit clair entre nous, je tiens à vous dire tout de suite, je suis athée ». Je lui ai répondu : « Aujourd'hui surtout peut- être, se reconnaître parmi les croyants ou bien être dans l'athéisme, c’est l'objet d'une décision ». Il m'a dit alors : « Oui, c’est une décision. Cela a commencé l'année qui a précédé ma première communion et cela s'est poursuivi depuis. Je l'ai prise à cause de l'écart que je voyais dans le christianisme entre la pensée et l'action ». J'ai pensé alors à la parole de Jésus : Si vous aviez la foi, Il se passerait quelque chose, vous diriez à cette montagne... et elle changerait de place. Donner sa foi ce n'est pas se laisser aller à un sentiment intérieur, c’est réunir tout son être dans une décision et entrer dans le travail même de Jésus. Quand, à la suite des apôtres nous demandons à Jésus : « Augmente en nous la foi », nous risquons de demander la formule magique, le « sésame ouvre-toi ». Or l'évangile nous dit qu'au lieu de cela, Jésus se met à parler aux apôtres : « il leur dit... ». Lorsque nous disons quelque chose à quelqu'un, c’est que nous attendons quelque chose de lui, nous pensons qu'il peut répondre à notre proposition. Jésus s'adresse toujours à la liberté d'un homme, il essaye de l'éveiller. Chie propose Jésus ? D'avoir en soi la foi, même une foi commençante, « petite comme une graine de moutarde ». Jésus propose de déraciner un grand arbre, de déplacer les montagnes, c’est-à-dire de participer à son œuvre dans le monde. La foi n'est pas quelque chose que Dieu donne capricieusement mais la naissance toute gratuite d'un intérêt pour la proposition de Jésus dans l'évangile puis l'entrée avec Jésus dans le même travail que le sien. Qui a eu cette confiance au Père depuis le début jusqu'à la fin, cette confiance à déplacer les montagnes pour cette entreprise qui nous réunit encore aujourd’hui ? Depuis le début, Bethléem gros comme une graine de moutarde jusqu'à la fin, malgré l'incompréhension des chefs du peuple et des autres, malgré le procès, la condamnation, la passion, malgré la mort ? Cette petite graine vivace qui a été jusqu'à faire craquer la pierre du tombeau ? C'est Jésus. Saint Paul peut dire qu'il est vraiment la racine et l'épanouissement de notre foi, « l'auteur et le consommateur » de notre foi. Jésus nous propose d'entrer dans le même travail que lui Nous avons tous la foi en participation à la foi d'autres croyants : c’est pourquoi nous sommes en Église. Il y a un croyant qui compte beaucoup pour moi, un frère dans la foi, comme beaucoup d'autres amis chrétiens dont la force et la légèreté me font retrouver ce qu'a été la force et la légèreté de l'Évangile. Il a pris sa part du combat des hommes, en son temps il s'agissait de la résistance au nazisme : il s'agit du pasteur allemand Dietrich BONHOEFFER. Peu de temps avant d'être exécuté, il écrivait : « Les chrétiens sont avec Dieu dans sa Passion ». Voilà ce qui distingue les chrétiens des païens. « Ne pouvez-vous veiller une heure avec moi ? » demande Jésus à Gethsémani... Le Christ crée en nous l'homme tout court. Voilà la conversion : ne pas penser </w:t>
+      </w:r>
+      <w:r>
+        <w:rPr>
+          <w:lang w:eastAsia="fr-FR"/>
+        </w:rPr>
+        <w:lastRenderedPageBreak/>
+        <w:t xml:space="preserve">d'abord à ses propres misères, problèmes, péchés et angoisses, mais se laisser entraîner dans le chemin de Jésus Christ, dans l'événement messianique ». Le chrétien entre dans le chemin de Jésus Christ, dans la souffrance messianique de Jésus : pas la souffrance triste qui conduit à la mort mais ce que nous décrit l'Évangile le travail dur et porteur d'une étrange joie qui a été toute la vie de Jésus. Joie de la Galilée et des foules qui s'éveillent ; des hommes courbés qui se retrouvent debout. Réveil de celui qui était tapi sur ses richesses, l'accroissement de son revenu et qui entend la parole : « que sert à l'homme de gagner l'univers s'il vient à perdre son âme ». L'espérance redonnée à ceux qui avaient soif de justice ou qui essayaient bêtement de mettre la paix autour d'eux. Les apôtres sortis de leurs filets pour une tâche plus hasardeuse. Joie des gens embauchés à n'importe quel âge de la vie, n'importe quelle heure du jour pour ce qu'il appelait la tâche du Royaume. Réveil du centurion, des fous, des femmes apparemment superficielles. Cet ébranlement qui court dans tout l'Évangile, la souffrance messianique, en un mot la « bonne nouvelle ». Quand le Christ dit : « Si vous aviez la foi... » Il nous propose d'entrer dans cette même aventure du monde, dans ce même ébranlement, dans ce réveil des hommes qu'il est venu apporter. N'est-ce pas une merveilleuse découverte de pouvoir se dire : Derrière ma petite vie, derrière l'histoire ou plutôt « dans » cette histoire compliquée que nous menons aujourd’hui, en elle il y a l'abîme de la Passion de Dieu et il nous est donné de pouvoir entrer avec Lui dans cette passion, dans ce combat qui fait œuvre de vie. Pascal disait : « Jésus sera en agonie c’est-à-dire en combat jusqu'à la fin du monde, il ne faut pas dormir pendant ce temps-là ». Cette entreprise commencée par Jésus Christ de déplacer une montagne pour que l'homme vienne, pour que tous les hommes soient réunis dans l'amour du Père, nous aussi à notre tour, dans le détail de notre vie, sans qu'il y ait de « Sésame ouvre-toi », nous pouvons y participer. Pour percevoir cet appel de Jésus dans notre vie ou dans l'Évangile, les deux vont ensemble il faut que nous ayons envie de quelque chose : à qui est parfaitement comblé, à qui ne recherche rien, le Christ ne peut rien proposer. Il en est de notre foi comme de notre prière : souvent nous ne désirons pas vraiment ce que nous demandons. Nous manifestons seulement une insatisfaction ou un vague désir « que tout aille mieux ». Aussi nous devons nous poser cette question : « Quelle est cette montagne que nous voudrions déplacer ? ». Je sais des chrétiens qui se réunissent à quatre ou cinq pour rechercher quels sont les enjeux importants de leur vie, ils s'aident ainsi à répondre à cette question. Où est ton désir en ce moment ? Écarte, creuse, enlève les besoins superficiels et laisse ton désir couler. Chacun de nous peut achever la phrase de Jésus : « Si tu avais </w:t>
+      </w:r>
+      <w:proofErr w:type="gramStart"/>
+      <w:r>
+        <w:rPr>
+          <w:lang w:eastAsia="fr-FR"/>
+        </w:rPr>
+        <w:t>de la foi gros</w:t>
+      </w:r>
+      <w:proofErr w:type="gramEnd"/>
+      <w:r>
+        <w:rPr>
+          <w:lang w:eastAsia="fr-FR"/>
+        </w:rPr>
+        <w:t xml:space="preserve"> comme une graine de moutarde, le matin en te réveillant tu te dirais... ou tu dirais à ton collègue de travail... tu dirais d'une façon nouvelle, fraîche à ton mari, à ta femme... ». Mais, au fait, que dirais-tu ? La messe que nous faisons ensemble est un épisode dans ce travail difficile de la passion de Jésus Christ. Qui que nous soyons, nous pouvons y participer, une femme âgée comme un petit enfant qui s'éveille à la conscience, comme un homme de 40 ans. A notre place, nous formons la chaîne de ceux qui ne prennent pas leur parti du monde tel qu'il est, qui veulent que la montagne bouge. Une fois de plus Jésus nous dit : « Si tu avais la foi, tu entreprendrais le même travail que moi, tu dirais alors à cette montagne va dans la mer et elle irait ». </w:t>
       </w:r>
     </w:p>
     <w:p>
       <w:pPr>
         <w:pStyle w:val="Titre1"/>
       </w:pPr>
+      <w:bookmarkStart w:id="11" w:name="_Toc203661661"/>
       <w:r>
         <w:rPr>
           <w:color w:val="FF0000"/>
@@ -508,8 +3392,13 @@
         <w:t xml:space="preserve">, </w:t>
       </w:r>
       <w:r>
-        <w:t>Michel Guinchat</w:t>
-      </w:r>
+        <w:t xml:space="preserve">Michel </w:t>
+      </w:r>
+      <w:proofErr w:type="spellStart"/>
+      <w:r>
+        <w:t>Guinchat</w:t>
+      </w:r>
+      <w:proofErr w:type="spellEnd"/>
       <w:r>
         <w:t xml:space="preserve">, </w:t>
       </w:r>
@@ -525,6 +3414,7 @@
       <w:r>
         <w:t xml:space="preserve"> plus sujet que Jésus</w:t>
       </w:r>
+      <w:bookmarkEnd w:id="11"/>
     </w:p>
     <w:p>
       <w:pPr>
@@ -603,16 +3493,78 @@
         <w:rPr>
           <w:lang w:eastAsia="fr-FR"/>
         </w:rPr>
-        <w:t>Je le trouve sympathique ce jeune homme que nous présente l'évangile de saint Marc ; et je me demande quelquefois si ce ne sont pas les excès de prédicateurs enflammés qui ont fait tort à sa réputation au cours des âges. Évidemment, il était riche I Et avant même de savoir comment il usait de ses biens, certains ont pu considérer cette richesse comme un péché impardonnable. Parce qu'il était riche, on en a tout de suite fait un « mauvais riche »...! Et, pourtant, depuis sa jeunesse, il avait observé tous les commandements. Bien peu de gens peuvent en dire autant ! En Jésus, il reconnaît le Bon Maître et il vient vers Lui, à la recherche d'un idéal. Dès le premier regard Jésus l'aime. Et c’est parce que Jésus l'aime que Jésus lui propose davantage... C'est une chose terrible que l'amour ! Lorsque l'amour, l'amitié est sérieuse, cela prend tout de suite des dimensions d'infini... ! Rien n'est trop beau pour celui qu'on aime... trop exigeant pour celui qui aime ! Rappelez-vous votre propre expérience : si vous aimez vraiment quelqu'un, vous voudrez le voir comblé de tous les biens, paré de toutes les qualités possibles et imaginables. Si vous l'aimez vraiment, vous ferez tout pour l'aider à se rapprocher le plus possible de cet idéal, tout en respectant sa liberté. Si votre ambition n'est pas d'aider l'autre à se grandir, il est fort à craindre que votre amour ne soit un amour frelaté, un besoin de domination, une volonté de puissance, bref, un égoïsme instinctif plus ou moins habilement maquillé. Dieu appelle l'homme à se libérer pour « plus » vivre. Dieu aime les hommes en vérité. J'allais dire : Dieu aime les hommes « honnêtement » ! C'est-à-dire qu'il leur propose d'accéder librement à une plénitude de vie qui comblera leurs plus profondes et leurs plus nobles aspirations. Quand Jésus s'adresse à ce jeune homme comblé par la vie, que lui propose-t-il ? D'échanger une réussite humaine, réelle mais transitoire, contre une destinée qui s'épanouisse en valeur d'éternité. Et à ceux d'entre vous qui considéreraient avec un certain scepticisme les valeurs d'éternité, je demande de regarder simplement l'Histoire... Qui se souviendrait encore des humbles pêcheurs de Galilée que furent Pierre, Jacques, André et les autres, s'ils n'avaient abandonné barque et filets pour suivre Jésus ? Pensez aux millions d'hommes et de femmes qui, depuis des siècles, ont vécu de la pensée de François d'Assise parce qu'un jour François a su renoncer à ses succès féminins et à la fortune paternelle pour devenir « le fou de Dieu », en vivant radicalement de l'Évangile. Je ne citerai pas d'autres exemples. Mais, voilà des hommes - et il y en a bien d'autres - qui ont marqué profondément et durablement la vie de l'humanité parce que, à l'appel de Jésus, ils ont accepté de s'engager dans ce qui paraissait la voie étroite. Et, pour des croyants, cette réussite humaine n'est rien en comparaison de la gloire éternelle du ciel ! Non ! Vraiment ! Dieu n’est pas un tricheur ! Dieu n'est pas un exploiteur ! Dieu n'est pas un oppresseur I Dieu veut que l'homme vive, profondément, intensément, librement avec ce qu'il y a de meilleur en lui pour le temps et pour l'éternité. C'est à cela que Dieu l'appelle. Mais alors, me direz-vous : si Dieu aime les hommes, s'il veut vraiment leur bonheur, pourquoi Dieu pose-t-il si fréquemment des conditions qui semblent draconiennes? Pourquoi rendre indispensables ces dépassements ? ces déchirements ? ces renoncements à ce qui fait le bonheur naturel de l'homme ? Pourquoi avoir demandé à ce jeune homme de renoncer aux biens qui faisaient sa joie ? La question est vraie. Pourtant, elle n'est pas totalement honnête. Chacun de vous, comme moi-même, a l'expérience de la pesanteur qu'exerce sur notre vie l'attrait des biens matériels, des jouissances. Ce n'est pas une loi divine, c’est un constat de la réalité humaine I Combien de civilisations ont disparu dans la facilité qu'apporte la richesse ! Fasse le ciel que notre monde occidental ne succombe pas un jour à ce genre de tentation ! Combien d'hommes ont gâché leur vie et d'autres vies par l'appât du gain, du luxe ou de toute autre passion non dominée ! Finalement il est bien difficile d'être libre, maître de soi-même, capable de choisir. Et celui-là n'est pas capable d'aimer qui n'est pas maître de lui-même. Dieu appelle l'homme à libérer ses frères. Dieu appelle. Et, pour que l’homme puisse répondre à cet appel, Dieu le provoque, l'invite à une libération de tout ce qui le retient. « Va, vends tous tes biens, distribue aux pauvres le prix de la vente et suis-moi ». Et c’est là une autre question, une autre énigme :si le jeune homme avait suivi le conseil de Jésus, que serait-il devenu ? En d'autres termes : qu'est-ce que Dieu propose à l'homme, à vous, à moi ? Le destin de l'homme ? Notre destin ? Il nous est arrivé à tous d'avoir le vertige devant cette interrogation : qu'est-ce qui fera que ma vie vaille la peine d’être vécue ? Dieu appelle. Dieu appelle à des dépassements, mais il ne demande pas un rejet négatif, méprisant, un nihilisme destructeur. Au jeune homme riche, il ne dit pas : brûle toutes tes richesses ; il dit au contraire : mets-les au service de tes frères, distribue-les aux pauvres. Dieu appelle l'homme à une libération de lui-même mais c’est pour qu'il devienne à son tour libérateur de ses frères. L'appel de Dieu, le destin que Dieu propose à l'homme, il nous a été pleinement révélé en Jésus-Christ. Et c’est la vie de Jésus qui peut nous faire comprendre le sens et la valeur de notre vie. Vous qui désespérez, qui regrettez parfois d'avoir reçu la vie, regardez plutôt : le Fils de Dieu ne s'est pas contenté de donner des conseils, d’affirmer qu’une vie humaine vaut la peine d'être vécue, Il a choisi de la vivre, sans passe-droit, rudement, jusqu'à la mort. Vous qui hésitez devant les choix qui orienteront votre vie ou, tout simplement, qui marqueront votre vie quotidienne, écoutez et regardez : « Je ne suis pas venu pour être servi mais pour servir ». La vie d'un Dieu fait homme n'a été que cela. « Il est passé en faisant le bien », dira saint Pierre aux premiers chrétiens. Vous qui rêvez, sans trop oser y croire d'un idéal de liberté pour vous-même et, je l'espère, pour tous vos frères les hommes, regardez Jésus. Fût-il jamais homme plus libre ? Méditez aussi la liberté qu'il a voulu apporter aux hommes ; non pas une liberté imposée de l'extérieur qui serait une forme de tyrannie déguisée, mais cette liberté intérieure que chacun se doit de bâtir en lui-même et qui est la base indispensable de toutes les libertés. Il aurait pu user de sa puissance supranaturelle, de sa puissance divine. Non. Il a aimé les siens. Il les a aimés jusqu'au bout, tels qu'ils étaient, malgré leurs défauts, malgré leurs lâchetés, leur abandon. C'est pour cela que son Père l'a ressuscité et lui a donné un nom qui est au-dessus de tout autre nom. Frères, que faudrait-il de plus pour nous convaincre que la vraie grandeur de l'homme, c’est ce qu'il donne, ou plutôt, le cœur avec lequel il donne ? Et chacun d'entre nous porte en lui cette force invraisemblable que nul ne peut lui ravir : sa capacité d'aimer, sa possibilité d'un amour qui peut être rencontre de l’Absolu si nous acceptons de nous libérer des égoïsmes qui sont nos propres entraves. Nous allons célébrer l’Eucharistie ; pour les croyants, c’est l'actualisation de ce don que Jésus a fait de lui-même. Mais, à ceux d'entre vous qui m'écoutez sans peut-être partager notre foi, je propose de regarder et de méditer ce geste de Jésus. Un Jésus qui avait tout donné, et qui se savait déjà trahi, abandonné, vendu ; un Jésus qui, avant de mourir, invente ce geste de partage, cette façon de se donner, de perpétuer sa présence, son action, son amour : « Faites ceci en mémoire de moi ».</w:t>
+        <w:t xml:space="preserve">Je le trouve sympathique ce jeune homme que nous présente l'évangile de saint Marc ; et je me demande quelquefois si ce ne sont pas les excès de prédicateurs enflammés qui ont fait </w:t>
+      </w:r>
+      <w:r>
+        <w:rPr>
+          <w:lang w:eastAsia="fr-FR"/>
+        </w:rPr>
+        <w:lastRenderedPageBreak/>
+        <w:t>tort à sa réputation au cours des âges. Évidemment, il était riche I Et avant même de savoir comment il usait de ses biens, certains ont pu considérer cette richesse comme un péché impardonnable. Parce qu'il était riche, on en a tout de suite fait un « mauvais riche</w:t>
+      </w:r>
+      <w:proofErr w:type="gramStart"/>
+      <w:r>
+        <w:rPr>
+          <w:lang w:eastAsia="fr-FR"/>
+        </w:rPr>
+        <w:t xml:space="preserve"> »...</w:t>
+      </w:r>
+      <w:proofErr w:type="gramEnd"/>
+      <w:r>
+        <w:rPr>
+          <w:lang w:eastAsia="fr-FR"/>
+        </w:rPr>
+        <w:t xml:space="preserve">! Et, pourtant, depuis sa jeunesse, il avait observé tous les commandements. Bien peu de gens peuvent en dire autant ! En Jésus, il reconnaît le Bon Maître et il vient vers Lui, à la recherche d'un idéal. Dès le premier regard Jésus l'aime. Et c’est parce que Jésus l'aime que Jésus lui propose davantage... C'est une chose terrible que l'amour ! Lorsque l'amour, l'amitié est sérieuse, cela prend tout de suite des dimensions d'infini... ! Rien n'est trop beau pour celui qu'on aime... trop exigeant pour celui qui aime ! Rappelez-vous votre propre expérience : si vous aimez vraiment quelqu'un, vous voudrez le voir comblé de tous les biens, paré de toutes les qualités possibles et imaginables. Si vous l'aimez vraiment, vous ferez tout pour l'aider à se rapprocher le plus possible de cet idéal, tout en respectant sa liberté. Si votre ambition n'est pas d'aider l'autre à se grandir, il est fort à craindre que votre amour ne soit un amour frelaté, un besoin de domination, une volonté de puissance, bref, un égoïsme instinctif plus ou moins habilement maquillé. Dieu appelle l'homme à se libérer pour « plus » vivre. Dieu aime les hommes en vérité. J'allais dire : Dieu aime les hommes « honnêtement » ! C'est-à-dire qu'il leur propose d'accéder librement à une plénitude de vie qui comblera leurs plus profondes et leurs plus nobles aspirations. Quand Jésus s'adresse à ce jeune homme comblé par la vie, que lui propose-t-il ? D'échanger une réussite humaine, réelle mais transitoire, contre une destinée qui s'épanouisse en valeur d'éternité. Et à ceux d'entre vous qui considéreraient avec un certain scepticisme les valeurs d'éternité, je demande de regarder simplement l'Histoire... Qui se souviendrait encore des humbles pêcheurs de Galilée que furent Pierre, Jacques, André et les autres, s'ils n'avaient abandonné barque et filets pour suivre Jésus ? Pensez aux millions d'hommes et de femmes qui, depuis des siècles, ont vécu de la pensée de François d'Assise parce qu'un jour François a su renoncer à ses succès féminins et à la fortune paternelle pour devenir « le fou de Dieu », en vivant radicalement de l'Évangile. Je ne citerai pas d'autres exemples. Mais, voilà des hommes - et il y en a bien d'autres - qui ont marqué profondément et durablement la vie de l'humanité parce que, à l'appel de Jésus, ils ont accepté de s'engager dans ce qui paraissait la voie étroite. Et, pour des croyants, cette réussite humaine n'est rien en comparaison de la gloire éternelle du ciel ! Non ! Vraiment ! Dieu n’est pas un tricheur ! Dieu n'est pas un exploiteur ! Dieu n'est pas un oppresseur I Dieu veut que l'homme vive, profondément, intensément, librement avec ce qu'il y a de meilleur en lui pour le temps et pour l'éternité. C'est à cela que Dieu l'appelle. Mais alors, me direz-vous : si Dieu aime les hommes, s'il veut vraiment leur bonheur, pourquoi Dieu pose-t-il si fréquemment des conditions qui semblent </w:t>
+      </w:r>
+      <w:proofErr w:type="gramStart"/>
+      <w:r>
+        <w:rPr>
+          <w:lang w:eastAsia="fr-FR"/>
+        </w:rPr>
+        <w:t>draconiennes?</w:t>
+      </w:r>
+      <w:proofErr w:type="gramEnd"/>
+      <w:r>
+        <w:rPr>
+          <w:lang w:eastAsia="fr-FR"/>
+        </w:rPr>
+        <w:t xml:space="preserve"> Pourquoi rendre indispensables ces dépassements ? ces déchirements ? ces renoncements à ce qui fait le bonheur naturel de l'homme ? Pourquoi avoir demandé à ce jeune homme de renoncer aux biens qui faisaient sa joie ? La question est vraie. Pourtant, elle n'est pas totalement honnête. Chacun de vous, comme moi-même, a l'expérience de la pesanteur qu'exerce sur notre vie l'attrait des biens matériels, des jouissances. Ce n'est pas une loi divine, c’est un constat de la réalité humaine I Combien de civilisations ont disparu dans la facilité qu'apporte la richesse ! Fasse le ciel que notre monde occidental ne succombe pas un jour à ce genre de tentation ! Combien d'hommes ont gâché leur vie et d'autres vies par l'appât du gain, du luxe ou de toute autre passion non dominée ! Finalement il est bien difficile d'être libre, maître de soi-même, capable de choisir. Et celui-là n'est pas capable d'aimer qui n'est pas maître de lui-même. Dieu appelle l'homme à libérer ses frères. Dieu appelle. Et, pour que l’homme puisse répondre à cet appel, Dieu le provoque, l'invite à une libération de tout ce qui le retient. « Va, vends tous tes biens, distribue aux pauvres le prix de la vente et suis-moi ». Et c’est là une autre question, une autre énigme :si le jeune homme avait suivi le conseil de Jésus, que serait-il devenu ? En d'autres termes : qu'est-ce que Dieu propose à l'homme, à vous, à moi ? Le destin de l'homme ? Notre destin ? Il nous est arrivé à tous d'avoir le vertige devant cette interrogation : qu'est-ce qui fera que ma vie vaille la peine </w:t>
+      </w:r>
+      <w:r>
+        <w:rPr>
+          <w:lang w:eastAsia="fr-FR"/>
+        </w:rPr>
+        <w:lastRenderedPageBreak/>
+        <w:t xml:space="preserve">d’être vécue ? Dieu appelle. Dieu appelle à des dépassements, mais il ne demande pas un rejet négatif, méprisant, un nihilisme destructeur. Au jeune homme riche, il ne dit pas : brûle toutes tes richesses ; il dit au contraire : mets-les au service de tes frères, distribue-les aux pauvres. Dieu appelle l'homme à une libération de lui-même mais c’est pour qu'il devienne à son tour libérateur de ses frères. L'appel de Dieu, le destin que Dieu propose à l'homme, il nous a été pleinement révélé en Jésus-Christ. Et c’est la vie de Jésus qui peut nous faire comprendre le sens et la valeur de notre vie. Vous qui désespérez, qui regrettez parfois d'avoir reçu la vie, regardez plutôt : le Fils de Dieu ne s'est pas contenté de donner des conseils, d’affirmer qu’une vie humaine vaut la peine d'être vécue, Il a choisi de la vivre, sans passe-droit, rudement, jusqu'à la mort. Vous qui hésitez devant les choix qui orienteront votre vie ou, tout simplement, qui marqueront votre vie quotidienne, écoutez et regardez : « Je ne suis pas venu pour être servi mais pour servir ». La vie d'un Dieu fait homme n'a été que cela. « Il est passé en faisant le bien », dira saint Pierre aux premiers chrétiens. Vous qui rêvez, sans trop oser y croire d'un idéal de liberté pour vous-même et, je l'espère, pour tous vos frères les hommes, regardez Jésus. </w:t>
+      </w:r>
+      <w:proofErr w:type="gramStart"/>
+      <w:r>
+        <w:rPr>
+          <w:lang w:eastAsia="fr-FR"/>
+        </w:rPr>
+        <w:t>Fût-il jamais</w:t>
+      </w:r>
+      <w:proofErr w:type="gramEnd"/>
+      <w:r>
+        <w:rPr>
+          <w:lang w:eastAsia="fr-FR"/>
+        </w:rPr>
+        <w:t xml:space="preserve"> homme plus libre ? Méditez aussi la liberté qu'il a voulu apporter aux hommes ; non pas une liberté imposée de l'extérieur qui serait une forme de tyrannie déguisée, mais cette liberté intérieure que chacun se doit de bâtir en lui-même et qui est la base indispensable de toutes les libertés. Il aurait pu user de sa puissance supranaturelle, de sa puissance divine. Non. Il a aimé les siens. Il les a aimés jusqu'au bout, tels qu'ils étaient, malgré leurs défauts, malgré leurs lâchetés, leur abandon. C'est pour cela que son Père l'a ressuscité et lui a donné un nom qui est au-dessus de tout autre nom. Frères, que faudrait-il de plus pour nous convaincre que la vraie grandeur de l'homme, c’est ce qu'il donne, ou plutôt, le cœur avec lequel il donne ? Et chacun d'entre nous porte en lui cette force invraisemblable que nul ne peut lui ravir : sa capacité d'aimer, sa possibilité d'un amour qui peut être rencontre de l’Absolu si nous acceptons de nous libérer des égoïsmes qui sont nos propres entraves. Nous allons célébrer l’Eucharistie ; pour les croyants, c’est l'actualisation de ce don que Jésus a fait de lui-même. Mais, à ceux d'entre vous qui m'écoutez sans peut-être partager notre foi, je propose de regarder et de méditer ce geste de Jésus. Un Jésus qui avait tout donné, et qui se savait déjà trahi, abandonné, vendu ; un Jésus qui, avant de mourir, invente ce geste de partage, cette façon de se donner, de perpétuer sa présence, son action, son amour : « Faites ceci en mémoire de moi ».</w:t>
       </w:r>
     </w:p>
     <w:p>
       <w:pPr>
         <w:pStyle w:val="Titre1"/>
       </w:pPr>
-      <w:r>
-        <w:t>09/07/1978, Michel Guinchat</w:t>
-      </w:r>
+      <w:bookmarkStart w:id="12" w:name="_Toc203661662"/>
+      <w:r>
+        <w:t xml:space="preserve">09/07/1978, Michel </w:t>
+      </w:r>
+      <w:proofErr w:type="spellStart"/>
+      <w:r>
+        <w:t>Guinchat</w:t>
+      </w:r>
+      <w:proofErr w:type="spellEnd"/>
       <w:r>
         <w:t xml:space="preserve">, </w:t>
       </w:r>
@@ -622,22 +3574,59 @@
       <w:r>
         <w:t>Dieu, sujet, crée un lien avec l’assemblée</w:t>
       </w:r>
-    </w:p>
-    <w:p>
-      <w:pPr>
-        <w:rPr>
-          <w:lang w:eastAsia="fr-FR"/>
-        </w:rPr>
-      </w:pPr>
-      <w:bookmarkStart w:id="7" w:name="_Hlk194396706"/>
-      <w:r>
-        <w:rPr>
-          <w:lang w:eastAsia="fr-FR"/>
-        </w:rPr>
-        <w:t>14e dimanche du temps ordinaire, année A, sur Za 9, 9-10; Rm 8, 9.11-13 et Mt 11, 25-30..</w:t>
-      </w:r>
-    </w:p>
-    <w:bookmarkEnd w:id="7"/>
+      <w:bookmarkEnd w:id="12"/>
+    </w:p>
+    <w:p>
+      <w:pPr>
+        <w:rPr>
+          <w:lang w:eastAsia="fr-FR"/>
+        </w:rPr>
+      </w:pPr>
+      <w:bookmarkStart w:id="13" w:name="_Hlk194396706"/>
+      <w:r>
+        <w:rPr>
+          <w:lang w:eastAsia="fr-FR"/>
+        </w:rPr>
+        <w:t>14e dimanche du temps ordinaire, année A, sur Za 9, 9-</w:t>
+      </w:r>
+      <w:proofErr w:type="gramStart"/>
+      <w:r>
+        <w:rPr>
+          <w:lang w:eastAsia="fr-FR"/>
+        </w:rPr>
+        <w:t>10;</w:t>
+      </w:r>
+      <w:proofErr w:type="gramEnd"/>
+      <w:r>
+        <w:rPr>
+          <w:lang w:eastAsia="fr-FR"/>
+        </w:rPr>
+        <w:t xml:space="preserve"> </w:t>
+      </w:r>
+      <w:proofErr w:type="spellStart"/>
+      <w:r>
+        <w:rPr>
+          <w:lang w:eastAsia="fr-FR"/>
+        </w:rPr>
+        <w:t>Rm</w:t>
+      </w:r>
+      <w:proofErr w:type="spellEnd"/>
+      <w:r>
+        <w:rPr>
+          <w:lang w:eastAsia="fr-FR"/>
+        </w:rPr>
+        <w:t xml:space="preserve"> 8, 9.11-13 et Mt 11, 25-</w:t>
+      </w:r>
+      <w:proofErr w:type="gramStart"/>
+      <w:r>
+        <w:rPr>
+          <w:lang w:eastAsia="fr-FR"/>
+        </w:rPr>
+        <w:t>30..</w:t>
+      </w:r>
+      <w:proofErr w:type="gramEnd"/>
+    </w:p>
+    <w:bookmarkEnd w:id="13"/>
     <w:p>
       <w:pPr>
         <w:rPr>
@@ -657,12 +3646,26 @@
           <w:lang w:eastAsia="fr-FR"/>
         </w:rPr>
       </w:pPr>
-      <w:bookmarkStart w:id="8" w:name="_Hlk194396718"/>
-      <w:r>
-        <w:rPr>
-          <w:lang w:eastAsia="fr-FR"/>
-        </w:rPr>
-        <w:t>Les Epesses,</w:t>
+      <w:bookmarkStart w:id="14" w:name="_Hlk194396718"/>
+      <w:r>
+        <w:rPr>
+          <w:lang w:eastAsia="fr-FR"/>
+        </w:rPr>
+        <w:t xml:space="preserve">Les </w:t>
+      </w:r>
+      <w:proofErr w:type="spellStart"/>
+      <w:r>
+        <w:rPr>
+          <w:lang w:eastAsia="fr-FR"/>
+        </w:rPr>
+        <w:t>Epesses</w:t>
+      </w:r>
+      <w:proofErr w:type="spellEnd"/>
+      <w:r>
+        <w:rPr>
+          <w:lang w:eastAsia="fr-FR"/>
+        </w:rPr>
+        <w:t>,</w:t>
       </w:r>
       <w:r>
         <w:rPr>
@@ -677,7 +3680,7 @@
         <w:t xml:space="preserve"> Notre-Dame</w:t>
       </w:r>
     </w:p>
-    <w:bookmarkEnd w:id="8"/>
+    <w:bookmarkEnd w:id="14"/>
     <w:p/>
     <w:p>
       <w:pPr>
@@ -689,13 +3692,28 @@
         <w:rPr>
           <w:lang w:eastAsia="fr-FR"/>
         </w:rPr>
-        <w:t xml:space="preserve">Mes Chers Amis, Vous venez d'entendre trois textes de l'Écriture. Ils nous apportent un extraordinaire message d'espérance. Paix universelle, victoire sur la mort, repos apporté à ceux qu'écrasait un trop lourd fardeau... Et voilà qu'au moment de vous redire ces mots j'éprouve une véritable gêne... Il y a tellement longtemps que ces promesses ont été faites, elles ont été renouvelées tant et tant de fois qu'elles semblent reprendre la mauvaise plaisanterie du barbier qui affichait sur son échoppe : « Demain, on rase gratis ». Je pense à tous ces pays qu'ensanglante la guerre ou la violence. Je pense à vous qui avez lutté pendant des mois pour arracher à la maladie un être aimé et il est mort. Je pense à vous qui vivez dans l'incertitude du lendemain, à vous que frappe ou que menace le chômage, à vous dont la vie a été brisée par un événement dramatique, et qui n'a plus pour vous aucun sens. Oh ! comme je comprends qu'à certains jours le doute vous hante, la révolte vous envahisse ! Quel est donc ce Dieu qui prodigue ses promesses et qui permet tant et tant de souffrances ? - A quel jeu joue-t-il ? De qui se moque-t-on ? Et pourtant, j'en suis sûr, Dieu ne nous trompe pas. Dieu n'est pas ce despote sadique qui se contenterait de contempler de loin les heurs et malheurs de ses sujets. Il s'est trop engagé personnellement dans l'histoire des hommes pour qu'on puisse le soupçonner d'indifférence ou de lâcheté. Mais, qui es-tu donc, Seigneur ? Et voici que nous arrive la réponse du prophète Zacharie : « Voici ton roi, juste, humble, monté sur un ânon, il fera disparaître de son Royaume les chars de guerre et les chevaux de combat... et il proclamera la paix aux nations. » Je ne sais comment le peuple d'Israël accueillit en son temps ce message. Pour nous, il reste profondément émouvant, mais aussi, humainement décevant... Est-ce vraiment la solution que ce Sauveur aux mains nues, qui ne veut utiliser d'autres armes que sa droiture et sa bonté ? Comme le peuple juif, nous souhaiterions toujours un Messie efficace qui n'hésiterait pas à employer les grands moyens pour remettre en ordre le pauvre monde dans lequel nous vivons. Croyants, nous voulons bien chanter la gloire de Dieu et y croire, mais nous aimerions qu'elle fût dès maintenant un peu plus spectaculaire. Nous voudrions que Dieu impose un peu plus sa présence, et montre ainsi à tous les autres, notre supériorité. C'est à ce genre de jeux que Dieu se refuse. Dieu n'est pas de ces gouvernants autoritaires qui décident ce que sera le bonheur de leur peuple et qui prétendent l'imposer par la force au mépris des plus élémentaires libertés. Dieu respecte trop les hommes pour abuser de sa toute-puissance. Il se présente, Il appelle, Il indique le chemin et s'il prend une vie humaine, c’est précisément pour nous montrer comment se vit une vie humaine, c’est pour la donner. La réponse que Dieu vous adresse à vous tous qui ployez sous le poids du fardeau, à vous qui désespérez, à vous peut-être qu'un excès de souffrance a conduit au blasphème, la réponse de Dieu c’est Jésus. Écoutez-le, regardez-le tel que vous le présentait tout à l'heure l’Évangile de Saint Matthieu. Oh ! ce n'est pas un homme à succès : les gens bien installés dans les villes des bords du lac ne l'ont même pas reçu. Ils n'avaient pas besoin, pensaient-ils, de ce prédicant qui ne leur apportait rien de concret. Mais, les humbles, les petits, accueillent Jésus avec joie. C'est tellement extraordinaire, lorsqu'on n'a plus d'espoir, de savoir que l'on compte encore pour quelqu'un, de se savoir aimé, de se sentir aimé tel que l'on est, malgré ce que l'on est. C'est cet amour impossible que Dieu vous apporte, que Dieu nous apporte. La présence, la vie et la mort de Jésus en sont le témoignage, et sa résurrection dans la gloire est le gage du bonheur auquel II nous appelle. « Venez à moi, vous tous qui souffrez et je vous referai ». En réponse à cet appel, quelle sera notre attitude ? Je voudrais que ce fut d'abord une reprise de confiance en nous-même. Nous ne sommes pas des rejetés, des parias, puisque Dieu a fait de nous ses enfants. Notre vie a un sens puisqu'elle nous est occasion d'aimer et d'être aimé, et qu'aucun échec humain ne peut entraver l'amour que Dieu nous propose. A nous d'agir pour que se réalisent dans les faits les promesses du Seigneur. C'est déjà ce que disait Saint Paul aux fidèles de Rome. Comme nous-mêmes aujourd’hui, ils risquaient de se laisser séduire par cette civilisation matérialiste, mais brillante. La vie y était facile, à condition d'accéder aux bonnes places, fut-ce en écrasant les autres. A ces fidèles, quelle que soit leur situation, commerçants, esclaves, ou même membres de la Maison de César, Paul rappelle ce qu'ils sont : Enfants de Dieu. Il leur redit ce qui doit les animer, l'Esprit du Christ. S'ils se laissent dominer par le charnel, le matériel, ils n'auront plus part à cette vie essentielle qui s'épanouira en résurrection définitive. Ces paroles sont toujours d'actualité. La foi chrétienne, l'Esprit de Jésus ne se vit pas seulement dans les églises, mais dans tous les détails de l'existence, dans la vie familiale, dans la vie sociale, dans la vie professionnelle. L'espérance chrétienne n'est pas attente passive des prodiges que Dieu réaliserait pour nous dispenser de tout effort. Dieu nous fait confiance, cela veut dire qu'il nous appelle à prendre nos responsabilités. Dieu fait confiance aux hommes, c’est-à-dire qu'il nous appelle à nous faire confiance les uns aux autres et à nous unir pour bâtir ensemble et le Royaume de Dieu et la cité des hommes. Dieu fait confiance aux hommes, dans un instant son Fils Jésus nous sera donné, livré sur cet autel, puisse notre réponse, notre adhésion être aussi totale que le don qu'il nous fait de Lui-même. </w:t>
+        <w:t xml:space="preserve">Mes Chers Amis, Vous venez d'entendre trois textes de l'Écriture. Ils nous apportent un extraordinaire message d'espérance. Paix universelle, victoire sur la mort, repos apporté à ceux qu'écrasait un trop lourd fardeau... Et voilà qu'au moment de vous redire ces mots j'éprouve une véritable gêne... Il y a tellement longtemps que ces promesses ont été faites, elles ont été renouvelées tant et tant de fois qu'elles semblent reprendre la mauvaise plaisanterie du barbier qui affichait sur son échoppe : « Demain, on rase gratis ». Je pense à tous ces pays qu'ensanglante la guerre ou la violence. Je pense à vous qui avez lutté pendant des mois pour arracher à la maladie un être aimé et il est mort. Je pense à vous qui vivez dans l'incertitude du lendemain, à vous que frappe ou que menace le chômage, à vous dont la vie a été brisée par un événement </w:t>
+      </w:r>
+      <w:r>
+        <w:rPr>
+          <w:lang w:eastAsia="fr-FR"/>
+        </w:rPr>
+        <w:lastRenderedPageBreak/>
+        <w:t xml:space="preserve">dramatique, et qui n'a plus pour vous aucun sens. Oh ! comme je comprends qu'à certains jours le doute vous hante, la révolte vous envahisse ! Quel est donc ce Dieu qui prodigue ses promesses et qui permet tant et tant de souffrances ? - A quel jeu joue-t-il ? De qui se moque-t-on ? Et pourtant, j'en suis sûr, Dieu ne nous trompe pas. Dieu n'est pas ce despote sadique qui se contenterait de contempler de loin les heurs et malheurs de ses sujets. Il s'est trop engagé personnellement dans l'histoire des hommes pour qu'on puisse le soupçonner d'indifférence ou de lâcheté. Mais, qui es-tu donc, Seigneur ? Et voici que nous arrive la réponse du prophète Zacharie : « Voici ton roi, juste, humble, monté sur un ânon, il fera disparaître de son Royaume les chars de guerre et les chevaux de combat... et il proclamera la paix aux nations. » Je ne sais comment le peuple d'Israël accueillit en son temps ce message. Pour nous, il reste profondément émouvant, mais aussi, humainement décevant... Est-ce vraiment la solution que ce Sauveur aux mains nues, qui ne veut utiliser d'autres armes que sa droiture et sa bonté ? Comme le peuple juif, nous souhaiterions toujours un Messie efficace qui n'hésiterait pas à employer les grands moyens pour remettre en ordre le pauvre monde dans lequel nous vivons. Croyants, nous voulons bien chanter la gloire de Dieu et y croire, mais nous aimerions qu'elle fût dès maintenant un peu plus spectaculaire. Nous voudrions que Dieu impose un peu plus sa présence, et montre ainsi à tous les autres, notre supériorité. C'est à ce genre de jeux que Dieu se refuse. Dieu n'est pas de ces gouvernants autoritaires qui décident ce que sera le bonheur de leur peuple et qui prétendent l'imposer par la force au mépris des plus élémentaires libertés. Dieu respecte trop les hommes pour abuser de sa toute-puissance. Il se présente, Il appelle, Il indique le chemin et s'il prend une vie humaine, c’est précisément pour nous montrer comment se vit une vie humaine, c’est pour la donner. La réponse que Dieu vous adresse à vous tous qui ployez sous le poids du fardeau, à vous qui désespérez, à vous peut-être qu'un excès de souffrance a conduit au blasphème, la réponse de Dieu c’est Jésus. Écoutez-le, regardez-le tel que vous le présentait tout à l'heure l’Évangile de Saint Matthieu. Oh ! ce n'est pas un homme à succès : les gens bien installés dans les villes des bords du lac ne l'ont même pas reçu. Ils n'avaient pas besoin, pensaient-ils, de ce prédicant qui ne leur apportait rien de concret. Mais, les humbles, les petits, accueillent Jésus avec joie. C'est tellement extraordinaire, lorsqu'on n'a plus d'espoir, de savoir que l'on compte encore pour quelqu'un, de se savoir aimé, de se sentir aimé tel que l'on est, malgré ce que l'on est. C'est cet amour impossible que Dieu vous apporte, que Dieu nous apporte. La présence, la vie et la mort de Jésus en sont le témoignage, et sa résurrection dans la gloire est le gage du bonheur auquel II nous appelle. « Venez à moi, vous tous qui souffrez et je vous referai ». En réponse à cet appel, quelle sera notre attitude ? Je voudrais que ce fut d'abord une reprise de confiance en nous-même. Nous ne sommes pas des rejetés, des parias, puisque Dieu a fait de nous ses enfants. Notre vie a un sens puisqu'elle nous est occasion d'aimer et d'être aimé, et qu'aucun échec humain ne peut entraver l'amour que Dieu nous propose. A nous d'agir pour que se réalisent dans les faits les promesses du Seigneur. C'est déjà ce que disait Saint Paul aux fidèles de Rome. Comme nous-mêmes aujourd’hui, ils risquaient de se laisser séduire par cette civilisation matérialiste, mais brillante. La vie y était facile, à condition d'accéder aux bonnes places, fut-ce en écrasant les autres. A ces fidèles, quelle que soit leur situation, commerçants, esclaves, ou même membres de la Maison de César, Paul rappelle ce qu'ils sont : Enfants de Dieu. Il leur redit ce qui doit les animer, l'Esprit du Christ. S'ils se laissent dominer par le charnel, le matériel, ils n'auront plus part à cette vie essentielle qui s'épanouira en résurrection définitive. Ces paroles sont toujours d'actualité. La foi chrétienne, l'Esprit de Jésus ne se vit pas seulement dans les églises, mais dans tous les détails de l'existence, dans la vie familiale, dans la vie sociale, dans la vie professionnelle. L'espérance chrétienne n'est pas attente passive des prodiges que Dieu réaliserait pour nous dispenser de tout effort. Dieu nous fait confiance, cela veut dire qu'il nous appelle à prendre nos responsabilités. Dieu fait confiance aux hommes, c’est-à-dire qu'il nous appelle à nous faire confiance les uns aux autres et à nous unir pour bâtir ensemble et le Royaume de Dieu et la cité des hommes. Dieu fait confiance aux </w:t>
+      </w:r>
+      <w:r>
+        <w:rPr>
+          <w:lang w:eastAsia="fr-FR"/>
+        </w:rPr>
+        <w:lastRenderedPageBreak/>
+        <w:t xml:space="preserve">hommes, dans un instant son Fils Jésus nous sera donné, livré sur cet autel, puisse notre réponse, notre adhésion être aussi totale que le don qu'il nous fait de Lui-même. </w:t>
       </w:r>
     </w:p>
     <w:p>
       <w:pPr>
         <w:pStyle w:val="Titre1"/>
       </w:pPr>
+      <w:bookmarkStart w:id="15" w:name="_Toc203661663"/>
       <w:r>
         <w:t>24/06/1979</w:t>
       </w:r>
@@ -714,6 +3732,7 @@
       <w:r>
         <w:t>Dieu comme complément du nom</w:t>
       </w:r>
+      <w:bookmarkEnd w:id="15"/>
     </w:p>
     <w:p>
       <w:pPr>
@@ -727,14 +3746,42 @@
         </w:rPr>
         <w:t xml:space="preserve">Solennité de saint Jean-Baptiste, </w:t>
       </w:r>
-      <w:bookmarkStart w:id="9" w:name="_Hlk194391069"/>
-      <w:r>
-        <w:rPr>
-          <w:lang w:eastAsia="fr-FR"/>
-        </w:rPr>
-        <w:t>Is 49, 1-6 ; Ac 13, 22-26 ; Lc 1, 55-80</w:t>
-      </w:r>
-      <w:bookmarkEnd w:id="9"/>
+      <w:bookmarkStart w:id="16" w:name="_Hlk194391069"/>
+      <w:r>
+        <w:rPr>
+          <w:lang w:eastAsia="fr-FR"/>
+        </w:rPr>
+        <w:t xml:space="preserve">Is 49, 1-6 ; </w:t>
+      </w:r>
+      <w:proofErr w:type="spellStart"/>
+      <w:r>
+        <w:rPr>
+          <w:lang w:eastAsia="fr-FR"/>
+        </w:rPr>
+        <w:t>Ac</w:t>
+      </w:r>
+      <w:proofErr w:type="spellEnd"/>
+      <w:r>
+        <w:rPr>
+          <w:lang w:eastAsia="fr-FR"/>
+        </w:rPr>
+        <w:t xml:space="preserve"> 13, 22-26 ; </w:t>
+      </w:r>
+      <w:proofErr w:type="spellStart"/>
+      <w:r>
+        <w:rPr>
+          <w:lang w:eastAsia="fr-FR"/>
+        </w:rPr>
+        <w:t>Lc</w:t>
+      </w:r>
+      <w:proofErr w:type="spellEnd"/>
+      <w:r>
+        <w:rPr>
+          <w:lang w:eastAsia="fr-FR"/>
+        </w:rPr>
+        <w:t xml:space="preserve"> 1, 55-80</w:t>
+      </w:r>
+      <w:bookmarkEnd w:id="16"/>
     </w:p>
     <w:p>
       <w:pPr>
@@ -791,13 +3838,21 @@
         <w:rPr>
           <w:lang w:eastAsia="fr-FR"/>
         </w:rPr>
-        <w:t>Frères et Sœurs, c’est la quatrième fois depuis un an que l'Église de Dijon célèbre une ordination sacerdotale et elle connaîtra la même joie à deux reprises encore dans les mois qui viennent. Six nouveaux prêtres en deux ans, ce nombre peut paraître satisfaisant pour un diocèse moyen. Il est en réalité bien inférieur à ceux d'autrefois et, de toutes manières, il demeure très insuffisant par rapport aux besoins de la mission. C'est pourquoi, ici comme un peu partout en France, nous mettons à profit toutes les occasions et spécialement ces occasions privilégiées que sont les ordinations, pour stimuler l'ardeur évangélique du Peuple de Dieu et lui rappeler le sens du ministère sacerdotal. 1/ En voyant avec quel sérieux et quel enthousiasme les communautés chrétiennes où a vécu et travaillé Raoul ont attendu et préparé son ordination, depuis la petite paroisse d'Etevaux, village de la famille, jusqu'à la grande paroisse urbaine de Sainte Bernadette qui nous accueille aujourd’hui, en passant par ces groupes de jeunes des collèges et lycées de Dijon, les équipes de chrétiens de St Jacques du Haut-Pas à Paris où notre ordinand a effectué un stage pastoral, et tous les amis troubadours de Dieu qui crient le Nom du Seigneur sur les routes du monde, nous trouvons de nouvelles raisons d'espérer ! On dirait que se réveille un peu partout, spécialement chez les jeunes, une véritable soif de l'essentiel, de l'absolu, de Dieu ; un besoin profond de prière en même temps que le désir de servir les autres, à commencer par les plus démunis, les plus isolés, les plus oubliés, les plus handicapés, les plus maltraités ; une certaine passion du vrai Dieu inséparable d'une certaine passion de l'homme. Or, dans un peuple où brûle cette double passion qui par le Christ, avec Lui et en Lui, n'en fait qu'une, il n'est pas possible que les baptisés restent sourds à l'appel de Dieu et que n'augmente pas le nombre des vocations, militantes bien entendu, mais aussi religieuses et sacerdotales. Il n'est pas possible que nous ne cherchions pas davantage à construire ensemble l'Église. Il n'est pas possible que l'appel adressé récemment aux jeunes du monde entier par le Pape Jean-Paul II et aux jeunes de notre pays par les Evêques de France, reste sans écho. Jeunes qui m'entendez et me voyez, ne croyez-vous pas qu'il vaut la peine que vous vous posiez la question : qu'attends-tu de moi Seigneur ? Puisse cette ordination faire naître une nouvelle ardeur évangélique dans le cœur des chrétiens qui y participent. Puisse-t ‘elle aussi les aider à redécouvrir le sens du ministère sacerdotal ! 2/ Frères et Sœurs, ce que vous allez voir et entendre, chanter et vivre au cours de l'Ordination vous fera pénétrer, mieux qu'un discours, au cœur de ce mystère. Mais un bref rappel de l'essentiel ne sera peut-être pas inutile. Permettez que je m'exprime en forme de vœu pour le nouveau prêtre, un vœu qui est aussi une prière et une exigence. Un triple vœu ! Que Raoul garde toute sa vie, quelles que soient les difficultés qu'il rencontrera, dans le monde, dans l'Église et en lui-même, une conscience vive du don singulier qu'il reçoit aujourd’hui, en vue du ministère, par l'imposition des mains de l'évêque. Don de l'Esprit Saint, aussi simple qu'extraordinaire. Don de pouvoir représenter le Christ Pasteur, le Christ qui fonde, rassemble, nourrit, conduit son Peuple en marche vers la Terre Promise. Don de pouvoir rendre présent le pardon du Christ réconciliant les pécheurs avec Dieu, avec les autres, avec eux-mêmes : « Les péchés seront remis à ceux à qui vous /es remettrez ». Don suprême de pouvoir rendre actuellement présent, sous le signe du pain et du vin, le Christ en personne, dans l'acte d'amour infini qui fait revivre le monde pour la louange de Dieu. « Faites ceci en mémoire de moi ». S'il arrivait à Raoul de laisser s'émousser la conscience de ce don, qu'il se souvienne de l'exhortation de Saint Paul à Timothée : « Ravive le don de Dieu qui est en toi depuis que je t'ai imposé les mains. Ce n'est pas un esprit de peur que nous avons reçu ». Que Raoul aime les hommes pour qui il reçoit aujourd’hui ce don de Dieu. Tous les hommes, sans exception. Tous ceux avec qui sa mission les mettra en relation. Ceux qui croient mais aussi ceux qui ne croient pas. Ceux qui demandent beaucoup aux prêtres mais aussi ceux qui ne demandent rien. Ceux qui demandent bien et ceux qui demandent mal. Ceux qui demandent l'essentiel et ceux qui demandent l'accessoire, voire le dérisoire. Que Raoul aime l'Église, cette Église dans laquelle il reçoit sa mission et sa grâce propres. L'Église réelle, telle qu'elle est aujourd’hui, Peuple de pécheurs rachetés, avec les prêtres et les évêques tels qu'il sont. L'Église, toujours Temple de l'Esprit malgré la lourdeur de ses pierres, l’Église, toujours Corps de Jésus-Christ malgré les défaillances de ses membres. Dans la mesure où ces vœux sont exaucés, l'Église tout entière sera plus proche de son Sauveur, l'Unique Grand Prêtre. Elle méritera davantage le nom d'Église sacerdotale parce que l'un de ses enfants méritera le nom de Prêtre. Et il y aura un peu plus de joie, sur la terre comme au ciel. Et l'on entendra plus souvent le Magnificat de Marie, la Mère de notre sacerdoce, monter du cœur des pauvres.</w:t>
+        <w:t xml:space="preserve">Frères et Sœurs, c’est la quatrième fois depuis un an que l'Église de Dijon célèbre une ordination sacerdotale et elle connaîtra la même joie à deux reprises encore dans les mois qui viennent. Six nouveaux prêtres en deux ans, ce nombre peut paraître satisfaisant pour un diocèse moyen. Il est en réalité bien inférieur à ceux d'autrefois et, de toutes manières, il demeure très insuffisant par rapport aux besoins de la mission. C'est pourquoi, ici comme un peu partout en France, nous mettons à profit toutes les occasions et spécialement ces occasions privilégiées que sont les ordinations, pour stimuler l'ardeur évangélique du Peuple de Dieu et lui rappeler le sens du ministère sacerdotal. 1/ En voyant avec quel sérieux et quel enthousiasme les communautés chrétiennes où a vécu et travaillé Raoul ont attendu et préparé son ordination, depuis la petite paroisse d'Etevaux, village de la famille, jusqu'à la grande paroisse urbaine de Sainte Bernadette qui nous accueille aujourd’hui, en passant par ces groupes de jeunes des collèges et lycées de Dijon, les équipes de chrétiens de St Jacques du Haut-Pas à Paris où notre ordinand a effectué un stage pastoral, et tous les amis troubadours de Dieu qui crient le Nom du Seigneur sur les routes du monde, nous trouvons de nouvelles raisons d'espérer ! On dirait que se réveille un peu partout, spécialement chez les jeunes, une véritable soif de l'essentiel, de l'absolu, de Dieu ; un besoin profond de prière en même temps que le désir de servir les autres, à commencer par les plus démunis, les plus isolés, les plus oubliés, les plus handicapés, les plus maltraités ; une certaine passion du vrai Dieu inséparable d'une certaine passion de l'homme. Or, dans un peuple où brûle cette double passion qui par le Christ, avec Lui et en Lui, n'en fait qu'une, il n'est pas possible que les baptisés restent sourds à l'appel de Dieu et que n'augmente pas le nombre des vocations, militantes bien entendu, mais aussi religieuses et sacerdotales. Il n'est pas possible que nous ne cherchions pas davantage à construire ensemble l'Église. Il n'est pas possible que l'appel adressé récemment aux jeunes du monde entier par le Pape Jean-Paul II et aux jeunes de notre pays par les Evêques de France, reste sans écho. Jeunes qui m'entendez et me voyez, ne croyez-vous pas qu'il vaut la peine que vous vous posiez la question : qu'attends-tu de moi Seigneur ? Puisse cette ordination faire naître une nouvelle ardeur évangélique dans le cœur des chrétiens qui y participent. Puisse-t ‘elle aussi les aider à redécouvrir le sens du ministère sacerdotal ! 2/ Frères et Sœurs, ce que vous allez voir et entendre, chanter et vivre au cours de l'Ordination vous fera pénétrer, mieux qu'un discours, au cœur de ce mystère. Mais un bref rappel de l'essentiel ne sera peut-être pas inutile. Permettez que je m'exprime en forme de vœu pour le nouveau prêtre, un vœu qui est aussi une prière et une exigence. Un triple vœu ! Que Raoul garde toute sa vie, quelles que soient les difficultés qu'il rencontrera, dans le monde, dans l'Église et en lui-même, une conscience vive du don singulier qu'il reçoit aujourd’hui, en vue du ministère, par l'imposition des mains de l'évêque. Don de l'Esprit Saint, aussi simple qu'extraordinaire. Don de pouvoir représenter le Christ Pasteur, le Christ qui fonde, rassemble, nourrit, conduit son Peuple en marche vers la Terre Promise. Don de pouvoir rendre présent le pardon du Christ réconciliant les pécheurs avec Dieu, avec les autres, avec eux-mêmes : « Les péchés seront remis à ceux à qui vous /es remettrez ». Don suprême de pouvoir rendre </w:t>
+      </w:r>
+      <w:r>
+        <w:rPr>
+          <w:lang w:eastAsia="fr-FR"/>
+        </w:rPr>
+        <w:lastRenderedPageBreak/>
+        <w:t>actuellement présent, sous le signe du pain et du vin, le Christ en personne, dans l'acte d'amour infini qui fait revivre le monde pour la louange de Dieu. « Faites ceci en mémoire de moi ». S'il arrivait à Raoul de laisser s'émousser la conscience de ce don, qu'il se souvienne de l'exhortation de Saint Paul à Timothée : « Ravive le don de Dieu qui est en toi depuis que je t'ai imposé les mains. Ce n'est pas un esprit de peur que nous avons reçu ». Que Raoul aime les hommes pour qui il reçoit aujourd’hui ce don de Dieu. Tous les hommes, sans exception. Tous ceux avec qui sa mission les mettra en relation. Ceux qui croient mais aussi ceux qui ne croient pas. Ceux qui demandent beaucoup aux prêtres mais aussi ceux qui ne demandent rien. Ceux qui demandent bien et ceux qui demandent mal. Ceux qui demandent l'essentiel et ceux qui demandent l'accessoire, voire le dérisoire. Que Raoul aime l'Église, cette Église dans laquelle il reçoit sa mission et sa grâce propres. L'Église réelle, telle qu'elle est aujourd’hui, Peuple de pécheurs rachetés, avec les prêtres et les évêques tels qu'il sont. L'Église, toujours Temple de l'Esprit malgré la lourdeur de ses pierres, l’Église, toujours Corps de Jésus-Christ malgré les défaillances de ses membres. Dans la mesure où ces vœux sont exaucés, l'Église tout entière sera plus proche de son Sauveur, l'Unique Grand Prêtre. Elle méritera davantage le nom d'Église sacerdotale parce que l'un de ses enfants méritera le nom de Prêtre. Et il y aura un peu plus de joie, sur la terre comme au ciel. Et l'on entendra plus souvent le Magnificat de Marie, la Mère de notre sacerdoce, monter du cœur des pauvres.</w:t>
       </w:r>
     </w:p>
     <w:p>
       <w:pPr>
         <w:pStyle w:val="Titre1"/>
       </w:pPr>
+      <w:bookmarkStart w:id="17" w:name="_Toc203661664"/>
       <w:r>
         <w:t>19/04/1981, Albert Fuchs</w:t>
       </w:r>
@@ -810,26 +3865,45 @@
       <w:r>
         <w:t>l’agentivité de Jésus communiquée à l’assemblée</w:t>
       </w:r>
-    </w:p>
-    <w:p>
-      <w:bookmarkStart w:id="10" w:name="_Hlk194396057"/>
+      <w:bookmarkEnd w:id="17"/>
+    </w:p>
+    <w:p>
+      <w:bookmarkStart w:id="18" w:name="_Hlk194396057"/>
       <w:r>
         <w:t>Dimanche de Pâques de l’année A</w:t>
       </w:r>
       <w:r>
         <w:t xml:space="preserve">, sur </w:t>
       </w:r>
-      <w:r>
-        <w:t xml:space="preserve">Ac 10, 34a.37-43; Col 3, 1-4 </w:t>
+      <w:proofErr w:type="spellStart"/>
+      <w:r>
+        <w:t>Ac</w:t>
+      </w:r>
+      <w:proofErr w:type="spellEnd"/>
+      <w:r>
+        <w:t xml:space="preserve"> 10, 34a.37-</w:t>
+      </w:r>
+      <w:proofErr w:type="gramStart"/>
+      <w:r>
+        <w:t>43;</w:t>
+      </w:r>
+      <w:proofErr w:type="gramEnd"/>
+      <w:r>
+        <w:t xml:space="preserve"> Col 3, 1-4 </w:t>
       </w:r>
       <w:r>
         <w:t xml:space="preserve">et </w:t>
       </w:r>
-      <w:r>
-        <w:t>Jn 20, 1-9</w:t>
-      </w:r>
-    </w:p>
-    <w:bookmarkEnd w:id="10"/>
+      <w:proofErr w:type="spellStart"/>
+      <w:r>
+        <w:t>Jn</w:t>
+      </w:r>
+      <w:proofErr w:type="spellEnd"/>
+      <w:r>
+        <w:t xml:space="preserve"> 20, 1-9</w:t>
+      </w:r>
+    </w:p>
+    <w:bookmarkEnd w:id="18"/>
     <w:p>
       <w:r>
         <w:t>Diocésain</w:t>
@@ -843,7 +3917,19 @@
     <w:p/>
     <w:p>
       <w:r>
-        <w:t xml:space="preserve">Jésus vint, il se tint au milieu d'eux. Il force les portes. Il est là. Au milieu de ses amis. L'angoisse a disparu, c’est la joie qui se répand. Jésus-Christ, le Ressuscité, est également là, auprès de nous, pendant notre liturgie. Il est auprès de vous, dans vos maisons, vous qui vous unissez à notre communauté. Il est près de vous, les malades et solitaires. Il est près de vous, auditeurs, avec vos questions et vos doutes. Il est près de vous, dans votre joie et vos bonheurs. Le Ressuscité ouvre les portes. C'est vrai aussi pour nous. Il ouvre et il rend libre. Sommes-nous prêts ? Pâques, dans son message de joie, nous dit : « Le Christ est ressuscité. Il est vivant !». Il nous faut le crier à tous les hommes : Le Seigneur est vivant, et nous aussi nous sommes appelés à la vie. Il est la lumière, qui nous montre le chemin. Il est le vainqueur du péché et de la mort. Sa force l'emporte sur tout le mal du monde. Il relève toute affliction et tout abattement. En lui toute garantie et sécurité. Jésus vint au milieu d'eux et il leur dit : « c’est moi. La paix soit avec vous ». Où est le Christ, là est la paix. La paix repose sur sa vie, sa passion, sa mort et sa résurrection. En lui. Dieu et l'homme sont réconciliés. C'est par la force du Seigneur ressuscité qu'il y a cinq cents ans, saint Nicolas de Flue a pu redonner à notre patrie la paix. D'ailleurs saint Nicolas ne cesse de nous renvoyer à cette source de la paix quand nous nous souvenons de sa parole : « La paix est toujours en Dieu, car Dieu est paix ». Il veut nous inciter à poursuivre aujourd’hui son œuvre de paix. Oser la paix, c’est faire œuvre de vie. Œuvre de soleil, de chaleur et de clarté. Vient la paix quand je m'accepte moi-même, comme je suis, avec mes talents et mes faiblesses, avec mes soucis et mes joies. Vient la paix, quand je m'ouvre à mon prochain. Quand j'offre à mon frère un sourire. Quand je prends une main qui s'est tendue. Quand j'ouvre ma maison avec cordialité. Vient la paix quand je sais me réjouir du soleil et des fleurs du printemps, et que je partage joies et peines. Pour tout cela, le Seigneur ressuscité nous donne la force. Car Jésus est vivant. Vivant ici et aujourd’hui, auprès de nous et auprès de vous dans vos maisons. Vivant partout où vivent des hommes de foi et d'amour, vivant quand nous savons nous donner à nos frères et oser les gestes de la paix. Le Christ ressuscité nous dit : « comme le père m'a envoyé, moi aussi je vous envoie ». Jetons un regard sur le cierge pascal, symbole du Ressuscité. Il rayonne de lumière et de chaleur. Le Christ Seigneur est lumière, par qui tout devient clarté et vie. Il dit : « Je suis la lumière du monde ». N'ayez pas peur. Soyez vous-mêmes lumière, et chassez les ténèbres. Soyez partout porteurs de ma lumière. Oui, montrons-le par nos vies : le Seigneur, vraiment, est ressuscité. Mettons-nous en route avec Lui. Il est notre compagnon de route, lui qui nous a dit : « Je suis le chemin, je suis la vie. Et voyez, je suis avec vous tous les jours jusqu’à la fin du monde.» </w:t>
+        <w:t xml:space="preserve">Jésus vint, il se tint au milieu d'eux. Il force les portes. Il est là. Au milieu de ses amis. L'angoisse a disparu, c’est la joie qui se répand. Jésus-Christ, le Ressuscité, est également là, auprès de nous, pendant notre liturgie. Il est auprès de vous, dans vos maisons, vous qui vous unissez à notre communauté. Il est près de vous, les malades et solitaires. Il est près de vous, auditeurs, avec vos questions et vos doutes. Il est près de vous, dans votre joie et vos bonheurs. Le Ressuscité ouvre les portes. C'est vrai aussi pour nous. Il ouvre et il rend libre. Sommes-nous prêts ? Pâques, dans son message de joie, nous dit : « Le Christ est ressuscité. Il est vivant !». Il nous faut le crier à tous les hommes : Le Seigneur est vivant, et nous aussi nous sommes appelés à la vie. Il est la lumière, qui nous montre le chemin. Il est le vainqueur du péché et de la mort. Sa force l'emporte sur tout le mal du monde. Il relève toute affliction et tout abattement. En lui toute garantie et sécurité. Jésus vint au milieu d'eux et il leur dit : « c’est moi. La paix soit avec vous ». Où est le Christ, là est la paix. La paix repose sur sa vie, sa passion, sa mort et sa résurrection. En lui. Dieu et l'homme sont réconciliés. C'est par la force du Seigneur ressuscité qu'il y a cinq cents ans, saint Nicolas de Flue a pu redonner à notre patrie la paix. D'ailleurs saint Nicolas ne cesse de nous renvoyer à cette source de la paix quand nous nous souvenons de sa parole : « La paix est toujours en Dieu, car Dieu est paix ». Il veut nous inciter à poursuivre aujourd’hui son œuvre de paix. Oser la paix, c’est faire œuvre de vie. Œuvre de soleil, de chaleur et de clarté. Vient la paix quand je m'accepte moi-même, comme je suis, avec mes talents et mes faiblesses, avec mes soucis et mes joies. Vient la paix, quand je m'ouvre à mon prochain. Quand j'offre à mon frère un sourire. Quand je prends une main qui s'est tendue. Quand j'ouvre ma maison avec cordialité. Vient la paix quand je sais me réjouir du soleil et des fleurs du printemps, et que je partage joies et peines. Pour tout cela, le Seigneur ressuscité nous donne la force. Car </w:t>
+      </w:r>
+      <w:r>
+        <w:lastRenderedPageBreak/>
+        <w:t>Jésus est vivant. Vivant ici et aujourd’hui, auprès de nous et auprès de vous dans vos maisons. Vivant partout où vivent des hommes de foi et d'amour, vivant quand nous savons nous donner à nos frères et oser les gestes de la paix. Le Christ ressuscité nous dit : « comme le père m'a envoyé, moi aussi je vous envoie ». Jetons un regard sur le cierge pascal, symbole du Ressuscité. Il rayonne de lumière et de chaleur. Le Christ Seigneur est lumière, par qui tout devient clarté et vie. Il dit : « Je suis la lumière du monde ». N'ayez pas peur. Soyez vous-mêmes lumière, et chassez les ténèbres. Soyez partout porteurs de ma lumière. Oui, montrons-le par nos vies : le Seigneur, vraiment, est ressuscité. Mettons-nous en route avec Lui. Il est notre compagnon de route, lui qui nous a dit : « Je suis le chemin, je suis la vie. Et voyez, je suis avec vous tous les jours jusqu’à la fin du monde</w:t>
+      </w:r>
+      <w:proofErr w:type="gramStart"/>
+      <w:r>
+        <w:t>.»</w:t>
+      </w:r>
+      <w:proofErr w:type="gramEnd"/>
+      <w:r>
+        <w:t xml:space="preserve"> </w:t>
       </w:r>
       <w:r>
         <w:t>AMEN.</w:t>
@@ -853,6 +3939,7 @@
       <w:pPr>
         <w:pStyle w:val="Titre1"/>
       </w:pPr>
+      <w:bookmarkStart w:id="19" w:name="_Toc203661665"/>
       <w:r>
         <w:rPr>
           <w:color w:val="FF0000"/>
@@ -866,8 +3953,13 @@
         <w:t xml:space="preserve">, </w:t>
       </w:r>
       <w:r>
-        <w:t>André Lendger</w:t>
-      </w:r>
+        <w:t xml:space="preserve">André </w:t>
+      </w:r>
+      <w:proofErr w:type="spellStart"/>
+      <w:r>
+        <w:t>Lendger</w:t>
+      </w:r>
+      <w:proofErr w:type="spellEnd"/>
       <w:r>
         <w:t xml:space="preserve">, </w:t>
       </w:r>
@@ -877,6 +3969,7 @@
       <w:r>
         <w:t>Jésus (vous) parle</w:t>
       </w:r>
+      <w:bookmarkEnd w:id="19"/>
     </w:p>
     <w:p>
       <w:pPr>
@@ -887,7 +3980,7 @@
           <w:lang w:eastAsia="fr-FR"/>
         </w:rPr>
       </w:pPr>
-      <w:bookmarkStart w:id="11" w:name="_Hlk194395762"/>
+      <w:bookmarkStart w:id="20" w:name="_Hlk194395762"/>
       <w:r>
         <w:rPr>
           <w:color w:val="000000"/>
@@ -914,7 +4007,23 @@
           <w:color w:val="000000"/>
           <w:lang w:eastAsia="fr-FR"/>
         </w:rPr>
-        <w:t>Is 22, 19-23 ; Rm 11, 33-36 ; Mt 16, 13-20.</w:t>
+        <w:t xml:space="preserve">Is 22, 19-23 ; </w:t>
+      </w:r>
+      <w:proofErr w:type="spellStart"/>
+      <w:r>
+        <w:rPr>
+          <w:color w:val="000000"/>
+          <w:lang w:eastAsia="fr-FR"/>
+        </w:rPr>
+        <w:t>Rm</w:t>
+      </w:r>
+      <w:proofErr w:type="spellEnd"/>
+      <w:r>
+        <w:rPr>
+          <w:color w:val="000000"/>
+          <w:lang w:eastAsia="fr-FR"/>
+        </w:rPr>
+        <w:t xml:space="preserve"> 11, 33-36 ; Mt 16, 13-20.</w:t>
       </w:r>
     </w:p>
     <w:p>
@@ -940,10 +4049,24 @@
         <w:rPr>
           <w:lang w:eastAsia="fr-FR"/>
         </w:rPr>
-        <w:t>Saint-Jean-de-Côle, église Saint-Jean-Baptiste</w:t>
-      </w:r>
-    </w:p>
-    <w:bookmarkEnd w:id="11"/>
+        <w:t>Saint-Jean-de-</w:t>
+      </w:r>
+      <w:proofErr w:type="spellStart"/>
+      <w:r>
+        <w:rPr>
+          <w:lang w:eastAsia="fr-FR"/>
+        </w:rPr>
+        <w:t>Côle</w:t>
+      </w:r>
+      <w:proofErr w:type="spellEnd"/>
+      <w:r>
+        <w:rPr>
+          <w:lang w:eastAsia="fr-FR"/>
+        </w:rPr>
+        <w:t>, église Saint-Jean-Baptiste</w:t>
+      </w:r>
+    </w:p>
+    <w:bookmarkEnd w:id="20"/>
     <w:p/>
     <w:p>
       <w:pPr>
@@ -955,13 +4078,84 @@
         <w:rPr>
           <w:lang w:eastAsia="fr-FR"/>
         </w:rPr>
-        <w:t>Il est des textes qui sont un peu comme des pièges. Nous avons entendu souvent et nous avons reçu leur interprétation d'une façon tellement unilatérale que nous avons du mal à prendre du recul par rapport à ce que nous entendons pour comprendre la nouveauté-même de ce qui a été dit. Tel est ce texte que je viens de lire, dans lequel les catholiques ont l'habitude de lire la prééminence de l'Evêque de Rome. Mais peut-être conviendrait-il, avant de voir cette prééminence, de savoir ce que Jésus lui-même, dans la situation concrète où il se trouvait, a bien voulu dire. Jésus pose en effet une question qui peut nous paraître à la fois banale et inquiétante. Il s'inquiète de ce que peuvent dire les gens de lui et il interroge les apôtres en leur demandant : « Que dit-on de moi ? » Je pense que pour beaucoup d'entre nous c’est une question très importante. Et certainement il nous est arrivé de nous demander ce que d'autres ont pu penser de nous. Nous aimons, dans notre faiblesse, dans notre fragilité, nous aimons savoir, toucher du doigt ce qui a pu être dit, pensé, perçu par d'autres. Les autres sont un peu comme un miroir de nous-mêmes et il nous est indispensable, nécessaire même quelquefois, de savoir quel visage nous présentons aux autres. Et c’est bien parce que tant d'êtres humains ne trouvent pas leur vrai visage, ne savent pas réellement ce qui peut être dit d'eux, qu'ils sont vidés, décontenancés, déséquilibrés, appauvris, et, à cause de cela, bien souvent, dans l'incertitude d'eux-mêmes, des êtres se livrent à toutes sortes d'actes malhonnêtes, dangereux, violents, haineux, et nous-mêmes nous laissons aller à des sentiments de rejet, de racisme. Alors, pourquoi Jésus, lui qui avait au moins l'assurance de ce qu'il était, pourquoi Jésus pose-t-il cette question ? Il ne la pose pas par rapport à lui-même, mais vraiment pour savoir où il en est dans sa mission. Il est important pour Jésus de savoir si les personnes à qui il s'adresse, si ce peuple d'Israël comprend enfin qui il est. Or, la réponse est décevante. On lui répond : Pour les uns, tu es un prophète. Pour d'autres, Elie. Pour d'autres, Jérémie. Bref, tu n'es qu'un prophète parmi d'autres, après bien d'autres ; grand, certainement, mais tu n'apportes pas pour les hommes de ce temps les paroles de la vie éternelle. Tu n'es qu'un parmi d'autres, bien plus, tu n'es qu'une redite, une réédition. Tu n'es qu'un de ceux déjà venus, pour redire un peu la même chose. J'imagine Jésus entendant cela, un peu dépité, fatigué, harassé, las de ces paroles qu'il répète chaque jour et qui chaque jour tombent un peu plus dans le vide. Alors, comme il est bien naturel, et comme nous le ferions nous-mêmes, Jésus laisse là cette question et peut-être, dans sa douleur intérieure, interroge-t-il directement ceux qui lui sont le plus proches. Et Jésus s'adresse aux apôtres, aux disciples. « Et vous, que dites-vous de moi ? Pour vous, qui suis-je ? » En disant cela, je pense que Jésus met les apôtres au pied du mur, car il est indispensable que les apôtres sachent eux-mêmes vers quel destin ils se dirigent. Seront-ils, comme bien d'autres disciples, de prophètes d'autrefois, de simples disciples qui disparaîtront une fois leur maître disparu. Seront-ils, au contraire, des êtres à qui une responsabilité particulière incombera ? Cette parole de Jésus, cette question de Jésus, est vraiment indispensable et il semble qu'en la disant Jésus nous interroge nous-mêmes : « Qui dites-vous que je suis ? » Alors Simon, cet homme qu'on décrit souvent comme un impulsif, un primaire, Simon découvre aussi, ou nous fait découvrir, qu'il est un intuitif, un homme de foi, un homme qui voit très loin. Sans doute lorsqu'il donne sa réponse, Simon n'a pas la compréhension totale de ses paroles, sans doute Simon ne sait-il pas vraiment la profondeur de ce qu'il dit, mais il affirme : « Pour nous, tu es le Messie, tu es le Fils du Dieu vivant. » Quel bonheur pour Jésus ! Ainsi, cet homme simple, ainsi cet homme à travers les paroles de Jésus, à travers les actions de Jésus, que ce soient des paroles et des actions de miséricorde, de bonté, de douceur, de tendresse, que ce soient au contraire des cris d'accusation, des cris dans lesquels Jésus s'indigne de ce que le peuple reçoive mal le Dieu qui lui a été révélé, cet homme, Simon, a découvert qu'il y avait quelque chose de nouveau et que Jésus n'était pas la simple réédition d'autres prophètes. Il a perçu, de loin peut-être, mais il a perçu que Jésus apportait une chose absolument neuve et qu'il allait fonder la fin des temps, cette fin des temps espérée, attendue. Il sentait que Jésus, par ses paroles, était vraiment celui qui était attendu. Et ce qui est important, c’est que lorsque Jésus se remplit de joie à la parole de Pierre, il ne le fait pas parce que Pierre dit un titre : « le Fils du Dieu vivant », mais parce que Pierre a perçu que ce titre était en relation avec les actions de Jésus. Il y a là non pas un nom magique, mais un nom en relation avec des paroles et des actions qui bouleversent et qui transforment le monde. Alors, Jésus prend la parole et à son tour, dans son bonheur, il remercie Pierre à sa façon et lui promet une tâche essentielle et neuve dans le monde dans lequel il s'avance. Pierre va devenir le pilier, la racine, la pierre solide sur laquelle pourra s'édifier une Eglise. Il sera la pierre sur laquelle les hommes qui le suivront, sur laquelle nous-mêmes nous pouvons nous appuyer, car il a eu une foi suffisamment éclairée pour avancer. Jésus parle à Pierre et lui dit simplement : « Tu es Pierre, tu es une pierre, tu es un roc, tu es un être solide. Avec toi, nous pouvons en effet construire. » Et ce Jésus s'adresse d'abord à l'homme. Il s'agit bien en effet de l'homme Pierre, de ce Simon qui n'est encore qu'un disciple, un apôtre. Il s'agit bien de ce cri qu'il vient de dénoncer, d'émettre pour rassurer Jésus et Pierre le reçoit bien comme tel. Mais Pierre est aussi celui qui est destiné à être le premier. Il est difficile de dire, en ces temps-là, comment les choses se passaient. Le premier, la tête, disons celui autour de qui se rassemblaient les autres apôtres, les autres disciples, les autres premiers croyants, et c’est à lui aussi que cette parole est adressée. Et c’est là que je rejoins l'interprétation habituelle que nous faisons de ce texte. Il est peut-être vrai que dans ce texte nous trouvons l'affirmation que Pierre est le premier et qu'il y aura, dans les siècles à venir, un premier parmi les apôtres, parmi ceux qui ont la foi. Mais il est indispensable de comprendre aussi que Jésus répond d'abord à l'homme qui lui a dit « Tu es le Fils du Dieu vivant ». Il répond aux croyants. Ce qui est important pour nous, c’est de comprendre que Jésus attend de nous la même réponse que celle qu'a faite Pierre. Sommes-nous nous-mêmes des pierres vivantes de l'Eglise ? Sommes-nous nous-mêmes des argiles sur lesquelles on peut construire avec solidité l'édifice de l'Eglise ou déléguons-nous simplement notre foi, notre responsabilité, nos pouvoirs de chrétiens à celui qui est à Rome ? Frères, il est évident que le Père qui est à Rome, ce nouveau Pierre, ne pourrait rien dire et rien faire s'il n'était que suspendu dans le vide. Il faut, pour que sa parole soit efficace, qu'il ait un peuple de croyants, et non seulement de croyants, car pour confesser Jésus Christ, il faut agir. Et dans ce monde où il est tant de misères, dans ce monde où il y a tant d'êtres qui se posent toujours la question « Qui suis-je ? » « Que pensez-vous de moi ? », pour tant d'êtres qui attendent la parole de réconciliation qui va rétablir la paix en eux, il est indispensable que nous soyons là et que nous affirmions nous-mêmes dans les gestes, dans les paroles, dans l'action qu'elle soit locale, qu'elle soit nationale, qu'elle soit internationale, il est indispensable que nous affirmions nous-mêmes par notre action que le monde doit changer et que le monde change. Si les temps nouveaux sont arrivés, si Jésus est le dernier, cela veut dire qu’aujourd’hui nous avons tous ensemble la responsabilité de faire en sorte que ce monde devienne le royaume de Dieu. N'attendons pas demain. Le temps des prophètes est clos. Le temps de la révélation est achevé. Maintenant, il nous appartient à nous, avec Pierre, comme Pierre, d'être les porte-parole de Jésus. Ainsi, frères, cet Evangile prend-il tout son relief et j'entends la parole de Jésus à Pierre comme nous étant adressée. Vous, frères chrétiens d'aujourd’hui, vous qui êtes en ce monde, en ce XXe siècle, vous êtes les pierres vivantes. Vous devez être les confesseurs de Dieu. Vous devez être aujourd’hui ceux qui sont le roc sur lequel peut s'édifier non seulement l'Eglise de demain mais le monde des hommes qui attend votre lumière, votre foi, votre action et le témoignage de votre croyance.</w:t>
+        <w:t xml:space="preserve">Il est des textes qui sont un peu comme des pièges. Nous avons entendu souvent et nous avons reçu leur interprétation d'une façon tellement unilatérale que nous avons du mal à prendre du recul par rapport à ce que nous entendons pour comprendre la nouveauté-même de ce qui a été dit. Tel est ce texte que je viens de lire, dans lequel les catholiques ont l'habitude de lire la prééminence de l'Evêque de Rome. Mais peut-être conviendrait-il, avant de voir cette prééminence, de savoir ce que Jésus lui-même, dans la situation concrète où il se trouvait, a bien voulu dire. Jésus pose en effet une question qui peut nous paraître à la fois banale et inquiétante. Il s'inquiète de ce que peuvent dire les gens de lui et il interroge les apôtres en leur demandant : « Que dit-on de moi ? » Je pense que pour beaucoup d'entre nous c’est une question très importante. Et certainement il nous est arrivé de nous demander ce que d'autres ont pu penser de nous. Nous aimons, dans notre faiblesse, dans notre fragilité, nous aimons savoir, toucher du doigt ce qui a pu être dit, pensé, perçu par d'autres. Les autres sont un peu comme un miroir de nous-mêmes et il nous est indispensable, nécessaire même quelquefois, de savoir quel visage nous présentons aux autres. Et c’est bien parce que tant d'êtres humains ne trouvent pas leur vrai visage, ne savent pas réellement ce qui peut être dit d'eux, qu'ils sont vidés, décontenancés, déséquilibrés, appauvris, et, à cause de cela, bien souvent, dans l'incertitude d'eux-mêmes, des êtres se livrent à toutes sortes d'actes malhonnêtes, dangereux, violents, haineux, et nous-mêmes nous laissons aller à des sentiments de rejet, de racisme. Alors, pourquoi Jésus, lui qui avait au moins l'assurance de ce qu'il était, pourquoi Jésus pose-t-il cette question ? Il ne la pose pas par rapport à lui-même, mais vraiment pour savoir où il en est dans sa mission. Il est important pour Jésus de savoir si les personnes à qui il s'adresse, si ce peuple d'Israël comprend enfin qui il est. Or, la réponse est décevante. On lui répond : Pour les uns, tu es un prophète. Pour d'autres, Elie. Pour d'autres, Jérémie. Bref, tu n'es qu'un prophète parmi d'autres, après bien d'autres ; grand, certainement, mais tu n'apportes pas pour les hommes de ce temps les paroles de la vie éternelle. Tu n'es qu'un parmi d'autres, bien plus, tu n'es qu'une redite, une réédition. Tu n'es qu'un de ceux déjà venus, pour redire un peu la même chose. J'imagine Jésus entendant cela, un peu dépité, fatigué, harassé, las de ces paroles qu'il répète chaque jour et qui chaque jour tombent un peu plus dans le vide. Alors, comme il est bien naturel, et comme nous le ferions nous-mêmes, Jésus laisse là cette question et peut-être, dans sa douleur intérieure, interroge-t-il directement ceux qui lui sont le plus proches. Et Jésus s'adresse aux apôtres, aux disciples. « Et vous, que dites-vous de moi ? Pour vous, qui suis-je ? » En disant cela, je pense que Jésus met les apôtres au </w:t>
+      </w:r>
+      <w:r>
+        <w:rPr>
+          <w:lang w:eastAsia="fr-FR"/>
+        </w:rPr>
+        <w:lastRenderedPageBreak/>
+        <w:t xml:space="preserve">pied du mur, car il est indispensable que les apôtres sachent eux-mêmes vers quel destin ils se dirigent. </w:t>
+      </w:r>
+      <w:proofErr w:type="spellStart"/>
+      <w:r>
+        <w:rPr>
+          <w:lang w:eastAsia="fr-FR"/>
+        </w:rPr>
+        <w:t>Seront-ils</w:t>
+      </w:r>
+      <w:proofErr w:type="spellEnd"/>
+      <w:r>
+        <w:rPr>
+          <w:lang w:eastAsia="fr-FR"/>
+        </w:rPr>
+        <w:t xml:space="preserve">, comme bien d'autres disciples, de prophètes d'autrefois, de simples disciples qui disparaîtront une fois leur maître disparu. </w:t>
+      </w:r>
+      <w:proofErr w:type="spellStart"/>
+      <w:r>
+        <w:rPr>
+          <w:lang w:eastAsia="fr-FR"/>
+        </w:rPr>
+        <w:t>Seront-ils</w:t>
+      </w:r>
+      <w:proofErr w:type="spellEnd"/>
+      <w:r>
+        <w:rPr>
+          <w:lang w:eastAsia="fr-FR"/>
+        </w:rPr>
+        <w:t xml:space="preserve">, au contraire, des êtres à qui une responsabilité particulière incombera ? Cette parole de Jésus, cette question de Jésus, est vraiment indispensable et il semble qu'en la disant Jésus nous interroge nous-mêmes : « Qui dites-vous que je suis ? » Alors Simon, cet homme qu'on décrit souvent comme un impulsif, un primaire, Simon découvre aussi, ou nous fait découvrir, qu'il est un intuitif, un homme de foi, un homme qui voit très loin. Sans doute lorsqu'il donne sa réponse, Simon n'a pas la compréhension totale de ses paroles, sans doute Simon ne </w:t>
+      </w:r>
+      <w:proofErr w:type="spellStart"/>
+      <w:r>
+        <w:rPr>
+          <w:lang w:eastAsia="fr-FR"/>
+        </w:rPr>
+        <w:t>sait-il</w:t>
+      </w:r>
+      <w:proofErr w:type="spellEnd"/>
+      <w:r>
+        <w:rPr>
+          <w:lang w:eastAsia="fr-FR"/>
+        </w:rPr>
+        <w:t xml:space="preserve"> pas vraiment la profondeur de ce qu'il dit, mais il affirme : « Pour nous, tu es le Messie, tu es le Fils du Dieu vivant. » Quel bonheur pour Jésus ! Ainsi, cet homme simple, ainsi cet homme à travers les paroles de Jésus, à travers les actions de Jésus, que ce soient des paroles et des actions de miséricorde, de bonté, de douceur, de tendresse, que ce soient au contraire des cris d'accusation, des cris dans lesquels Jésus s'indigne de ce que le peuple reçoive mal le Dieu qui lui a été révélé, cet homme, Simon, a découvert qu'il y avait quelque chose de nouveau et que Jésus n'était pas la simple réédition d'autres prophètes. Il a perçu, de loin peut-être, mais il a perçu que Jésus apportait une chose absolument neuve et qu'il allait fonder la fin des temps, cette fin des temps espérée, attendue. Il sentait que Jésus, par ses paroles, était vraiment celui qui était attendu. Et ce qui est important, c’est que lorsque Jésus se remplit de joie à la parole de Pierre, il ne le fait pas parce que Pierre dit un titre : « le Fils du Dieu vivant », mais parce que Pierre a perçu que ce titre était en relation avec les actions de Jésus. Il y a là non pas un nom magique, mais un nom en relation avec des paroles et des actions qui bouleversent et qui transforment le monde. Alors, Jésus prend la parole et à son tour, dans son bonheur, il remercie Pierre à sa façon et lui promet une tâche essentielle et neuve dans le monde dans lequel il s'avance. Pierre va devenir le pilier, la racine, la pierre solide sur laquelle pourra s'édifier une Eglise. Il sera la pierre sur laquelle les hommes qui le suivront, sur laquelle nous-mêmes nous pouvons nous appuyer, car il a eu une foi suffisamment éclairée pour avancer. Jésus parle à Pierre et lui dit simplement : « Tu es Pierre, tu es une pierre, tu es un roc, tu es un être solide. Avec toi, nous pouvons en effet construire. » Et ce Jésus s'adresse d'abord à l'homme. Il s'agit bien en effet de l'homme Pierre, de ce Simon qui n'est encore qu'un disciple, un apôtre. Il s'agit bien de ce cri qu'il vient de dénoncer, d'émettre pour rassurer Jésus et Pierre le reçoit bien comme tel. Mais Pierre est aussi celui qui est destiné à être le premier. Il est difficile de dire, en ces temps-là, comment les choses se passaient. Le premier, la tête, disons celui autour de qui se rassemblaient les autres apôtres, les autres disciples, les autres premiers croyants, et c’est à lui aussi que cette parole est adressée. Et c’est là que je rejoins l'interprétation habituelle que nous faisons de ce texte. Il est peut-être vrai que dans ce texte nous trouvons l'affirmation que Pierre est le premier et qu'il y aura, dans les siècles à venir, un premier parmi les apôtres, parmi ceux qui ont la foi. Mais il est indispensable de comprendre aussi que Jésus répond d'abord à l'homme qui lui a dit « Tu es le Fils du Dieu vivant ». Il répond aux croyants. Ce qui est important pour nous, c’est de comprendre que Jésus attend de nous la même réponse que celle qu'a faite Pierre. Sommes-nous nous-mêmes des pierres vivantes de l'Eglise ? Sommes-nous nous-mêmes des argiles sur lesquelles on peut construire avec solidité l'édifice de l'Eglise ou déléguons-nous simplement notre foi, notre responsabilité, nos pouvoirs de chrétiens à celui qui est à Rome ? Frères, il est évident que le Père qui est à Rome, ce nouveau Pierre, ne pourrait rien dire et rien faire s'il n'était que suspendu dans le vide. Il faut, pour que sa parole soit efficace, qu'il ait un peuple de croyants, et non seulement de croyants, car pour confesser Jésus Christ, il faut agir. Et dans ce monde où il est </w:t>
+      </w:r>
+      <w:proofErr w:type="spellStart"/>
+      <w:r>
+        <w:rPr>
+          <w:lang w:eastAsia="fr-FR"/>
+        </w:rPr>
+        <w:t>tant</w:t>
+      </w:r>
+      <w:proofErr w:type="spellEnd"/>
+      <w:r>
+        <w:rPr>
+          <w:lang w:eastAsia="fr-FR"/>
+        </w:rPr>
+        <w:t xml:space="preserve"> de misères, dans ce monde où il y a tant d'êtres qui se posent toujours la question « Qui suis-je ? » « Que pensez-vous de moi ? », pour tant d'êtres qui attendent la parole de réconciliation qui va rétablir la paix en eux, il est indispensable que nous soyons là et que nous affirmions nous-mêmes dans les gestes, dans les paroles, dans l'action qu'elle soit locale, qu'elle soit nationale, qu'elle soit internationale, il est </w:t>
+      </w:r>
+      <w:r>
+        <w:rPr>
+          <w:lang w:eastAsia="fr-FR"/>
+        </w:rPr>
+        <w:lastRenderedPageBreak/>
+        <w:t>indispensable que nous affirmions nous-mêmes par notre action que le monde doit changer et que le monde change. Si les temps nouveaux sont arrivés, si Jésus est le dernier, cela veut dire qu’aujourd’hui nous avons tous ensemble la responsabilité de faire en sorte que ce monde devienne le royaume de Dieu. N'attendons pas demain. Le temps des prophètes est clos. Le temps de la révélation est achevé. Maintenant, il nous appartient à nous, avec Pierre, comme Pierre, d'être les porte-parole de Jésus. Ainsi, frères, cet Evangile prend-il tout son relief et j'entends la parole de Jésus à Pierre comme nous étant adressée. Vous, frères chrétiens d'aujourd’hui, vous qui êtes en ce monde, en ce XXe siècle, vous êtes les pierres vivantes. Vous devez être les confesseurs de Dieu. Vous devez être aujourd’hui ceux qui sont le roc sur lequel peut s'édifier non seulement l'Eglise de demain mais le monde des hommes qui attend votre lumière, votre foi, votre action et le témoignage de votre croyance.</w:t>
       </w:r>
     </w:p>
     <w:p>
       <w:pPr>
         <w:pStyle w:val="Titre1"/>
       </w:pPr>
+      <w:bookmarkStart w:id="21" w:name="_Toc203661666"/>
       <w:r>
         <w:t xml:space="preserve">27/02/1983, </w:t>
       </w:r>
@@ -974,14 +4168,31 @@
       <w:r>
         <w:t>Dieu beaucoup nommé, mais moins comme sujet</w:t>
       </w:r>
-    </w:p>
-    <w:p>
-      <w:bookmarkStart w:id="12" w:name="_Hlk194391979"/>
+      <w:bookmarkEnd w:id="21"/>
+    </w:p>
+    <w:p>
+      <w:bookmarkStart w:id="22" w:name="_Hlk194391979"/>
       <w:r>
         <w:t>2e dimanche du Carême, année C, Transfiguration</w:t>
       </w:r>
       <w:r>
-        <w:t>, sur Gn 15, 5-18 ; Ph 3, 17-4, 1 ; Lc 9, 28-36</w:t>
+        <w:t xml:space="preserve">, sur </w:t>
+      </w:r>
+      <w:proofErr w:type="spellStart"/>
+      <w:r>
+        <w:t>Gn</w:t>
+      </w:r>
+      <w:proofErr w:type="spellEnd"/>
+      <w:r>
+        <w:t xml:space="preserve"> 15, 5-18 ; Ph 3, 17-4, 1 ; </w:t>
+      </w:r>
+      <w:proofErr w:type="spellStart"/>
+      <w:r>
+        <w:t>Lc</w:t>
+      </w:r>
+      <w:proofErr w:type="spellEnd"/>
+      <w:r>
+        <w:t xml:space="preserve"> 9, 28-36</w:t>
       </w:r>
     </w:p>
     <w:p>
@@ -997,13 +4208,18 @@
         <w:t xml:space="preserve">, collégiale de </w:t>
       </w:r>
       <w:r>
-        <w:t>Saint-Hildevert</w:t>
-      </w:r>
+        <w:t>Saint-</w:t>
+      </w:r>
+      <w:proofErr w:type="spellStart"/>
+      <w:r>
+        <w:t>Hildevert</w:t>
+      </w:r>
+      <w:proofErr w:type="spellEnd"/>
       <w:r>
         <w:t>.</w:t>
       </w:r>
     </w:p>
-    <w:bookmarkEnd w:id="12"/>
+    <w:bookmarkEnd w:id="22"/>
     <w:p>
       <w:pPr>
         <w:rPr>
@@ -1013,20 +4229,70 @@
     </w:p>
     <w:p>
       <w:r>
-        <w:t>Transfigurer la vie. Non pas la changer de l'extérieur comme dans un conte de fées avec des châteaux, des princes charmants, des carrosses et des bals. La transfigurer -de l'intérieur, comme une lampe qu'on allume ou comme un solitaire qui comprend qu'on l'aime. La vie de tous les jours n'est pas tellement dure, elle est désespérante. Elle est sans doute moins dure que celle de nos ancêtres, elle est aussi plus désespérante. Elle est le lieu et le cadre d'une déshumanisation, le cadre de l'instrument infaillible : tous les jours, depuis la sonnerie du réveil et la brosse à dents du soir, nous sommes dressés à nous soumettre, non pas même à la loi des hommes, mais à la loi des choses. C'est l'eau qu'il faut faire bouillir - pas trop - c’est le gaz qu'il faut éteindre, le budget qu'il faut respecter, c’est le marché qu'il faut étudier, c’est le déjeuner qu'il faut préparer, la vaisselle qu'il faut laver. La loi des choses. Et encore, la loi dérisoire de la comédie humaine, la lettre qu'il faut écrire, le sourire qu'il faut faire, la visite qu'il faut rendre. Nos «réactions», comme on dit, et cela nous réduit à n'être qu'un corps chimique. Nos réactions sont prévues, canalisées, mises en service avec d'autres. Mieux, elles sont comptabilisées, calculées pour un rendement, corrigées pour un effet unique, réduites à une mesure commune, affaire de quantité évaluée en argent -tant pour la location d'un tracteur, tant pour le service d'un ingénieur-conseil. La vie de tous les jours est une terrifiante entreprise. Le renversement de tout : les choses, animées par une intelligence devenue folle, une intelligence qui n'est celle de personne et qui fonctionne toute seule, la terrifiante révolte des choses pour déposséder chaque homme de sa force physique et intellectuelle. Et cette force sera coulée en une énergie anonyme, incolore, utilisable partout, comme le billet de banque ou l'électricité. Et le Moi, là-dedans ? Votre personnalité, votre réalité consciente ? Devenue une impureté, une scorie qu'on rejettera au cimetière ou au crassier de la mine. En attendant, elle est renvoyée à la «vie privée» -ce qu'on appelle «la vie privée», chacun dans son alvéole avec ses petits secrets pas bien reluisants et la consigne de ne pas trop embarrasser les autres de ses petites histoires. Les autres, pas même sa femme ou son mari, et pas ses enfants. Et surtout pas, quand on est enfant, surtout pas ses parents. La vie privée qu'on défend contre l'organisation totalitaire des choses. Le Moi renvoyé à la vie privée ? Mieux, le Moi est renvoyé au pathologique, réduit, normalisé, une demi-heure par semaine au tarif du psychanalyste. Misère ? Et cela est d'autant plus grave qu'on ne peut accuser personne, ni réellement lutter contre personne. Mais on comprend que, dans ce lieu d'absence, on ait l'impression de flotter, jouet des événements, jouet de pouvoirs mal définis, à la fois arbitraires et impuissants, sans prise sur rien, sans but, sans attache. Où est le centre ? Où est la direction ? Cette vie n'est pas dure, elle est désespérante. Une révolution ? Oui. De l'intérieur, pour allumer la lampe, pour rétablir l'intériorité du Moi. Exactement, une transfiguration. Il s'agit de véritablement prendre en compte le monde caché en moi ce continent inexploré, ce mystère que la création artistique elle-même exprimes ! peu et que la production industrielle qui m'emploie ignore systématiquement. Je disais dimanche dernier : avant toute décision importante, avant toute action, avant toute rencontre, réévaluer ma vérité totale et celle de mon partenaire. Des fonctionnaires rencontrent des usagers, des fournisseurs rencontrent des clients et cela finit par pervertir tous les rapports sociaux, y compris les rapports scolaires et familiaux. Il faut renverser les valeurs, chacun selon son pouvoir ; quand nous sommes en cause au moins, qu'une personne rencontre une personne, que les enchaînements de l'action qui soumettent l'homme aux lois des choses cèdent la place à des relations d'hommes riches de leur réflexion, de leur ironie, de leur sagesse, mais vulnérables aussi, pauvres de leur recherche. Des hommes. Mais l'essentiel reste à faire. Il faut rejoindre le centre du monde et devenir en lui le centre du monde. Perdus à la périphérie, définis, apparemment, par notre rôle infime dans l'enchaînement des utilités, nous avons le pouvoir de rejoindre le centre-Dieu - à chaque instant - Je suis connu, non pour ce que je fais, ou ce que j'ai fait, en bien ou en mal, pas pour mon rendement ou mon désordre. Je suis connu et aimé, pour moi-même, sans intermédiaire, sans mesure de loi ou d'efficacité. Et je suis appelé à « connaître, comme je suis connu » centre dans le centre, non pas perdu, mais assumé, voulu, transfiguré. Et si je ne suis pas, si vous n'êtes pas, chacun de vous, le centre du monde, alors il n'y en a pas. L'humanité n'est qu'un leurre, une abstraction, car personne n'est plus que moi au centre de tout, ni le pape, ni le Dalaï Lama, ni Louis XIV. Mon rôle social est mesurable, et infime, mais dans ma prière, le plus grand n'est pas plus grand que moi et le moins utilisable est un absolu. Et c’est là le fondement des droits de l'homme. On en parle beaucoup. Encore faut-il vivre ce rapport à l'absolu pour que cette dignité infinie ne soit pas de pure forme, une vocation qui ne serait pas entendue, un titre de transport qu'on garderait dans un tiroir. C'est dans cet acte concret de la prière que vous réaliserez votre personne et donnerez corps à l'Espérance au-dessus du monde, au-dessus des actions grandes ou petites, des servitudes et des glorioles. Tous les soirs, dix fois par jour, dans ce centre qui est ma place, je me remettrai à cette fidélité vivante, à cette Promesse inhérente à mon être personnel « Tu m'as fait une oreille et un cœur, je viens... » Même si la Parole de la Bible ne m'était pas parvenue - c’est vrai - ce Moi est, à lui tout seul, une promesse, si je veux seulement l'entendre. Et comme l'intelligence était, à elle seule, promesse que les choses étaient intelligibles. Et cette promesse n'a pas été déçue, et les choses se sont laissées docilement compter et ranger et dominer par l'intelligence. De même, le Moi, plus riche que l'intelligence organisatrice, insatisfait par la fabrication des choses, aliéné dans l'organisation des choses, déçu par ses amours mêmes, le Moi qu'on utilise et qui se sent fait pour autre chose est, à lui seul, promesse de rencontre. Et, de fait, quand il le veut, chaque fois qu'il le veut, dans le secret de son silence intérieur, le Moi meurtri, pauvre, part se retrouver dans un immense, miraculeux dépassement de tout, même si c’est pour dire « Pourquoi m'as-tu abandonné ? ». Car il n'est jamais si abandonné qu'il ne puisse avoir avec son Père ce dialogue d'amour, ce droit de faire des reproches, ce droit qu'on n'a qu'entre amants. Ecrasés, broyés sous les mécanismes et les masses du monde, un jour viendra où nous le serons tous. Abandonnés aux lois des choses, nous le sommes dès le jour de notre naissance en ce monde, mais aussi nous avons tous le privilège unique d'être voulus, d'être aimés, d'être précieux, d'être reliés...</w:t>
+        <w:t>Transfigurer la vie. Non pas la changer de l'extérieur comme dans un conte de fées avec des châteaux, des princes charmants, des carrosses et des bals. La transfigurer -de l'intérieur, comme une lampe qu'on allume ou comme un solitaire qui comprend qu'on l'aime. La vie de tous les jours n'est pas tellement dure, elle est désespérante. Elle est sans doute moins dure que celle de nos ancêtres, elle est aussi plus désespérante. Elle est le lieu et le cadre d'une déshumanisation, le cadre de l'instrument infaillible : tous les jours, depuis la sonnerie du réveil et la brosse à dents du soir, nous sommes dressés à nous soumettre, non pas même à la loi des hommes, mais à la loi des choses. C'est l'eau qu'il faut faire bouillir - pas trop - c’est le gaz qu'il faut éteindre, le budget qu'il faut respecter, c’est le marché qu'il faut étudier, c’est le déjeuner qu'il faut préparer, la vaisselle qu'il faut laver. La loi des choses. Et encore, la loi dérisoire de la comédie humaine, la lettre qu'il faut écrire, le sourire qu'il faut faire, la visite qu'il faut rendre. Nos</w:t>
+      </w:r>
+      <w:proofErr w:type="gramStart"/>
+      <w:r>
+        <w:t xml:space="preserve"> «réactions</w:t>
+      </w:r>
+      <w:proofErr w:type="gramEnd"/>
+      <w:r>
+        <w:t>», comme on dit, et cela nous réduit à n'être qu'un corps chimique. Nos réactions sont prévues, canalisées, mises en service avec d'autres. Mieux, elles sont comptabilisées, calculées pour un rendement, corrigées pour un effet unique, réduites à une mesure commune, affaire de quantité évaluée en argent -tant pour la location d'un tracteur, tant pour le service d'un ingénieur-conseil. La vie de tous les jours est une terrifiante entreprise. Le renversement de tout : les choses, animées par une intelligence devenue folle, une intelligence qui n'est celle de personne et qui fonctionne toute seule, la terrifiante révolte des choses pour déposséder chaque homme de sa force physique et intellectuelle. Et cette force sera coulée en une énergie anonyme, incolore, utilisable partout, comme le billet de banque ou l'électricité. Et le Moi, là-dedans ? Votre personnalité, votre réalité consciente ? Devenue une impureté, une scorie qu'on rejettera au cimetière ou au crassier de la mine. En attendant, elle est renvoyée à la</w:t>
+      </w:r>
+      <w:proofErr w:type="gramStart"/>
+      <w:r>
+        <w:t xml:space="preserve"> «vie</w:t>
+      </w:r>
+      <w:proofErr w:type="gramEnd"/>
+      <w:r>
+        <w:t xml:space="preserve"> </w:t>
+      </w:r>
+      <w:proofErr w:type="gramStart"/>
+      <w:r>
+        <w:t>privée»</w:t>
+      </w:r>
+      <w:proofErr w:type="gramEnd"/>
+      <w:r>
+        <w:t xml:space="preserve"> -ce qu'on appelle «la vie </w:t>
+      </w:r>
+      <w:proofErr w:type="gramStart"/>
+      <w:r>
+        <w:t>privée»</w:t>
+      </w:r>
+      <w:proofErr w:type="gramEnd"/>
+      <w:r>
+        <w:t xml:space="preserve">, chacun dans son alvéole avec ses petits secrets pas bien reluisants et la consigne de ne pas trop embarrasser les autres de ses petites histoires. Les autres, pas même sa femme ou son mari, et pas ses enfants. Et surtout pas, quand on est enfant, surtout pas ses parents. La vie privée qu'on défend contre l'organisation totalitaire des choses. Le Moi renvoyé à la vie privée ? Mieux, le Moi est renvoyé au pathologique, réduit, normalisé, une demi-heure par semaine au tarif du psychanalyste. Misère ? Et cela est d'autant plus grave qu'on ne peut </w:t>
+      </w:r>
+      <w:r>
+        <w:lastRenderedPageBreak/>
+        <w:t xml:space="preserve">accuser personne, ni réellement lutter contre personne. Mais on comprend que, dans ce lieu d'absence, on ait l'impression de flotter, jouet des événements, jouet de pouvoirs mal définis, à la fois arbitraires et impuissants, sans prise sur rien, sans but, sans attache. Où est le centre ? Où est la direction ? Cette vie n'est pas dure, elle est désespérante. Une révolution ? Oui. De l'intérieur, pour allumer la lampe, pour rétablir l'intériorité du Moi. Exactement, une transfiguration. Il s'agit de véritablement prendre en compte le monde caché en moi ce continent inexploré, ce mystère que la création artistique elle-même exprimes ! peu et que la production industrielle qui m'emploie ignore systématiquement. Je disais dimanche dernier : avant toute décision importante, avant toute action, avant toute rencontre, réévaluer ma vérité totale et celle de mon partenaire. Des fonctionnaires rencontrent des usagers, des fournisseurs rencontrent des clients et cela finit par pervertir tous les rapports sociaux, y compris les rapports scolaires et familiaux. Il faut renverser les valeurs, chacun selon son pouvoir ; quand nous sommes en cause au moins, qu'une personne rencontre une personne, que les enchaînements de l'action qui soumettent l'homme aux lois des choses cèdent la place à des relations d'hommes riches de leur réflexion, de leur ironie, de leur sagesse, mais vulnérables aussi, pauvres de leur recherche. Des hommes. Mais l'essentiel reste à faire. Il faut rejoindre le centre du monde et devenir en lui le centre du monde. Perdus à la périphérie, définis, apparemment, par notre rôle infime dans l'enchaînement des utilités, nous avons le pouvoir de rejoindre le centre-Dieu - à chaque instant - Je suis connu, non pour ce que je fais, ou ce que j'ai fait, en bien ou en mal, pas pour mon rendement ou mon désordre. Je suis connu et aimé, pour moi-même, sans intermédiaire, sans mesure de loi ou d'efficacité. Et je suis appelé à « connaître, comme je suis connu » centre dans le centre, non pas perdu, mais assumé, voulu, transfiguré. Et si je ne suis pas, si vous n'êtes pas, chacun de vous, le centre du monde, alors il n'y en a pas. L'humanité n'est qu'un leurre, une abstraction, car personne n'est plus que moi au centre de tout, ni le pape, ni le Dalaï Lama, ni Louis XIV. Mon rôle social est mesurable, et infime, mais dans ma prière, le plus grand n'est pas plus grand que moi et le moins utilisable est un absolu. Et c’est là le fondement des droits de l'homme. On en parle beaucoup. Encore faut-il vivre ce rapport à l'absolu pour que cette dignité infinie ne soit pas de pure forme, une vocation qui ne serait pas entendue, un titre de transport qu'on garderait dans un tiroir. C'est dans cet acte concret de la prière que vous réaliserez votre personne et donnerez corps à l'Espérance au-dessus du monde, au-dessus des actions grandes ou petites, des servitudes et des glorioles. Tous les soirs, dix fois par jour, dans ce centre qui est ma place, je me remettrai à cette fidélité vivante, à cette Promesse inhérente à mon être personnel « Tu m'as fait une oreille et un cœur, je viens... » Même si la Parole de la Bible ne m'était pas parvenue - c’est vrai - ce Moi est, à lui tout seul, une promesse, si je veux seulement l'entendre. Et comme l'intelligence était, à elle seule, promesse que les choses étaient intelligibles. Et cette promesse n'a pas été déçue, et les choses se sont laissées docilement compter et ranger et dominer par l'intelligence. De même, le Moi, plus riche que l'intelligence organisatrice, insatisfait par la fabrication des choses, aliéné dans l'organisation des choses, déçu par ses amours mêmes, le Moi qu'on utilise et qui se sent fait pour autre chose est, à lui seul, promesse de rencontre. Et, de fait, quand il le veut, chaque fois qu'il le veut, dans le secret de son silence intérieur, le Moi meurtri, pauvre, part se retrouver dans un immense, miraculeux dépassement de tout, même si c’est pour dire « Pourquoi m'as-tu abandonné ? ». Car il n'est jamais si abandonné qu'il ne puisse avoir avec son Père </w:t>
+      </w:r>
+      <w:proofErr w:type="gramStart"/>
+      <w:r>
+        <w:t>ce</w:t>
+      </w:r>
+      <w:proofErr w:type="gramEnd"/>
+      <w:r>
+        <w:t xml:space="preserve"> dialogue d'amour, ce droit de faire des reproches, ce droit qu'on n'a qu'entre amants. Ecrasés, broyés sous les mécanismes et les masses du monde, un jour viendra où nous le serons tous. Abandonnés aux lois des choses, nous le sommes dès le jour de notre naissance en ce monde, mais aussi nous avons tous le privilège unique d'être voulus, d'être aimés, d'être précieux, d'être reliés...</w:t>
       </w:r>
     </w:p>
     <w:p>
       <w:pPr>
         <w:pStyle w:val="Titre1"/>
       </w:pPr>
-      <w:bookmarkStart w:id="13" w:name="_Hlk191390545"/>
+      <w:bookmarkStart w:id="23" w:name="_Hlk191390545"/>
+      <w:bookmarkStart w:id="24" w:name="_Toc203661667"/>
       <w:r>
         <w:t xml:space="preserve">28/10/1984, </w:t>
       </w:r>
       <w:r>
-        <w:t>Jean-Pierre Lintanf</w:t>
-      </w:r>
+        <w:t xml:space="preserve">Jean-Pierre </w:t>
+      </w:r>
+      <w:proofErr w:type="spellStart"/>
+      <w:r>
+        <w:t>Lintanf</w:t>
+      </w:r>
+      <w:proofErr w:type="spellEnd"/>
       <w:r>
         <w:t xml:space="preserve">, </w:t>
       </w:r>
@@ -1034,16 +4300,18 @@
         <w:br/>
       </w:r>
       <w:r>
+        <w:lastRenderedPageBreak/>
         <w:t>le génitif mystique</w:t>
       </w:r>
-    </w:p>
-    <w:p>
-      <w:pPr>
-        <w:rPr>
-          <w:lang w:eastAsia="fr-FR"/>
-        </w:rPr>
-      </w:pPr>
-      <w:bookmarkStart w:id="14" w:name="_Hlk194405268"/>
+      <w:bookmarkEnd w:id="24"/>
+    </w:p>
+    <w:p>
+      <w:pPr>
+        <w:rPr>
+          <w:lang w:eastAsia="fr-FR"/>
+        </w:rPr>
+      </w:pPr>
+      <w:bookmarkStart w:id="25" w:name="_Hlk194405268"/>
       <w:r>
         <w:rPr>
           <w:lang w:eastAsia="fr-FR"/>
@@ -1064,7 +4332,7 @@
         <w:t xml:space="preserve"> dimanche du temps ordinaire de l’année A sur Ex 22, 20-26 ; 1 Th 1, 5-10 et Mt 22, 34-40.</w:t>
       </w:r>
     </w:p>
-    <w:bookmarkEnd w:id="14"/>
+    <w:bookmarkEnd w:id="25"/>
     <w:p>
       <w:pPr>
         <w:rPr>
@@ -1084,32 +4352,126 @@
           <w:lang w:eastAsia="fr-FR"/>
         </w:rPr>
       </w:pPr>
-      <w:r>
-        <w:rPr>
-          <w:lang w:eastAsia="fr-FR"/>
-        </w:rPr>
-        <w:t>Megrit, Val-Martel, communauté des Dominicains</w:t>
-      </w:r>
-    </w:p>
-    <w:bookmarkEnd w:id="13"/>
-    <w:p>
-      <w:pPr>
-        <w:rPr>
-          <w:lang w:eastAsia="fr-FR"/>
-        </w:rPr>
-      </w:pPr>
-    </w:p>
-    <w:p>
-      <w:pPr>
-        <w:rPr>
-          <w:lang w:eastAsia="fr-FR"/>
-        </w:rPr>
-      </w:pPr>
-      <w:r>
-        <w:rPr>
-          <w:lang w:eastAsia="fr-FR"/>
-        </w:rPr>
-        <w:t>Comme d'habitude, je dirai quelque chose et ensuite nous pourrons partager cette parole d'Évangile. Je me disais, en pensant à ce texte, que ce n'est pas si simple au fond de parler d'amour car les discours d'amour peuvent couvrir bien des fadaises et couvrir bien des crimes. « Parlez-moi d'amour, ah, dites-moi des choses tendres », ce n'est pas évident. Et ce monde, dont nous disons qu'il est l'œuvre d'un Dieu d'amour, nous parle fort peu de choses tendres. On pourrait s'interroger sur l'efficacité d'une prédication obstinée depuis vingt siècles sur le thème « Dieu vous aime, aimez-vous les uns les autres ». « C'est si simple d'aimer, de sourire à la vie » : je me chantais cela naguère. Je crois que je préfère la chanson canadienne « Qu'il est difficile d'aimer ». Et pourtant, la proclamation de l'amour est la clé. C'est la clé de l'homme, la clé de Dieu. Affirmer qu'il n'y a pas d'autre visage de Dieu que celui de l'amour, ou que l'amour, c’est le visage de Dieu, affirmer que le destin et le bonheur de l'homme résident dans le fait d'aimer, je pense que c’est notre foi et que nous devons être assurés dans cette affirmation. Mais si nous avons la clé, qu'est-ce que cela veut dire ? Je me demande si on sait où est la serrure. On a la clé, mais pas la serrure. Alors, je voudrais réfléchir avec vous et simplement dire deux choses : La première, c’est s'interroger sur : qu'est-ce qu'aimer... qu'est-ce qu'aimer ? Je pense à ce petit poème de Prévert, que vous connaissez sans doute : « Tu dis que tu aimes les fleurs, Et tu les coupes, Tu dis que tu aimes les oiseaux, Et tu les mets en cage. Tu dis que tu aimes les poissons, Et tu les manges, Alors, quand tu dis que tu m'aimes, J'ai peur ». Et je crois, en effet, qu'il peut y avoir des amours dévorants, destructeurs. Alors, on dira : « Non, non, c’est autre chose », et on dira « Aimer, c’est se donner à quelqu'un d'autre. » Or, je crois que c’est un mauvais cadeau à faire. Ce n'est pas soi qu'il faut donner à l'autre, mais l'autre qu'il faut donner à lui-même. Il me semble qu'aimer c’est vouloir que l'autre surgisse à son propre bonheur et à sa propre liberté, pas pour moi, seulement pour lui. Et l'amour, ce c’est pas simplement du sentiment, de l'émotion amoureuse. Là aussi, je crois qu'il y a une ambiguïté. Je crois que, par exemple, il y a des combats dans la vie professionnelle, dans la vie sociale, dans la gestion communale, dans la vie politique, qui sont au fond des combats d'amour puisque ce qu'on veut, c’est que l'homme vive dans sa vérité, dans sa justice, dans sa fraternité et quelquefois des combats très durs. C'est pour cela que je suis tout à fait étonné quand j'entends ce cri si fréquent pourtant aujourd’hui : « Ah, ce qu'on veut, ce n'est pas la charité, c’est la justice ». Mais, pour moi, parler de charité, parler d'amour, sans que cela ne se traduise en justice, c’est une aberration, cela n'a pas de sens. S'il y a quelqu'un que j'exploite, j'aurais beau lui dire : « Ah si tu savais comme je t'aime », si je ne touche pas à ses conditions d'exploité pour le conduire vers sa liberté, c’est inutile, c’est vain, c’est vraiment un pansement sur une jambe de bois. L'autre chose que je voudrais dire, ce serait quelques mots de commentaire sur cette phrase bien connue de saint Augustin : « Il n'y a qu'un amour ». Car, en effet, en christianisme c’est impensable, quoiqu'on aie dit parfois, qu'il puisse y avoir concurrence entre l'amour de Dieu et l'amour des hommes. Vous connaissez ces phrases de saint Jean : « Celui qui prétend aimer Dieu et qui n'aime pas ses frères qu'il voit, c’est un menteur », et il dit encore « Dieu, personne ne l'a jamais vu. Mais si nous nous aimons les uns les autres, en nous son amour est accompli ». Je pense à cet « acte de charité » que j’avais appris et que je récitais volontiers quand j'étais petit, vous aussi probablement, (on pourrait même le dire ensemble presque) : « Mon Dieu, je vous aime de tout mon cœur et par-dessus toute chose, parce que vous êtes infiniment bon, infiniment aimable et j'aime mon prochain comme moi-même pour l'amour de Dieu ». Moi, je ne peux plus dire cet acte parce que quand j'aime quelqu'un, ce n'est pas vrai que je l'aime pour l'amour de Dieu. Je l'aime pour lui-même, un autre sens d'existence en face de moi dont je veux qu'il s'accomplisse, mais je l'aime par l'amour de Dieu ou de l'Amour de Dieu. Je crois avoir dans mon cœur la capacité-même d'aimer que nous appelons Dieu et quand j'aime c’est Dieu qui circule par nous. Nous faisons circuler Dieu. Et c’est ce que Jésus dit quelques heures avant sa mort, en prenant l'image du cep et des sarments. C'est la même sève qui circule et il a cette phrase qu'il faut méditer souvent : « Comme le Père m'a aimé, moi je vous ai aimés ; aimez-vous les uns les autres de cet amour dont je vous ai aimés ». Il n'y en a qu'un, il n'y en a pas deux et lorsque nous aimons, c’est la vie de Dieu que nous faisons surgir dans l'histoire des hommes, au cœur même de nos relations les plus simples ou quelquefois, les plus compliquées. Donc, je dirais volontiers en terminant, que parler d'amour de Dieu sans que cela n'entraine de changement dans les rapports réels entre les hommes, qui sont la plupart du temps des rapports de force, cela me paraft de l'illusion. Mais, parler de l'amour du prochain en laissant de côté l'amour et la tendresse et l'alliance amoureuse entre Dieu et l'homme et entre l'homme et Dieu, c’est laisser de côté la dimension la plus fantastique et la plus merveilleuse de notre aventure humaine. Vous savez, croyants et incroyants, nous sommes confrontés au même monde, on vit la même histoire, on a les mêmes soucis, on s'embarque souvent dans les mêmes combats. Alors, est-ce qu'il y a une différence, sans qu'on parle de supériorité ou quoi que ce soit ? Il y a une image qui m'est venue : je dirais : nous vivons ensemble le même film de la vie. Mais sans la foi, je dirais que ce film, qui peut être très beau, est plat et en noir et blanc. Et que dans la foi surgit tout d'un coup la transfiguration extraordinaire... du relief et de la couleur. Amen. INTERVENTIONS APRES LA PRÉDICATION Une femme : Je voudrais ajouter quelque chose qui me paraît aussi une des clés pour aimer bien les autres, c’est ce petit bout de phrase « Aimer le prochain comme soi-même » et cela ne me paraît pas quelque chose de secondaire. On pourrait dire « Ne fais pas aux autres ce que tu ne voudrais pas qu’on te fasse ». Est-ce que cela ne serait pas : la juste mesure pour aimer l’autre, c’est d’abord de s’aimer soi-même et de s’aimer soi-même dans la vérité, sans exagération, sans vanité, mais sans complexe d’infériorité, sans se rabaisser. S’aimer soi-même, ce n’est certainement pas facile de garder cette ligne de crête. Je crois que nous avons de la chance, comme tu disais, nous avons la chance nous croyants, nous chrétiens, de pressentir parce que Jésus Christ nous l’a dit dans l’Évangile, que Dieu nous aime le premier et que sur chacun de nous, qui que nous soyons, Dieu pose chaque jour, à chaque instant un regard d’amour, un amour fort, pas un amour douceâtre comme quelquefois on a essayé de le faire croire, mais un amour fort, un amour exigeant, un amour qui nous connaît, qui est lucide, qui voit où nous en sommes aujourd’hui et qui nous met en route. Et je crois qu’à ce moment-là, si nous sommes conscients de cet amour personnel, unique, que Dieu a pour nous, nous pourrons, quel que soit notre passé, quel que soit notre état de santé, quel que soit notre âge, quelles que soient les fautes qui pèsent sur nous, trouver un chemin d’ouverture, trouver que notre vie est bonne à vivre aujourd’hui et qu’il y a quelque chose à vivre en nous tournant vers les autres et donc vers Dieu. Un homme : Il est beaucoup question de la loi dans les deux lectures de ce jour. Il faudrait être fils d’Israël pour bien en parler. Je vais essayer cependant de dire ce que je ressens devant elles. Cette loi si humaine dans ses sentiments d’amour, de violence, mais qui d’abord est une alliance voulue par Dieu, un Dieu qui se fait tout proche, un Dieu qui a libéré son peuple, qui l’a éprouvé, qui lui a ouvert la Terre Promise. Une bien belle histoire vraie. Du respect de cette Loi dépendent la vie et la prospérité d’Israël. La méfiance viendra plus tard. On pense à saint Paul, à ses épîtres aux Romains, aux Galates. On va rejeter l’ancienne Loi et s’ouvrir à la nouvelle Alliance. Je pense que le texte d’aujourd’hui est justement la charnière de cette alliance ancienne et nouvelle. Jésus et les docteurs de la Loi emploient les mêmes mots, mais qui ne portent pas le même sens. Jésus accomplira la Loi, mais pas comme l’attendaient les docteurs. Une femme : Moi, je voudrais revenir sur une parole de l’Évangile citée tout à l’heure par Jean-Pierre et qui est, je crois, une parole forte : « Celui qui prétend aimer Dieu qu’il ne voit pas et qui n’aime pas son frère qu’il voit est un menteur ». Je crois que vivre en homme fraternel, c’est donc une tâche et c’est une tâche qui nous concerne tous. Je pense que c’est aussi une épreuve parce qu’il n’est pas facile en permanence d’établir la relation juste, d’avoir la parole gentille, le geste délicat, le pardon immédiat. Déjà par rapport à nos proches, par rapport à nos familiers - alors que dire quand il s’agit de nos comportements avec des gens qui nous sont plus lointains, quand surtout des barrières nous séparent ? Nous sommes tentés, je crois, d’isoler, de rejeter, de refuser, d’oublier et pourtant, nous sommes tous frères, nous sommes frères malgré nos solitudes, malgré nos silences, malgré nos différences. Et quelquefois même, nous sommes frères mais frères ennemis et ceci pour si peu de choses : une idée à défendre, un avantage particulier, une situation à sauvegarder. Et nous nous battons discrètement, sournoisement ou quelquefois plus ouvertement et parfois jusqu’à la mort. Alors, si j’ai compris, toutes ces attitudes, ces comportements, sont des offenses à Dieu. Et pour moi, je crois qu’il est difficile d’appeler Dieu Père, quand tout d’un coup, on ne peut pas considérer chacune des personnes, quelle qu’elle soit, comme un frère, un frère, et je crois que c’est difficile d’être frère vraiment... tout le temps. Jean-Pierre LINTANF reprend la Parole Nous réfléchissons sur la Parole, nous pouvons aussi la faire devenir prière. Je vous propose que chacun d’entre nous, nous portions d’abord dans un temps de silence toutes ces intentions qui tournent autour de l’amour.</w:t>
+      <w:proofErr w:type="spellStart"/>
+      <w:r>
+        <w:rPr>
+          <w:lang w:eastAsia="fr-FR"/>
+        </w:rPr>
+        <w:t>Megrit</w:t>
+      </w:r>
+      <w:proofErr w:type="spellEnd"/>
+      <w:r>
+        <w:rPr>
+          <w:lang w:eastAsia="fr-FR"/>
+        </w:rPr>
+        <w:t>, Val-Martel, communauté des Dominicains</w:t>
+      </w:r>
+    </w:p>
+    <w:bookmarkEnd w:id="23"/>
+    <w:p>
+      <w:pPr>
+        <w:rPr>
+          <w:lang w:eastAsia="fr-FR"/>
+        </w:rPr>
+      </w:pPr>
+    </w:p>
+    <w:p>
+      <w:pPr>
+        <w:rPr>
+          <w:lang w:eastAsia="fr-FR"/>
+        </w:rPr>
+      </w:pPr>
+      <w:r>
+        <w:rPr>
+          <w:lang w:eastAsia="fr-FR"/>
+        </w:rPr>
+        <w:t>Comme d'habitude, je dirai quelque chose et ensuite nous pourrons partager cette parole d'Évangile. Je me disais, en pensant à ce texte, que ce n'est pas si simple au fond de parler d'amour car les discours d'amour peuvent couvrir bien des fadaises et couvrir bien des crimes. « Parlez-moi d'amour, ah, dites-moi des choses tendres », ce n'est pas évident. Et ce monde, dont nous disons qu'il est l'œuvre d'un Dieu d'amour, nous parle fort peu de choses tendres. On pourrait s'interroger sur l'efficacité d'une prédication obstinée depuis vingt siècles sur le thème « Dieu vous aime, aimez-vous les uns les autres ». « C'est si simple d'aimer, de sourire à la vie » : je me chantais cela naguère. Je crois que je préfère la chanson canadienne « Qu'il est difficile d'aimer ». Et pourtant, la proclamation de l'amour est la clé. C'est la clé de l'homme, la clé de Dieu. Affirmer qu'il n'y a pas d'autre visage de Dieu que celui de l'amour, ou que l'amour, c’est le visage de Dieu, affirmer que le destin et le bonheur de l'homme résident dans le fait d'aimer, je pense que c’est notre foi et que nous devons être assurés dans cette affirmation. Mais si nous avons la clé, qu'est-ce que cela veut dire ? Je me demande si on sait où est la serrure. On a la clé, mais pas la serrure. Alors, je voudrais réfléchir avec vous et simplement dire deux choses : La première, c’</w:t>
+      </w:r>
+      <w:proofErr w:type="spellStart"/>
+      <w:r>
+        <w:rPr>
+          <w:lang w:eastAsia="fr-FR"/>
+        </w:rPr>
+        <w:t>est</w:t>
+      </w:r>
+      <w:proofErr w:type="spellEnd"/>
+      <w:r>
+        <w:rPr>
+          <w:lang w:eastAsia="fr-FR"/>
+        </w:rPr>
+        <w:t xml:space="preserve"> s'interroger sur : qu'est-ce qu'aimer... qu'est-ce qu'aimer ? Je pense à ce petit poème de Prévert, que vous connaissez sans doute : « Tu dis que tu aimes les fleurs, Et tu les coupes, Tu dis que tu aimes les oiseaux, Et tu les mets en cage. Tu dis que tu aimes les poissons, Et tu les manges, Alors, quand tu dis que tu m'aimes, J'ai peur ». Et je crois, en effet, qu'il peut y avoir des amours dévorants, destructeurs. Alors, on dira : « Non, non, c’est autre chose », et on dira « Aimer, c’est se donner à quelqu'un d'autre. » Or, je crois que c’est un mauvais cadeau à faire. Ce n'est pas soi qu'il faut donner à l'autre, mais l'autre qu'il faut donner à lui-même. Il me semble qu'aimer c’est vouloir que l'autre surgisse à son propre bonheur et à sa propre liberté, pas pour moi, seulement pour lui. Et l'amour, ce </w:t>
+      </w:r>
+      <w:proofErr w:type="gramStart"/>
+      <w:r>
+        <w:rPr>
+          <w:lang w:eastAsia="fr-FR"/>
+        </w:rPr>
+        <w:t>c’est pas</w:t>
+      </w:r>
+      <w:proofErr w:type="gramEnd"/>
+      <w:r>
+        <w:rPr>
+          <w:lang w:eastAsia="fr-FR"/>
+        </w:rPr>
+        <w:t xml:space="preserve"> simplement du sentiment, de l'émotion amoureuse. Là aussi, je crois qu'il y a une ambiguïté. Je crois que, par exemple, il y a des combats dans la vie professionnelle, dans la vie sociale, dans la gestion communale, dans la vie politique, qui sont au fond des combats d'amour puisque ce qu'on veut, c’est que l'homme vive dans sa vérité, dans sa justice, dans sa fraternité et quelquefois des combats très durs. C'est pour cela que je suis tout à fait étonné quand j'entends ce cri si fréquent pourtant aujourd’hui : « Ah, ce qu'on veut, ce n'est pas la charité, c’est la justice ». Mais, pour moi, parler de charité, parler d'amour, sans que cela ne se traduise en justice, c’est une aberration, cela n'a pas de sens. S'il y a quelqu'un que j'exploite, j'aurais beau lui dire : « Ah si tu savais comme je t'aime », si je ne touche pas à ses conditions d'exploité pour le conduire vers sa liberté, c’est inutile, c’est vain, c’est vraiment un pansement sur une jambe de bois. L'autre chose que je voudrais dire, ce serait quelques mots de commentaire sur cette phrase bien connue de saint Augustin : « Il n'y a qu'un amour ». Car, en effet, en christianisme c’est impensable, quoiqu'on </w:t>
+      </w:r>
+      <w:proofErr w:type="spellStart"/>
+      <w:proofErr w:type="gramStart"/>
+      <w:r>
+        <w:rPr>
+          <w:lang w:eastAsia="fr-FR"/>
+        </w:rPr>
+        <w:t>aie</w:t>
+      </w:r>
+      <w:proofErr w:type="spellEnd"/>
+      <w:proofErr w:type="gramEnd"/>
+      <w:r>
+        <w:rPr>
+          <w:lang w:eastAsia="fr-FR"/>
+        </w:rPr>
+        <w:t xml:space="preserve"> dit parfois, qu'il puisse y avoir concurrence entre l'amour de Dieu et l'amour des hommes. Vous connaissez ces phrases de saint Jean : « Celui qui prétend aimer Dieu et qui n'aime pas ses frères qu'il voit, c’est un menteur », et il dit encore « Dieu, personne ne l'a jamais vu. Mais si nous nous aimons les uns les autres, en nous son amour est accompli ». Je pense à cet « acte de charité » que j’avais appris et que je récitais volontiers quand j'étais petit, vous aussi probablement, (on pourrait même le dire ensemble presque) : « Mon Dieu, je vous aime de tout mon cœur et par-dessus toute chose, parce que vous êtes infiniment bon, infiniment aimable et j'aime mon prochain comme moi-même pour l'amour de Dieu ». Moi, je ne peux plus dire cet acte parce que quand j'aime </w:t>
+      </w:r>
+      <w:r>
+        <w:rPr>
+          <w:lang w:eastAsia="fr-FR"/>
+        </w:rPr>
+        <w:lastRenderedPageBreak/>
+        <w:t xml:space="preserve">quelqu'un, ce n'est pas vrai que je l'aime pour l'amour de Dieu. Je l'aime pour lui-même, un autre sens d'existence en face de moi dont je veux qu'il s'accomplisse, mais je l'aime par l'amour de Dieu ou de l'Amour de Dieu. Je crois avoir dans mon cœur la capacité-même d'aimer que nous </w:t>
+      </w:r>
+      <w:proofErr w:type="gramStart"/>
+      <w:r>
+        <w:rPr>
+          <w:lang w:eastAsia="fr-FR"/>
+        </w:rPr>
+        <w:t>appelons</w:t>
+      </w:r>
+      <w:proofErr w:type="gramEnd"/>
+      <w:r>
+        <w:rPr>
+          <w:lang w:eastAsia="fr-FR"/>
+        </w:rPr>
+        <w:t xml:space="preserve"> Dieu et quand j'aime c’est Dieu qui circule par nous. Nous faisons circuler Dieu. Et c’est ce que Jésus dit quelques heures avant sa mort, en prenant l'image du cep et des sarments. C'est la même sève qui circule et il a cette phrase qu'il faut méditer souvent : « Comme le Père m'a aimé, moi je vous ai aimés ; aimez-vous les uns les autres de cet amour dont je vous ai aimés ». Il n'y en a qu'un, il n'y en a pas deux et lorsque nous aimons, c’est la vie de Dieu que nous faisons surgir dans l'histoire des hommes, au cœur même de nos relations les plus simples ou quelquefois, les plus compliquées. Donc, je dirais volontiers en terminant, que parler d'amour de Dieu sans que cela n'entraine de changement dans les rapports réels entre les hommes, qui sont la plupart du temps des rapports de force, cela me </w:t>
+      </w:r>
+      <w:proofErr w:type="spellStart"/>
+      <w:r>
+        <w:rPr>
+          <w:lang w:eastAsia="fr-FR"/>
+        </w:rPr>
+        <w:t>paraft</w:t>
+      </w:r>
+      <w:proofErr w:type="spellEnd"/>
+      <w:r>
+        <w:rPr>
+          <w:lang w:eastAsia="fr-FR"/>
+        </w:rPr>
+        <w:t xml:space="preserve"> de l'illusion. Mais, parler de l'amour du prochain en laissant de côté l'amour et la tendresse et l'alliance amoureuse entre Dieu et l'homme et entre l'homme et Dieu, c’est laisser de côté la dimension la plus fantastique et la plus merveilleuse de notre aventure humaine. Vous savez, croyants et incroyants, nous sommes confrontés au même monde, on vit la même histoire, on a les mêmes soucis, on s'embarque souvent dans les mêmes combats. Alors, est-ce qu'il y a une différence, sans qu'on parle de supériorité ou quoi que ce soit ? Il y a une image qui m'est venue : je dirais : nous vivons ensemble le même film de la vie. Mais sans la foi, je dirais que ce film, qui peut être très beau, est plat et en noir et blanc. Et que dans la foi surgit tout d'un coup la transfiguration extraordinaire... du relief et de la couleur. Amen. INTERVENTIONS APRES LA PRÉDICATION Une femme : Je voudrais ajouter quelque chose qui me paraît aussi une des clés pour aimer bien les autres, c’est ce petit bout de phrase « Aimer le prochain comme soi-même » et cela ne me paraît pas quelque chose de secondaire. On pourrait dire « Ne fais pas aux autres ce que tu ne voudrais pas qu’on te fasse ». Est-ce que cela ne serait pas : la juste mesure pour aimer l’autre, c’est d’abord de s’aimer soi-même et de s’aimer soi-même dans la vérité, sans exagération, sans vanité, mais sans complexe d’infériorité, sans se rabaisser. S’aimer soi-même, ce n’est certainement pas facile de garder cette ligne de crête. Je crois que nous avons de la chance, comme tu disais, nous avons la chance nous croyants, nous chrétiens, de pressentir parce que Jésus Christ nous l’a dit dans l’Évangile, que Dieu nous aime le premier et que sur chacun de nous, qui que nous soyons, Dieu pose chaque jour, à chaque instant un regard d’amour, un amour fort, pas un amour douceâtre comme quelquefois on a essayé de le faire croire, mais un amour fort, un amour exigeant, un amour qui nous connaît, qui est lucide, qui voit où nous en sommes aujourd’hui et qui nous met en route. Et je crois qu’à ce moment-là, si nous sommes conscients de cet amour personnel, unique, que Dieu a pour nous, nous pourrons, quel que soit notre passé, quel que soit notre état de santé, quel que soit notre âge, quelles que soient les fautes qui pèsent sur nous, trouver un chemin d’ouverture, trouver que notre vie est bonne à vivre aujourd’hui et qu’il y a quelque chose à vivre en nous tournant vers les autres et donc vers Dieu. Un homme : Il est beaucoup question de la loi dans les deux lectures de ce jour. Il faudrait être fils d’Israël pour bien en parler. Je vais essayer cependant de dire ce que je ressens devant elles. Cette loi si humaine dans ses sentiments d’amour, de violence, mais qui d’abord est une alliance voulue par Dieu, un Dieu qui se fait tout proche, un Dieu qui a libéré son peuple, qui l’a éprouvé, qui lui a ouvert la Terre Promise. Une bien belle histoire vraie. Du respect de cette Loi dépendent la vie et la prospérité d’Israël. La méfiance viendra plus tard. On pense à saint Paul, à ses épîtres aux Romains, aux Galates. On va rejeter l’ancienne Loi et s’ouvrir à la nouvelle Alliance. Je pense que le texte d’aujourd’hui est justement la charnière de cette alliance ancienne et nouvelle. Jésus et les docteurs de la Loi emploient les mêmes mots, mais qui ne portent pas le même sens. Jésus accomplira la Loi, mais pas comme l’attendaient les docteurs. Une femme : Moi, je voudrais revenir sur une parole de l’Évangile citée tout à l’heure par Jean-Pierre et qui est, je crois, une parole forte : « Celui qui prétend aimer Dieu qu’il ne voit pas et </w:t>
+      </w:r>
+      <w:r>
+        <w:rPr>
+          <w:lang w:eastAsia="fr-FR"/>
+        </w:rPr>
+        <w:lastRenderedPageBreak/>
+        <w:t>qui n’aime pas son frère qu’il voit est un menteur ». Je crois que vivre en homme fraternel, c’est donc une tâche et c’est une tâche qui nous concerne tous. Je pense que c’est aussi une épreuve parce qu’il n’est pas facile en permanence d’établir la relation juste, d’avoir la parole gentille, le geste délicat, le pardon immédiat. Déjà par rapport à nos proches, par rapport à nos familiers - alors que dire quand il s’agit de nos comportements avec des gens qui nous sont plus lointains, quand surtout des barrières nous séparent ? Nous sommes tentés, je crois, d’isoler, de rejeter, de refuser, d’oublier et pourtant, nous sommes tous frères, nous sommes frères malgré nos solitudes, malgré nos silences, malgré nos différences. Et quelquefois même, nous sommes frères mais frères ennemis et ceci pour si peu de choses : une idée à défendre, un avantage particulier, une situation à sauvegarder. Et nous nous battons discrètement, sournoisement ou quelquefois plus ouvertement et parfois jusqu’à la mort. Alors, si j’ai compris, toutes ces attitudes, ces comportements, sont des offenses à Dieu. Et pour moi, je crois qu’il est difficile d’appeler Dieu Père, quand tout d’un coup, on ne peut pas considérer chacune des personnes, quelle qu’elle soit, comme un frère, un frère, et je crois que c’est difficile d’être frère vraiment... tout le temps. Jean-Pierre LINTANF reprend la Parole Nous réfléchissons sur la Parole, nous pouvons aussi la faire devenir prière. Je vous propose que chacun d’entre nous, nous portions d’abord dans un temps de silence toutes ces intentions qui tournent autour de l’amour.</w:t>
       </w:r>
     </w:p>
     <w:p>
@@ -1130,6 +4492,7 @@
       <w:pPr>
         <w:pStyle w:val="Titre1"/>
       </w:pPr>
+      <w:bookmarkStart w:id="26" w:name="_Toc203661668"/>
       <w:r>
         <w:t>10/01/1988</w:t>
       </w:r>
@@ -1148,6 +4511,7 @@
       <w:r>
         <w:t>beaucoup nommer Dieu et unifier l’assemblée</w:t>
       </w:r>
+      <w:bookmarkEnd w:id="26"/>
     </w:p>
     <w:p>
       <w:pPr>
@@ -1167,7 +4531,7 @@
         </w:rPr>
         <w:t xml:space="preserve">, sur </w:t>
       </w:r>
-      <w:bookmarkStart w:id="15" w:name="_Hlk194390725"/>
+      <w:bookmarkStart w:id="27" w:name="_Hlk194390725"/>
       <w:r>
         <w:rPr>
           <w:lang w:eastAsia="fr-FR"/>
@@ -1184,9 +4548,23 @@
         <w:rPr>
           <w:lang w:eastAsia="fr-FR"/>
         </w:rPr>
-        <w:t>55, 1-11 ; 1 Jn 5, 1-9 ; Is 12, 2-6 ; Mc 1, 7-11</w:t>
-      </w:r>
-      <w:bookmarkEnd w:id="15"/>
+        <w:t xml:space="preserve">55, 1-11 ; 1 </w:t>
+      </w:r>
+      <w:proofErr w:type="spellStart"/>
+      <w:r>
+        <w:rPr>
+          <w:lang w:eastAsia="fr-FR"/>
+        </w:rPr>
+        <w:t>Jn</w:t>
+      </w:r>
+      <w:proofErr w:type="spellEnd"/>
+      <w:r>
+        <w:rPr>
+          <w:lang w:eastAsia="fr-FR"/>
+        </w:rPr>
+        <w:t xml:space="preserve"> 5, 1-9 ; Is 12, 2-6 ; Mc 1, 7-11</w:t>
+      </w:r>
+      <w:bookmarkEnd w:id="27"/>
     </w:p>
     <w:p>
       <w:pPr>
@@ -1213,7 +4591,7 @@
           <w:lang w:eastAsia="fr-FR"/>
         </w:rPr>
       </w:pPr>
-      <w:bookmarkStart w:id="16" w:name="_Hlk194390731"/>
+      <w:bookmarkStart w:id="28" w:name="_Hlk194390731"/>
       <w:r>
         <w:rPr>
           <w:lang w:eastAsia="fr-FR"/>
@@ -1221,25 +4599,39 @@
         <w:t>Orléans, église paroissiale Sainte-Eanne d’Arc, messe avec les sourds et malentendants</w:t>
       </w:r>
     </w:p>
-    <w:bookmarkEnd w:id="16"/>
-    <w:p>
-      <w:pPr>
-        <w:rPr>
-          <w:lang w:eastAsia="fr-FR"/>
-        </w:rPr>
-      </w:pPr>
-    </w:p>
-    <w:p>
-      <w:pPr>
-        <w:rPr>
-          <w:lang w:eastAsia="fr-FR"/>
-        </w:rPr>
-      </w:pPr>
-      <w:r>
-        <w:rPr>
-          <w:lang w:eastAsia="fr-FR"/>
-        </w:rPr>
-        <w:t>Il y a longtemps, très longtemps, le Prophète Isaïe dit : « Regardez ! voici le serviteur de Dieu ! » Le Serviteur montre ce que Dieu aime ; Le Serviteur fait ce que Dieu veut. Dieu est le Tout Puissant mais ce n'est pas une force qui écrase, ce n'est pas une force qui brise, c’est une force qui soutient, une force qui met debout. Dieu regarde les hommes sur la terre. Mais ce n'est pas un regard de loin, ce n'est pas un regard de haut ; c’est un regard qui rapproche, un regard qui enveloppe et rassemble. Le Prophète Isaïe dit : « Regardez ! voici le serviteur de Dieu ! il ouvre les yeux des aveugles, il ouvre les prisons, il ouvre les cœurs. » Il y a longtemps, Jésus vient de Nazareth, en Galilée, vers le Jourdain. Il ne dit pas : « Voyez, c’est moi Jésus I » Il ne crie pas : « Je suis le fils de dieu ! » « le très haut ! » Jésus se fait petit comme tous les hommes ; Jésus descend dans l'eau avec tous les hommes qui demandent Pardon. Quand il remonte de l'eau, les cieux se déchirent, la lumière de Dieu enveloppe Jésus, l'Esprit Saint, le Souffle de Dieu descend sur Lui, comme une colombe. Jean Baptiste dit : « Regardez ! voici le serviteur de Dieu voici l'agneau de Dieu. » C'est lui qui ouvre les yeux, qui ouvre les prisons qui ouvre les cœurs</w:t>
+    <w:bookmarkEnd w:id="28"/>
+    <w:p>
+      <w:pPr>
+        <w:rPr>
+          <w:lang w:eastAsia="fr-FR"/>
+        </w:rPr>
+      </w:pPr>
+    </w:p>
+    <w:p>
+      <w:pPr>
+        <w:rPr>
+          <w:lang w:eastAsia="fr-FR"/>
+        </w:rPr>
+      </w:pPr>
+      <w:r>
+        <w:rPr>
+          <w:lang w:eastAsia="fr-FR"/>
+        </w:rPr>
+        <w:t xml:space="preserve">Il y a longtemps, très longtemps, le Prophète Isaïe dit : « Regardez ! voici le serviteur de Dieu ! » Le Serviteur montre ce que Dieu aime ; Le Serviteur fait ce que Dieu veut. Dieu est le Tout Puissant mais ce n'est pas une force qui écrase, ce n'est pas une force qui brise, c’est une force qui soutient, une force qui met debout. Dieu regarde les hommes sur la terre. Mais ce n'est pas un regard de loin, ce n'est pas un regard de haut ; c’est un regard qui rapproche, un regard qui enveloppe et rassemble. Le Prophète Isaïe dit : « Regardez ! voici le serviteur de Dieu ! il ouvre les yeux des aveugles, il ouvre les prisons, il ouvre les cœurs. » Il y a longtemps, Jésus vient de Nazareth, en Galilée, vers le Jourdain. Il ne dit pas : « Voyez, c’est moi Jésus I » Il ne crie pas : « Je suis le fils de dieu ! » « </w:t>
+      </w:r>
+      <w:proofErr w:type="gramStart"/>
+      <w:r>
+        <w:rPr>
+          <w:lang w:eastAsia="fr-FR"/>
+        </w:rPr>
+        <w:t>le</w:t>
+      </w:r>
+      <w:proofErr w:type="gramEnd"/>
+      <w:r>
+        <w:rPr>
+          <w:lang w:eastAsia="fr-FR"/>
+        </w:rPr>
+        <w:t xml:space="preserve"> très haut ! » Jésus se fait petit comme tous les hommes ; Jésus descend dans l'eau avec tous les hommes qui demandent Pardon. Quand il remonte de l'eau, les cieux se déchirent, la lumière de Dieu enveloppe Jésus, l'Esprit Saint, le Souffle de Dieu descend sur Lui, comme une colombe. Jean Baptiste dit : « Regardez ! voici le serviteur de Dieu voici l'agneau de Dieu. » C'est lui qui ouvre les yeux, qui ouvre les prisons qui ouvre les cœurs</w:t>
       </w:r>
       <w:r>
         <w:rPr>
@@ -1253,25 +4645,47 @@
         </w:rPr>
         <w:t xml:space="preserve"> C'est lui qu'il faut suivre pour être Sauvé. Pendant six jours de la semaine, nous, serviteurs de nos frères, nous travaillons avec tous les hommes pour ouvrir les yeux, ouvrir les prisons, ouvrir les cœurs. Le Jour du Seigneur, nous nous rassemblons. Nous, Serviteurs du Seigneur, nous montrons ce que Dieu veut. Avec le prêtre, nous disons ce que Dieu fait. Dieu a envoyé son Fils Jésus Il est descendu dans la Mort, Il est ressuscité dans la Lumière, Il envoie l'Esprit Saint. C'est vrai. Nous croyons. AMEN Nous, serviteurs du Seigneur, </w:t>
       </w:r>
-      <w:bookmarkStart w:id="17" w:name="_Hlk152143941"/>
+      <w:bookmarkStart w:id="29" w:name="_Hlk152143941"/>
       <w:r>
         <w:rPr>
           <w:lang w:eastAsia="fr-FR"/>
         </w:rPr>
         <w:t>nous montrons ce que Dieu veut</w:t>
       </w:r>
-      <w:bookmarkEnd w:id="17"/>
-      <w:r>
-        <w:rPr>
-          <w:lang w:eastAsia="fr-FR"/>
-        </w:rPr>
-        <w:t>. Avec le prêtre, nous disons : Seigneur, envoie ton Esprit Saint, envoie ton Souffle ! Avec le prêtre, nous disons : Seigneur, rassemble-nous en un seul Corps. Nous, serviteurs de Dieu, serviteurs de nos frères, nous chantons : Peuple de frères, peuple du partage porte l'évangile et la paix de Dieu.</w:t>
+      <w:bookmarkEnd w:id="29"/>
+      <w:r>
+        <w:rPr>
+          <w:lang w:eastAsia="fr-FR"/>
+        </w:rPr>
+        <w:t xml:space="preserve">. Avec le prêtre, nous disons : Seigneur, envoie ton Esprit Saint, envoie ton Souffle ! Avec le prêtre, nous disons : Seigneur, </w:t>
+      </w:r>
+      <w:proofErr w:type="gramStart"/>
+      <w:r>
+        <w:rPr>
+          <w:lang w:eastAsia="fr-FR"/>
+        </w:rPr>
+        <w:t>rassemble-nous en</w:t>
+      </w:r>
+      <w:proofErr w:type="gramEnd"/>
+      <w:r>
+        <w:rPr>
+          <w:lang w:eastAsia="fr-FR"/>
+        </w:rPr>
+        <w:t xml:space="preserve"> un seul Corps. Nous, serviteurs de </w:t>
+      </w:r>
+      <w:r>
+        <w:rPr>
+          <w:lang w:eastAsia="fr-FR"/>
+        </w:rPr>
+        <w:lastRenderedPageBreak/>
+        <w:t>Dieu, serviteurs de nos frères, nous chantons : Peuple de frères, peuple du partage porte l'évangile et la paix de Dieu.</w:t>
       </w:r>
     </w:p>
     <w:p>
       <w:pPr>
         <w:pStyle w:val="Titre1"/>
       </w:pPr>
+      <w:bookmarkStart w:id="30" w:name="_Toc203661669"/>
       <w:r>
         <w:t>12/11/1989</w:t>
       </w:r>
@@ -1290,6 +4704,7 @@
       <w:r>
         <w:t>rendre présent</w:t>
       </w:r>
+      <w:bookmarkEnd w:id="30"/>
     </w:p>
     <w:p>
       <w:pPr>
@@ -1309,14 +4724,14 @@
         </w:rPr>
         <w:t xml:space="preserve">, sur </w:t>
       </w:r>
-      <w:bookmarkStart w:id="18" w:name="_Hlk194390673"/>
+      <w:bookmarkStart w:id="31" w:name="_Hlk194390673"/>
       <w:r>
         <w:rPr>
           <w:lang w:eastAsia="fr-FR"/>
         </w:rPr>
         <w:t>Sg 6, 12-16, 1 Th 4, 13-18 et Mt 25, 1-13</w:t>
       </w:r>
-      <w:bookmarkEnd w:id="18"/>
+      <w:bookmarkEnd w:id="31"/>
     </w:p>
     <w:p>
       <w:pPr>
@@ -1343,7 +4758,7 @@
           <w:lang w:eastAsia="fr-FR"/>
         </w:rPr>
       </w:pPr>
-      <w:bookmarkStart w:id="19" w:name="_Hlk194390683"/>
+      <w:bookmarkStart w:id="32" w:name="_Hlk194390683"/>
       <w:r>
         <w:rPr>
           <w:lang w:eastAsia="fr-FR"/>
@@ -1354,8 +4769,16 @@
         <w:rPr>
           <w:lang w:eastAsia="fr-FR"/>
         </w:rPr>
-        <w:t>glise paroissiale Saint-Hermeland</w:t>
-      </w:r>
+        <w:t>glise paroissiale Saint-</w:t>
+      </w:r>
+      <w:proofErr w:type="spellStart"/>
+      <w:r>
+        <w:rPr>
+          <w:lang w:eastAsia="fr-FR"/>
+        </w:rPr>
+        <w:t>Hermeland</w:t>
+      </w:r>
+      <w:proofErr w:type="spellEnd"/>
       <w:r>
         <w:rPr>
           <w:lang w:eastAsia="fr-FR"/>
@@ -1363,7 +4786,7 @@
         <w:t>.</w:t>
       </w:r>
     </w:p>
-    <w:bookmarkEnd w:id="19"/>
+    <w:bookmarkEnd w:id="32"/>
     <w:p>
       <w:pPr>
         <w:rPr>
@@ -1388,9 +4811,11 @@
       <w:pPr>
         <w:pStyle w:val="Titre1"/>
       </w:pPr>
-      <w:bookmarkStart w:id="20" w:name="_Hlk185171530"/>
-      <w:bookmarkStart w:id="21" w:name="_Hlk194244626"/>
-      <w:r>
+      <w:bookmarkStart w:id="33" w:name="_Hlk185171530"/>
+      <w:bookmarkStart w:id="34" w:name="_Hlk194244626"/>
+      <w:bookmarkStart w:id="35" w:name="_Toc203661670"/>
+      <w:r>
+        <w:lastRenderedPageBreak/>
         <w:t>01/11/1990</w:t>
       </w:r>
       <w:r>
@@ -1414,11 +4839,28 @@
       <w:r>
         <w:t xml:space="preserve"> peu comme sujet</w:t>
       </w:r>
-    </w:p>
-    <w:p>
-      <w:bookmarkStart w:id="22" w:name="_Hlk194392556"/>
-      <w:r>
-        <w:t>Fête de la Toussaint, sur Ap 7, 2-14 ; 1 Jn 3, 1-3 et Mt 5, 1-12</w:t>
+      <w:bookmarkEnd w:id="35"/>
+    </w:p>
+    <w:p>
+      <w:bookmarkStart w:id="36" w:name="_Hlk194392556"/>
+      <w:r>
+        <w:t xml:space="preserve">Fête de la Toussaint, sur </w:t>
+      </w:r>
+      <w:proofErr w:type="spellStart"/>
+      <w:r>
+        <w:t>Ap</w:t>
+      </w:r>
+      <w:proofErr w:type="spellEnd"/>
+      <w:r>
+        <w:t xml:space="preserve"> 7, 2-14 ; 1 </w:t>
+      </w:r>
+      <w:proofErr w:type="spellStart"/>
+      <w:r>
+        <w:t>Jn</w:t>
+      </w:r>
+      <w:proofErr w:type="spellEnd"/>
+      <w:r>
+        <w:t xml:space="preserve"> 3, 1-3 et Mt 5, 1-12</w:t>
       </w:r>
     </w:p>
     <w:p>
@@ -1437,7 +4879,7 @@
         <w:t>.</w:t>
       </w:r>
     </w:p>
-    <w:bookmarkEnd w:id="22"/>
+    <w:bookmarkEnd w:id="36"/>
     <w:p>
       <w:pPr>
         <w:rPr>
@@ -1447,7 +4889,19 @@
     </w:p>
     <w:p>
       <w:r>
-        <w:t xml:space="preserve">Aimez-vous les saints ? Il m'est arrivé de poser cette question à une personne qui m'a répondu : Dieu me suffit ! Plût au ciel ! c’est vrai : Dieu suffit à tout, ou du moins il devrait suffire... Mais il a lui-même suscité les saints, il nous les offre comme des amis et nous pouvons essayer de les aimer comme lui les aime. Car c’est bien Dieu qui nous a donné le premier de tous les saints, et ce premier n'est autre que le Christ Jésus. Peut-on dire de Jésus qu'il est un saint ? Mais oui, l'Évangile en témoigne : un jour, nous dit saint Marc un homme possédé d'un esprit mauvais s'est écrié devant Jésus : « Je sais qui tu es : le Saint de Dieu. » Dans la tradition biblique ancienne, on disait : Dieu seul est Saint. D'ailleurs nous chantons toujours comme une grande acclamation où se mêlent le respect et l'admiration, le cri que le prophète Isaïe a lancé lorsque Dieu s'est manifesté à lui dans une apparition grandiose : « Saint, saint, saint le Seigneur, le Dieu de l'univers. Le ciel et la terre sont remplis de sa gloire ! » Proclamer Dieu est Saint, c'était donc le reconnaître comme le Très Haut, le Très Pur, le Tout Puissant, l’Unique inconnaissable. Les Hébreux manifestaient un si grand respect devant tout ce qui leur rappelait cette sainteté de Dieu qu'ils n'osaient même pas prononcer son Nom, cependant révélé à Moïse, et pour le désigner, ils disaient seulement le Saint ou le Seigneur. Jésus a bouleversé cette idée de la sainteté transcendante de Dieu en nous disant que le Dieu Tout Puissant était aussi le Tout Proche, notre Père, un Père toujours prêt à la tendresse et au pardon. Et son disciple le plus intime, saint Jean, a pu révéler le vrai nom de Dieu en affirmant : Dieu est Amour ! Jésus nous a montré qu'en Dieu la sainteté et l'amour coïncident. Dire que Jésus est saint, c’est reconnaître qu'il est en même temps le Fils unique du Dieu Très Haut, l'amour du Père incarné dans le visage et le cœur d'un homme et le premier de la foule innombrable de tous ceux qu'il a sanctifiés par sa croix. Car si nous proclamons d'un disciple du Christ qu'il est saint, cela ne veut pas dire qu'il est une sorte de surhomme parfait, éloigné de toute faiblesse, mais que c’est un homme, ou une femme, qui s'est mis à la suite du Christ Sauveur pour aimer, aimer Dieu et aimer ses frères. Car le secret de toute sainteté humaine tient dans l'accueil de la parole du Christ : Aimez-vous les uns les autres comme moi je vous ai aimés. Il ne faut pas oublier le comme moi ! Les plus grands saint, connus ou inconnus, sont ceux qui, à l'image du Christ donnant sa vie, se sont donnés eux-mêmes avec le plus d'amour. Si les saints ont aimé pendant leur vie sur terre, comment douter qu'ils continuent maintenant, alors qu'ils partagent la vie du Christ ressuscité, dans le Royaume du Père ? Thérèse de Lisieux a dit : Je passerai mon ciel à faire du bien sur la terre. Et elle continue. Comme elle, les saints sont nos amis auprès de Dieu. Peuton se passer d'amis ? Et il est bien normal que dans la grande foule de tous ceux qui nous ont précédés nous ayons des préférés. Nous les avons découverts, nous les avons choisis et nous en avons fait des compagnons de route, à moins que ce ne soient eux qui mystérieusement nous aient choisis et appelés à leur suite... Permettez-moi de partager fraternellement avec vous mes préférences personnelles. J'évoquerai d'abord la Vierge Marie à cause de sa foi en la Parole de Dieu, de son humble fidélité de servante du Seigneur et surtout des derniers mots de Jésus crucifié : « Voici ta mère ». Je citerai ensuite saint Dominique qui m'a séduit par sa passion pour la Parole de Dieu écoutée et répandue, et dont on a pu dire que, comme il aimait tout le monde, tout le monde l'aimait. J'aime bien les deux Thérèse, la grande, d'Avila, pour son audace et la petite, de Lisieux, pour sa foi. Je cultive une vieille amitié avec Jean-Marie Vianney, le curé d'Ars, parce qu'il répétait: Ah quel bonheur d'aimer Dieu ! Et j'avoue une souriante complicité avec sainte Rita, mère de famille avant d'être religieuse, et qui s'obstine à exaucer les plus humbles demandes depuis quatre cents ans ! Enfin il ne faut pas oublier les saints inconnus, ceux qui ne sont pas répertoriés et dont Dieu seul connaît le secret amour. Par exemple, peut-être telle grand'mère qui a veillé sur notre enfance et qui, par-delà la mort, veille toujours sur nous ? Ce qui est merveilleux dans ce grand mystère qu'on appelle la communion des saints, c’est que bien sûr nous pouvons prier pour nos morts afin que Dieu les accueille dans la plénitude de son amour, mais nous pouvons aussi prier avec eux comme on prie en famille et même nous pouvons leur demander de prier pour nous parce qu'ils nous connaissent et nous aiment bien mieux qu'ils n'ont pu le faire sur la terre. Nos frères les saints nous entraînent à la suite du Christ Jésus. Ils nous rendent comme eux dociles aux appels de l'Esprit Saint qui nous inspire l'amour. Ils nous accompagnent chaque jour jusqu'au face à face dans la lumière avec le Dieu très saint, notre Père. Alors aimez-vous les saints ? Aimez-vous les amis de Dieu ? </w:t>
+        <w:t xml:space="preserve">Aimez-vous les saints ? Il m'est arrivé de poser cette question à une personne qui m'a répondu : Dieu me suffit ! Plût au ciel ! c’est vrai : Dieu suffit à tout, ou du moins il devrait suffire... Mais il a lui-même suscité les saints, il nous les offre comme des amis et nous pouvons essayer de les aimer comme lui les aime. Car c’est bien Dieu qui nous a donné le premier de tous les saints, et ce premier n'est autre que le Christ Jésus. Peut-on dire de Jésus qu'il est un saint ? Mais oui, l'Évangile en témoigne : un jour, nous dit saint Marc un homme possédé d'un esprit mauvais s'est écrié devant Jésus : « Je sais qui tu es : le Saint de Dieu. » Dans la tradition biblique ancienne, on disait : Dieu seul est Saint. D'ailleurs nous chantons toujours comme une grande acclamation où se mêlent le respect et l'admiration, le cri que le prophète Isaïe a lancé lorsque Dieu s'est manifesté à lui dans une apparition grandiose : « Saint, saint, saint le Seigneur, le Dieu de l'univers. Le ciel et la terre sont remplis de sa gloire ! » Proclamer Dieu est Saint, c'était donc le reconnaître comme le Très Haut, le Très Pur, le Tout Puissant, l’Unique inconnaissable. Les Hébreux manifestaient un si grand respect devant tout ce qui leur rappelait cette sainteté de Dieu qu'ils n'osaient même pas prononcer son Nom, cependant révélé à Moïse, et pour le désigner, ils disaient seulement le Saint ou le Seigneur. Jésus a bouleversé cette idée de la sainteté transcendante de Dieu en nous disant que le Dieu Tout Puissant était aussi le Tout Proche, notre Père, un Père toujours prêt à la tendresse et au pardon. Et son disciple le plus intime, saint Jean, a pu révéler le vrai nom de Dieu en affirmant : Dieu est Amour ! Jésus nous a montré qu'en Dieu la sainteté et l'amour coïncident. Dire que Jésus est saint, c’est reconnaître qu'il est en même temps le Fils unique du Dieu Très Haut, l'amour du Père incarné dans le visage et le cœur d'un homme et le premier de la foule innombrable de tous ceux qu'il a sanctifiés par sa croix. Car si nous proclamons d'un disciple du Christ qu'il est saint, cela ne veut pas dire qu'il est une sorte de surhomme parfait, éloigné de toute faiblesse, mais que c’est un homme, ou une femme, qui s'est mis à la suite du Christ Sauveur pour aimer, aimer Dieu et aimer ses frères. Car le secret de toute sainteté humaine tient dans l'accueil de la parole du Christ : Aimez-vous les uns les autres comme moi je vous ai aimés. Il ne faut pas oublier le comme moi ! Les plus grands saint, connus ou inconnus, sont ceux qui, à l'image du Christ donnant sa vie, se sont donnés eux-mêmes avec le plus d'amour. Si les saints ont aimé pendant leur vie sur terre, comment douter qu'ils continuent maintenant, alors qu'ils partagent la vie du Christ ressuscité, dans le Royaume du Père ? Thérèse de Lisieux a dit : Je passerai mon ciel à faire du bien sur la terre. Et elle continue. Comme elle, les saints sont nos amis auprès de Dieu. Peuton se passer d'amis ? Et il est bien normal que dans la grande foule de tous ceux qui nous ont précédés nous ayons des préférés. Nous les avons découverts, nous les avons choisis et nous en avons fait des compagnons de route, à moins que ce ne soient eux qui mystérieusement nous aient choisis et appelés à leur suite... Permettez-moi de partager fraternellement avec vous mes préférences personnelles. J'évoquerai d'abord la Vierge Marie à cause de sa foi en la Parole de Dieu, de son humble fidélité de servante du Seigneur et surtout des derniers mots de Jésus crucifié : « Voici ta mère ». Je citerai ensuite saint Dominique qui m'a séduit par sa passion pour la Parole de Dieu écoutée et répandue, et dont on a pu dire que, comme il aimait tout le monde, tout le monde l'aimait. J'aime bien les deux Thérèse, la grande, d'Avila, pour son audace et la petite, de Lisieux, pour sa foi. Je cultive une vieille amitié avec Jean-Marie Vianney, le curé d'Ars, parce qu'il </w:t>
+      </w:r>
+      <w:proofErr w:type="gramStart"/>
+      <w:r>
+        <w:t>répétait:</w:t>
+      </w:r>
+      <w:proofErr w:type="gramEnd"/>
+      <w:r>
+        <w:t xml:space="preserve"> Ah quel bonheur d'aimer Dieu ! Et j'avoue une souriante complicité avec sainte Rita, mère de famille avant d'être religieuse, et qui s'obstine à exaucer les plus humbles demandes </w:t>
+      </w:r>
+      <w:r>
+        <w:lastRenderedPageBreak/>
+        <w:t xml:space="preserve">depuis quatre cents ans ! Enfin il ne faut pas oublier les saints inconnus, ceux qui ne sont pas répertoriés et dont Dieu seul connaît le secret amour. Par exemple, peut-être telle grand'mère qui a veillé sur notre enfance et qui, par-delà la mort, veille toujours sur nous ? Ce qui est merveilleux dans ce grand mystère qu'on appelle la communion des saints, c’est que bien sûr nous pouvons prier pour nos morts afin que Dieu les accueille dans la plénitude de son amour, mais nous pouvons aussi prier avec eux comme on prie en famille et même nous pouvons leur demander de prier pour nous parce qu'ils nous connaissent et nous aiment bien mieux qu'ils n'ont pu le faire sur la terre. Nos frères les saints nous entraînent à la suite du Christ Jésus. Ils nous rendent comme eux dociles aux appels de l'Esprit Saint qui nous inspire l'amour. Ils nous accompagnent chaque jour jusqu'au face à face dans la lumière avec le Dieu très saint, notre Père. Alors aimez-vous les saints ? Aimez-vous les amis de Dieu ? </w:t>
       </w:r>
       <w:r>
         <w:t>J'espère que la réponse est Oui ! Amen.</w:t>
@@ -1457,8 +4911,9 @@
       <w:pPr>
         <w:pStyle w:val="Titre1"/>
       </w:pPr>
-      <w:bookmarkStart w:id="23" w:name="_Hlk190417494"/>
-      <w:bookmarkStart w:id="24" w:name="_Hlk157699855"/>
+      <w:bookmarkStart w:id="37" w:name="_Hlk190417494"/>
+      <w:bookmarkStart w:id="38" w:name="_Hlk157699855"/>
+      <w:bookmarkStart w:id="39" w:name="_Toc203661671"/>
       <w:r>
         <w:t>27/02/</w:t>
       </w:r>
@@ -1474,10 +4929,27 @@
       <w:r>
         <w:t>Jésus l’aboutissement du chemin</w:t>
       </w:r>
-    </w:p>
-    <w:p>
-      <w:r>
-        <w:t>2e dimanche du carême de l’année B, Transfiguration du Seigneur, sur Gn 22, 1-18, Rm 8, 31-34 et Mc 9, 2-10</w:t>
+      <w:bookmarkEnd w:id="39"/>
+    </w:p>
+    <w:p>
+      <w:r>
+        <w:t xml:space="preserve">2e dimanche du carême de l’année B, Transfiguration du Seigneur, sur </w:t>
+      </w:r>
+      <w:proofErr w:type="spellStart"/>
+      <w:r>
+        <w:t>Gn</w:t>
+      </w:r>
+      <w:proofErr w:type="spellEnd"/>
+      <w:r>
+        <w:t xml:space="preserve"> 22, 1-18, </w:t>
+      </w:r>
+      <w:proofErr w:type="spellStart"/>
+      <w:r>
+        <w:t>Rm</w:t>
+      </w:r>
+      <w:proofErr w:type="spellEnd"/>
+      <w:r>
+        <w:t xml:space="preserve"> 8, 31-34 et Mc 9, 2-10</w:t>
       </w:r>
     </w:p>
     <w:p>
@@ -1486,9 +4958,11 @@
       </w:r>
     </w:p>
     <w:p>
+      <w:proofErr w:type="spellStart"/>
       <w:r>
         <w:t>Tincqueux</w:t>
       </w:r>
+      <w:proofErr w:type="spellEnd"/>
       <w:r>
         <w:t xml:space="preserve">, </w:t>
       </w:r>
@@ -1499,17 +4973,30 @@
         <w:t>.</w:t>
       </w:r>
     </w:p>
-    <w:bookmarkEnd w:id="23"/>
+    <w:bookmarkEnd w:id="37"/>
     <w:p/>
     <w:p>
       <w:r>
-        <w:t>« Si quelqu’un veut venir à ma suite, qu’il renonce à lui-même et prenne sa croix, et qu’il me suive. » Sur le chemin qui conduit Jésus vers sa Passion, c’est-à-dire au sommet de son amour salutaire pour tous les hommes, l’événement de la Transfiguration arrive comme une illumination de sens : Jésus, confessé par Pierre comme le Christ, et dont le visage va être défiguré par la souffrance et la mort, est aujourd’hui transfiguré sur la montagne, en anticipation de sa Résurrection. Visage radieux de Dieu, qui procure une telle sensation de bienêtre, que l’on voudrait immobiliser le temps : « Rabbi, il est heureux que nous soyons ici ; dressons donc trois tentes... » Derrière ces balbutiements maladroits et craintifs de l’apôtre Pierre, s’énoncent en réalité notre soif de bonheur véritable et notre désir profond de vivre en communion, comme des frères, en présence de Dieu : « Voyez ! Qu’il est bon, qu’il est doux d’habiter en frères tous ensemble ! » Au sommet de la montagne, ils sont trois types de témoins qui orientent notre regard vers Jésus transfiguré, et qui nous interpellent : il y a la voix du Père ; il y a le prophète Élie et Moïse ; il y a Pierre, Jacques et Jean. Depuis la nuée céleste, la voix du Père nous désigne Jésus comme son Fils Bien-Aimé , comme le tout de Dieu, le chéri de son cœur, pourrions-nous dire. Avec Jésus, Dieu nous a tout donné, ce qu'il a de meilleur, son trésor le plus précieux. Le don du Fils est ainsi le signe et le gage de l'amour indéfectible de Dieu pour tous les hommes. Il s’agit alors de l’écouter, ce Fils, de lui prêter attention, de nous laisser transformer, transfigurer par sa Parole. Écouter Jésus, c’est exaucer le vœu de Dieu d’être accueilli, reconnu et aimé : « je me tiens à la porte et je frappe ; si quelqu’un entend ma voix et ouvre la porte, j’entrerai chez lui... » Sur la montagne où Jésus est transfiguré, il y a aussi Élie et Moïse, qui s’entretiennent avec lui. Ce sont les ténors de l’expérience religieuse fondatrice sur la montagne la montagne de l’Horeb ou celle du Sinaï : Ce sont aussi des témoins de la Promesse. Leur présence traduit le lien significatif qui unit l’événement actuel, la transfiguration, au passé et à l'avenir : en Jésus transfiguré, se dessine l'accomplissement de ce qui avait été promis et annoncé par Dieu. Il s’agit alors, avec Élie et Moïse, de saisir ce temps de Dieu, ce moment favorable, où le Père répond à notre quête de sens, à notre soif d’absolu et de plénitude, dans le mystère de son Fils : « Le Verbe s’est fait chair et il a habité parmi nous, et nous avons vu sa gloire, gloire qu’il tient du Père comme Fils unique, plein de grâce et de vérité. » Troisième type de témoins, les apôtres Pierre, Jacques et Jean. C’est le trio des intimes du Maître. Ils seront là lors de son agonie à Gethsémani. Pour l’heure, sur la montagne, ils vivent un temps fort, une véritable période d’initiation : seuls, à l’écart, ils découvrent la gloire de Dieu manifestée en Jésus, Christ-Transfiguré. Et, comme des initiés, en hommes avertis pour affronter l’épreuve de la Passion, ils doivent garder le silence, jusqu’à la Résurrection du Christ. Alors l’anticipation aura vécu, la réalité sera là, éclatante : Dieu passe la mort et nous entraîne avec Lui, en Jésus Christ mort et ressuscité. On le voit, l’événement de la Transfiguration brise nos frontières. Il élargit nos horizons, nous trace un nouvel itinéraire, en même temps qu’il en balise le parcours, pour que « rien ne puisse nous séparer de l’amour du Christ : ni la détresse, ni l’angoisse, ni les épreuves de toutes sortes, ni même la vie, pas plus que la mort ». « Car en tout cela nous sommes plus que vainqueurs par Celui qui nous a aimés. » Pareille assurance, enracinée dans la destinée même de Jésus, devient mobilisatrice d'énergies pour un témoignage vrai, incarné, le témoignage de disciples qui écoutent et qui agissent, qui contemplent et qui vivent de ce qu’ils ont contemplé. Ne s’agit-il pas alors d’être aujourd’hui des hommes qui osent une parole illuminée par leur foi et leur expérience du Christ transfiguré, pour dire encore au monde : « Ce qui était dès le commencement, ce que nous avons entendu, ce que nous avons vu de nos yeux, ce que nous avons contemplé et que nos mains ont touché du Verbe de vie... nous vous l’annonçons, à vous aussi, afin que vous aussi, vous soyez en communion avec nous. » Ne s’agit-il pas encore d’être aujourd’hui des lueurs d’espérance, des porteurs de lumière en Christ dans l'histoire des hommes de ce temps, pour aider à vivre les moments de passage, d’attente, et même de désarroi ? « Nous le savons, la création tout entière gémit maintenant encore dans les douleurs de l’enfantement... Et nous aussi, qui possédons les prémices de l’Esprit, nous gémissons intérieurement... Car nous avons été sauvés, mais c’est en espérance... Espérer ce que nous ne voyons pas, c’est l'attendre avec persévérance. » Et puisque maintenant encore trois choses demeurent : la foi, l’espérance et l’amour ; mais que l’amour est la plus grande des trois, ne s’agit-il pas, en définitive, d’être aujourd’hui des témoins crédibles de l’amour de Dieu ? Des témoins qui, au-delà des gestes de solidarité nécessaire, travaillent à la reconnaissance mutuelle des hommes, pour l’avènement d’une fraternité universelle, fondée en Christ, « l’aîné d’une multitude de frères ». Je crois que la vie humaine, avec Jésus, est une aventure, une ascension ; qu’en Lui l’humanité est appelée à la croissance fraternelle ; et que par Lui scintille devant nous une lumière qui nous met en marche, pour vivre en pèlerins transfigurés par sa présence.</w:t>
+        <w:t>« Si quelqu’un veut venir à ma suite, qu’il renonce à lui-même et prenne sa croix, et qu’il me suive. » Sur le chemin qui conduit Jésus vers sa Passion, c’est-à-dire au sommet de son amour salutaire pour tous les hommes, l’événement de la Transfiguration arrive comme une illumination de sens : Jésus, confessé par Pierre comme le Christ, et dont le visage va être défiguré par la souffrance et la mort, est aujourd’hui transfiguré sur la montagne, en anticipation de sa Résurrection. Visage radieux de Dieu, qui procure une telle sensation de bienêtre, que l’on voudrait immobiliser le temps : « Rabbi, il est heureux que nous soyons ici ; dressons donc trois tentes... » Derrière ces balbutiements maladroits et craintifs de l’apôtre Pierre, s’énoncent en réalité notre soif de bonheur véritable et notre désir profond de vivre en communion, comme des frères, en présence de Dieu : « Voyez ! Qu’il est bon, qu’il est doux d’habiter en frères tous ensemble ! » Au sommet de la montagne, ils sont trois types de témoins qui orientent notre regard vers Jésus transfiguré, et qui nous interpellent : il y a la voix du Père ; il y a le prophète Élie et Moïse ; il y a Pierre, Jacques et Jean. Depuis la nuée céleste, la voix du Père nous désigne Jésus comme son Fils Bien-</w:t>
+      </w:r>
+      <w:proofErr w:type="gramStart"/>
+      <w:r>
+        <w:t>Aimé ,</w:t>
+      </w:r>
+      <w:proofErr w:type="gramEnd"/>
+      <w:r>
+        <w:t xml:space="preserve"> comme le tout de Dieu, le chéri de son cœur, pourrions-nous dire. Avec Jésus, Dieu nous a tout donné, ce qu'il a de meilleur, son trésor le plus précieux. Le don du Fils est ainsi le signe et le gage de l'amour indéfectible de Dieu pour tous les hommes. Il s’agit alors de l’écouter, ce Fils, de lui prêter attention, de nous laisser transformer, transfigurer par sa Parole. Écouter Jésus, c’est exaucer le vœu de Dieu d’être accueilli, reconnu et aimé : « je me tiens à la porte et je frappe ; si quelqu’un entend ma voix et ouvre la porte, j’entrerai chez lui... » Sur la montagne où Jésus est transfiguré, il y a aussi Élie et Moïse, qui s’entretiennent avec lui. Ce sont les ténors de l’expérience religieuse fondatrice sur la montagne la montagne de l’Horeb ou celle du Sinaï : Ce sont aussi des témoins de la Promesse. Leur présence traduit le lien significatif qui unit l’événement actuel, la transfiguration, au passé et à l'avenir : en Jésus transfiguré, se dessine l'accomplissement de ce qui avait été promis et annoncé par Dieu. Il s’agit alors, avec Élie et Moïse, de saisir ce temps de Dieu, ce moment favorable, où le Père répond à notre quête de sens, à notre soif d’absolu et de plénitude, dans le mystère de son Fils : « Le Verbe s’est fait chair et il a habité parmi nous, et nous avons vu sa gloire, gloire qu’il tient du </w:t>
+      </w:r>
+      <w:r>
+        <w:lastRenderedPageBreak/>
+        <w:t>Père comme Fils unique, plein de grâce et de vérité. » Troisième type de témoins, les apôtres Pierre, Jacques et Jean. C’est le trio des intimes du Maître. Ils seront là lors de son agonie à Gethsémani. Pour l’heure, sur la montagne, ils vivent un temps fort, une véritable période d’initiation : seuls, à l’écart, ils découvrent la gloire de Dieu manifestée en Jésus, Christ-Transfiguré. Et, comme des initiés, en hommes avertis pour affronter l’épreuve de la Passion, ils doivent garder le silence, jusqu’à la Résurrection du Christ. Alors l’anticipation aura vécu, la réalité sera là, éclatante : Dieu passe la mort et nous entraîne avec Lui, en Jésus Christ mort et ressuscité. On le voit, l’événement de la Transfiguration brise nos frontières. Il élargit nos horizons, nous trace un nouvel itinéraire, en même temps qu’il en balise le parcours, pour que « rien ne puisse nous séparer de l’amour du Christ : ni la détresse, ni l’angoisse, ni les épreuves de toutes sortes, ni même la vie, pas plus que la mort ». « Car en tout cela nous sommes plus que vainqueurs par Celui qui nous a aimés. » Pareille assurance, enracinée dans la destinée même de Jésus, devient mobilisatrice d'énergies pour un témoignage vrai, incarné, le témoignage de disciples qui écoutent et qui agissent, qui contemplent et qui vivent de ce qu’ils ont contemplé. Ne s’agit-il pas alors d’être aujourd’hui des hommes qui osent une parole illuminée par leur foi et leur expérience du Christ transfiguré, pour dire encore au monde : « Ce qui était dès le commencement, ce que nous avons entendu, ce que nous avons vu de nos yeux, ce que nous avons contemplé et que nos mains ont touché du Verbe de vie... nous vous l’annonçons, à vous aussi, afin que vous aussi, vous soyez en communion avec nous. » Ne s’agit-il pas encore d’être aujourd’hui des lueurs d’espérance, des porteurs de lumière en Christ dans l'histoire des hommes de ce temps, pour aider à vivre les moments de passage, d’attente, et même de désarroi ? « Nous le savons, la création tout entière gémit maintenant encore dans les douleurs de l’enfantement... Et nous aussi, qui possédons les prémices de l’Esprit, nous gémissons intérieurement... Car nous avons été sauvés, mais c’est en espérance... Espérer ce que nous ne voyons pas, c’est l'attendre avec persévérance. » Et puisque maintenant encore trois choses demeurent : la foi, l’espérance et l’amour ; mais que l’amour est la plus grande des trois, ne s’agit-il pas, en définitive, d’être aujourd’hui des témoins crédibles de l’amour de Dieu ? Des témoins qui, au-delà des gestes de solidarité nécessaire, travaillent à la reconnaissance mutuelle des hommes, pour l’avènement d’une fraternité universelle, fondée en Christ, « l’aîné d’une multitude de frères ». Je crois que la vie humaine, avec Jésus, est une aventure, une ascension ; qu’en Lui l’humanité est appelée à la croissance fraternelle ; et que par Lui scintille devant nous une lumière qui nous met en marche, pour vivre en pèlerins transfigurés par sa présence.</w:t>
       </w:r>
     </w:p>
     <w:p>
       <w:pPr>
         <w:pStyle w:val="Titre1"/>
       </w:pPr>
+      <w:bookmarkStart w:id="40" w:name="_Toc203661672"/>
       <w:r>
         <w:rPr>
           <w:color w:val="FF0000"/>
@@ -1534,18 +5021,47 @@
       <w:r>
         <w:t>les verbes performatifs</w:t>
       </w:r>
-    </w:p>
-    <w:p>
-      <w:pPr>
-        <w:rPr>
-          <w:lang w:eastAsia="fr-FR"/>
-        </w:rPr>
-      </w:pPr>
-      <w:r>
-        <w:rPr>
-          <w:lang w:eastAsia="fr-FR"/>
-        </w:rPr>
-        <w:t>Fête de la Trinité, année B, sur Dt 4, 32-40, Rm 8, 14-17 et Mt 28, 16-20.</w:t>
+      <w:bookmarkEnd w:id="40"/>
+    </w:p>
+    <w:p>
+      <w:pPr>
+        <w:rPr>
+          <w:lang w:eastAsia="fr-FR"/>
+        </w:rPr>
+      </w:pPr>
+      <w:r>
+        <w:rPr>
+          <w:lang w:eastAsia="fr-FR"/>
+        </w:rPr>
+        <w:t xml:space="preserve">Fête de la Trinité, année B, sur </w:t>
+      </w:r>
+      <w:proofErr w:type="spellStart"/>
+      <w:r>
+        <w:rPr>
+          <w:lang w:eastAsia="fr-FR"/>
+        </w:rPr>
+        <w:t>Dt</w:t>
+      </w:r>
+      <w:proofErr w:type="spellEnd"/>
+      <w:r>
+        <w:rPr>
+          <w:lang w:eastAsia="fr-FR"/>
+        </w:rPr>
+        <w:t xml:space="preserve"> 4, 32-40, </w:t>
+      </w:r>
+      <w:proofErr w:type="spellStart"/>
+      <w:r>
+        <w:rPr>
+          <w:lang w:eastAsia="fr-FR"/>
+        </w:rPr>
+        <w:t>Rm</w:t>
+      </w:r>
+      <w:proofErr w:type="spellEnd"/>
+      <w:r>
+        <w:rPr>
+          <w:lang w:eastAsia="fr-FR"/>
+        </w:rPr>
+        <w:t xml:space="preserve"> 8, 14-17 et Mt 28, 16-20.</w:t>
       </w:r>
     </w:p>
     <w:p>
@@ -1574,7 +5090,7 @@
         <w:t>Neauphle-le-Château, église Saint-Nicolas</w:t>
       </w:r>
     </w:p>
-    <w:bookmarkEnd w:id="24"/>
+    <w:bookmarkEnd w:id="38"/>
     <w:p>
       <w:pPr>
         <w:rPr>
@@ -1592,13 +5108,224 @@
         <w:rPr>
           <w:lang w:eastAsia="fr-FR"/>
         </w:rPr>
-        <w:t>L’Église célèbre aujourd’hui la Pentecôte. C’est le dernier jour des fêtes de Pâques, pendant lesquelles toutes les communautés chrétiennes ont vécu la Résurrection de notre Seigneur Jésus Christ. Les textes de la Parole de Dieu sont pleins de signification. Dans les « Actes des Apôtres », nous accompagnons l’événe- ment de la venue de l'Esprit Saint sur les Apôtres : « le coup de vent, les langues de feu, le don des langues, la foule des convertis ». Dans la « 1re Épître aux Corinthiens », Paul nous parle des conséquences de la présence de l’Esprit au sein des primitives communautés chrétiennes : « Il y a diversité de vocations, diversité de ministères, diversité de charismes, mais c’est le même Dieu qui opère tout en tous. » Dans l’Évangile, nous constatons que, le jour même de la Résurrection, le Seigneur Jésus concéda l’Esprit Saint aux Apôtres en leur disant que désormais ils avaient la grâce du pardon. Toute la Parole de Dieu est imprégnée de la présence de l’Esprit Saint aujourd’hui révélé à toute la communauté. L’Esprit avait été promis souvent par Jésus Christ pendant sa mission : « Quand il viendra, lui, l’Esprit de vérité, il vous introduira dans la vérité tout entière ». Le jour de la Résurrection, le même Esprit avait été donné aux Apôtres pour qu'ils se laissent toujours conduire par Lui, selon Paul : « En effet, tous ceux qu’anime l’Esprit de Dieu sont fils de Dieu ». Mais la Pentecôte est le jour de la grande manifestation de l’Esprit devant trois mille hommes de plusieurs endroits, parlant plusieurs langues, s’exprimant de différentes façons. L’Esprit Saint rend l’Église universelle. Il n'est pas que pour les Juifs, il est pour tous les hommes. En ce jour de Pentecôte, où nous célébrons tous la venue de l’Esprit Saint sur le Cénacle, j’ai envie de redéfinir la mission de l’Esprit dans l’Église et dans le monde. Je ferai appel à des textes récents très beaux de Jean- Paul Il : Lui, l’Esprit Saint, est le Seigneur qui donne la vie : Lui, l’Esprit Saint, est le vainqueur de la mort, de la haine et de la violence ; Lui, l’Esprit Saint, est le Dieu de l’Unité et de la Paix. Au commencement, l’Esprit planait déjà sur les eaux (peut-on lire dans la Genèse). A la Rédemption, l’Esprit Saint fut, par Marie, source de vie, d’une nouvelle vie dans le Christ. Et Jésus, en partant, nous laissa l’Esprit qui nous donne la vie. Cependant, le monde est tourmenté par des signes de mort : la faim répandue dans plusieurs continents, les guerres sous diffé- rentes formes, la course aux armements, le terrorisme international, le danger éminent de l'autodestruction nucléaire, les agressions éco- logiques et beaucoup d’autres formes de violence organisée... Dans un monde pareil il est urgent de crier la vie, l’importance de la vie et de la qualité de vie. Je me demande si la vie intégrale est possible sans les va- leurs spirituelles qui marquent de façon différente les rapports hu- mains. L’Esprit du Seigneur nous invite à l’amour, à la joie, à la capacité d'accueil universel et de pardon, à la générosité envers les autres et au service de tous, surtout les plus défavorisés. L’Esprit Saint qui est source de vie dans les rapports entre le Père et le Fils dans la Trinité, est aussi la source de vie dans notre vie en commun. Il nous donne la sagesse et l’ouverture pour la compréhension des choses. Il nous donne la force et le conseil pour le raisonnement positif. Il nous donne la compassion et la crainte de Dieu pour l’apprentissage de l’amour, sans l'égoïsme qui nous do- mine souvent. Les dons de l’Esprit Saint sont des dons pour la vie. L'Esprit Saint est le Dieu de la Vie, d'une vie nouvelle qui peut transformer le monde. En Théologie nous définissons l’Esprit Saint comme l'amour entre le Père et le Fils dans l’ensemble de la Trinité. J’ai l'impression que le mot Amour est le plus déformé de notre vocabulaire. Il s’identifie souvent avec égoïsme, amour propre, plaisir que l’on reçoit d’autrui ; rarement on le sent comme « la faculté de sortir de soi pour aller à la rencontre des autres et de les faire heureux », selon les paroles sages de Eriah Fromm. Le monde d’aujourd’hui ne sait pas aimer, donc, il tombe facilement dans la violence. Combien d’attentats à la vie et à l’amour y a-t-il dans le monde actuel ? Quelques menaces viennent de la nature elle-même, mais elles sont aggravées par la négligence coupable des hommes qui pourraient souvent les prévenir. D’autres, au contraire, sont le fruit des situations de violence, de haine, d’intérêts mesquins qui mènent les hommes à agresser d’autres hommes : ce sont les homicides, les massacres, les génocides. Comment ne pas penser à la violence sur des millions d'êtres humains, des enfants en particulier, accablés par la misère, la sous- nutrition, la faim, à cause de l’inique distribution des richesses parmi les peuples et les classes sociales ? Ou à la violence des petites guerres institutionnelles et, avant elles, au commerce scandaleux des armes qui favorise le tourbillon des conflits armés qui répandent le sang dans le monde ? Ou à la mort que l'on provoque par l'impru- dence des déséquilibres écologiques, par la diffusion criminelle de la drogue, par la promotion de la sexualité selon des modèles qui non seulement sont moralement inacceptables, mais qui entraînent des dangers pour la vie ? Il est impossible de décrire toute la vaste panoplie des menaces à la vie humaine et à l’amour, car elles prennent aujourd’hui plusieurs formes, ouvertes ou camouflées... Il y a tant de situations où nous avons perdu l’amour dans notre vie en commun ! Nous avons envie presque de forcer l’Esprit Saint à nous rejoindre, nous, les humains qui avons perdu le sens de l’amour ! Lui qui est l’Amour entre le Père et le Fils, qu’il devienne l’amour dans les rapports entre les êtres humains. Il faut que l’amour entre un homme et une femme devienne un lien de vie, et non pas une rencontre occasionnelle ; il faut que l’amour entre les parents et les enfants devienne un dialogue éducatif et non pas une imposition de comportements ; il faut que l’amour entre les pauvres et les riches devienne un partage et non pas une aumône ou un geste froid qui nous libère de charges ; il faut que l'amour entre des gens de couleur, de culture ou de langue différentes devienne une rencontre ouverte de valeurs réci- proques et non pas une tolérance passive qui ne change pas les comportements ni ne donne lieu à des rapports fraternels ; il faut que l’amour entre les peuples devienne dialogue politique capable de changer les systèmes et non pas une stratégie pour sauvegarder des intérêts inavoués ; - il faut que l'amour ne soit pas une parole vaine dite par les chan- teurs et les poètes, mais un engagement qui ouvre la porte à de nouveaux styles de vie dans la cité des hommes. Mais l'Esprit Saint qui est Amour peut nous aider à la prépa- ration du troisième millénaire, où la volonté, la liberté, la justice et la paix soient possibles. C’est dans la force de l'Esprit Saint que notre Dieu est un seul, c’est dans la force de ce même Esprit Saint qu'au-delà des différences nous formons un seul Corps dans sa diversité de mem- bres. Le texte de la premier Épître aux Corinthiens qui est d’une grande beauté, nous invite à l’union. La société actuelle est dominée par les divisions. La distance entre riches et pauvres augmente, le problème des minorités ethni- ques et culturelles s’aggrave, les conflits entre les groupes sociaux et politiques s’amplifient, même la relation entre les jeunes et les adultes, entre les hommes et les femmes est devenue plus difficile. Il est vrai que nous vivons le temps des droits de l’homme, mais ceux-ci sont davantage motif de revendications que de construction positive dans le dialogue. Même l’ONU, L’OMS, l’Union Européenne ne réussissent pas à obtenir la rencontre des pays et des personnes dans le but du bien commun, ce qui est de toute urgence à la fin de ce millénaire. L’Église illuminée par l’Esprit Saint a la mission d’approcher les personnes et les peuples et d’en faire l'union. Saint Paul le répète souvent dans ses Épîtres, le Pape le demande constamment dans ses appels œcuméniques, la force de l'Évangile de Jésus Christ, qui est un Évangile d'Amour, le réclame. Mais cette union ne sera pos- sible que quand, à l’exemple de Jésus, nous serons capables de l’universalité dans l’accueil, de la générosité dans le pardon, de la sérénité dans la modestie et l’humilité. Nous formons tous un seul corps et nous sommes les mem- bres des uns et des autres. Donc, indépendamment de la couleur, de la nationalité, de la culture et même de la religion, nous nous sentons attirés par la tolérance active, par le dialogue responsable, par la convivialité fraternelle, par la solidarité envers tout le monde, surtout envers ceux qui souffrent. Dans ce jour de Pentecôte je pense particulièrement à ceux qui sont loin de leur patrie, émigrés par le besoin du travail, par la marginalisation et l’exclusion sociale, par les divergences politiques ou même, par le désir d’aventure. Que tous puissent, avec la force de l’Esprit Saint, accepter dans la joie le don de leurs vies, et faire en toute générosité des œuvres d’amour et construire, avec le par- don, l’union possible en vue d’une société plus juste et fraternelle.</w:t>
+        <w:t>L’Église célèbre aujourd’hui la Pentecôte. C’est le dernier jour des fêtes de Pâques, pendant lesquelles toutes les communautés chrétiennes ont vécu la Résurrection de notre Seigneur Jésus Christ. Les textes de la Parole de Dieu sont pleins de signification. Dans les « Actes des Apôtres », nous accompagnons l’</w:t>
+      </w:r>
+      <w:proofErr w:type="spellStart"/>
+      <w:r>
+        <w:rPr>
+          <w:lang w:eastAsia="fr-FR"/>
+        </w:rPr>
+        <w:t>événe</w:t>
+      </w:r>
+      <w:proofErr w:type="spellEnd"/>
+      <w:r>
+        <w:rPr>
+          <w:lang w:eastAsia="fr-FR"/>
+        </w:rPr>
+        <w:t xml:space="preserve">- ment de la venue de l'Esprit Saint sur les Apôtres : « le coup de vent, les langues de feu, le don des langues, la foule des convertis ». Dans la « 1re Épître aux Corinthiens », Paul nous parle des conséquences de la présence de l’Esprit au sein des primitives communautés chrétiennes : « Il y a diversité de vocations, diversité de ministères, diversité de charismes, mais c’est le même Dieu qui opère tout en tous. » Dans </w:t>
+      </w:r>
+      <w:r>
+        <w:rPr>
+          <w:lang w:eastAsia="fr-FR"/>
+        </w:rPr>
+        <w:lastRenderedPageBreak/>
+        <w:t xml:space="preserve">l’Évangile, nous constatons que, le jour même de la Résurrection, le Seigneur Jésus concéda l’Esprit Saint aux Apôtres en leur disant que désormais ils avaient la grâce du pardon. Toute la Parole de Dieu est imprégnée de la présence de l’Esprit Saint aujourd’hui révélé à toute la communauté. L’Esprit avait été promis souvent par Jésus Christ pendant sa mission : « Quand il viendra, lui, l’Esprit de vérité, il vous introduira dans la vérité tout entière ». Le jour de la Résurrection, le même Esprit avait été donné aux Apôtres pour qu'ils se laissent toujours conduire par Lui, selon Paul : « En effet, tous ceux qu’anime l’Esprit de Dieu sont fils de Dieu ». Mais la Pentecôte est le jour de la grande manifestation de l’Esprit devant trois mille hommes de plusieurs endroits, parlant plusieurs langues, s’exprimant de différentes façons. L’Esprit Saint rend l’Église universelle. Il n'est pas que pour les Juifs, il est pour tous les hommes. En ce jour de Pentecôte, où nous célébrons tous la venue de l’Esprit Saint sur le Cénacle, j’ai envie de redéfinir la mission de l’Esprit dans l’Église et dans le monde. Je ferai appel à des textes récents très beaux de Jean- Paul Il : Lui, l’Esprit Saint, est le Seigneur qui donne la vie : Lui, l’Esprit Saint, est le vainqueur de la mort, de la haine et de la violence ; Lui, l’Esprit Saint, est le Dieu de l’Unité et de la Paix. Au commencement, l’Esprit planait déjà sur les eaux (peut-on lire dans la Genèse). A la Rédemption, l’Esprit Saint fut, par Marie, source de vie, d’une nouvelle vie dans le Christ. Et Jésus, en partant, nous laissa l’Esprit qui nous donne la vie. Cependant, le monde est tourmenté par des signes de mort : la faim répandue dans plusieurs continents, les guerres sous </w:t>
+      </w:r>
+      <w:proofErr w:type="spellStart"/>
+      <w:r>
+        <w:rPr>
+          <w:lang w:eastAsia="fr-FR"/>
+        </w:rPr>
+        <w:t>diffé</w:t>
+      </w:r>
+      <w:proofErr w:type="spellEnd"/>
+      <w:r>
+        <w:rPr>
+          <w:lang w:eastAsia="fr-FR"/>
+        </w:rPr>
+        <w:t xml:space="preserve">- rentes formes, la course aux armements, le terrorisme international, le danger éminent de l'autodestruction nucléaire, les agressions éco- logiques et beaucoup d’autres formes de violence organisée... Dans un monde pareil il est urgent de crier la vie, l’importance de la vie et de la qualité de vie. Je me demande si la vie intégrale est possible sans les va- leurs spirituelles qui marquent de façon différente les rapports hu- mains. L’Esprit du Seigneur nous invite à l’amour, à la joie, à la capacité d'accueil universel et de pardon, à la générosité envers les autres et au service de tous, surtout les plus défavorisés. L’Esprit Saint qui est source de vie dans les rapports entre le Père et le Fils dans la Trinité, est aussi la source de vie dans notre vie en commun. Il nous donne la sagesse et l’ouverture pour la compréhension des choses. Il nous donne la force et le conseil pour le raisonnement positif. Il nous donne la compassion et la crainte de Dieu pour l’apprentissage de l’amour, sans l'égoïsme qui nous do- mine souvent. Les dons de l’Esprit Saint sont des dons pour la vie. L'Esprit Saint est le Dieu de la Vie, d'une vie nouvelle qui peut transformer le monde. En Théologie nous définissons l’Esprit Saint comme l'amour entre le Père et le Fils dans l’ensemble de la Trinité. J’ai l'impression que le mot Amour est le plus déformé de notre vocabulaire. Il s’identifie souvent avec égoïsme, amour propre, plaisir que l’on reçoit d’autrui ; rarement on le sent comme « la faculté de sortir de soi pour aller à la rencontre des autres et de les faire heureux », selon les paroles sages de </w:t>
+      </w:r>
+      <w:proofErr w:type="spellStart"/>
+      <w:r>
+        <w:rPr>
+          <w:lang w:eastAsia="fr-FR"/>
+        </w:rPr>
+        <w:t>Eriah</w:t>
+      </w:r>
+      <w:proofErr w:type="spellEnd"/>
+      <w:r>
+        <w:rPr>
+          <w:lang w:eastAsia="fr-FR"/>
+        </w:rPr>
+        <w:t xml:space="preserve"> Fromm. Le monde d’aujourd’hui ne sait pas aimer, donc, il tombe facilement dans la violence. Combien d’attentats à la vie et à l’amour y a-t-il dans le monde actuel ? Quelques menaces viennent de la nature elle-même, mais elles sont aggravées par la négligence coupable des hommes qui pourraient souvent les prévenir. D’autres, au contraire, sont le fruit des situations de violence, de haine, d’intérêts mesquins qui mènent les hommes à agresser d’autres hommes : ce sont les homicides, les massacres, les génocides. Comment ne pas penser à la violence sur des millions d'êtres humains, des enfants en particulier, accablés par la misère, la sous- nutrition, la faim, à cause de l’inique distribution des richesses parmi les peuples et les classes sociales ? Ou à la violence des petites guerres institutionnelles et, avant elles, au commerce scandaleux des armes qui favorise le tourbillon des conflits armés qui répandent le sang dans le monde ? Ou à la mort que l'on provoque par l'</w:t>
+      </w:r>
+      <w:proofErr w:type="spellStart"/>
+      <w:r>
+        <w:rPr>
+          <w:lang w:eastAsia="fr-FR"/>
+        </w:rPr>
+        <w:t>impru</w:t>
+      </w:r>
+      <w:proofErr w:type="spellEnd"/>
+      <w:r>
+        <w:rPr>
+          <w:lang w:eastAsia="fr-FR"/>
+        </w:rPr>
+        <w:t xml:space="preserve">- </w:t>
+      </w:r>
+      <w:proofErr w:type="spellStart"/>
+      <w:r>
+        <w:rPr>
+          <w:lang w:eastAsia="fr-FR"/>
+        </w:rPr>
+        <w:t>dence</w:t>
+      </w:r>
+      <w:proofErr w:type="spellEnd"/>
+      <w:r>
+        <w:rPr>
+          <w:lang w:eastAsia="fr-FR"/>
+        </w:rPr>
+        <w:t xml:space="preserve"> des déséquilibres écologiques, par la diffusion criminelle de la drogue, par la promotion de la sexualité selon des modèles qui non seulement sont moralement inacceptables, mais qui entraînent des dangers pour la vie ? Il est impossible de décrire toute la vaste panoplie des menaces à la vie humaine et à l’amour, car elles prennent aujourd’hui plusieurs formes, ouvertes ou camouflées... Il y a tant de situations où nous avons perdu l’amour </w:t>
+      </w:r>
+      <w:r>
+        <w:rPr>
+          <w:lang w:eastAsia="fr-FR"/>
+        </w:rPr>
+        <w:lastRenderedPageBreak/>
+        <w:t xml:space="preserve">dans notre vie en commun ! Nous avons envie presque de forcer l’Esprit Saint à nous rejoindre, nous, les humains qui avons perdu le sens de l’amour ! Lui qui est l’Amour entre le Père et le Fils, qu’il devienne l’amour dans les rapports entre les êtres humains. Il faut que l’amour entre un homme et une femme devienne un lien de vie, et non pas une rencontre occasionnelle ; il faut que l’amour entre les parents et les enfants devienne un dialogue éducatif et non pas une imposition de comportements ; il faut que l’amour entre les pauvres et les riches devienne un partage et non pas une aumône ou un geste froid qui nous libère de charges ; il faut que l'amour entre des gens de couleur, de culture ou de langue différentes devienne une rencontre ouverte de valeurs </w:t>
+      </w:r>
+      <w:proofErr w:type="spellStart"/>
+      <w:r>
+        <w:rPr>
+          <w:lang w:eastAsia="fr-FR"/>
+        </w:rPr>
+        <w:t>réci</w:t>
+      </w:r>
+      <w:proofErr w:type="spellEnd"/>
+      <w:r>
+        <w:rPr>
+          <w:lang w:eastAsia="fr-FR"/>
+        </w:rPr>
+        <w:t xml:space="preserve">- </w:t>
+      </w:r>
+      <w:proofErr w:type="spellStart"/>
+      <w:r>
+        <w:rPr>
+          <w:lang w:eastAsia="fr-FR"/>
+        </w:rPr>
+        <w:t>proques</w:t>
+      </w:r>
+      <w:proofErr w:type="spellEnd"/>
+      <w:r>
+        <w:rPr>
+          <w:lang w:eastAsia="fr-FR"/>
+        </w:rPr>
+        <w:t xml:space="preserve"> et non pas une tolérance passive qui ne change pas les comportements ni ne donne lieu à des rapports fraternels ; il faut que l’amour entre les peuples devienne dialogue politique capable de changer les systèmes et non pas une stratégie pour sauvegarder des intérêts inavoués ; - il faut que l'amour ne soit pas une parole vaine dite par les chan- </w:t>
+      </w:r>
+      <w:proofErr w:type="spellStart"/>
+      <w:r>
+        <w:rPr>
+          <w:lang w:eastAsia="fr-FR"/>
+        </w:rPr>
+        <w:t>teurs</w:t>
+      </w:r>
+      <w:proofErr w:type="spellEnd"/>
+      <w:r>
+        <w:rPr>
+          <w:lang w:eastAsia="fr-FR"/>
+        </w:rPr>
+        <w:t xml:space="preserve"> et les poètes, mais un engagement qui ouvre la porte à de nouveaux styles de vie dans la cité des hommes. Mais l'Esprit Saint qui est Amour peut nous aider à la prépa- ration du troisième millénaire, où la volonté, la liberté, la justice et la paix soient possibles. C’est dans la force de l'Esprit Saint que notre Dieu est un seul, c’est dans la force de ce même Esprit Saint qu'au-delà des différences nous formons un seul Corps dans sa diversité de mem- </w:t>
+      </w:r>
+      <w:proofErr w:type="spellStart"/>
+      <w:r>
+        <w:rPr>
+          <w:lang w:eastAsia="fr-FR"/>
+        </w:rPr>
+        <w:t>bres</w:t>
+      </w:r>
+      <w:proofErr w:type="spellEnd"/>
+      <w:r>
+        <w:rPr>
+          <w:lang w:eastAsia="fr-FR"/>
+        </w:rPr>
+        <w:t xml:space="preserve">. Le texte de la premier Épître aux Corinthiens qui est d’une grande beauté, nous invite à l’union. La société actuelle est dominée par les divisions. La distance entre riches et pauvres augmente, le problème des minorités </w:t>
+      </w:r>
+      <w:proofErr w:type="spellStart"/>
+      <w:r>
+        <w:rPr>
+          <w:lang w:eastAsia="fr-FR"/>
+        </w:rPr>
+        <w:t>ethni</w:t>
+      </w:r>
+      <w:proofErr w:type="spellEnd"/>
+      <w:r>
+        <w:rPr>
+          <w:lang w:eastAsia="fr-FR"/>
+        </w:rPr>
+        <w:t xml:space="preserve">- </w:t>
+      </w:r>
+      <w:proofErr w:type="spellStart"/>
+      <w:r>
+        <w:rPr>
+          <w:lang w:eastAsia="fr-FR"/>
+        </w:rPr>
+        <w:t>ques</w:t>
+      </w:r>
+      <w:proofErr w:type="spellEnd"/>
+      <w:r>
+        <w:rPr>
+          <w:lang w:eastAsia="fr-FR"/>
+        </w:rPr>
+        <w:t xml:space="preserve"> et culturelles s’aggrave, les conflits entre les groupes sociaux et politiques s’amplifient, même la relation entre les jeunes et les adultes, entre les hommes et les femmes est devenue plus difficile. Il est vrai que nous vivons le temps des droits de l’homme, mais ceux-ci sont davantage motif de revendications que de construction positive dans le dialogue. Même l’ONU, L’OMS, l’Union Européenne ne réussissent pas à obtenir la rencontre des pays et des personnes dans le but du bien commun, ce qui est de toute urgence à la fin de ce millénaire. L’Église illuminée par l’Esprit Saint a la mission d’approcher les personnes et les peuples et d’en faire l'union. Saint Paul le répète souvent dans ses Épîtres, le Pape le demande constamment dans ses appels œcuméniques, la force de l'Évangile de Jésus Christ, qui est un Évangile d'Amour, le réclame. Mais cette union ne sera pos- </w:t>
+      </w:r>
+      <w:proofErr w:type="spellStart"/>
+      <w:r>
+        <w:rPr>
+          <w:lang w:eastAsia="fr-FR"/>
+        </w:rPr>
+        <w:t>sible</w:t>
+      </w:r>
+      <w:proofErr w:type="spellEnd"/>
+      <w:r>
+        <w:rPr>
+          <w:lang w:eastAsia="fr-FR"/>
+        </w:rPr>
+        <w:t xml:space="preserve"> que quand, à l’exemple de Jésus, nous serons capables de l’universalité dans l’accueil, de la générosité dans le pardon, de la sérénité dans la modestie et l’humilité. Nous formons tous un seul corps et nous sommes les mem- </w:t>
+      </w:r>
+      <w:proofErr w:type="spellStart"/>
+      <w:r>
+        <w:rPr>
+          <w:lang w:eastAsia="fr-FR"/>
+        </w:rPr>
+        <w:t>bres</w:t>
+      </w:r>
+      <w:proofErr w:type="spellEnd"/>
+      <w:r>
+        <w:rPr>
+          <w:lang w:eastAsia="fr-FR"/>
+        </w:rPr>
+        <w:t xml:space="preserve"> des uns et des autres. Donc, indépendamment de la couleur, de la nationalité, de la culture et même de la religion, nous nous sentons attirés par la tolérance active, par le dialogue responsable, par la convivialité fraternelle, par la solidarité envers tout le monde, surtout envers ceux qui souffrent. Dans ce jour de Pentecôte je pense particulièrement à ceux qui sont loin de leur patrie, émigrés par le besoin du travail, par la marginalisation et l’exclusion sociale, par les divergences politiques ou même, par le désir d’aventure. Que tous puissent, avec la force de l’Esprit Saint, accepter dans la joie le don de leurs vies, et faire en toute générosité des œuvres d’amour et construire, avec le </w:t>
+      </w:r>
+      <w:proofErr w:type="spellStart"/>
+      <w:r>
+        <w:rPr>
+          <w:lang w:eastAsia="fr-FR"/>
+        </w:rPr>
+        <w:t>par</w:t>
+      </w:r>
+      <w:proofErr w:type="spellEnd"/>
+      <w:r>
+        <w:rPr>
+          <w:lang w:eastAsia="fr-FR"/>
+        </w:rPr>
+        <w:t>- don, l’union possible en vue d’une société plus juste et fraternelle.</w:t>
       </w:r>
     </w:p>
     <w:p>
       <w:pPr>
         <w:pStyle w:val="Titre1"/>
       </w:pPr>
+      <w:bookmarkStart w:id="41" w:name="_Toc203661673"/>
       <w:r>
         <w:t>02/04/2000, Alexis Bacquet</w:t>
       </w:r>
@@ -1617,14 +5344,31 @@
       <w:r>
         <w:t>sujet</w:t>
       </w:r>
-    </w:p>
-    <w:p>
-      <w:bookmarkStart w:id="25" w:name="_Hlk194391724"/>
+      <w:bookmarkEnd w:id="41"/>
+    </w:p>
+    <w:p>
+      <w:bookmarkStart w:id="42" w:name="_Hlk194391724"/>
       <w:r>
         <w:t>4e dimanche de carême, année B</w:t>
       </w:r>
       <w:r>
-        <w:t>, sur 2 Chr 36, 14-23 ; Eph 2, 4-10 et Jn 3, 14-21.</w:t>
+        <w:t xml:space="preserve">, sur 2 Chr 36, 14-23 ; </w:t>
+      </w:r>
+      <w:proofErr w:type="spellStart"/>
+      <w:r>
+        <w:t>Eph</w:t>
+      </w:r>
+      <w:proofErr w:type="spellEnd"/>
+      <w:r>
+        <w:t xml:space="preserve"> 2, 4-10 et </w:t>
+      </w:r>
+      <w:proofErr w:type="spellStart"/>
+      <w:r>
+        <w:t>Jn</w:t>
+      </w:r>
+      <w:proofErr w:type="spellEnd"/>
+      <w:r>
+        <w:t xml:space="preserve"> 3, 14-21.</w:t>
       </w:r>
     </w:p>
     <w:p>
@@ -1643,8 +5387,8 @@
         <w:t>.</w:t>
       </w:r>
     </w:p>
-    <w:bookmarkEnd w:id="20"/>
-    <w:bookmarkEnd w:id="25"/>
+    <w:bookmarkEnd w:id="33"/>
+    <w:bookmarkEnd w:id="42"/>
     <w:p>
       <w:pPr>
         <w:rPr>
@@ -1654,7 +5398,44 @@
     </w:p>
     <w:p>
       <w:r>
-        <w:t xml:space="preserve">Voici un aveugle de naissance et ses parents, en face Jésus et ses disciples, puis encore des témoins de la scène, parmi lesquels des pharisiens, des hommes prompts à mordre pour dénoncer ce qui ne paraît pas respecter la tradition. Progressivement seulement, des remarques montrent que l’enjeu de cette rencontre va bien au-delà de la guérison d’un handicap. Cet homme aveugle de naissance, des soupçons pèsent sur lui, de la part même des disciples de Jésus, qui demandent : " Pourquoi est-il né aveugle, est-ce lui qui a péché, ou bien ses parents ?" Au fil du récit, on apprend que l’homme n’est pas seulement aveugle, mais mendiant : sans doute le soupçon qui pèse sur lui le met-il en marge ! Plus tard, nous comprenons que Jésus a guéri cet homme un jour de sabbat, ce qui pour les pharisiens constitue une double provocation : Au nom de quelle autorité Jésus guérit-il, et comment s’autorise-t-il à opérer cette guérison un jour où l’on ne doit pas travailler ? Mais qui donc est Jésus ? Lui-même se définit comme " la lumière du monde ", comme celui qui est envoyé, affirmation redoublée lorsqu’il dit à l’aveugle de se rendre à la piscine de Siloé, ce qui comme par hasard signifie " envoyé ". L’aveugle une fois guéri, lorsqu’il est interrogé, parle de Jésus comme d’un prophète. Nous apprenons par ailleurs que les pharisiens sont bien décidés à écarter ceux qui déclareraient que Jésus est le Messie. Enfin dans le dernier dialogue avec l’ex-aveugle, Jésus se déclare ouvertement comme le " Fils de l’Homme ", ce qui pointe bien l’attente d’un Sauveur par tout le peuple. Est-ce que vous vous rappelez qu’un jour Jésus demande à ses disciples : " Et vous, qui dites-vous que je suis ? " Cette question est en filigrane dans tout notre récit ! Rappelons-nous l’ironie savamment distillée au long des rencontres ! Ironie de l’aveugle guéri, lorsque lassé des interrogatoires, il lance aux pharisiens : " Pourquoi tout ce débat sur Jésus, voudriez vous devenir ses disciples, vous aussi’ ? " Ironie du Christ également : Il lâche aux pharisiens incapables de voir le bien : " si vous étiez des aveugles, vous n’auriez pas de péché ! Du moment que vous dites " nous voyons ", votre péché demeure ! " L’apôtre Jean ne rapporte pas l’ironie seulement pour faire sourire, il souligne les contradictions de ceux qui sont aveugles à la nouveauté de Dieu en Jésus Christ ! Pour aller plus avant dans ce texte foisonnant, posons-nous simplement la question : dans le fond, qui cherche quoi ? Quelle est la quête de chacun ? Tenez, l’aveugle tout d’abord : il n’a rien dit, il fait la manche comme à l’accoutumée, il est sur le passage de Jésus. Lorsqu’il est rendu à la vue, il cherche seulement à voir, au sens de comprendre, qui est Jésus : un homme extraordinaire, certes, un prophète, oui. Et plus encore, poussé par la mauvaise foi des adversaires du Christ, il contre-attaque : " Si Jésus ne venait pas de Dieu, il ne pourrait rien faire " Provoqué par Jésus, qui vient le trouver, il se prosterne devant lui : " Je crois, Seigneur ". Cet homme apprend à voir dans sa vie la grâce de Dieu et cela le conduit à proclamer ouvertement son adhésion à Jésus. Et les pharisiens, que cherchent-Ils ? Ils cherchent à préserver leur système de pensée : si un homme est aveugle, c’est qu’il y a du péché là dessous ! Toujours cette affreuse arrière-pensée, dont nous ne sommes pas toujours exempts, qui fait penser lorsqu’arrive un malheur : "c’est le bon Dieu qui t’a puni ! " Et si le handicapé vient à être guéri, a fortiori un jour de sabbat, c’est que cela doit nécessairement aller à l’encontre de l’œuvre de Dieu. Une sorte de fossilisation mentale rend aveugles aux bienfaits de Dieu ces pharisiens qui s’efforcent pourtant d’être des justes ! Et Jésus, le Christ, que cherche-t-il ? Il affirme que Dieu est du côté de la vie ! Aux disciples cherchant l’origine du handicap dans le péché de cet homme aveugle ou de ses parents, Jésus donne tort. Puis il affirme lui-même qu’il est venu pour une remise en question : Dieu n’est pas un juge qui distribue récompenses et punitions selon que nous accumulons des bons ou des mauvais points. Et puis, extraordinaire ! Jésus retourne lui-même vers l’aveugle guéri pour lui demander de se prononcer. La connaissance de Dieu n’est pas enfermée dans le temple que Jésus vient de quitter. Elle n’est pas détenue par les zélés de la loi. Elle est à chercher dans toute rencontre où l’Esprit du Christ fait venir les êtres à la vérité. Au terme de cette lecture, que nous reste-t-il d’utile pour notre vie quotidienne ? D’abord une immense remise en question de l’image que nous nous faisons de Dieu. L’image de Dieu comptabilisant dans son grand livre nos bonnes ou mauvaises œuvres pour nous rétribuer ensuite selon nos mérites est une fausse image ! Nous prétendons nous en libérer, mais elle nous hante parfois, malgré toutes les rencontres de l’Évangile : malgré la Samaritaine : " va et ne pèche plus ! " … Malgré saint Pierre : " m’aimes-tu, m’aimes-tu, m’aimes-tu ? et pourtant tu m’as renié trois fois… </w:t>
+        <w:lastRenderedPageBreak/>
+        <w:t xml:space="preserve">Voici un aveugle de naissance et ses parents, en face Jésus et ses disciples, puis encore des témoins de la scène, parmi lesquels des pharisiens, des hommes prompts à mordre pour dénoncer ce qui ne paraît pas respecter la tradition. Progressivement seulement, des remarques montrent que l’enjeu de cette rencontre va bien au-delà de la guérison d’un handicap. Cet homme aveugle de naissance, des soupçons </w:t>
+      </w:r>
+      <w:proofErr w:type="gramStart"/>
+      <w:r>
+        <w:t>pèsent</w:t>
+      </w:r>
+      <w:proofErr w:type="gramEnd"/>
+      <w:r>
+        <w:t xml:space="preserve"> sur lui, de la part même des disciples de Jésus, qui demandent : " Pourquoi est-il né aveugle, est-ce lui qui a péché, ou bien ses parents ?" Au fil du récit, on apprend que l’homme n’est pas seulement aveugle, mais mendiant : sans doute le soupçon qui pèse sur lui le met-il en marge ! Plus tard, nous comprenons que Jésus a guéri cet homme un jour de sabbat, ce qui pour les pharisiens constitue une double provocation : Au nom de quelle autorité Jésus guérit-il, et comment s’autorise-t-il à opérer cette guérison un jour où l’on ne doit pas travailler ? Mais qui donc est Jésus ? Lui-même se définit comme " la lumière du monde ", comme celui qui est envoyé, affirmation redoublée lorsqu’il dit à l’aveugle de se rendre à la piscine de Siloé, ce qui comme par hasard signifie " </w:t>
+      </w:r>
+      <w:proofErr w:type="gramStart"/>
+      <w:r>
+        <w:t>envoyé</w:t>
+      </w:r>
+      <w:proofErr w:type="gramEnd"/>
+      <w:r>
+        <w:t xml:space="preserve"> ". L’aveugle une fois guéri, lorsqu’il est interrogé, parle de Jésus comme d’un prophète. Nous apprenons par ailleurs que les pharisiens sont bien décidés à écarter ceux qui déclareraient que Jésus est le Messie. Enfin dans le dernier dialogue avec l’ex-aveugle, Jésus se déclare ouvertement comme le " Fils de l’Homme ", ce qui pointe bien l’attente d’un Sauveur par tout le peuple. Est-ce que vous vous rappelez qu’un jour Jésus demande à ses disciples : " Et vous, qui dites-vous que je suis ? " Cette question est en filigrane dans tout notre récit ! Rappelons-nous l’ironie savamment distillée au long des rencontres ! Ironie de l’aveugle guéri, lorsque lassé des interrogatoires, il lance aux pharisiens : " Pourquoi tout ce débat sur Jésus, </w:t>
+      </w:r>
+      <w:proofErr w:type="spellStart"/>
+      <w:r>
+        <w:t>voudriez vous</w:t>
+      </w:r>
+      <w:proofErr w:type="spellEnd"/>
+      <w:r>
+        <w:t xml:space="preserve"> devenir ses disciples, vous aussi’ ? " Ironie du Christ également : Il lâche aux pharisiens incapables de voir le bien : " si vous étiez des aveugles, vous n’auriez pas de péché ! Du moment que vous dites " nous voyons ", votre péché demeure ! " L’apôtre Jean ne rapporte pas l’ironie seulement pour faire sourire, il souligne les contradictions de ceux qui sont aveugles à la nouveauté de Dieu en Jésus Christ ! Pour aller plus avant dans ce texte foisonnant, posons-nous simplement la question : dans le fond, qui cherche quoi ? Quelle est la quête de chacun ? Tenez, l’aveugle tout d’abord : il n’a rien dit, il fait la manche comme à l’accoutumée, il est sur le passage de Jésus. Lorsqu’il est rendu à la vue, il cherche seulement à voir, au sens de comprendre, qui est Jésus : un homme extraordinaire, certes, un prophète, oui. Et plus encore, poussé par la mauvaise foi des adversaires du Christ, il contre-attaque : " Si Jésus ne venait pas de Dieu, il ne pourrait rien faire " Provoqué par Jésus, qui vient le trouver, il se prosterne devant lui : " Je crois, Seigneur ". Cet homme apprend à voir dans sa vie la grâce de Dieu et cela le conduit à proclamer ouvertement son adhésion à Jésus. Et les pharisiens, que cherchent-Ils ? Ils cherchent à préserver leur système de pensée : si un homme est aveugle, c’est qu’il y a du péché là dessous ! Toujours cette affreuse arrière-pensée, dont nous ne sommes pas toujours exempts, qui fait penser lorsqu’arrive un malheur : "c’est le bon Dieu qui t’a puni ! " Et si </w:t>
+      </w:r>
+      <w:proofErr w:type="gramStart"/>
+      <w:r>
+        <w:t>le handicapé</w:t>
+      </w:r>
+      <w:proofErr w:type="gramEnd"/>
+      <w:r>
+        <w:t xml:space="preserve"> vient à être guéri, a fortiori un jour de sabbat, c’est que cela doit nécessairement aller à l’encontre de l’œuvre de Dieu. Une sorte de fossilisation mentale rend aveugles aux bienfaits de Dieu ces pharisiens qui s’efforcent pourtant d’être des justes ! Et Jésus, le Christ, que cherche-t-il ? Il affirme que Dieu est du côté de la vie ! Aux disciples cherchant l’origine du handicap dans le péché de cet homme aveugle ou de ses parents, Jésus donne tort. Puis il affirme lui-même qu’il est venu pour une remise en question : Dieu n’est pas un juge qui distribue récompenses et punitions selon que nous accumulons des bons ou des mauvais points. Et puis, extraordinaire ! Jésus retourne lui-même vers l’aveugle guéri pour lui demander de se prononcer. La connaissance de Dieu n’est pas enfermée dans le temple que Jésus vient de quitter. Elle n’est pas détenue par les zélés de la loi. Elle est à chercher dans toute rencontre où l’Esprit du Christ fait venir les êtres à la vérité. Au terme de cette lecture, que nous reste-t-il d’utile pour notre vie quotidienne ? D’abord une immense remise en question de l’image que nous nous faisons de Dieu. L’image de Dieu comptabilisant dans son grand livre nos bonnes ou mauvaises œuvres pour nous rétribuer ensuite </w:t>
+      </w:r>
+      <w:r>
+        <w:lastRenderedPageBreak/>
+        <w:t xml:space="preserve">selon nos mérites est une fausse image ! Nous prétendons nous en libérer, mais elle nous hante parfois, malgré toutes les rencontres de l’Évangile : malgré la Samaritaine : " va et ne pèche plus ! " … Malgré saint Pierre : " m’aimes-tu, m’aimes-tu, m’aimes-tu ? et pourtant tu m’as renié trois fois… </w:t>
       </w:r>
       <w:r>
         <w:t xml:space="preserve">Sois le gardien de mon peuple ! </w:t>
@@ -1670,6 +5451,7 @@
       <w:pPr>
         <w:pStyle w:val="Titre1"/>
       </w:pPr>
+      <w:bookmarkStart w:id="43" w:name="_Toc203661674"/>
       <w:r>
         <w:t>11/02/2001</w:t>
       </w:r>
@@ -1688,6 +5470,7 @@
       <w:r>
         <w:t>ne pas nommer Dieu et mettre l’homme au centre</w:t>
       </w:r>
+      <w:bookmarkEnd w:id="43"/>
     </w:p>
     <w:p>
       <w:pPr>
@@ -1701,7 +5484,7 @@
         </w:rPr>
         <w:t xml:space="preserve">6e dimanche du temps ordinaire de l’année C, sur les Béatitudes, </w:t>
       </w:r>
-      <w:bookmarkStart w:id="26" w:name="_Hlk194390636"/>
+      <w:bookmarkStart w:id="44" w:name="_Hlk194390636"/>
       <w:r>
         <w:rPr>
           <w:lang w:eastAsia="fr-FR"/>
@@ -1738,13 +5521,21 @@
         </w:rPr>
         <w:t xml:space="preserve"> ; </w:t>
       </w:r>
-      <w:r>
-        <w:rPr>
-          <w:lang w:eastAsia="fr-FR"/>
-        </w:rPr>
-        <w:t>Lc 6, 17.20-26</w:t>
-      </w:r>
-      <w:bookmarkEnd w:id="26"/>
+      <w:proofErr w:type="spellStart"/>
+      <w:r>
+        <w:rPr>
+          <w:lang w:eastAsia="fr-FR"/>
+        </w:rPr>
+        <w:t>Lc</w:t>
+      </w:r>
+      <w:proofErr w:type="spellEnd"/>
+      <w:r>
+        <w:rPr>
+          <w:lang w:eastAsia="fr-FR"/>
+        </w:rPr>
+        <w:t xml:space="preserve"> 6, 17.20-26</w:t>
+      </w:r>
+      <w:bookmarkEnd w:id="44"/>
     </w:p>
     <w:p>
       <w:pPr>
@@ -1765,7 +5556,7 @@
           <w:lang w:eastAsia="fr-FR"/>
         </w:rPr>
       </w:pPr>
-      <w:bookmarkStart w:id="27" w:name="_Hlk194390643"/>
+      <w:bookmarkStart w:id="45" w:name="_Hlk194390643"/>
       <w:r>
         <w:rPr>
           <w:lang w:eastAsia="fr-FR"/>
@@ -1785,31 +5576,53 @@
         <w:t>.</w:t>
       </w:r>
     </w:p>
-    <w:bookmarkEnd w:id="27"/>
-    <w:p>
-      <w:pPr>
-        <w:rPr>
-          <w:lang w:eastAsia="fr-FR"/>
-        </w:rPr>
-      </w:pPr>
-    </w:p>
-    <w:p>
-      <w:pPr>
-        <w:rPr>
-          <w:lang w:eastAsia="fr-FR"/>
-        </w:rPr>
-      </w:pPr>
-      <w:r>
-        <w:rPr>
-          <w:lang w:eastAsia="fr-FR"/>
-        </w:rPr>
-        <w:t>11 février 1858 : première apparition de Marie à Bernadette. 11 février de chaque année : depuis huit ans, à l’initiative du pape, journée mondiale du malade. Il se trouve que, cette année, le 11 février est un dimanche, pour la première fois depuis dix ans. Puisque nous sommes à Lourdes, nous célébrons la Messe propre aux Sanctuaires mais nous avons choisi de garder les lectures ordinaires du dimanche, celles dont vous avez peut-être le texte sous les yeux. Ne trouvez-vous pas, d’ailleurs, que ces lectures conviennent admirablement à Lourdes ? Oui, heureuse es-tu, Bernadette, toi qui fus réellement pauvre, toi qui eus faim, toi qui pleuras sur tes péchés, toi qui fus la risée d’une moitié de la ville. Oui, dommage pour vous, vous qui êtes trop riches pour rien attendre, vous les repus de préjugés. Malheureux êtes-vous, vous qui ne savez que ricaner, vous qui n’avez pour pensée personnelle que l’opinion dominante : acceptez de vous laisser déranger par le message de Bernadette. Sinon, vous tournerez en rond dans votre vieux monde. Oui, Lourdes vérifie les béatitudes : c’est évident. Marie, en chantant le Magnificat, nous fait entrer dans le monde des béatitudes. Mais Lourdes nous permet aussi d’entrapercevoir le monde de la résurrection, dont saint Paul parlait aux Corinthiens. Monde espéré mais encore éloigné puisque la mort nous en sépare. La mort, un jour. Mais déjà, aujourd’hui, pour beaucoup, le mal qui les agresse, en leur corps, en leur cœur, en leur âme. Comment les oublier, en ce 11 février qui leur est spécialement consacré ? Aux personnes malades, handicapées, diminuées, comme à nous tous, Lourdes parle de résurrection. Car nous voici sur le lieu où, à dix-huit reprises, le voile de la mort s’est écarté. Marie s’est manifestée, vivante, parce qu’elle est une vivante, à la suite de son Fils, vivant, ressuscité. Marie de l’Immaculée Conception est aussi Marie de l’Assomption : ces deux affirmations de la foi catholique ne sont que les deux moments d’une même grâce. Quel est donc le visage de la résurrection que Marie fait apparaître à la petite Bernadette ? Peut-on décrire le monde de la résurrection ? Au minimum, nous pouvons dire ceci : la résurrection n’est pas une puissance qui écrase mais une présence qui réconforte. Ce n’est pas un soleil qui éblouit mais une lumière qui réchauffe. C’est un sourire qui compatit, quand Marie s’attriste de notre péché. C’est, enfin, la beauté dont nulle beauté, ni de chair, ni de marbre, ne saurait approcher. Pour l’avoir dit crûment, Bernadette Soubirous ne s’est pas fait d’amies parmi les élégantes de la ville et elle a désespéré un malheureux sculpteur, pourtant consciencieux et bien intentionné. L’imaginaire de notre époque païenne est peuplé de fantômes, de masques et de monstres. Aujourd’hui, les esprits grimacent et le noir l’emporte. A Lourdes, au contraire, une lumière de résurrection s’est frayé un passage jusqu’à nous : les yeux de Bernadette ont capté cette lumière et son visage en a été tout éclairé, de l’intérieur. Quel contraste avec la paroi du sombre rocher de Massabielle, que n’atteignent jamais les rayons du soleil ! Cet aspect du message de Lourdes est d’une urgente actualité. Lourdes, ni aucun sanctuaire, ni aucun message, ni aucune apparition n’ajouteront jamais rien à l’Évangile. Mais ils peuvent nous redire l’Évangile par des signes qui nous parlent. Dans notre Credo, nous allons redire que nous croyons en la résurrection des morts et la vie du monde à venir. Que la Belle Dame de Lourdes nous donne de mieux y croire !</w:t>
+    <w:bookmarkEnd w:id="45"/>
+    <w:p>
+      <w:pPr>
+        <w:rPr>
+          <w:lang w:eastAsia="fr-FR"/>
+        </w:rPr>
+      </w:pPr>
+    </w:p>
+    <w:p>
+      <w:pPr>
+        <w:rPr>
+          <w:lang w:eastAsia="fr-FR"/>
+        </w:rPr>
+      </w:pPr>
+      <w:r>
+        <w:rPr>
+          <w:lang w:eastAsia="fr-FR"/>
+        </w:rPr>
+        <w:t xml:space="preserve">11 février 1858 : première apparition de Marie à Bernadette. 11 février de chaque année : depuis huit ans, à l’initiative du pape, journée mondiale du malade. Il se trouve que, cette année, le 11 février est un dimanche, pour la première fois depuis dix ans. Puisque nous sommes à Lourdes, nous célébrons la Messe propre aux Sanctuaires mais nous avons choisi de garder les lectures ordinaires du dimanche, celles dont vous avez peut-être le texte sous les yeux. Ne trouvez-vous pas, d’ailleurs, que ces lectures conviennent admirablement à Lourdes ? Oui, heureuse es-tu, Bernadette, toi qui fus réellement pauvre, toi qui eus faim, toi qui pleuras sur tes péchés, toi qui fus la risée d’une moitié de la ville. Oui, dommage pour vous, vous qui êtes trop riches pour rien attendre, vous les repus de préjugés. Malheureux êtes-vous, vous qui ne savez que ricaner, vous qui n’avez pour </w:t>
+      </w:r>
+      <w:proofErr w:type="spellStart"/>
+      <w:r>
+        <w:rPr>
+          <w:lang w:eastAsia="fr-FR"/>
+        </w:rPr>
+        <w:t>pensée</w:t>
+      </w:r>
+      <w:proofErr w:type="spellEnd"/>
+      <w:r>
+        <w:rPr>
+          <w:lang w:eastAsia="fr-FR"/>
+        </w:rPr>
+        <w:t xml:space="preserve"> personnelle que l’opinion dominante : acceptez de vous laisser déranger par le message de Bernadette. Sinon, vous tournerez en rond dans votre vieux monde. Oui, Lourdes vérifie les béatitudes : c’est évident. Marie, en chantant le Magnificat, nous fait entrer dans le monde des béatitudes. Mais Lourdes nous permet aussi d’entrapercevoir le monde de la résurrection, dont saint Paul parlait aux Corinthiens. Monde espéré mais encore éloigné puisque la mort nous en sépare. La mort, un jour. Mais déjà, aujourd’hui, pour beaucoup, le mal qui les agresse, en leur corps, en leur cœur, en leur âme. Comment les oublier, en ce 11 février qui leur est spécialement consacré ? Aux personnes malades, handicapées, diminuées, comme à nous tous, Lourdes parle de résurrection. Car nous voici sur le lieu où, à dix-huit reprises, le voile de la mort s’est écarté. Marie s’est manifestée, vivante, parce qu’elle est une vivante, à la suite de son Fils, vivant, ressuscité. Marie de l’Immaculée Conception est aussi Marie de l’Assomption : ces deux affirmations de la foi </w:t>
+      </w:r>
+      <w:r>
+        <w:rPr>
+          <w:lang w:eastAsia="fr-FR"/>
+        </w:rPr>
+        <w:lastRenderedPageBreak/>
+        <w:t>catholique ne sont que les deux moments d’une même grâce. Quel est donc le visage de la résurrection que Marie fait apparaître à la petite Bernadette ? Peut-on décrire le monde de la résurrection ? Au minimum, nous pouvons dire ceci : la résurrection n’est pas une puissance qui écrase mais une présence qui réconforte. Ce n’est pas un soleil qui éblouit mais une lumière qui réchauffe. C’est un sourire qui compatit, quand Marie s’attriste de notre péché. C’est, enfin, la beauté dont nulle beauté, ni de chair, ni de marbre, ne saurait approcher. Pour l’avoir dit crûment, Bernadette Soubirous ne s’est pas fait d’amies parmi les élégantes de la ville et elle a désespéré un malheureux sculpteur, pourtant consciencieux et bien intentionné. L’imaginaire de notre époque païenne est peuplé de fantômes, de masques et de monstres. Aujourd’hui, les esprits grimacent et le noir l’emporte. A Lourdes, au contraire, une lumière de résurrection s’est frayé un passage jusqu’à nous : les yeux de Bernadette ont capté cette lumière et son visage en a été tout éclairé, de l’intérieur. Quel contraste avec la paroi du sombre rocher de Massabielle, que n’atteignent jamais les rayons du soleil ! Cet aspect du message de Lourdes est d’une urgente actualité. Lourdes, ni aucun sanctuaire, ni aucun message, ni aucune apparition n’ajouteront jamais rien à l’Évangile. Mais ils peuvent nous redire l’Évangile par des signes qui nous parlent. Dans notre Credo, nous allons redire que nous croyons en la résurrection des morts et la vie du monde à venir. Que la Belle Dame de Lourdes nous donne de mieux y croire !</w:t>
       </w:r>
     </w:p>
     <w:p>
       <w:pPr>
         <w:pStyle w:val="Titre1"/>
       </w:pPr>
+      <w:bookmarkStart w:id="46" w:name="_Toc203661675"/>
       <w:r>
         <w:t>22/04/2001</w:t>
       </w:r>
@@ -1828,14 +5641,15 @@
       <w:r>
         <w:t>l’objet qui crée du commun.</w:t>
       </w:r>
-    </w:p>
-    <w:p>
-      <w:pPr>
-        <w:rPr>
-          <w:lang w:eastAsia="fr-FR"/>
-        </w:rPr>
-      </w:pPr>
-      <w:bookmarkStart w:id="28" w:name="_Hlk190361258"/>
+      <w:bookmarkEnd w:id="46"/>
+    </w:p>
+    <w:p>
+      <w:pPr>
+        <w:rPr>
+          <w:lang w:eastAsia="fr-FR"/>
+        </w:rPr>
+      </w:pPr>
+      <w:bookmarkStart w:id="47" w:name="_Hlk190361258"/>
       <w:r>
         <w:rPr>
           <w:lang w:eastAsia="fr-FR"/>
@@ -1860,11 +5674,19 @@
         </w:rPr>
         <w:t xml:space="preserve">, sur </w:t>
       </w:r>
-      <w:r>
-        <w:rPr>
-          <w:lang w:eastAsia="fr-FR"/>
-        </w:rPr>
-        <w:t>Gn 15, 5-18</w:t>
+      <w:proofErr w:type="spellStart"/>
+      <w:r>
+        <w:rPr>
+          <w:lang w:eastAsia="fr-FR"/>
+        </w:rPr>
+        <w:t>Gn</w:t>
+      </w:r>
+      <w:proofErr w:type="spellEnd"/>
+      <w:r>
+        <w:rPr>
+          <w:lang w:eastAsia="fr-FR"/>
+        </w:rPr>
+        <w:t xml:space="preserve"> 15, 5-18</w:t>
       </w:r>
       <w:r>
         <w:rPr>
@@ -1888,7 +5710,21 @@
         <w:rPr>
           <w:lang w:eastAsia="fr-FR"/>
         </w:rPr>
-        <w:t xml:space="preserve"> Lc 9, 28-36</w:t>
+        <w:t xml:space="preserve"> </w:t>
+      </w:r>
+      <w:proofErr w:type="spellStart"/>
+      <w:r>
+        <w:rPr>
+          <w:lang w:eastAsia="fr-FR"/>
+        </w:rPr>
+        <w:t>Lc</w:t>
+      </w:r>
+      <w:proofErr w:type="spellEnd"/>
+      <w:r>
+        <w:rPr>
+          <w:lang w:eastAsia="fr-FR"/>
+        </w:rPr>
+        <w:t xml:space="preserve"> 9, 28-36</w:t>
       </w:r>
       <w:r>
         <w:rPr>
@@ -1897,7 +5733,7 @@
         <w:t>.</w:t>
       </w:r>
     </w:p>
-    <w:bookmarkEnd w:id="28"/>
+    <w:bookmarkEnd w:id="47"/>
     <w:p>
       <w:pPr>
         <w:rPr>
@@ -1953,13 +5789,63 @@
         <w:rPr>
           <w:lang w:eastAsia="fr-FR"/>
         </w:rPr>
-        <w:t>C’est le soir du premier jour de la semaine. Les disciples ont verrouillé les portes de la maison. Ils ont peur. Ils se regardent ; ils se comptent : dix. Trois personnes manquent : Judas, Thomas et Jésus. Les disciples se rappellent : il n’y a pas si longtemps, Jésus était au milieu d’eux. Il priait, mains levées au ciel ; il annonçait la bonne nouvelle au peuple ; il dormait sur la barque, sur la mer. Les disciples voyaient le corps de Jésus, mais ils ne comprenaient pas que c’était le Corps de Dieu ; ils ne voyaient pas le Seigneur. Les disciples se rappellent les gestes de Jésus : il imposait les mains aux malades, il faisait de la boue avec de la salive pour la mettre sur les yeux de l’aveugle : "Va te laver à la fontaine" ; Jésus touchait les oreilles du sourd : "Ouvre-toi". Les disciples voyaient les gestes de Jésus, mais ils ne comprenaient pas que c’était la main de Dieu ; ils ne voyaient pas le Seigneur. Les disciples se rappellent la voix de Jésus devant le tombeau de son ami Lazare. Jésus pleure, il dit : "Enlevez la pierre", puis d’une voix forte : "Lazare, viens dehors". Les disciples entendaient la voix de Jésus mais ils ne comprenaient pas que c’était la voix de Dieu. Ils ne voyaient pas le Seigneur. Maintenant, les disciples ont pris place autour de la table, ils se rappellent les paroles de Jésus : "Prenez et mangez-en tous, ceci est mon corps livré pour vous." Pierre, peut-être, prend le pain et le partage ; les disciples murmurent les psaumes : "Goûtez et voyez comme est bon le Seigneur." Ils goûtent le pain et leurs yeux s’ouvrent. Ils voient les bras de Jésus étendus pour embrasser le monde ; ils entendent la parole : "Quand je serai élevé de terre, j’attirerai tous les hommes à moi." Ils entendent le cri : "Mon Père, je remets mon esprit entre tes mains". Les disciples sentent sur eux le souffle de Dieu, le souffle du pardon; la joie remplit leur cœur : ils comprennent, ils croient, ils voient le Seigneur : "La paix soit avec vous." Huit jours plus tard, le premier jour de la semaine, les disciples sont de nouveau réunis dans la maison et Thomas est avec eux. Ensemble, ils témoignent et disent à Thomas : "Nous avons vu le Seigneur" ; "ne cherche plus Jésus le crucifié, crois au Seigneur ressuscité; n’enfonce pas ton doigt dans les mains de Dieu, vois le Seigneur tendre les mains vers toi ; ne mets pas tes mains dans son côté, regarde jaillir la vie, recueille-la dans tes mains, dans ton cœur ; ensemble proclamons: "Mon Seigneur et mon Dieu !" Et nous, aujourd’hui, en ce premier jour de la semaine, écoutons la voix de l’Évangile, écoutons la voix de l’Église ; elles témoignent : Jésus ressuscité vient au-devant de nous. Il demeure avec nous. Contemplons les signes que le Seigneur nous fait, suivons le Seigneur sur le chemin qu’il trace : les bras étendus pour rassembler les hommes ; la table mise pour partager le pain de l’amour : le souffle de l’action de grâce ; l’eau vive de la paix. Nous aussi, devenons témoins et chantons : "J’ai vu l’eau vive jaillissant du cœur du Christ : Alléluia, alléluia. Tous ceux que lave cette eau seront sauvés et chanteront : Alléluia, alléluia, alléluia".</w:t>
+        <w:t xml:space="preserve">C’est le soir du premier jour de la semaine. Les disciples ont verrouillé les portes de la maison. Ils ont peur. Ils se regardent ; ils se comptent : dix. Trois personnes manquent : Judas, Thomas et Jésus. Les disciples se rappellent : il n’y a pas si longtemps, Jésus était au milieu d’eux. Il priait, mains levées au ciel ; il annonçait la bonne nouvelle au peuple ; il dormait sur la barque, sur la mer. Les disciples voyaient le corps de Jésus, mais ils ne comprenaient pas que c’était le Corps de Dieu ; ils ne voyaient pas le Seigneur. Les disciples se rappellent les gestes de Jésus : il imposait les mains aux malades, il faisait de la boue avec de la salive pour la mettre sur les yeux de l’aveugle : "Va te laver à la fontaine" ; Jésus touchait les oreilles du sourd : "Ouvre-toi". Les disciples voyaient les gestes de Jésus, mais ils ne comprenaient pas que c’était la main de Dieu ; ils ne voyaient pas le Seigneur. Les disciples se rappellent la voix de Jésus devant le tombeau de son ami Lazare. Jésus pleure, il dit : "Enlevez la pierre", puis d’une voix forte : "Lazare, viens dehors". Les disciples entendaient la voix de Jésus mais ils ne comprenaient pas que c’était la voix de Dieu. Ils ne voyaient pas le Seigneur. Maintenant, les disciples ont pris place autour de la table, ils se rappellent les paroles de Jésus : "Prenez et mangez-en tous, ceci est mon corps livré pour vous." Pierre, peut-être, prend le pain et le partage ; les disciples murmurent les psaumes : "Goûtez et voyez comme est bon le Seigneur." Ils goûtent le pain et leurs yeux s’ouvrent. Ils voient les bras de Jésus étendus pour embrasser le monde ; ils entendent la parole : "Quand je serai élevé de terre, j’attirerai tous les hommes à moi." Ils entendent le cri : "Mon Père, je remets mon esprit entre tes mains". Les disciples sentent sur eux le souffle de Dieu, le souffle du </w:t>
+      </w:r>
+      <w:proofErr w:type="gramStart"/>
+      <w:r>
+        <w:rPr>
+          <w:lang w:eastAsia="fr-FR"/>
+        </w:rPr>
+        <w:t>pardon;</w:t>
+      </w:r>
+      <w:proofErr w:type="gramEnd"/>
+      <w:r>
+        <w:rPr>
+          <w:lang w:eastAsia="fr-FR"/>
+        </w:rPr>
+        <w:t xml:space="preserve"> la joie remplit leur cœur : ils comprennent, ils croient, ils voient le Seigneur : "La paix soit avec vous." Huit jours plus tard, le premier jour de la semaine, les disciples sont de nouveau réunis dans la maison et Thomas est avec eux. </w:t>
+      </w:r>
+      <w:r>
+        <w:rPr>
+          <w:lang w:eastAsia="fr-FR"/>
+        </w:rPr>
+        <w:lastRenderedPageBreak/>
+        <w:t xml:space="preserve">Ensemble, ils témoignent et disent à Thomas : "Nous avons vu le Seigneur" ; "ne cherche plus Jésus le crucifié, crois au Seigneur </w:t>
+      </w:r>
+      <w:proofErr w:type="gramStart"/>
+      <w:r>
+        <w:rPr>
+          <w:lang w:eastAsia="fr-FR"/>
+        </w:rPr>
+        <w:t>ressuscité;</w:t>
+      </w:r>
+      <w:proofErr w:type="gramEnd"/>
+      <w:r>
+        <w:rPr>
+          <w:lang w:eastAsia="fr-FR"/>
+        </w:rPr>
+        <w:t xml:space="preserve"> n’enfonce pas ton doigt dans les mains de Dieu, vois le Seigneur tendre les mains vers toi ; ne mets pas tes mains dans son côté, regarde jaillir la vie, recueille-la dans tes mains, dans ton cœur ; ensemble </w:t>
+      </w:r>
+      <w:proofErr w:type="gramStart"/>
+      <w:r>
+        <w:rPr>
+          <w:lang w:eastAsia="fr-FR"/>
+        </w:rPr>
+        <w:t>proclamons:</w:t>
+      </w:r>
+      <w:proofErr w:type="gramEnd"/>
+      <w:r>
+        <w:rPr>
+          <w:lang w:eastAsia="fr-FR"/>
+        </w:rPr>
+        <w:t xml:space="preserve"> "Mon Seigneur et mon Dieu !" Et nous, aujourd’hui, en ce premier jour de la semaine, écoutons la voix de l’Évangile, écoutons la voix de l’Église ; elles témoignent : Jésus ressuscité vient au-devant de nous. Il demeure avec nous. Contemplons les signes que le Seigneur nous fait, suivons le Seigneur sur le chemin qu’il trace : les bras étendus pour rassembler les hommes ; la table mise pour partager le pain de l’amour : le souffle de l’action de grâce ; l’eau vive de la paix. Nous aussi, devenons témoins et chantons : "J’ai vu l’eau vive jaillissant du cœur du Christ : Alléluia, alléluia. Tous ceux que lave cette eau seront sauvés et chanteront : Alléluia, alléluia, alléluia".</w:t>
       </w:r>
     </w:p>
     <w:p>
       <w:pPr>
         <w:pStyle w:val="Titre1"/>
       </w:pPr>
+      <w:bookmarkStart w:id="48" w:name="_Toc203661676"/>
       <w:r>
         <w:t>24/06/2001</w:t>
       </w:r>
@@ -1972,19 +5858,48 @@
       <w:r>
         <w:t>Dieu transforme</w:t>
       </w:r>
-    </w:p>
-    <w:p>
-      <w:pPr>
-        <w:rPr>
-          <w:lang w:eastAsia="fr-FR"/>
-        </w:rPr>
-      </w:pPr>
-      <w:bookmarkStart w:id="29" w:name="_Hlk194476417"/>
-      <w:r>
-        <w:rPr>
-          <w:lang w:eastAsia="fr-FR"/>
-        </w:rPr>
-        <w:t>Solennité de la Saint-Jean-Baptiste, 12e dimanche du temps ordinaire de l’année C, sur Is 49, 1-6 ; Ac 13, 22-26 et Lc 1, 57-80</w:t>
+      <w:bookmarkEnd w:id="48"/>
+    </w:p>
+    <w:p>
+      <w:pPr>
+        <w:rPr>
+          <w:lang w:eastAsia="fr-FR"/>
+        </w:rPr>
+      </w:pPr>
+      <w:bookmarkStart w:id="49" w:name="_Hlk194476417"/>
+      <w:r>
+        <w:rPr>
+          <w:lang w:eastAsia="fr-FR"/>
+        </w:rPr>
+        <w:t xml:space="preserve">Solennité de la Saint-Jean-Baptiste, 12e dimanche du temps ordinaire de l’année C, sur Is 49, 1-6 ; </w:t>
+      </w:r>
+      <w:proofErr w:type="spellStart"/>
+      <w:r>
+        <w:rPr>
+          <w:lang w:eastAsia="fr-FR"/>
+        </w:rPr>
+        <w:t>Ac</w:t>
+      </w:r>
+      <w:proofErr w:type="spellEnd"/>
+      <w:r>
+        <w:rPr>
+          <w:lang w:eastAsia="fr-FR"/>
+        </w:rPr>
+        <w:t xml:space="preserve"> 13, 22-26 et </w:t>
+      </w:r>
+      <w:proofErr w:type="spellStart"/>
+      <w:r>
+        <w:rPr>
+          <w:lang w:eastAsia="fr-FR"/>
+        </w:rPr>
+        <w:t>Lc</w:t>
+      </w:r>
+      <w:proofErr w:type="spellEnd"/>
+      <w:r>
+        <w:rPr>
+          <w:lang w:eastAsia="fr-FR"/>
+        </w:rPr>
+        <w:t xml:space="preserve"> 1, 57-80</w:t>
       </w:r>
     </w:p>
     <w:p>
@@ -2031,31 +5946,67 @@
         <w:t>.</w:t>
       </w:r>
     </w:p>
-    <w:bookmarkEnd w:id="29"/>
-    <w:p>
-      <w:pPr>
-        <w:rPr>
-          <w:lang w:eastAsia="fr-FR"/>
-        </w:rPr>
-      </w:pPr>
-    </w:p>
-    <w:p>
-      <w:pPr>
-        <w:rPr>
-          <w:lang w:eastAsia="fr-FR"/>
-        </w:rPr>
-      </w:pPr>
-      <w:r>
-        <w:rPr>
-          <w:lang w:eastAsia="fr-FR"/>
-        </w:rPr>
-        <w:t>Saint Jean-Baptiste, vous le connaissez bien, et pas seulement le récit de sa naissance que nous venons d’entendre, mais aussi sa prédication fougueuse sur les bords du Jourdain et son humilité : il a conduit ses disciples à Jésus, dont il disait qu’il n’était pas digne de dénouer la courroie de ses chaussures. Est-ce que je peux me permettre, moi, de vous dire pourquoi j’aime Jean-Baptiste, ce que j’aime le mieux de la vie de Jean-Baptiste, c’est une phrase qu’il a prononcée, quelques mots – pour lui ce n’étaient pas des mots seulement – c’était une vraie question qui lui sortait du cœur. Cette question, il l’a posée à Jésus, pas directement d’ailleurs, car il était en prison. Il a envoyé ses amis la poser à Jésus de sa part : " Es-tu celui qui doit venir ou devons-nous en attendre un autre ? " Vous me direz, pourquoi attacher tant d’importance à cette phrase ? Tout simplement parce que cette question est la question de tout le monde. Pas la vôtre ? Jésus est-il l’envoyé de Dieu, le Fils de Dieu ? Tout ce qu’on dit de lui, est-ce que c’est vrai ? tout ce que les chrétiens sont invités à croire à son sujet, est-ce que c’est vrai, ou bien est-ce une invention de ses disciples, une formidable erreur, un formidable mirage entretenu depuis des siècles ? Avec Jean-Baptiste, aujourd’hui, essayons d’avancer ensemble. Pourquoi Jean-Baptiste a-t-il posé cette question ? Pour deux raisons, me semble-t-il. La première : en voyant Jésus, il était étonné… au point de douter. La deuxième : en voyant ce qui lui arrivait à lui, Jean-Baptiste, il était scandalisé au point de douter. Étonné au point de douter. En effet, marqué par son tempérament, la culture religieuse de son temps, Jean avait des vues très strictes sur le Messie. Ce devait être un justicier départageant sur-le-champ les bons et les méchants. Tout le monde attendait, à l’arrivée du Messie, une intervention foudroyante de Dieu, alors que le charpentier de Nazareth racontait que Dieu était comme un berger qui va rechercher sa brebis perdue ou comme un père qui attend le retour de son fils qui a pourtant quitté la maison avec l’argent de la famille. Comment ne pas s’étonner au point de douter ? Mes amis, trouverais-je les mots pour vous dire avec assez de conviction que la foi en Jésus Christ ne peut que passer par l’étonnement. Avoir la foi, c’est être étonné. Les chrétiens sont les étonnés de l’amour. Tant que je ne serai pas étonné, je ne serai pas croyant. Car le visage de Dieu révélé par Jésus est étonnant. Car le chemin emprunté par Jésus est étonnant. L’Évangile est étonnant. L’Évangile est rempli de l’histoire merveilleuse de cet amour fou de Dieu qui nous étonne. Tellement que nous disons : " C’est inimaginable ". C’est vrai, jamais nous n’aurions pu l’imaginer. " C’est incroyable. " Et pourtant c’est cela qui s’appelle croire. C’était la première raison de douter. Voici la deuxième : Jean-Baptiste, en voyant ce qui lui arrivait était scandalisé, au point de douter. Il est scandalisé et on le comprend. II est en prison et vous savez pourquoi, en raison de sa fidélité à sa mission de prophète. Il n’avait manqué ni de courage ni de conviction quand il avait dénoncé la mauvaise conduite d’Hérode. Et voilà qu’on l’avait mis en prison dans la forteresse de Machéronte sur les hauteurs de la Mer Morte. Il pouvait tout craindre et la suite l’a prouvé. Sa tête a été exigée à la fin d’un repas par Hérode pour faire plaisir à sa maîtresse. Enfermé dans son cachot, Jean-Baptiste était enfermé dans sa question : " Jésus était-il le Messie ou fallait-il en attendre un autre ? " Si Jésus est vraiment l’envoyé de Dieu, est-ce que le sort fait à ses amis, à ses défenseurs, peut être aussi rude ? Qui est Dieu s’il n’intervient pas pour protéger ses amis ? Pas difficile de comprendre cette question, c’est la nôtre. Où est Dieu quand je suis accablé de souffrance ? Ne peut-il pas épargner la vie des justes, des innocents ? Que fait-il ? Ce que je vais tenter de répondre en quelques phrases sera forcément dérisoire, tellement la question est énorme. Il s’agit de rien moins que du redoutable problème du mal qui hante l’humanité depuis que le monde est monde. Disons-le tout net, le problème du mal, du malheur innocent, est un mystère ténébreux devant lequel on ne peut que balbutier. N’en déplaise à certains, les chrétiens n’ont pas réponse à tout. Et pourtant, on ne peut pas se taire. Aujourd’hui, je me contenterai de dire une seule chose que Jean-Baptiste a bien dû deviner. Que fait Dieu ? Dieu n’intervient pas ordinairement pour changer le cours des événements. Je dis ordinairement. Car on ne peut pas mettre le miracle hors la loi. Mais le miracle n’est pas la loi. Dieu n’intervient pas à la place des hommes. C’est le prix qu’il attache à la liberté de l’homme. Il faut avoir le courage de le dire, même si bien des formules de prière nous ont habitués à ce genre de tranquillisant. Dieu n’est pas intervenu pour empêcher la prison et la mort de Jean-Baptiste. Dieu n’est pas intervenu pour empêcher la mort de Jésus. Il n’est pas intervenu pour empêcher les hommes de le condamner et de l’exécuter. C’est donc que Dieu n’intervient pas comme cela. Il a fait mieux : en ressuscitant Jésus, il nous donne l’assurance qu’une vie menée dans l’amour, qu’une mort vécue dans l’amour sont des chemins de vie. Il nous donne de croire que c’est l’amour qui gagne et qui gagnera. Dieu n’intervient pas dans les événements, il intervient dans le cœur des hommes et des femmes qui vivent ces événements, pour y mettre cet amour qui peut tout changer. Mes amis, vous qui êtes rassemblés dans cette église Notre-Dame du Bon Secours, vous venez souvent demander à Marie de prier pour que Dieu vous donne son Bon Secours. Et vous qui êtes devant votre écran de TV, dans une chambre de clinique, sur un lit d’hôpital, ou dans la solitude de votre appartement, ou dans la cellule d’une prison, continuez de prier avec confiance pour que Dieu vous donne son Bon Secours. Qu’il mette dans vos cœurs assez d’amour, assez de force pour vivre ce que vous avez à vivre. C’est dans les cœurs des hommes que Dieu intervient, C’est là que s’accomplissent les merveilles de Dieu. Les sept moines de Tibhirine vous connaissez. Enfermés dans la grotte ou le cachot, avant leur exécution, ils ont dû se poser la même question que Jean-Baptiste : " Où est Dieu ? " Dieu n’est pas intervenu pour empêcher les extrémistes de les massacrer. Mais ce que nous croyons, c’est que Dieu est sûrement intervenu pour ciseler en eux des cœurs pareils, pour faire de ces sept hommes ordinaires des témoins extraordinaires d’un amour plus fort que la haine entre les peuples, les races, les religions, un amour plus fort que la mort. Comme pour Jean-Baptiste, Dieu a fait d’eux des " lumières pour les nations ". Leur sacrifice a fait le tour du monde. Au terme de cette méditation autour de Jean-Baptiste, aurons-nous retenu à son école que la foi chrétienne, notre foi, peut être étonnée et même scandalisée. Mais elle se vit au-delà de cet étonnement, au-delà de ce scandale.</w:t>
+    <w:bookmarkEnd w:id="49"/>
+    <w:p>
+      <w:pPr>
+        <w:rPr>
+          <w:lang w:eastAsia="fr-FR"/>
+        </w:rPr>
+      </w:pPr>
+    </w:p>
+    <w:p>
+      <w:pPr>
+        <w:rPr>
+          <w:lang w:eastAsia="fr-FR"/>
+        </w:rPr>
+      </w:pPr>
+      <w:r>
+        <w:rPr>
+          <w:lang w:eastAsia="fr-FR"/>
+        </w:rPr>
+        <w:t xml:space="preserve">Saint Jean-Baptiste, vous le connaissez bien, et pas seulement le récit de sa naissance que nous venons d’entendre, mais aussi sa prédication fougueuse sur les bords du Jourdain et son humilité : il a conduit ses disciples à Jésus, dont il disait qu’il n’était pas digne de dénouer la courroie de ses chaussures. Est-ce que je peux me permettre, moi, de vous dire pourquoi j’aime Jean-Baptiste, ce que j’aime le mieux de la vie de Jean-Baptiste, c’est une phrase qu’il a prononcée, quelques mots – pour lui ce n’étaient pas des mots seulement – c’était une vraie question qui lui sortait du cœur. Cette question, il l’a posée à Jésus, pas directement d’ailleurs, car il était en prison. Il a envoyé ses amis la poser à Jésus de sa part : " Es-tu celui qui doit venir ou devons-nous en attendre un autre ? " Vous me direz, pourquoi attacher tant d’importance à cette phrase ? Tout simplement parce que cette question est la question de tout le monde. Pas la vôtre ? Jésus est-il l’envoyé de Dieu, le Fils de Dieu ? Tout ce qu’on dit de lui, est-ce que c’est vrai ? tout ce que les chrétiens sont invités à croire à son sujet, est-ce que c’est vrai, ou bien est-ce une invention de ses disciples, une formidable erreur, un formidable mirage entretenu depuis des siècles ? Avec Jean-Baptiste, aujourd’hui, essayons d’avancer ensemble. Pourquoi Jean-Baptiste a-t-il posé cette question ? Pour deux raisons, me semble-t-il. La première : en voyant Jésus, il était étonné… au point de douter. La deuxième : en voyant ce qui lui arrivait à lui, Jean-Baptiste, il était scandalisé au point de douter. Étonné au point de douter. En effet, marqué par son tempérament, la culture religieuse de son temps, Jean avait des vues très strictes sur le Messie. Ce devait être un justicier départageant sur-le-champ les bons et les méchants. Tout le monde attendait, à l’arrivée du Messie, une intervention foudroyante de Dieu, alors que le charpentier de Nazareth racontait que Dieu était comme un berger qui va rechercher sa brebis perdue ou comme un père qui attend le retour de son fils qui a pourtant quitté la maison avec l’argent de la famille. Comment ne pas s’étonner au point de douter ? Mes amis, trouverais-je les mots pour vous dire avec assez de conviction que la foi en Jésus Christ ne peut que passer par l’étonnement. Avoir la foi, c’est être étonné. Les chrétiens sont les étonnés de l’amour. Tant que je ne serai pas étonné, je ne serai pas croyant. Car le visage de Dieu révélé par Jésus est étonnant. Car le chemin emprunté par Jésus est étonnant. L’Évangile est étonnant. L’Évangile est rempli de l’histoire merveilleuse de cet amour fou de Dieu qui nous étonne. Tellement que </w:t>
+      </w:r>
+      <w:r>
+        <w:rPr>
+          <w:lang w:eastAsia="fr-FR"/>
+        </w:rPr>
+        <w:lastRenderedPageBreak/>
+        <w:t xml:space="preserve">nous disons : " C’est inimaginable ". C’est vrai, jamais nous n’aurions pu l’imaginer. " C’est incroyable. " Et pourtant c’est cela qui s’appelle croire. C’était la première raison de douter. Voici la deuxième : Jean-Baptiste, en voyant ce qui lui arrivait était scandalisé, au point de douter. Il est scandalisé et on le comprend. II est en prison et vous savez pourquoi, en raison de sa fidélité à sa mission de prophète. Il n’avait manqué ni de courage ni de conviction quand il avait dénoncé la mauvaise conduite d’Hérode. Et voilà qu’on l’avait mis en prison dans la forteresse de </w:t>
+      </w:r>
+      <w:proofErr w:type="spellStart"/>
+      <w:r>
+        <w:rPr>
+          <w:lang w:eastAsia="fr-FR"/>
+        </w:rPr>
+        <w:t>Machéronte</w:t>
+      </w:r>
+      <w:proofErr w:type="spellEnd"/>
+      <w:r>
+        <w:rPr>
+          <w:lang w:eastAsia="fr-FR"/>
+        </w:rPr>
+        <w:t xml:space="preserve"> sur les hauteurs de la Mer Morte. Il pouvait tout craindre et la suite l’a prouvé. Sa tête a été exigée à la fin d’un repas par Hérode pour faire plaisir à sa maîtresse. Enfermé dans son cachot, Jean-Baptiste était enfermé dans sa question : " Jésus était-il le Messie ou fallait-il en attendre un autre ? " Si Jésus est vraiment l’envoyé de Dieu, est-ce que le sort fait à ses amis, à ses défenseurs, peut être aussi rude ? Qui est Dieu s’il n’intervient pas pour protéger ses amis ? Pas difficile de comprendre cette question, c’est la nôtre. Où est Dieu quand je suis accablé de souffrance ? Ne peut-il pas épargner la vie des justes, des innocents ? Que fait-il ? Ce que je vais tenter de répondre en quelques phrases sera forcément dérisoire, tellement la question est énorme. </w:t>
+      </w:r>
+      <w:proofErr w:type="gramStart"/>
+      <w:r>
+        <w:rPr>
+          <w:lang w:eastAsia="fr-FR"/>
+        </w:rPr>
+        <w:t>Il s’agit de rien</w:t>
+      </w:r>
+      <w:proofErr w:type="gramEnd"/>
+      <w:r>
+        <w:rPr>
+          <w:lang w:eastAsia="fr-FR"/>
+        </w:rPr>
+        <w:t xml:space="preserve"> moins que du redoutable problème du mal qui hante l’humanité depuis que le monde est monde. Disons-le tout net, le problème du mal, du malheur innocent, est un mystère ténébreux devant lequel on ne peut que balbutier. N’en déplaise à certains, les chrétiens n’ont pas réponse à tout. Et pourtant, on ne peut pas se taire. Aujourd’hui, je me contenterai de dire une seule chose que Jean-Baptiste a bien dû deviner. Que fait Dieu ? Dieu n’intervient pas ordinairement pour changer le cours des événements. Je dis ordinairement. Car on ne peut pas mettre le miracle hors la loi. Mais le miracle n’est pas la loi. Dieu n’intervient pas à la place des hommes. C’est le prix qu’il attache à la liberté de l’homme. Il faut avoir le courage de le dire, même si bien des formules de prière nous ont habitués à ce genre de tranquillisant. Dieu n’est pas intervenu pour empêcher la prison et la mort de Jean-Baptiste. Dieu n’est pas intervenu pour empêcher la mort de Jésus. Il n’est pas intervenu pour empêcher les hommes de le condamner et de l’exécuter. C’est donc que Dieu n’intervient pas comme cela. Il a fait mieux : en ressuscitant Jésus, il nous donne l’assurance qu’une vie menée dans l’amour, qu’une mort vécue dans l’amour sont des chemins de vie. Il nous donne de croire que c’est l’amour qui gagne et qui gagnera. Dieu n’intervient pas dans les événements, il intervient dans le cœur des hommes et des femmes qui vivent ces événements, pour y mettre cet amour qui peut tout changer. Mes amis, vous qui êtes rassemblés dans cette église Notre-Dame du Bon Secours, vous venez souvent demander à Marie de prier pour que Dieu vous donne son Bon Secours. Et vous qui êtes devant votre écran de TV, dans une chambre de clinique, sur un lit d’hôpital, ou dans la solitude de votre appartement, ou dans la cellule d’une prison, continuez de prier avec confiance pour que Dieu vous donne son Bon Secours. Qu’il mette dans vos cœurs assez d’amour, assez de force pour vivre ce que vous avez à vivre. C’est dans les cœurs des hommes que Dieu intervient, C’est là que s’accomplissent les merveilles de Dieu. Les sept moines de Tibhirine vous connaissez. Enfermés dans la grotte ou le cachot, avant leur exécution, ils ont dû se poser la même question que Jean-Baptiste : " Où est Dieu ? " Dieu n’est pas intervenu pour empêcher les extrémistes de les massacrer. Mais ce que nous croyons, c’est que Dieu est sûrement intervenu pour ciseler en eux des cœurs pareils, pour faire de ces sept hommes ordinaires des témoins extraordinaires d’un amour plus fort que la haine entre les peuples, les races, les religions, un amour plus fort que la mort. Comme pour Jean-Baptiste, Dieu a fait d’eux des " lumières pour les nations ". Leur sacrifice a fait le tour du monde. Au terme de cette méditation autour de Jean-Baptiste, aurons-nous retenu à son école que la foi chrétienne, notre foi, peut être étonnée et même scandalisée. Mais elle se vit au-delà de cet étonnement, au-delà de ce scandale.</w:t>
       </w:r>
     </w:p>
     <w:p>
       <w:pPr>
         <w:pStyle w:val="Titre1"/>
       </w:pPr>
+      <w:bookmarkStart w:id="50" w:name="_Toc203661677"/>
       <w:r>
         <w:t>01/11/2002, Jean-Rodolphe Kars</w:t>
       </w:r>
@@ -2066,18 +6017,33 @@
         <w:br/>
       </w:r>
       <w:r>
+        <w:lastRenderedPageBreak/>
         <w:t>le substantif contemplatif</w:t>
       </w:r>
+      <w:bookmarkEnd w:id="50"/>
     </w:p>
     <w:p>
       <w:r>
         <w:t xml:space="preserve">Toussaint de l’année A, sur </w:t>
       </w:r>
-      <w:bookmarkStart w:id="30" w:name="_Hlk191047874"/>
-      <w:r>
-        <w:t>Ap 7, 2-14 ; 1 Jn 3, 1-3 et Mt 5, 1-12</w:t>
-      </w:r>
-      <w:bookmarkEnd w:id="30"/>
+      <w:bookmarkStart w:id="51" w:name="_Hlk191047874"/>
+      <w:proofErr w:type="spellStart"/>
+      <w:r>
+        <w:t>Ap</w:t>
+      </w:r>
+      <w:proofErr w:type="spellEnd"/>
+      <w:r>
+        <w:t xml:space="preserve"> 7, 2-14 ; 1 </w:t>
+      </w:r>
+      <w:proofErr w:type="spellStart"/>
+      <w:r>
+        <w:t>Jn</w:t>
+      </w:r>
+      <w:proofErr w:type="spellEnd"/>
+      <w:r>
+        <w:t xml:space="preserve"> 3, 1-3 et Mt 5, 1-12</w:t>
+      </w:r>
+      <w:bookmarkEnd w:id="51"/>
     </w:p>
     <w:p>
       <w:r>
@@ -2085,32 +6051,45 @@
       </w:r>
     </w:p>
     <w:p>
-      <w:bookmarkStart w:id="31" w:name="_Hlk191047881"/>
+      <w:bookmarkStart w:id="52" w:name="_Hlk191047881"/>
       <w:r>
         <w:t>Paris, église de la Trinité.</w:t>
       </w:r>
     </w:p>
-    <w:bookmarkEnd w:id="31"/>
+    <w:bookmarkEnd w:id="52"/>
     <w:p/>
     <w:p>
-      <w:bookmarkStart w:id="32" w:name="_Hlk191047898"/>
-      <w:r>
-        <w:t xml:space="preserve">« Une foule immense que nul ne pouvait dénombrer » nous dit le livre de l’Apocalypse aujourd’hui, en nombre immensément plus grand que le nombre des saints que nous connaissons. Une multitude de frères et sœurs en humanité, parvenus au terme de leur pèlerinage et exultant de joie dans le bonheur éternel de voir Dieu face à face ; de voir le Fils de Dieu tel qu’il est, dans sa Gloire, et de se découvrir ainsi enfants de Dieu, comme nous le dit la première lettre de saint Jean entendue aujourd’hui. Cette foule, chers frères et sœurs, constitue une immense famille illuminée et habitée par la présence de la Sainte Trinité, une famille dont nous faisons déjà partie. En effet, en cette célébration, nous ne contemplons pas seulement le bonheur et la gloire des saints, bonheur et gloire qui actuellement nous dépassent infiniment. Nous expérimentons aussi, dans la foi, leur proximité aimante. Saint Bernard nous dit que les saints ont un ardent désir de notre compagnie. Ils nous accompagnent à travers joies et épreuves. Chaque saint est pour chacun de nous comme un surcroît de la tendresse de Dieu. La célébration d’aujourd’hui, en cette église de la Sainte-Trinité à Paris, est aussi l’occasion d’un hommage au grand compositeur et organiste Olivier Messiaen, en cette année anniversaire de son retour à Dieu, il y a 10 ans. Olivier Messiaen a été durant plus de 60 ans titulaire du Grand orgue de cette église. 60 années comme humble serviteur de la liturgie à cette tribune qui était en même temps un véritable laboratoire, surtout à travers l’art de l’improvisation, pour l’élaboration de son langage musical si novateur. C’est ici, au cœur des Saints Mystères célébrés chaque dimanche auxquels il prenait part avec toute l’intensité de sa foi catholique… c’est ici que son génie créateur s’est constamment mis au service de la louange et de l’adoration de Dieu. À partir de ce sanctuaire visible qu’est l’église de la Sainte-Trinité, a été édifié au fil des ans un sanctuaire invisible et sonore à la gloire de Dieu : l’œuvre d’Olivier Messiaen ; œuvre immense, pas seulement pour orgue, mais aussi pour orchestre, pour piano, pour voix, pour grand chœur, etc… ; œuvre qui embrasse pratiquement la totalité des mystères chrétiens célébrés chaque année par la Sainte Liturgie. En rapport avec la solennité de ce jour, on peut dire que, prise dans sa totalité comme en certaines de ses parties, l’œuvre du grand compositeur catholique que nous honorons aujourd’hui est, à sa manière, comme une ébauche sur cette terre de la Jérusalem céleste. Le bonheur et la gloire des saints que nous célébrons aujourd’hui trouvent dans certains cycles ou certaines pièces d’Olivier Messiaen une expression privilégiée. Personne n’a su traduire en musique, comme lui, la splendeur, la joie, la paix de la Cité Sainte… l’amour du Cœur de Jésus. Il n’est pas possible, ici, de citer tous les titres d’œuvres qui remontent en notre mémoire et en notre cœur. J’évoque simplement sa toute dernière œuvre achevée, Éclairs sur l’Au-delà… pour orchestre, œuvre largement inspirée de textes du livre de l’Apocalypse. La composition de Éclairs sur l’Au-delà…, un cycle de 11 pièces, a été terminée fin 1991, quelques mois avant la mort du compositeur, survenue en avril 1992. Messiaen ne l’a jamais entendue en concert. La toute première audition de Éclairs sur l’Au-delà… a eu lieu à New-York, il y a exactement 10 ans, le 5 novembre 1992. La dernière pièce de ce cycle a pour titre Le Christ, Lumière du Paradis. C’est en quelque sorte le testament musical et spirituel d’Olivier Messiaen ; dernière pièce achevée avant la grande rencontre avec le Christ glorieux, avant le face à face éternel dans la communion des saints. Pièce sublime, toute tendue vers la pureté du ciel, vers l’amour et la paix du Christ, joie de tous les saints. Cette pièce n’est pas seulement un chef-d’œuvre… c’est une musique sainte, car toute irradiée de la lumière de Dieu, un peu comme des tableaux de Fra Angelico. C’est un élément essentiel qu’on retrouve dans beaucoup d’œuvres d’Olivier Messiaen : cette qualité de "sainteté". En effet, sa musique, géniale, certes souvent difficile car puissamment novatrice et éminemment personnelle, est en même temps toute transparente de Dieu, sans opacité subjectiviste ou narcissique. « Heureux les cœurs purs, dit l’Évangile d’aujourd’hui, ils verront Dieu ». Dans son opéra Saint François d’Assise, Olivier Messiaen a mis sur les lèvres de saint François mourant, cette prière en partie inspirée de saint Thomas d’Aquin : « Seigneur, Seigneur, Musique et Poésie m’ont conduit vers Toi… Seigneur, Seigneur, illumine-moi de ta Présence ! Délivre-moi, enivre-moi, éblouis-moi pour toujours de ton excès de Vérité. » Ces paroles sont comme le ressort secret, le cœur de l’inspiration d’Olivier Messiaen. Alors que nous entrons toujours plus avant dans le troisième millénaire, puisse son œuvre prophétique chanter de plus en plus profondément dans le cœur et dans la mémoire de l’Église… dans le cœur et l’esprit de tant d’hommes et de femmes assoiffés de cette beauté qui sauvera le monde selon les paroles de Dostoïevski, la beauté de la Vérité, de la Sainteté, de l’Amour dont nos frères, les saints du ciel, se rassasient pour l’éternité. </w:t>
+      <w:bookmarkStart w:id="53" w:name="_Hlk191047898"/>
+      <w:r>
+        <w:t xml:space="preserve">« Une foule immense que nul ne pouvait dénombrer » nous dit le livre de l’Apocalypse aujourd’hui, en nombre immensément plus grand que le nombre des saints que nous connaissons. Une multitude de frères et sœurs en humanité, parvenus au terme de leur pèlerinage et exultant de joie dans le bonheur éternel de voir Dieu face à face ; de voir le Fils de Dieu tel qu’il est, dans sa Gloire, et de se découvrir ainsi enfants de Dieu, comme nous le dit la première lettre de saint Jean entendue aujourd’hui. Cette foule, chers frères et sœurs, constitue une immense famille illuminée et habitée par la présence de la Sainte Trinité, une famille dont nous faisons déjà partie. En effet, en cette célébration, nous ne contemplons pas seulement le bonheur et la gloire des saints, bonheur et gloire qui actuellement nous dépassent infiniment. Nous expérimentons aussi, dans la foi, leur proximité aimante. Saint Bernard nous dit que les saints ont un ardent désir de notre compagnie. Ils nous accompagnent à travers joies et épreuves. Chaque saint est pour chacun de nous comme un surcroît de la tendresse de Dieu. La célébration d’aujourd’hui, en cette église de la Sainte-Trinité à Paris, est aussi l’occasion d’un hommage au grand compositeur et organiste Olivier Messiaen, en cette année anniversaire de son retour à Dieu, il y a 10 ans. Olivier Messiaen a été durant plus de 60 ans titulaire du Grand orgue de cette église. 60 années comme humble serviteur de la liturgie à cette tribune qui était en même temps un véritable laboratoire, surtout à travers l’art de l’improvisation, pour l’élaboration de son langage musical si novateur. C’est ici, au cœur des Saints Mystères célébrés chaque dimanche auxquels il prenait part avec toute l’intensité de sa foi catholique… c’est ici que son génie créateur s’est constamment mis au service de la louange et de l’adoration de Dieu. À partir de ce sanctuaire visible qu’est l’église de la Sainte-Trinité, a été édifié au fil des ans un sanctuaire invisible et sonore à la gloire de Dieu : l’œuvre d’Olivier Messiaen ; œuvre immense, pas seulement pour orgue, mais aussi pour orchestre, pour piano, pour voix, pour grand chœur, etc… ; œuvre qui embrasse pratiquement la totalité des mystères chrétiens célébrés chaque année par la Sainte Liturgie. En rapport avec la solennité de ce jour, on peut dire que, prise dans sa totalité comme en certaines de ses parties, l’œuvre du grand compositeur catholique que nous honorons aujourd’hui est, à sa manière, comme une ébauche sur cette terre de la Jérusalem céleste. Le bonheur et la gloire des saints que nous célébrons aujourd’hui trouvent dans certains cycles ou certaines pièces d’Olivier Messiaen une expression privilégiée. Personne n’a su traduire en musique, comme lui, la splendeur, la joie, la paix de la Cité Sainte… l’amour du Cœur de Jésus. Il n’est pas possible, ici, de citer tous les titres d’œuvres qui remontent en notre mémoire et en notre cœur. J’évoque simplement sa toute dernière œuvre achevée, Éclairs sur l’Au-delà… pour orchestre, œuvre largement inspirée de textes du livre de l’Apocalypse. La composition de Éclairs sur l’Au-delà…, un cycle de 11 pièces, a été terminée fin 1991, quelques mois avant la mort du compositeur, survenue en avril 1992. Messiaen ne l’a jamais entendue en concert. La toute première audition de Éclairs sur l’Au-delà… a eu lieu à New-York, il y a exactement 10 ans, le 5 novembre 1992. La dernière pièce de ce cycle a pour titre Le Christ, Lumière du Paradis. C’est en quelque sorte le testament musical et spirituel d’Olivier Messiaen ; dernière pièce achevée avant la grande rencontre avec le Christ glorieux, avant le face à face éternel dans la communion des saints. Pièce sublime, toute tendue vers la pureté du ciel, vers l’amour et la paix du Christ, joie de tous les saints. Cette pièce n’est pas seulement un chef-d’œuvre… c’est une musique sainte, car toute irradiée de la lumière de Dieu, un peu comme des tableaux de Fra Angelico. C’est un élément essentiel qu’on retrouve dans beaucoup d’œuvres d’Olivier Messiaen : cette qualité de "sainteté". En effet, sa musique, géniale, certes souvent difficile car </w:t>
+      </w:r>
+      <w:r>
+        <w:lastRenderedPageBreak/>
+        <w:t xml:space="preserve">puissamment novatrice et éminemment personnelle, est en même temps toute transparente de Dieu, sans opacité subjectiviste ou narcissique. « Heureux les cœurs purs, dit l’Évangile d’aujourd’hui, ils verront Dieu ». Dans son opéra Saint François d’Assise, Olivier Messiaen a mis sur les lèvres de saint François mourant, cette prière en partie inspirée de saint Thomas d’Aquin : « Seigneur, Seigneur, Musique et Poésie m’ont conduit vers Toi… Seigneur, Seigneur, illumine-moi de ta Présence ! Délivre-moi, enivre-moi, éblouis-moi pour toujours de ton excès de Vérité. » Ces paroles sont comme le ressort secret, le cœur de l’inspiration d’Olivier Messiaen. Alors que nous entrons toujours plus avant dans le troisième millénaire, puisse son œuvre prophétique chanter de plus en plus profondément dans le cœur et dans la mémoire de l’Église… dans le cœur et l’esprit de tant d’hommes et de femmes assoiffés de cette beauté qui sauvera le monde selon les paroles de Dostoïevski, la beauté de la Vérité, de la Sainteté, de l’Amour dont nos frères, les saints du ciel, se rassasient pour l’éternité. </w:t>
       </w:r>
       <w:r>
         <w:t>Amen.</w:t>
       </w:r>
     </w:p>
-    <w:bookmarkEnd w:id="32"/>
     <w:p>
       <w:pPr>
         <w:pStyle w:val="Titre1"/>
       </w:pPr>
+      <w:bookmarkStart w:id="54" w:name="_Toc203661678"/>
+      <w:bookmarkEnd w:id="53"/>
       <w:r>
         <w:t>15/06/2003</w:t>
       </w:r>
       <w:r>
-        <w:t xml:space="preserve">, Louis Sintas, </w:t>
+        <w:t xml:space="preserve">, Louis </w:t>
+      </w:r>
+      <w:proofErr w:type="spellStart"/>
+      <w:r>
+        <w:t>Sintas</w:t>
+      </w:r>
+      <w:proofErr w:type="spellEnd"/>
+      <w:r>
+        <w:t xml:space="preserve">, </w:t>
       </w:r>
       <w:r>
         <w:br/>
@@ -2118,14 +6097,15 @@
       <w:r>
         <w:t>beaucoup nommer Dieu pour incarner sa présence</w:t>
       </w:r>
-    </w:p>
-    <w:p>
-      <w:pPr>
-        <w:rPr>
-          <w:lang w:eastAsia="fr-FR"/>
-        </w:rPr>
-      </w:pPr>
-      <w:bookmarkStart w:id="33" w:name="_Hlk152078699"/>
+      <w:bookmarkEnd w:id="54"/>
+    </w:p>
+    <w:p>
+      <w:pPr>
+        <w:rPr>
+          <w:lang w:eastAsia="fr-FR"/>
+        </w:rPr>
+      </w:pPr>
+      <w:bookmarkStart w:id="55" w:name="_Hlk152078699"/>
       <w:r>
         <w:rPr>
           <w:lang w:eastAsia="fr-FR"/>
@@ -2138,16 +6118,38 @@
         </w:rPr>
         <w:t xml:space="preserve">, </w:t>
       </w:r>
-      <w:bookmarkStart w:id="34" w:name="_Hlk194390553"/>
-      <w:r>
-        <w:rPr>
-          <w:lang w:eastAsia="fr-FR"/>
-        </w:rPr>
-        <w:t>Dt 4, 32-40 ; Rm 8, 14-17 ; Mt 28, 16-20</w:t>
-      </w:r>
-      <w:bookmarkEnd w:id="34"/>
-    </w:p>
-    <w:bookmarkEnd w:id="33"/>
+      <w:bookmarkStart w:id="56" w:name="_Hlk194390553"/>
+      <w:proofErr w:type="spellStart"/>
+      <w:r>
+        <w:rPr>
+          <w:lang w:eastAsia="fr-FR"/>
+        </w:rPr>
+        <w:t>Dt</w:t>
+      </w:r>
+      <w:proofErr w:type="spellEnd"/>
+      <w:r>
+        <w:rPr>
+          <w:lang w:eastAsia="fr-FR"/>
+        </w:rPr>
+        <w:t xml:space="preserve"> 4, 32-40 ; </w:t>
+      </w:r>
+      <w:proofErr w:type="spellStart"/>
+      <w:r>
+        <w:rPr>
+          <w:lang w:eastAsia="fr-FR"/>
+        </w:rPr>
+        <w:t>Rm</w:t>
+      </w:r>
+      <w:proofErr w:type="spellEnd"/>
+      <w:r>
+        <w:rPr>
+          <w:lang w:eastAsia="fr-FR"/>
+        </w:rPr>
+        <w:t xml:space="preserve"> 8, 14-17 ; Mt 28, 16-20</w:t>
+      </w:r>
+      <w:bookmarkEnd w:id="56"/>
+    </w:p>
+    <w:bookmarkEnd w:id="55"/>
     <w:p>
       <w:pPr>
         <w:rPr>
@@ -2167,7 +6169,7 @@
           <w:lang w:eastAsia="fr-FR"/>
         </w:rPr>
       </w:pPr>
-      <w:bookmarkStart w:id="35" w:name="_Hlk152078709"/>
+      <w:bookmarkStart w:id="57" w:name="_Hlk152078709"/>
       <w:r>
         <w:rPr>
           <w:lang w:eastAsia="fr-FR"/>
@@ -2193,7 +6195,7 @@
         <w:t>.</w:t>
       </w:r>
     </w:p>
-    <w:bookmarkEnd w:id="35"/>
+    <w:bookmarkEnd w:id="57"/>
     <w:p>
       <w:pPr>
         <w:rPr>
@@ -2223,7 +6225,28 @@
         <w:rPr>
           <w:lang w:eastAsia="fr-FR"/>
         </w:rPr>
-        <w:t xml:space="preserve"> Lorsque nous rencontrons une personne humaine, elle est à notre portée, nous lui demandons son nom, et ce nom nous suffira pour la distinguer entre toutes et pour la retrouver si nous le voulons. Le Vivant, lui, n’est plus à portée d’homme. Lorsque Jacob rencontre Dieu, il demande le nom de son interlocuteur. Celui-ci lui répond : « Qui es-tu donc pour me demander mon nom ? » Il faudra attendre Moïse pour que le Dieu du buisson ardent révèle son nom. « Tu leur diras que c’est 'Je suis’ qui t’envoie ». « Je suis », voilà le nom du Dieu d'Israël. Nom mystérieux. Dans la langue des Hébreux, « Je suis » se dit « Yahvé ». Avec l’usage, ce nom divin, tout mystère au départ, devient peu à peu un nom banal et qui peut se prêter à toutes les profanations. Voyant le risque, et pour sauver le mystère de Dieu aux yeux des hommes, les Israélites vont supprimer les consonnes de ce nom divin afin de le rendre imprononçable. Quatre voyelles, cela ne peut pas se prononcer. Pour désigner Dieu dans les conversations ou les prédications, ils emploieront des adjectifs dont le plus courant est « l’Éternel ». Un nom, certes, mais un nom imprononçable par les hommes, qui désigne vraiment le Dieu d’Israël mais en disant en même temps que ce Dieu reste, pour l’homme, un mystère inaccessible. Le Musulman, lui aussi veut connaître le nom de Dieu afin de ne plus le confondre avec les innombrables divinités païennes. Le Coran donne réponse à la demande des croyants mais en sauvegardant aussi le mystère de Dieu afin que personne ne puisse imaginer pouvoir mettre Dieu à sa merci. Le Coran donne à Dieu, non pas un seul nom, mais quatre-vingt-dix-neuf noms en annonçant qu’il en reste un centième qui ne sera révélé qu’à la fin des temps. Ce sont ces quatre-vingt-dix-neuf noms que les musulmans prononcent lorsque vous les voyez égrener les perles de leur chapelet. De la part du Chrétien, la demande est la même : donner un nom à Dieu car Dieu ne peut pas être une abstraction de nos esprits. C’est Jésus qui nous révèle le nom de Dieu : Dieu s’appelle « Père, Fils et Saint- Esprit ». Nous venons d’entendre cette révélation dans la proclamation de l'Évangile: « Baptisez-les, dit Jésus, au nom du Père et du Fils et du Saint-Esprit ». Un seul Dieu, Dieu unique, mais en trois, le Père, le Fils et l’Esprit. Dieu est vraiment désigné. Pourtant son mystère est préservé car aucun esprit humain ne pourra jamais comprendre comment Père, Fils et Esprit ne font qu’un seul et unique Dieu. Nous apprenons, en effet, que notre Dieu n’est pas un Dieu solitaire, notre Dieu n’est pas un Dieu muet. En effet, de toute éternité notre Dieu sait à qui parler puisqu’il est trois, le Père, le Fils et l’Esprit. Notre Dieu n’est pas un Dieu solitaire. Notre Dieu n’est pas emmuré. En effet, et de toute éternité notre Dieu sait bien qui aimer puisqu’il est trois, le Père le Fils et l’Esprit. Notre Dieu n’est pas solitaire. Notre Dieu n’est pas de pierre. En effet, et de toute éternité, notre Dieu sait se laisser aimer puisqu'il est trois, le Père, le Fils et l’Esprit</w:t>
+        <w:t xml:space="preserve"> Lorsque nous rencontrons une personne humaine, elle est à notre portée, nous lui demandons son nom, et ce nom nous suffira pour la distinguer entre toutes et pour la retrouver si nous le voulons. Le Vivant, lui, n’est plus à portée d’homme. Lorsque Jacob rencontre Dieu, il demande le nom de son interlocuteur. Celui-ci lui répond : « Qui es-tu donc pour me demander mon nom ? » Il faudra attendre Moïse pour que le Dieu du buisson ardent révèle son nom. « Tu leur diras que c’est 'Je suis’ qui t’envoie ». « Je suis », voilà le nom du Dieu d'Israël. Nom mystérieux. Dans la langue des Hébreux, « Je suis » se dit « Yahvé ». Avec l’usage, ce nom divin, tout mystère au départ, devient peu à peu un nom banal et qui peut se prêter à toutes les profanations. Voyant le risque, et pour sauver le mystère de Dieu aux yeux des hommes, les Israélites vont supprimer les consonnes de ce nom divin afin de le rendre imprononçable. Quatre voyelles, cela ne peut pas se prononcer. Pour désigner Dieu dans les conversations ou les prédications, ils emploieront des adjectifs dont le plus courant est « l’Éternel ». Un nom, certes, mais un nom imprononçable par les hommes, qui désigne vraiment le Dieu d’Israël mais en disant en même temps que ce Dieu reste, pour l’homme, un mystère inaccessible. Le Musulman, lui aussi veut connaître le nom de Dieu afin de ne plus le confondre avec les innombrables divinités païennes. Le Coran donne réponse à la demande des croyants mais en sauvegardant aussi le mystère de Dieu afin que personne ne puisse imaginer pouvoir mettre Dieu à sa merci. Le Coran donne à Dieu, non pas un seul nom, mais quatre-vingt-dix-neuf noms en annonçant </w:t>
+      </w:r>
+      <w:r>
+        <w:rPr>
+          <w:lang w:eastAsia="fr-FR"/>
+        </w:rPr>
+        <w:lastRenderedPageBreak/>
+        <w:t xml:space="preserve">qu’il en reste un centième qui ne sera révélé qu’à la fin des temps. Ce sont ces quatre-vingt-dix-neuf noms que les musulmans prononcent lorsque vous les voyez égrener les perles de leur chapelet. De la part du Chrétien, la demande est la même : donner un nom à Dieu car Dieu ne peut pas être une abstraction de nos esprits. C’est Jésus qui nous révèle le nom de Dieu : Dieu s’appelle « Père, Fils et Saint- Esprit ». Nous venons d’entendre cette révélation dans la proclamation de </w:t>
+      </w:r>
+      <w:proofErr w:type="gramStart"/>
+      <w:r>
+        <w:rPr>
+          <w:lang w:eastAsia="fr-FR"/>
+        </w:rPr>
+        <w:t>l'Évangile:</w:t>
+      </w:r>
+      <w:proofErr w:type="gramEnd"/>
+      <w:r>
+        <w:rPr>
+          <w:lang w:eastAsia="fr-FR"/>
+        </w:rPr>
+        <w:t xml:space="preserve"> « Baptisez-les, dit Jésus, au nom du Père et du Fils et du Saint-Esprit ». Un seul Dieu, Dieu unique, mais en trois, le Père, le Fils et l’Esprit. Dieu est vraiment désigné. Pourtant son mystère est préservé car aucun esprit humain ne pourra jamais comprendre comment Père, Fils et Esprit ne font qu’un seul et unique Dieu. Nous apprenons, en effet, que notre Dieu n’est pas un Dieu solitaire, notre Dieu n’est pas un Dieu muet. En effet, de toute éternité notre Dieu sait à qui parler puisqu’il est trois, le Père, le Fils et l’Esprit. Notre Dieu n’est pas un Dieu solitaire. Notre Dieu n’est pas emmuré. En effet, et de toute éternité notre Dieu sait bien qui aimer puisqu’il est trois, le Père le Fils et l’Esprit. Notre Dieu n’est pas solitaire. Notre Dieu n’est pas de pierre. En effet, et de toute éternité, notre Dieu sait se laisser aimer puisqu'il est trois, le Père, le Fils et l’Esprit</w:t>
       </w:r>
       <w:r>
         <w:rPr>
@@ -2254,6 +6277,7 @@
       <w:pPr>
         <w:pStyle w:val="Titre1"/>
       </w:pPr>
+      <w:bookmarkStart w:id="58" w:name="_Toc203661679"/>
       <w:r>
         <w:rPr>
           <w:color w:val="FF0000"/>
@@ -2279,14 +6303,15 @@
       <w:r>
         <w:t xml:space="preserve"> point de vue</w:t>
       </w:r>
-    </w:p>
-    <w:p>
-      <w:pPr>
-        <w:rPr>
-          <w:lang w:eastAsia="fr-FR"/>
-        </w:rPr>
-      </w:pPr>
-      <w:bookmarkStart w:id="36" w:name="_Hlk194397473"/>
+      <w:bookmarkEnd w:id="58"/>
+    </w:p>
+    <w:p>
+      <w:pPr>
+        <w:rPr>
+          <w:lang w:eastAsia="fr-FR"/>
+        </w:rPr>
+      </w:pPr>
+      <w:bookmarkStart w:id="59" w:name="_Hlk194397473"/>
       <w:r>
         <w:rPr>
           <w:lang w:eastAsia="fr-FR"/>
@@ -2316,7 +6341,21 @@
         <w:rPr>
           <w:lang w:eastAsia="fr-FR"/>
         </w:rPr>
-        <w:t>Am 6, 1a.4-7 ; 1 Tm 6, 11-16 et Lc 16, 19-31</w:t>
+        <w:t xml:space="preserve">Am 6, 1a.4-7 ; 1 Tm 6, 11-16 et </w:t>
+      </w:r>
+      <w:proofErr w:type="spellStart"/>
+      <w:r>
+        <w:rPr>
+          <w:lang w:eastAsia="fr-FR"/>
+        </w:rPr>
+        <w:t>Lc</w:t>
+      </w:r>
+      <w:proofErr w:type="spellEnd"/>
+      <w:r>
+        <w:rPr>
+          <w:lang w:eastAsia="fr-FR"/>
+        </w:rPr>
+        <w:t xml:space="preserve"> 16, 19-31</w:t>
       </w:r>
     </w:p>
     <w:p>
@@ -2375,7 +6414,7 @@
         <w:t>.</w:t>
       </w:r>
     </w:p>
-    <w:bookmarkEnd w:id="36"/>
+    <w:bookmarkEnd w:id="59"/>
     <w:p>
       <w:pPr>
         <w:rPr>
@@ -2393,13 +6432,56 @@
         <w:rPr>
           <w:lang w:eastAsia="fr-FR"/>
         </w:rPr>
-        <w:t>Nous connaissons cette histoire depuis longtemps. Il faut dire que cela fait longtemps qu’elle a été racontée. Figurez-vous que ce n’est pas Jésus qui l’a inventée. Les exégètes nous disent qu’on la racontait déjà en Égypte au VIe siècle avant Jésus Christ. Cette petite histoire a traversé les frontières et les rabbins juifs aimaient la proposer à leur tour aux fidèles d’Israël. Jésus s’en est saisi. Mais il va la modifier, la raconter d’une autre façon, à sa manière. Avant d’entrer dans ces détails, disons-le tout net, à première lecture cette parabole nous met mal à l’aise. Elles sont abruptes tout de même ces paroles de Jésus sur l’argent, la richesse, les riches. Ces paroles semblent même excessives, sans nuances : malheur aux riches ! On a envie de dire : l’argent que nous gagnons, c’est notre vie dépensée dans le travail, notre intelligence, nos forces, notre compétence, notre fatigue, mises au service de notre famille, au service de la société. Et puis, il est naïf de prononcer des simplismes sur l’argent et le profit, au nom d’un évangélisme sommaire. De l’argent, du profit, il en faut pour faire vivre une entreprise, payer des salaires, créer des emplois et permettre les progrès considérables dont nous profitons au XXIe siècle. Il serait inconcevable que Jésus ait pu prononcer des paroles qui condamneraient ces richesses-là. Ce n’est évidemment pas cela, heureusement. Il reste que Jésus nous met sérieusement en garde contre l’aveuglement que peut générer la richesse. Comment comprendre cette parabole ? Pour faire simple, j’ai choisi de mettre en valeur deux mots prononcés par Jésus dans ce récit : abîme et parole. Abîme. Jésus met en scène deux hommes : un homme riche aux vêtements de luxe qui festoie avec ses amis, pendant qu’un pauvre, couvert de plaies agonise à sa porte. Le riche, Jésus ne lui donne pas de nom, c’est un riche. Par contre, Jésus appelle le second « Lazare », un beau nom. « Lazare » signifie en hébreu : « Dieu aide ». Tout au long de la Bible, en effet, Dieu est du côté des pauvres, Dieu proteste au nom des pauvres. Dans cette parabole, Jésus proteste encore au nom des pauvres. On intitule parfois ce récit : la parabole de Lazare et du mauvais riche. Mais, où voit-on que ce riche soit mauvais ? Dans cette histoire, il ne fait de mal à personne, on ne le montre pas en train d’insulter, de rudoyer Lazare, ni qu’il se soit enrichi frauduleusement. De quoi ce riche, qui n’a fait aucun mal, est-il coupable ? Qu’est-ce qu’on lui reproche ? C’est la distance, la distance qu’il a mise entre lui et le pauvre. La grille de sa propriété est une vraie barrière, un mur infranchissable. Il n’a pas vu le pauvre. C’est comme s’il n’existait pas. Plus loin, dans le texte, Jésus parlera d’un « abîme » Pour l’instant, seul un portail les sépare, en ce monde. Un abîme infranchissable va rendre cette séparation définitive au séjour des morts. L’abîme qui les sépare dans l’au-delà, c’est celui que le riche a creusé sur la terre. Un grand abîme. Gardons cette image. L’image est terrible et terriblement actuelle. On croirait que la parabole a été dite pour notre temps, de même que le texte foudroyant du prophète Amos. Les paroles qu’il prononce, et avec quelle vigueur, contre les riches de son temps nous aident à prendre la mesure de la parabole. En effet, Amos ne parle pas simplement d’un riche et d’un pauvre, mais de son peuple tout entier. Il craint que le peuple d’Israël s’effondre. C’était au VIIIe siècle avant Jésus Christ . Si ça continue, dit-il, il n’y aura plus de peuple en face des Assyriens qui menacent, le peuple sera désuni, tant les injustices sociales sont scandaleuses, tant se creuse l’écart entre les riches et les pauvres et tant les puissants et les gouvernants s’enferment dans le luxe de leur tour d’ivoire, sans se soucier de l’avenir de leur pays. Eh bien ! je vous propose d’accueillir la parabole de Jésus aujourd’hui, de l’entendre dans cette dimension-là. Pas seulement l’histoire d’un riche et d’un pauvre, mais l’histoire de nos sociétés. Le grand abîme. Jésus nous met en garde contre ce grand abîme qui se creuse entre les riches et las pauvres et qui, à plus ou moins long terme, est une menace pour la terre entière. Un grand abîme entre l’hémisphère nord et l’hémisphère sud. Entre les peuples qui s’enfoncent dans la misère et la famine et les pays riches qui souffrent des maladies de l’abondance. Un grand abîme entre les privilégiés de nos sociétés et les exclus de toute sorte. Il est inacceptable que des millions de gens, des milliards vivent aujourd’hui, comme on dit en dessous du seuil de pauvreté. C’est une injustice qui, à la longue, ne peut que provoquer la révolte. Les pauvres sont légions, à nos portes. Jésus continue de les appeler « Lazare » et il ne cesse pas de protester au nom des pauvres. Mais qui l’entend ? Nous, l’entendons-nous ? C’est la deuxième partie de la parabole. C’est le deuxième mot retenu : « parole ». Après sa mort, le riche supplie Abraham d’envoyer Lazare dans la maison de son père : « J’ai cinq frères, qu’il les avertisse pour qu’ils ne fassent pas comme moi et ne viennent pas eux aussi dans ce lieu de torture. » Abraham répond : « Ils ont la Loi et les prophètes ». Non, dit le riche, « Si quelqu’un d’entre les morts vient les trouver, ils se convertiront ». S’ils n’accueillent pas Moïse et les prophètes, répond Abraham, quelqu’un pourra bien ressusciter, ils ne seront pas convaincus. La leçon est claire, Dieu n’a pas d’autre manière de secouer notre tranquillité et de nous ouvrir les yeux que sa Parole. Dieu nous a parlé en envoyant son Fils. Jésus nous décrit, à longueur de pages dans l’Évangile, le monde que Dieu veut, un monde de frères, une terre habitable pour tous. Pour les chrétiens, la solidarité envers les pauvres n’est pas une matière à option. Croire, c’est agir et se battre pour transformer le monde. Pour frapper nos imaginations, Jésus brossera un jour un tableau saisissant, il annoncera une nouveauté aux conséquences religieuses et sociales révolutionnaires. Il s’identifiera aux affamés, aux déguenillés, aux prisonniers. « J’ai eu faim, j’ai eu soif, j’étais nu. » Heureusement, nous sommes nombreux à entendre cette Parole, on ne compte plus ceux et celles qui donnent de leur vie, de leur temps, de leur argent pour combler l’abîme. Et les chrétiens n’en ont pas le monopole. Tant d’hommes, de femmes, dans les ONG, les associations luttent pour un monde plus juste. Ils sont nombreux ceux qui ont compris que la vraie richesse, c’est l’homme. Malgré les tragédies de ce monde, la vie pourrait devenir prodigieusement belle si tous les hommes de bonne volonté et, au premier plan, tous les responsables de nos pays décidaient d’être vraiment solidaires. Sur le « grand abîme », il est temps pour nous, chacun à sa manière, d’inventer des passerelles.</w:t>
+        <w:t xml:space="preserve">Nous connaissons cette histoire depuis longtemps. Il faut dire que cela fait longtemps qu’elle a été racontée. Figurez-vous que ce n’est pas Jésus qui l’a inventée. Les exégètes nous disent qu’on la racontait déjà en Égypte au VIe siècle avant Jésus Christ. Cette petite histoire a traversé les frontières et les rabbins juifs aimaient la proposer à leur tour aux fidèles d’Israël. Jésus s’en est saisi. Mais il va la modifier, la raconter d’une autre façon, à sa manière. Avant d’entrer dans ces détails, disons-le tout net, à première lecture cette parabole nous met mal à l’aise. Elles sont abruptes tout de même ces paroles de Jésus sur l’argent, la richesse, les riches. Ces paroles semblent même excessives, sans nuances : malheur aux riches ! On a envie de dire : l’argent que nous gagnons, c’est notre vie dépensée dans le travail, notre intelligence, nos forces, notre compétence, notre fatigue, mises au service de notre famille, au service de la société. Et puis, il est naïf de prononcer des simplismes sur l’argent et le profit, au nom d’un évangélisme sommaire. De l’argent, du profit, il en faut pour faire vivre une entreprise, payer des salaires, créer des emplois et permettre les progrès considérables dont nous profitons au XXIe siècle. Il serait inconcevable que Jésus ait pu prononcer des paroles qui condamneraient ces richesses-là. Ce n’est évidemment pas cela, heureusement. Il reste que Jésus nous met sérieusement en garde contre l’aveuglement que peut générer la richesse. Comment comprendre cette parabole ? Pour faire simple, j’ai choisi de mettre en valeur deux mots prononcés par Jésus dans ce récit : abîme et parole. Abîme. Jésus met en scène deux hommes : un homme riche aux vêtements de luxe qui festoie avec ses amis, pendant qu’un pauvre, couvert de plaies agonise à sa porte. Le riche, Jésus ne lui donne pas de nom, c’est un riche. Par contre, Jésus appelle le second « Lazare », un beau nom. « Lazare » signifie en hébreu : « Dieu aide ». Tout au long de </w:t>
+      </w:r>
+      <w:r>
+        <w:rPr>
+          <w:lang w:eastAsia="fr-FR"/>
+        </w:rPr>
+        <w:lastRenderedPageBreak/>
+        <w:t xml:space="preserve">la Bible, en effet, Dieu est du côté des pauvres, Dieu proteste au nom des pauvres. Dans cette parabole, Jésus proteste encore au nom des pauvres. On intitule parfois ce récit : la parabole de Lazare et du mauvais riche. Mais, où voit-on que ce riche soit mauvais ? Dans cette histoire, il ne fait de mal à personne, on ne le montre pas en train d’insulter, de rudoyer Lazare, ni qu’il se soit enrichi frauduleusement. De quoi ce riche, qui n’a fait aucun mal, est-il coupable ? Qu’est-ce qu’on lui reproche ? C’est la distance, la distance qu’il a mise entre lui et le pauvre. La grille de sa propriété est une vraie barrière, un mur infranchissable. Il n’a pas vu le pauvre. C’est comme s’il n’existait pas. Plus loin, dans le texte, Jésus parlera d’un « abîme » Pour l’instant, seul un portail les sépare, en ce monde. Un abîme infranchissable va rendre cette séparation définitive au séjour des morts. L’abîme qui les sépare dans l’au-delà, c’est celui que le riche a creusé sur la terre. Un grand abîme. Gardons cette image. L’image est terrible et terriblement actuelle. On croirait que la parabole a été dite pour notre temps, de même que le texte foudroyant du prophète Amos. Les paroles qu’il prononce, et avec quelle vigueur, contre les riches de son temps nous aident à prendre la mesure de la parabole. En effet, Amos ne parle pas simplement d’un riche et d’un pauvre, mais de son peuple tout entier. Il craint que le peuple d’Israël s’effondre. C’était au VIIIe siècle avant Jésus </w:t>
+      </w:r>
+      <w:proofErr w:type="gramStart"/>
+      <w:r>
+        <w:rPr>
+          <w:lang w:eastAsia="fr-FR"/>
+        </w:rPr>
+        <w:t>Christ .</w:t>
+      </w:r>
+      <w:proofErr w:type="gramEnd"/>
+      <w:r>
+        <w:rPr>
+          <w:lang w:eastAsia="fr-FR"/>
+        </w:rPr>
+        <w:t xml:space="preserve"> Si ça continue, dit-il, il n’y aura plus de peuple en face des Assyriens qui menacent, le peuple sera désuni, tant les injustices sociales sont scandaleuses, tant se creuse l’écart entre les riches et les pauvres et tant les puissants et les gouvernants s’enferment dans le luxe de leur tour d’ivoire, sans se soucier de l’avenir de leur pays. Eh bien ! je vous propose d’accueillir la parabole de Jésus aujourd’hui, de l’entendre dans cette dimension-là. Pas seulement l’histoire d’un riche et d’un pauvre, mais l’histoire de nos sociétés. Le grand abîme. Jésus nous met en garde contre ce grand abîme qui se creuse entre les riches et las pauvres et qui, à plus ou moins long terme, est une menace pour la terre entière. Un grand abîme entre l’hémisphère nord et l’hémisphère sud. Entre les peuples qui s’enfoncent dans la misère et la famine et les pays riches qui souffrent des maladies de l’abondance. Un grand abîme entre les privilégiés de nos sociétés et les exclus de toute sorte. Il est inacceptable que des millions de gens, des milliards vivent aujourd’hui, comme on dit en dessous du seuil de pauvreté. C’est une injustice qui, à la longue, ne peut que provoquer la révolte. Les pauvres sont </w:t>
+      </w:r>
+      <w:proofErr w:type="gramStart"/>
+      <w:r>
+        <w:rPr>
+          <w:lang w:eastAsia="fr-FR"/>
+        </w:rPr>
+        <w:t>légions</w:t>
+      </w:r>
+      <w:proofErr w:type="gramEnd"/>
+      <w:r>
+        <w:rPr>
+          <w:lang w:eastAsia="fr-FR"/>
+        </w:rPr>
+        <w:t xml:space="preserve">, à nos portes. Jésus continue de les appeler « Lazare » et il ne cesse pas de protester au nom des pauvres. Mais qui l’entend ? Nous, l’entendons-nous ? C’est la deuxième partie de la parabole. C’est le deuxième mot retenu : « parole ». Après sa mort, le riche supplie Abraham d’envoyer Lazare dans la maison de son père : « J’ai cinq frères, qu’il les avertisse pour qu’ils ne fassent pas comme moi et ne viennent pas eux aussi dans ce lieu de torture. » Abraham répond : « Ils ont la Loi et les prophètes ». Non, dit le riche, « Si quelqu’un d’entre les morts vient les trouver, ils se convertiront ». S’ils n’accueillent pas Moïse et les prophètes, répond Abraham, quelqu’un pourra bien ressusciter, ils ne seront pas convaincus. La leçon est claire, Dieu n’a pas d’autre manière de secouer notre tranquillité et de nous ouvrir les yeux que sa Parole. Dieu nous a parlé en envoyant son Fils. Jésus nous décrit, à longueur de pages dans l’Évangile, le monde que Dieu veut, un monde de frères, une terre habitable pour tous. Pour les chrétiens, la solidarité envers les pauvres n’est pas une matière à option. Croire, c’est agir et se battre pour transformer le monde. Pour frapper nos imaginations, Jésus brossera un jour un tableau saisissant, il annoncera une nouveauté aux conséquences religieuses et sociales révolutionnaires. Il s’identifiera aux affamés, aux déguenillés, aux prisonniers. « J’ai eu faim, j’ai eu soif, j’étais nu. » Heureusement, nous sommes nombreux à entendre cette Parole, on ne compte plus ceux et celles qui donnent de leur vie, de leur temps, de leur argent pour combler l’abîme. Et les chrétiens n’en ont pas le monopole. Tant d’hommes, de femmes, dans les ONG, les associations luttent pour un monde plus juste. Ils sont nombreux ceux qui ont compris que la vraie richesse, c’est l’homme. Malgré les tragédies de ce monde, la vie pourrait devenir prodigieusement belle si tous les hommes de bonne volonté et, au premier plan, tous les responsables de nos pays décidaient d’être vraiment </w:t>
+      </w:r>
+      <w:r>
+        <w:rPr>
+          <w:lang w:eastAsia="fr-FR"/>
+        </w:rPr>
+        <w:lastRenderedPageBreak/>
+        <w:t>solidaires. Sur le « grand abîme », il est temps pour nous, chacun à sa manière, d’inventer des passerelles.</w:t>
       </w:r>
     </w:p>
     <w:p>
       <w:pPr>
         <w:pStyle w:val="Titre1"/>
       </w:pPr>
+      <w:bookmarkStart w:id="60" w:name="_Toc203661680"/>
       <w:r>
         <w:t>24/10/2004</w:t>
       </w:r>
@@ -2418,6 +6500,7 @@
       <w:r>
         <w:t>Dieu est insinué</w:t>
       </w:r>
+      <w:bookmarkEnd w:id="60"/>
     </w:p>
     <w:p>
       <w:pPr>
@@ -2426,8 +6509,8 @@
           <w:lang w:eastAsia="fr-FR"/>
         </w:rPr>
       </w:pPr>
-      <w:bookmarkStart w:id="37" w:name="_Hlk149228618"/>
-      <w:bookmarkEnd w:id="21"/>
+      <w:bookmarkStart w:id="61" w:name="_Hlk149228618"/>
+      <w:bookmarkEnd w:id="34"/>
       <w:r>
         <w:rPr>
           <w:color w:val="FF0000"/>
@@ -2456,7 +6539,7 @@
         </w:rPr>
         <w:t xml:space="preserve">sur </w:t>
       </w:r>
-      <w:bookmarkStart w:id="38" w:name="_Hlk194390591"/>
+      <w:bookmarkStart w:id="62" w:name="_Hlk194390591"/>
       <w:r>
         <w:rPr>
           <w:lang w:eastAsia="fr-FR"/>
@@ -2475,15 +6558,23 @@
         </w:rPr>
         <w:t xml:space="preserve">18 ; 2 Tm 4, 6-18 ; </w:t>
       </w:r>
-      <w:r>
-        <w:rPr>
-          <w:lang w:eastAsia="fr-FR"/>
-        </w:rPr>
-        <w:t>Lc 18, 9-14</w:t>
-      </w:r>
-      <w:bookmarkEnd w:id="38"/>
-    </w:p>
-    <w:bookmarkEnd w:id="37"/>
+      <w:proofErr w:type="spellStart"/>
+      <w:r>
+        <w:rPr>
+          <w:lang w:eastAsia="fr-FR"/>
+        </w:rPr>
+        <w:t>Lc</w:t>
+      </w:r>
+      <w:proofErr w:type="spellEnd"/>
+      <w:r>
+        <w:rPr>
+          <w:lang w:eastAsia="fr-FR"/>
+        </w:rPr>
+        <w:t xml:space="preserve"> 18, 9-14</w:t>
+      </w:r>
+      <w:bookmarkEnd w:id="62"/>
+    </w:p>
+    <w:bookmarkEnd w:id="61"/>
     <w:p>
       <w:pPr>
         <w:rPr>
@@ -2503,7 +6594,7 @@
           <w:lang w:eastAsia="fr-FR"/>
         </w:rPr>
       </w:pPr>
-      <w:bookmarkStart w:id="39" w:name="_Hlk149228610"/>
+      <w:bookmarkStart w:id="63" w:name="_Hlk149228610"/>
       <w:r>
         <w:rPr>
           <w:lang w:eastAsia="fr-FR"/>
@@ -2529,34 +6620,98 @@
         <w:t>.</w:t>
       </w:r>
     </w:p>
-    <w:bookmarkEnd w:id="39"/>
-    <w:p>
-      <w:pPr>
-        <w:rPr>
-          <w:lang w:eastAsia="fr-FR"/>
-        </w:rPr>
-      </w:pPr>
-    </w:p>
-    <w:p>
-      <w:pPr>
-        <w:rPr>
-          <w:lang w:eastAsia="fr-FR"/>
-        </w:rPr>
-      </w:pPr>
-      <w:bookmarkStart w:id="40" w:name="_Hlk149228643"/>
-      <w:r>
-        <w:rPr>
-          <w:lang w:eastAsia="fr-FR"/>
-        </w:rPr>
-        <w:t>Jusqu’à la présente génération, tout le monde, en France du moins, a connu le panneau ovale en émail bleu qui présentait, posée sur son unique patte rouge, la blanche cigogne et son grand bec, avec la suggestive inscription : « Potasse d’Alsace ». C’est le 11 juin 1904 qu’a été entrepris à Wittelsheim le premier forage sur le gisement de potasse de l’Alsace, et voici que cent ans plus tard exactement, en cette année 2004, on a cessé ici toute exploitation minière, la fin de l’extraction proprement dite ayant eu lieu en 2002, au moment de l’incendie de Stocamine. Il est bien qu’une messe soit célébrée en ces circonstances et en ces lieux ! Elle est retransmise par la télévision nationale depuis l’église Sainte-Barbe de Wittenheim construite au cœur du bassin potassique dès 1928, décorée par le grand peintre Georges Desvalières et classée monument historique depuis 1993. Cette messe nous permet, Frères et Sœurs : d’abord de faire mémoire d’une fantastique aventure humaine maintenant passée ; ensuite de porter aujourd’hui dans la prière tout ce que cette aventure a fait vivre pendant tout un siècle à des dizaines de milliers d’hommes et de femmes ; enfin de puiser dans notre foi les raisons et les énergies d’une espérance vive pour l’avenir. Une fantastique aventure maintenant passée Depuis qu’Amélie Zürcher a donné le coup d’envoi ici même, plus de 560 millions de tonnes de sylvinite, le typique minerai de couleur ocre orangée, ont été extraites des onze mines et vingt-quatre puits effectivement exploités entre Ensisheim au Nord et Mulhouse au Sud, Wittelsheim à l’Est et Cernay à l’Ouest. Durant un siècle, cette exploitation minière a donné du travail à des dizaines de milliers de personnes, le sommet étant atteint en 1948 avec un effectif total de 13 880 salariés. Et toute la production a permis non seulement la fertilisation des sols agricoles bien au-delà des Vosges et du Rhin, mais également l’élaboration de nombreux produits chimiques allant des détergents aux médicaments. À travers tout cela, les mineurs se sont qualifiés, ont su développer leurs savoir-faire et adapter leurs méthodes de travail. Ils ont certes par-là amélioré de plus en plus leurs propres conditions de vie, mais ils ont aussi donné vitalité et prospérité à toute une région. Des cités minières ont été construites et les villages sont devenus des villes. Une vie associative s’est développée ; des écoles, des églises, des colonies de vacances, des centres sportifs ont été construits ; une animation culturelle intense, une activité sportive diversifiée, une riche vie de loisirs, ont apporté l’épanouissement aux personnes et aux familles. Comme me le disait un mineur lors de ma récente Visite pastorale en ces lieux, « Oui, il faisait bon vivre dans le bassin potassique ! » Comment ne ferait-on pas mémoire aujourd’hui d’une telle richesse ? Célébrer aujourd’hui dans la prière Cette grande aventure humaine a, cependant, maintenant pris fin sous la forme du moins où elle a été vécue pendant tout juste un siècle. Les nombreuses commémorations de ces derniers mois, et tout particulièrement la messe de ce jour, nous invitent opportunément à la porter dans la prière ? Notre premier mouvement sera maintenant de rendre grâce au Seigneur pour les générations de travailleurs de la mine qui se sont succédées ici depuis les pionniers de 1904 : ouvriers, techniciens, ingénieurs, dirigeants, qui ont œuvré ici pour, au prix d’un dur labeur, arracher aux profondeurs de la terre le sel de la potasse, qui a fécondé tant de sols en France et dans le monde. Nous pensons particulièrement à tous les travailleurs venus d’autres pays, la Pologne avant tout, mais aussi l’Italie et qui ont su si profondément s’intégrer à la grande famille des mineurs en entretenant fidèlement la flamme de leur origine, de leur foi et de leur culture. Nous tenons à évoquer tous ceux qui se sont impliqués, tant par le syndicalisme que par l’exercice des lourdes responsabilités de direction, pour combattre les mauvaises conditions de travail à la mine et pour y faire progresser l’hygiène et la sécurité ; aussi tous ceux qui, comme responsables d’associations, ont tant fait dans les cités minières pour se mettre de cent manières au service de la communauté, en particulier pour s’occuper des jeunes, de leur formation et de leurs loisirs. En même temps que d’action de grâces et de reconnaissance, notre prière sera de supplication et d’intercession. D’une part nous prierons pour les plus de 700 mineurs qui, ayant été victimes d’accidents, ont laissé leur vie sur leur lieu de travail ; pour tous ceux qui, épuisés par le travail, ont été minés par la maladie, laissant derrière eux veuve et orphelins désemparés ; pour toutes les victimes des deux grandes guerres qui ont marqué ici ces cent années. Mais nous porterons aussi d’autre part dans notre intercession la grande famille de ceux qui sont aujourd’hui retraité : nous demanderons au Seigneur qu’ils puissent longtemps se réjouir en paix du travail de leurs mains, et qu’ils puissent aussi garder vivantes la solidarité et la générosité forgées et pratiquées au fond de la mine et sur les chantiers. Des espérances pour l’avenir Reste, alors, à nous tourner maintenant vers l’avenir. La première chose sera ici, me semble-t-il, de tirer une grande leçon de sagesse : sur une plus ou moins longue durée, toutes les réalités humaines connaissent et les espoirs du lancement dans l’humilité des commencements, et les épanouissements de la réussite qui ne vont jamais sans obstacles et échecs, sans à-coups et relances et toutes, elles finissent par le déclin puis la disparition. Cette loi générale du devenir des choses humaines vaut aussi bien pour les existences individuelles que pour les entreprises, pour les régimes politiques que pour les civilisations elles-mêmes puisqu’un Paul Valéry nous invitait à bien prendre conscience que ces dernières aussi sont bel et bien « mortelles ». Pour les individus et pour les sociétés, il y a là, oui, une grande leçon : aucune réalisation humaine n’a les paroles de la vie éternelle. La parabole du pharisien et du publicain que nous venons d’entendre peut nous apporter ici un enseignement salutaire. Deuxième leçon importante : il y a toujours, dans la vie, à se situer par rapport à ce qu’on a reçu. Pour le garder et en faire mémoire « en son cœur » comme il nous est dit à propos de la Vierge Marie ; pour se nourrir de tout ce qui a été réalisé, partagé, réussi et dont on pourra entretenir légitimement la fierté ; pour s’instruire de ce qui a été manqué, pour gérer au mieux les dérapages et les séquelles ; pour ne pas démériter de ce qui nous a été légué. On ne peut que se féliciter qu’ici, on se soit depuis de longues années préoccupées de « l’après-mine », qu’il s’agisse des hommes et de leurs emplois ou des sites et de leurs installations. La dernière leçon sera d’espérance. Forts des expériences d’hier, instruits et des réussites et des manques du passé, nous avons bien conscience qu’un nouveau siècle a commencé. De nouvelles aventures humaines nous attendent, de nouveaux défis se présentent, de nouveaux combats sont devant nous. Nous souhaitons de tout cœur que les leçons de ce siècle qui s’achève et l’héritage des aînés qui l’ont fait, mettent au cœur des hommes et des femmes d’aujourd’hui, particulièrement des jeunes, la volonté, la résolution et même l’enthousiasme de ceux qui, au nom de leur foi et de leur espérance, en ces lieux et jusque dans les profondeurs de la terre, ont victorieusement mené le combat pour un monde non seulement plus prospère et plus riche à tous égards, mais plus juste, plus humain et plus fraternel pour tous. Amen.</w:t>
+    <w:bookmarkEnd w:id="63"/>
+    <w:p>
+      <w:pPr>
+        <w:rPr>
+          <w:lang w:eastAsia="fr-FR"/>
+        </w:rPr>
+      </w:pPr>
+    </w:p>
+    <w:p>
+      <w:pPr>
+        <w:rPr>
+          <w:lang w:eastAsia="fr-FR"/>
+        </w:rPr>
+      </w:pPr>
+      <w:bookmarkStart w:id="64" w:name="_Hlk149228643"/>
+      <w:r>
+        <w:rPr>
+          <w:lang w:eastAsia="fr-FR"/>
+        </w:rPr>
+        <w:t xml:space="preserve">Jusqu’à la présente génération, tout le monde, en France du moins, a connu le panneau ovale en émail bleu qui présentait, posée sur son unique patte rouge, la blanche cigogne et son grand bec, avec la suggestive inscription : « Potasse d’Alsace ». C’est le 11 juin 1904 qu’a été entrepris à Wittelsheim le premier forage sur le gisement de potasse de l’Alsace, et voici que cent ans plus tard exactement, en cette année 2004, on a cessé ici toute exploitation minière, la fin de l’extraction proprement dite ayant eu lieu en 2002, au moment de l’incendie de </w:t>
+      </w:r>
+      <w:proofErr w:type="spellStart"/>
+      <w:r>
+        <w:rPr>
+          <w:lang w:eastAsia="fr-FR"/>
+        </w:rPr>
+        <w:t>Stocamine</w:t>
+      </w:r>
+      <w:proofErr w:type="spellEnd"/>
+      <w:r>
+        <w:rPr>
+          <w:lang w:eastAsia="fr-FR"/>
+        </w:rPr>
+        <w:t xml:space="preserve">. Il est bien qu’une messe soit célébrée en ces circonstances et en ces lieux ! Elle est retransmise par la télévision nationale depuis l’église Sainte-Barbe de Wittenheim construite au cœur du bassin potassique dès 1928, décorée par le grand peintre Georges </w:t>
+      </w:r>
+      <w:proofErr w:type="spellStart"/>
+      <w:r>
+        <w:rPr>
+          <w:lang w:eastAsia="fr-FR"/>
+        </w:rPr>
+        <w:t>Desvalières</w:t>
+      </w:r>
+      <w:proofErr w:type="spellEnd"/>
+      <w:r>
+        <w:rPr>
+          <w:lang w:eastAsia="fr-FR"/>
+        </w:rPr>
+        <w:t xml:space="preserve"> et classée monument historique depuis 1993. Cette messe nous permet, Frères et Sœurs : d’abord de faire mémoire d’une fantastique aventure humaine maintenant passée ; ensuite de porter aujourd’hui dans la prière tout ce que cette aventure a fait vivre pendant tout un siècle à des dizaines de milliers d’hommes et de femmes ; enfin de puiser dans notre foi les raisons et les énergies d’une espérance vive pour l’avenir. Une fantastique aventure maintenant passée Depuis qu’Amélie </w:t>
+      </w:r>
+      <w:proofErr w:type="spellStart"/>
+      <w:r>
+        <w:rPr>
+          <w:lang w:eastAsia="fr-FR"/>
+        </w:rPr>
+        <w:t>Zürcher</w:t>
+      </w:r>
+      <w:proofErr w:type="spellEnd"/>
+      <w:r>
+        <w:rPr>
+          <w:lang w:eastAsia="fr-FR"/>
+        </w:rPr>
+        <w:t xml:space="preserve"> a donné le coup d’envoi ici même, plus de 560 millions de tonnes de sylvinite, le typique </w:t>
+      </w:r>
+      <w:proofErr w:type="gramStart"/>
+      <w:r>
+        <w:rPr>
+          <w:lang w:eastAsia="fr-FR"/>
+        </w:rPr>
+        <w:t>minerai</w:t>
+      </w:r>
+      <w:proofErr w:type="gramEnd"/>
+      <w:r>
+        <w:rPr>
+          <w:lang w:eastAsia="fr-FR"/>
+        </w:rPr>
+        <w:t xml:space="preserve"> de couleur ocre orangée, ont été extraites des onze mines et vingt-quatre puits effectivement exploités entre Ensisheim au Nord et Mulhouse au Sud, Wittelsheim à l’Est et Cernay à l’Ouest. Durant un siècle, cette exploitation minière a donné du travail à des dizaines de milliers de personnes, le sommet étant atteint en 1948 avec un effectif total de 13 880 salariés. Et toute la production a permis non seulement la fertilisation des sols agricoles bien au-delà des Vosges et du Rhin, mais également l’élaboration de nombreux produits chimiques allant des détergents aux médicaments. À travers tout cela, les mineurs se sont qualifiés, ont su développer leurs savoir-faire et adapter leurs méthodes de travail. Ils ont certes par-là amélioré de plus en plus leurs propres conditions de vie, mais ils ont aussi donné vitalité et prospérité à toute une région. Des cités minières ont été construites et les villages sont devenus des villes. Une vie associative s’est développée ; des écoles, des églises, des colonies de vacances, des centres sportifs ont été construits ; une animation culturelle intense, une activité sportive diversifiée, une riche vie de loisirs, ont apporté l’épanouissement aux personnes et aux familles. Comme me le disait un mineur lors de ma récente Visite pastorale en ces lieux, « Oui, il faisait bon vivre dans le bassin potassique ! » Comment ne ferait-on pas mémoire aujourd’hui d’une telle richesse ? Célébrer aujourd’hui dans la prière Cette grande aventure humaine a, cependant, maintenant pris fin sous la forme du moins où elle a été vécue pendant tout juste un siècle. Les nombreuses commémorations de ces derniers mois, et tout particulièrement la messe de ce jour, nous invitent opportunément à la porter dans la prière ? Notre premier mouvement sera maintenant de rendre grâce au Seigneur pour les générations de travailleurs de la mine qui se sont succédées ici depuis les pionniers de 1904 : ouvriers, techniciens, ingénieurs, dirigeants, qui ont œuvré ici pour, au prix d’un dur labeur, arracher aux profondeurs de la terre le sel de la potasse, qui a fécondé tant de sols en France et dans le monde. Nous pensons particulièrement à tous les travailleurs venus </w:t>
+      </w:r>
+      <w:r>
+        <w:rPr>
+          <w:lang w:eastAsia="fr-FR"/>
+        </w:rPr>
+        <w:lastRenderedPageBreak/>
+        <w:t>d’autres pays, la Pologne avant tout, mais aussi l’Italie et qui ont su si profondément s’intégrer à la grande famille des mineurs en entretenant fidèlement la flamme de leur origine, de leur foi et de leur culture. Nous tenons à évoquer tous ceux qui se sont impliqués, tant par le syndicalisme que par l’exercice des lourdes responsabilités de direction, pour combattre les mauvaises conditions de travail à la mine et pour y faire progresser l’hygiène et la sécurité ; aussi tous ceux qui, comme responsables d’associations, ont tant fait dans les cités minières pour se mettre de cent manières au service de la communauté, en particulier pour s’occuper des jeunes, de leur formation et de leurs loisirs. En même temps que d’action de grâces et de reconnaissance, notre prière sera de supplication et d’intercession. D’une part nous prierons pour les plus de 700 mineurs qui, ayant été victimes d’accidents, ont laissé leur vie sur leur lieu de travail ; pour tous ceux qui, épuisés par le travail, ont été minés par la maladie, laissant derrière eux veuve et orphelins désemparés ; pour toutes les victimes des deux grandes guerres qui ont marqué ici ces cent années. Mais nous porterons aussi d’autre part dans notre intercession la grande famille de ceux qui sont aujourd’hui retraité : nous demanderons au Seigneur qu’ils puissent longtemps se réjouir en paix du travail de leurs mains, et qu’ils puissent aussi garder vivantes la solidarité et la générosité forgées et pratiquées au fond de la mine et sur les chantiers. Des espérances pour l’avenir Reste, alors, à nous tourner maintenant vers l’avenir. La première chose sera ici, me semble-t-il, de tirer une grande leçon de sagesse : sur une plus ou moins longue durée, toutes les réalités humaines connaissent et les espoirs du lancement dans l’humilité des commencements, et les épanouissements de la réussite qui ne vont jamais sans obstacles et échecs, sans à-coups et relances et toutes, elles finissent par le déclin puis la disparition. Cette loi générale du devenir des choses humaines vaut aussi bien pour les existences individuelles que pour les entreprises, pour les régimes politiques que pour les civilisations elles-mêmes puisqu’un Paul Valéry nous invitait à bien prendre conscience que ces dernières aussi sont bel et bien « mortelles ». Pour les individus et pour les sociétés, il y a là, oui, une grande leçon : aucune réalisation humaine n’a les paroles de la vie éternelle. La parabole du pharisien et du publicain que nous venons d’entendre peut nous apporter ici un enseignement salutaire. Deuxième leçon importante : il y a toujours, dans la vie, à se situer par rapport à ce qu’on a reçu. Pour le garder et en faire mémoire « en son cœur » comme il nous est dit à propos de la Vierge Marie ; pour se nourrir de tout ce qui a été réalisé, partagé, réussi et dont on pourra entretenir légitimement la fierté ; pour s’instruire de ce qui a été manqué, pour gérer au mieux les dérapages et les séquelles ; pour ne pas démériter de ce qui nous a été légué. On ne peut que se féliciter qu’ici, on se soit depuis de longues années préoccupées de « l’après-mine », qu’il s’agisse des hommes et de leurs emplois ou des sites et de leurs installations. La dernière leçon sera d’espérance. Forts des expériences d’hier, instruits et des réussites et des manques du passé, nous avons bien conscience qu’un nouveau siècle a commencé. De nouvelles aventures humaines nous attendent, de nouveaux défis se présentent, de nouveaux combats sont devant nous. Nous souhaitons de tout cœur que les leçons de ce siècle qui s’achève et l’héritage des aînés qui l’ont fait, mettent au cœur des hommes et des femmes d’aujourd’hui, particulièrement des jeunes, la volonté, la résolution et même l’enthousiasme de ceux qui, au nom de leur foi et de leur espérance, en ces lieux et jusque dans les profondeurs de la terre, ont victorieusement mené le combat pour un monde non seulement plus prospère et plus riche à tous égards, mais plus juste, plus humain et plus fraternel pour tous. Amen.</w:t>
       </w:r>
     </w:p>
     <w:p>
       <w:pPr>
         <w:pStyle w:val="Titre1"/>
       </w:pPr>
-      <w:bookmarkStart w:id="41" w:name="_Hlk190938107"/>
-      <w:bookmarkEnd w:id="40"/>
+      <w:bookmarkStart w:id="65" w:name="_Hlk190938107"/>
+      <w:bookmarkStart w:id="66" w:name="_Toc203661681"/>
+      <w:bookmarkEnd w:id="64"/>
       <w:r>
         <w:rPr>
           <w:color w:val="FF0000"/>
@@ -2569,9 +6724,11 @@
       <w:r>
         <w:t xml:space="preserve"> </w:t>
       </w:r>
+      <w:proofErr w:type="spellStart"/>
       <w:r>
         <w:t>Diamuid</w:t>
       </w:r>
+      <w:proofErr w:type="spellEnd"/>
       <w:r>
         <w:t xml:space="preserve">, </w:t>
       </w:r>
@@ -2581,37 +6738,61 @@
       <w:r>
         <w:t>l’Esprit transforme</w:t>
       </w:r>
-    </w:p>
-    <w:p>
-      <w:pPr>
-        <w:rPr>
-          <w:lang w:eastAsia="fr-FR"/>
-        </w:rPr>
-      </w:pPr>
-      <w:bookmarkStart w:id="42" w:name="_Hlk194476554"/>
+      <w:bookmarkEnd w:id="66"/>
+    </w:p>
+    <w:p>
+      <w:pPr>
+        <w:rPr>
+          <w:lang w:eastAsia="fr-FR"/>
+        </w:rPr>
+      </w:pPr>
+      <w:bookmarkStart w:id="67" w:name="_Hlk194476554"/>
       <w:r>
         <w:rPr>
           <w:lang w:eastAsia="fr-FR"/>
         </w:rPr>
         <w:t xml:space="preserve">Pentecôte de l’année B, </w:t>
       </w:r>
-      <w:r>
-        <w:rPr>
-          <w:lang w:eastAsia="fr-FR"/>
-        </w:rPr>
-        <w:t>Ac 2, 1-11 ; Ga 5, 16-25 et Jn 15, 26-27 – 16, 12-15</w:t>
-      </w:r>
-    </w:p>
-    <w:p>
-      <w:pPr>
-        <w:rPr>
-          <w:lang w:eastAsia="fr-FR"/>
-        </w:rPr>
-      </w:pPr>
-      <w:r>
-        <w:rPr>
-          <w:lang w:eastAsia="fr-FR"/>
-        </w:rPr>
+      <w:proofErr w:type="spellStart"/>
+      <w:r>
+        <w:rPr>
+          <w:lang w:eastAsia="fr-FR"/>
+        </w:rPr>
+        <w:t>Ac</w:t>
+      </w:r>
+      <w:proofErr w:type="spellEnd"/>
+      <w:r>
+        <w:rPr>
+          <w:lang w:eastAsia="fr-FR"/>
+        </w:rPr>
+        <w:t xml:space="preserve"> 2, 1-11 ; Ga 5, 16-25 et </w:t>
+      </w:r>
+      <w:proofErr w:type="spellStart"/>
+      <w:r>
+        <w:rPr>
+          <w:lang w:eastAsia="fr-FR"/>
+        </w:rPr>
+        <w:t>Jn</w:t>
+      </w:r>
+      <w:proofErr w:type="spellEnd"/>
+      <w:r>
+        <w:rPr>
+          <w:lang w:eastAsia="fr-FR"/>
+        </w:rPr>
+        <w:t xml:space="preserve"> 15, 26-27 – 16, 12-15</w:t>
+      </w:r>
+    </w:p>
+    <w:p>
+      <w:pPr>
+        <w:rPr>
+          <w:lang w:eastAsia="fr-FR"/>
+        </w:rPr>
+      </w:pPr>
+      <w:r>
+        <w:rPr>
+          <w:lang w:eastAsia="fr-FR"/>
+        </w:rPr>
+        <w:lastRenderedPageBreak/>
         <w:t>Evêque</w:t>
       </w:r>
     </w:p>
@@ -2634,31 +6815,67 @@
         <w:t>.</w:t>
       </w:r>
     </w:p>
-    <w:bookmarkEnd w:id="42"/>
-    <w:p>
-      <w:pPr>
-        <w:rPr>
-          <w:lang w:eastAsia="fr-FR"/>
-        </w:rPr>
-      </w:pPr>
-    </w:p>
-    <w:p>
-      <w:pPr>
-        <w:rPr>
-          <w:lang w:eastAsia="fr-FR"/>
-        </w:rPr>
-      </w:pPr>
-      <w:r>
-        <w:rPr>
-          <w:lang w:eastAsia="fr-FR"/>
-        </w:rPr>
-        <w:t>L’Église ici, à Dublin est une Église très vivante évidement, elle a sa part de problèmes à partager et ses défis. Le nombre de personnes qui suivent la messe dominicale a chuté dramatiquement, mais il y a tellement de signes de renouveau. Rarement les paroisses ont été aussi vivantes en ce qui concerne la collaboration des laïcs qui épaulent en cela de nombreux bons prêtres qui ne ménagent pas leur effort. Bien sur, nous avons beaucoup de choses qui nous inquiètent un peu, nous avons beaucoup de choses pour lesquelles nous devons demander pardon, nous en avons beaucoup aussi pour lesquelles nous remercions Dieu. Ce matin, dimanche de Pentecôte, nous célébrons tous les dons que nous rencontrons dans notre Église de Dublin. Parmi les concélébrant de ce jour, voici les aumôniers des communautés différentes qui représentent la population des différentes parties du monde, venue ici à Dublin récemment, dans les années précédentes et qui enrichissent notre société et notre Église par leur travail, leur culture et leur spiritualité. Nous avons aussi parmi nous des néophytes, c’est-à-dire 17 hommes et femmes qui furent préparés par l’Église et accueillis le jour de Pâques à travers le rite d’initiation chrétienne pour les adultes. Ils nous rejoignent aujourd’hui pour célébrer la fête de Pentecôte. Il y a une infinité de dons, mais c’est toujours le même Esprit. C’est l’Esprit qui offre à l’Église son unité fondamentale et la diversité des cadeaux que chacun de nous reçoit. Une des caractéristiques de l’Église remplie de l’Esprit, c’est la présence de ces nombreux dons. C’est l’Esprit qui insuffle la vie dans l’Église, C’est l’Esprit qui plane sur l’Église et qui la protège du mal en la couvrant de son amour. L’Esprit est donc le cadeau de Dieu à l’Église. L’Esprit, c’est donc Dieu en cadeau, comme cadeau. Le renouveau dans l’Église de Dublin se présente sous différentes formes. Nous avons de nouvelles structures et de nouveaux services, mais ceux-ci ne sont que des moyens, qui demeurent vides s’ils ne sont pas remplis par l’Esprit Saint. C’est par le mot saint que le Credo définit l’Esprit. Le renouveau de l’Église doit par dessus tout être un renouveau en sainteté, en ouverture à Dieu pour permettre à la vie divine de pénétrer nos cœurs, de les changer, de nous purifier de nos péchés, de notre égocentrisme et de faire de nous un peuple rempli de l’Esprit. Quand nous essayons de définir le terme Esprit, nous pensons à quelque chose qui n’est pas piégé ou qui n’est pas confiné à l’intérieur de frontières matérielles. L’Esprit est celui qui a directement accès à nos cœurs, à nos pensées intérieures, à nos aspirations, à notre faiblesse et à notre espérance. L’Esprit entre dans nos cœurs et nous libère de nos craintes et de nos angoisses, il nous libère de ces parois de protection fallacieuse que nous construisons autour de nous-mêmes, il nous libère des limites que nous plaçons dans notre capacité d’aimer. L’Esprit est le seul qui puisse vraiment casser en nous ces obstacles qui nous empêchent d’ouvrir nos cœurs à Dieu. Personne ne peut dire : « Jésus est Seigneur, s’il n’était inspiré par l’Esprit ». C’est le même Esprit qui offre en abondance tous ces dons dans l’Église et qui garantit l’unité parmi ces dons et l’unité au sein du Peuple de Dieu. L’Église unit les peuples de toutes les races, de toutes les générations, de toutes les cultures, de façon à ce que, comme à la première Pentecôte, ils entendent tous le message de Jésus. Chacun entendit ces hommes parler dans sa propre langue. L’Esprit unit, l’Esprit peut vaincre la division. Toutes les nations, toutes les générations sont appelées à faire partie de la famille de Dieu. L’Esprit abolit les frontières, détruit les barrières de classe et de races entre les puissants et les faibles. L’Esprit reconnaît tous ceux qui s’épanouissent dans leurs talents et tous ceux aussi dont les talents ne peuvent pas être mesurés en termes de pure utilité. Selon la tradition des Écritures, le travail de l’Esprit Saint à Pentecôte contraste avec la division introduite au temps de la Tour de Babel… fruit d’une ambition honteuse de l’humanité. Une vision mondiale basée sur l’ambition humaine conduit inévitablement à la division et à la confusion. Les progrès scientifiques remarquables du XXe siècle ne furent pas suffisants pour éviter les conflits horribles et les idéologies mortifères qui ont couvert de honte ce siècle. Nous vivons dans un monde pour lequel l’individualisme et l’autosuffisance deviennent des forces dirigeantes de l’activité humaine. Encore aujourd’hui, nous expérimentons des situations qui sont pareilles à celles de l’époque de la Tour de Babel. La croissance, le progrès, l’activité économique, le profit sont recherchés pour eux-mêmes. Sans regard aucun pour les conséquences qu’ils apporteraient dans d’autres secteurs de vie, que ce soit le monde de la pauvreté, de l’exclusion, de l’environnement ou de la globalisation. Le seul Esprit véritable, c’est l’Esprit de Dieu et non pas notre propre esprit. Le péché de Babel fut celui de ne pas reconnaître la Seigneurie de Dieu, la suprématie. L’Esprit créateur est celui qui nous permet de nous orienter sur le chemin du progrès humain en respectant totalement le dessein de Dieu pour sa création, en nous forçant à transformer notre individualisme et notre égocentrisme en générosité. Pour le chrétien, le dessein de Dieu n’est pas seulement une abstraction distante, désintéressée ou philosophique. Dieu, le Très-Saint est tout Autre. Cependant Dieu désire nous communiquer sa sainteté. Et l’Esprit nous conduit dans le mystère de sa propre vie divine. Dans l’amour, l’Esprit nous invite à partager la vie intime de Dieu qui est amour. Dieu est tout Autre, mais à travers sa grâce et sa gratuité, il nous appelle à partager sa propre vie. Dieu transforme la façon dont nous pouvons comprendre le monde dans a finitude. Ce n’est qu’à travers une rencontre avec Dieu que nous pouvons comprendre la réalité de sa plénitude. Ce n’est que dans la rencontre avec Dieu que nous pouvons réaliser la réelle signification de l’appel adressé à l’humanité. Sans cette rencontre avec l’amour et la lumière de Dieu, non seulement serions-nous incapables de comprendre la signification de la vie, mais notre propre capacité à défendre la dignité humaine se perdrait dans un vain relativisme. Chacun de nous aujourd’hui, par cette participation à la messe, où que nous soyons, quel que soit le pays dans lequel nous suivons cette Eucharistie, participe à la réalisation du message de la Pentecôte. Chacun de nous, s’il entend ce message « dans sa propre langue », ce qui rend ce message présent dans chaque environnement, dans chaque milieu culturel. Ainsi le message chrétien apparaît comme un message d’unité et de paix. Amen.</w:t>
+    <w:bookmarkEnd w:id="67"/>
+    <w:p>
+      <w:pPr>
+        <w:rPr>
+          <w:lang w:eastAsia="fr-FR"/>
+        </w:rPr>
+      </w:pPr>
+    </w:p>
+    <w:p>
+      <w:pPr>
+        <w:rPr>
+          <w:lang w:eastAsia="fr-FR"/>
+        </w:rPr>
+      </w:pPr>
+      <w:r>
+        <w:rPr>
+          <w:lang w:eastAsia="fr-FR"/>
+        </w:rPr>
+        <w:t xml:space="preserve">L’Église ici, à Dublin est une Église très vivante évidement, elle a sa part de problèmes à partager et ses défis. Le nombre de personnes qui suivent la messe dominicale a chuté dramatiquement, mais il y a tellement de signes de renouveau. Rarement les paroisses ont été aussi vivantes en ce qui concerne la collaboration des laïcs qui épaulent en cela de nombreux bons prêtres qui ne ménagent pas leur effort. Bien </w:t>
+      </w:r>
+      <w:proofErr w:type="spellStart"/>
+      <w:r>
+        <w:rPr>
+          <w:lang w:eastAsia="fr-FR"/>
+        </w:rPr>
+        <w:t>sur</w:t>
+      </w:r>
+      <w:proofErr w:type="spellEnd"/>
+      <w:r>
+        <w:rPr>
+          <w:lang w:eastAsia="fr-FR"/>
+        </w:rPr>
+        <w:t xml:space="preserve">, nous avons beaucoup de choses qui nous inquiètent un peu, nous avons beaucoup de choses pour lesquelles nous devons demander pardon, nous en avons beaucoup aussi pour lesquelles nous remercions Dieu. Ce matin, dimanche de Pentecôte, nous célébrons tous les dons que nous rencontrons dans notre Église de Dublin. Parmi les concélébrant de ce jour, voici les aumôniers des communautés différentes qui représentent la population des différentes parties du monde, venue ici à Dublin récemment, dans les années précédentes et qui enrichissent notre société et notre Église par leur travail, leur culture et leur spiritualité. Nous avons aussi parmi nous des néophytes, c’est-à-dire 17 hommes et femmes qui furent préparés par l’Église et accueillis le jour de Pâques à travers le rite d’initiation chrétienne pour les adultes. Ils nous rejoignent aujourd’hui pour célébrer la fête de Pentecôte. Il y a une infinité de dons, mais c’est toujours le même Esprit. C’est l’Esprit qui offre à l’Église son unité fondamentale et la diversité des cadeaux que chacun de nous reçoit. Une des caractéristiques de l’Église remplie de l’Esprit, c’est la présence de ces nombreux dons. C’est l’Esprit qui insuffle la vie dans l’Église, C’est l’Esprit qui plane sur l’Église et qui la protège du mal en la couvrant de son amour. L’Esprit est donc le cadeau de Dieu à l’Église. L’Esprit, c’est donc Dieu en cadeau, comme cadeau. Le renouveau dans l’Église de Dublin se présente sous différentes formes. Nous avons de nouvelles structures et de nouveaux services, mais ceux-ci ne sont que des moyens, qui demeurent vides s’ils ne sont pas remplis par l’Esprit Saint. C’est par le mot saint que le Credo définit l’Esprit. Le renouveau de l’Église doit </w:t>
+      </w:r>
+      <w:proofErr w:type="spellStart"/>
+      <w:r>
+        <w:rPr>
+          <w:lang w:eastAsia="fr-FR"/>
+        </w:rPr>
+        <w:t>par dessus</w:t>
+      </w:r>
+      <w:proofErr w:type="spellEnd"/>
+      <w:r>
+        <w:rPr>
+          <w:lang w:eastAsia="fr-FR"/>
+        </w:rPr>
+        <w:t xml:space="preserve"> tout être un renouveau en sainteté, en ouverture à Dieu pour permettre à la vie divine de pénétrer nos cœurs, de les changer, de nous purifier de nos péchés, de notre égocentrisme et de faire de nous un peuple rempli de l’Esprit. Quand nous essayons de définir le terme Esprit, nous pensons à quelque chose qui n’est pas piégé ou qui n’est pas confiné à l’intérieur de frontières matérielles. L’Esprit est celui qui a directement accès à nos cœurs, à nos pensées intérieures, à nos aspirations, à notre faiblesse et à notre espérance. L’Esprit entre dans nos cœurs et nous libère de nos craintes et de nos angoisses, il nous libère de ces parois de protection fallacieuse que nous construisons autour de nous-mêmes, il nous libère des limites que nous plaçons dans notre capacité d’aimer. L’Esprit est le seul qui puisse vraiment casser en nous ces obstacles qui nous empêchent d’ouvrir nos cœurs à Dieu. Personne ne peut dire : « Jésus est Seigneur, s’il n’était inspiré par l’Esprit ». C’est le même Esprit qui offre en abondance tous ces dons dans l’Église et qui garantit l’unité parmi ces dons et l’unité au sein du Peuple de Dieu. L’Église unit les peuples de toutes les races, de toutes les générations, de toutes les cultures, de façon à ce que, comme à la première Pentecôte, ils entendent tous le message de Jésus. Chacun entendit ces hommes parler dans sa propre langue. L’Esprit unit, l’Esprit peut vaincre la division. Toutes les nations, toutes les générations sont appelées à faire partie de la famille de Dieu. L’Esprit abolit les frontières, détruit les barrières de classe et de races entre les puissants et les faibles. L’Esprit reconnaît tous ceux qui s’épanouissent dans leurs talents et tous ceux aussi dont les talents ne peuvent pas être mesurés en termes de pure utilité. Selon la tradition des Écritures, le travail de l’Esprit Saint à Pentecôte contraste avec la division introduite au temps de la Tour de Babel… fruit d’une ambition honteuse de l’humanité. Une vision mondiale basée sur l’ambition humaine conduit inévitablement à la division et à la confusion. Les progrès scientifiques remarquables du XXe siècle ne furent pas suffisants pour éviter les conflits horribles et les idéologies mortifères qui ont couvert de honte ce siècle. Nous vivons dans un monde pour lequel </w:t>
+      </w:r>
+      <w:r>
+        <w:rPr>
+          <w:lang w:eastAsia="fr-FR"/>
+        </w:rPr>
+        <w:lastRenderedPageBreak/>
+        <w:t>l’individualisme et l’autosuffisance deviennent des forces dirigeantes de l’activité humaine. Encore aujourd’hui, nous expérimentons des situations qui sont pareilles à celles de l’époque de la Tour de Babel. La croissance, le progrès, l’activité économique, le profit sont recherchés pour eux-mêmes. Sans regard aucun pour les conséquences qu’ils apporteraient dans d’autres secteurs de vie, que ce soit le monde de la pauvreté, de l’exclusion, de l’environnement ou de la globalisation. Le seul Esprit véritable, c’est l’Esprit de Dieu et non pas notre propre esprit. Le péché de Babel fut celui de ne pas reconnaître la Seigneurie de Dieu, la suprématie. L’Esprit créateur est celui qui nous permet de nous orienter sur le chemin du progrès humain en respectant totalement le dessein de Dieu pour sa création, en nous forçant à transformer notre individualisme et notre égocentrisme en générosité. Pour le chrétien, le dessein de Dieu n’est pas seulement une abstraction distante, désintéressée ou philosophique. Dieu, le Très-Saint est tout Autre. Cependant Dieu désire nous communiquer sa sainteté. Et l’Esprit nous conduit dans le mystère de sa propre vie divine. Dans l’amour, l’Esprit nous invite à partager la vie intime de Dieu qui est amour. Dieu est tout Autre, mais à travers sa grâce et sa gratuité, il nous appelle à partager sa propre vie. Dieu transforme la façon dont nous pouvons comprendre le monde dans a finitude. Ce n’est qu’à travers une rencontre avec Dieu que nous pouvons comprendre la réalité de sa plénitude. Ce n’est que dans la rencontre avec Dieu que nous pouvons réaliser la réelle signification de l’appel adressé à l’humanité. Sans cette rencontre avec l’amour et la lumière de Dieu, non seulement serions-nous incapables de comprendre la signification de la vie, mais notre propre capacité à défendre la dignité humaine se perdrait dans un vain relativisme. Chacun de nous aujourd’hui, par cette participation à la messe, où que nous soyons, quel que soit le pays dans lequel nous suivons cette Eucharistie, participe à la réalisation du message de la Pentecôte. Chacun de nous, s’il entend ce message « dans sa propre langue », ce qui rend ce message présent dans chaque environnement, dans chaque milieu culturel. Ainsi le message chrétien apparaît comme un message d’unité et de paix. Amen.</w:t>
       </w:r>
     </w:p>
     <w:p>
       <w:pPr>
         <w:pStyle w:val="Titre1"/>
       </w:pPr>
+      <w:bookmarkStart w:id="68" w:name="_Toc203661682"/>
       <w:r>
         <w:rPr>
           <w:color w:val="FF0000"/>
@@ -2666,8 +6883,13 @@
         <w:t xml:space="preserve">21/11/2010, </w:t>
       </w:r>
       <w:r>
-        <w:t>Jacques Nieuvarts</w:t>
-      </w:r>
+        <w:t xml:space="preserve">Jacques </w:t>
+      </w:r>
+      <w:proofErr w:type="spellStart"/>
+      <w:r>
+        <w:t>Nieuvarts</w:t>
+      </w:r>
+      <w:proofErr w:type="spellEnd"/>
       <w:r>
         <w:t xml:space="preserve">, </w:t>
       </w:r>
@@ -2677,9 +6899,10 @@
       <w:r>
         <w:t>le Christ comme fond puis comme forme</w:t>
       </w:r>
-    </w:p>
-    <w:p>
-      <w:bookmarkStart w:id="43" w:name="_Hlk194404866"/>
+      <w:bookmarkEnd w:id="68"/>
+    </w:p>
+    <w:p>
+      <w:bookmarkStart w:id="69" w:name="_Hlk194404866"/>
       <w:r>
         <w:t>Solennité du Christ Roi, 34</w:t>
       </w:r>
@@ -2690,10 +6913,18 @@
         <w:t xml:space="preserve"> dimanche du temps ordinaire de l’année C, </w:t>
       </w:r>
       <w:r>
-        <w:t>2 Sam 5, 1-3 ; Col 1, 12-20 et Lc 23, 35-43.</w:t>
-      </w:r>
-    </w:p>
-    <w:bookmarkEnd w:id="43"/>
+        <w:t xml:space="preserve">2 Sam 5, 1-3 ; Col 1, 12-20 et </w:t>
+      </w:r>
+      <w:proofErr w:type="spellStart"/>
+      <w:r>
+        <w:t>Lc</w:t>
+      </w:r>
+      <w:proofErr w:type="spellEnd"/>
+      <w:r>
+        <w:t xml:space="preserve"> 23, 35-43.</w:t>
+      </w:r>
+    </w:p>
+    <w:bookmarkEnd w:id="69"/>
     <w:p>
       <w:r>
         <w:t>Assomptionniste</w:t>
@@ -2701,7 +6932,15 @@
     </w:p>
     <w:p>
       <w:r>
-        <w:t xml:space="preserve">Ecully, Valpré, chapelle </w:t>
+        <w:t xml:space="preserve">Ecully, </w:t>
+      </w:r>
+      <w:proofErr w:type="spellStart"/>
+      <w:r>
+        <w:t>Valpré</w:t>
+      </w:r>
+      <w:proofErr w:type="spellEnd"/>
+      <w:r>
+        <w:t xml:space="preserve">, chapelle </w:t>
       </w:r>
       <w:r>
         <w:rPr>
@@ -2719,7 +6958,19 @@
     </w:p>
     <w:p>
       <w:r>
-        <w:t xml:space="preserve">Dans une semaine, nous entrerons dans le temps de l’Avent et sur le chemin de Noël. Aujourd’hui, nous sommes au terme de l’année liturgique. Elle culmine dans la fête du Christ-Roi, Seigneur de l’univers. La famille de l’Assomption est d’ailleurs très liée à cette fête, puisque notre fondateur, Emmanuel d’Alzon, nous donna pour devise ces paroles-mêmes du Notre Père : « Que ton règne vienne ». La royauté du Christ, c’est celle même de Dieu, c’est la venue de son Royaume, que Jésus trace en paroles et en gestes de tendresse et d’une extrême humilité, comme pour nous les apprendre plus facilement. Nous écoutons la Parole de Dieu, qui nous montre aujourd’hui d’abord David, qui reçoit l’onction royale au milieu de ses soldats. David ! Oui, le petit berger qui a reçu l’onction de Dieu par le prophète Samuel et la reçoit ainsi curieusement une seconde fois, des anciens d’Israël. Ils le veulent comme roi… Mais le Seigneur le voulait surtout comme berger de son peuple. Le Seigneur aime les figures humbles et il y trace les traits de lumière de son Royaume. L’évangile le montre de façon bouleversante, puisqu’il nous place aujourd’hui devant Jésus au moment essentiel, au moment où sa vie est donnée sur la croix. Jésus a traversé les eaux du Jourdain où Jean baptisait, puis il est allé au désert, pour le temps de l’épreuve. Sur lui s’est manifesté l’Esprit de Dieu. Ce que Jésus dit, ce qu’il fait, porte le signe de la clarté totale de Dieu. « Il est, dit saint Paul dans la seconde lecture, l’image du Dieu invisible ». Or, en cette fête du Christ-Roi, tout se passe comme s’il nous était donné à contempler dans l’envers du décor : sur une croix, entre deux malfaiteurs. Le premier le nargue : « Si tu es fils de Dieu, vas-y, sauve-toi et sauve-nous surtout ! ». Et parfois peut-être l’idée aussi nous traverse, nous aimerions plus d’efficacité. Mais l’autre – et c’est nous aussi – est bouleversé. En regardant Jésus, le ciel lui est entré dans le cœur : « Jésus, souviens-toi de moi quand tu viendras dans ton Royaume ! ». Et Jésus lui répond : « Aujourd’hui, tu es avec moi dans le Paradis ! » Ainsi, aujourd’hui s’ouvre, pour le bon larron et pour nous, la révélation totale de Dieu, et son règne à hauteur d’homme, d’homme crucifié, lui le « très-bas », comme le dit le poète Christian Bobin. Et il est à hauteur aussi de la soif de l’homme qui le regarde. Ainsi, le Règne de Dieu ne passe pas par les sommets, mais par les chemins creux des hommes, il prend dans la vie des hommes, comme le feu prend aux broussailles, ou comme une bouture prend en bonne terre. Le Royaume de Dieu prend dans nos propres vies, il se révèle dans nos paroles, il se dit dans nos attentes, dans nos affections, dans nos doutes, peut-être dans nos échecs et dans nos croix. Le Règne, ou le Royaume, de Dieu traverse toutes les fêlures de nos vies, lumineusement et c’est ainsi qu’il prend à l’humanité, il prend racines en y inscrivant le printemps de Dieu. Non pas un règne de puissance, mais un règne étonnamment humble, dans lequel la vie est donnée : celle du Christ et aussi la nôtre. Et dans ce don, le ciel et la terre se rejoignent, la vie de Dieu se donne et nous emporte en résurrection, nous remet debout dès maintenant. La Royauté du Christ est cette brèche de Résurrection qui ouvre nos vies à la clarté totale de Dieu. Ainsi, fonder sa vie sur Jésus, c’est entrer dans le Royaume, c’est vivre un présent ouvert, dès aujourd’hui, à l’éternité de Dieu, qui de proche en proche bouleverse notre vie, nos attitudes, nos choix, car l’éternité s’y est inscrite. Dans quelques jours, nous entrerons dans le temps de l’Avent, en demeurant dans ce mystère de l’humanité que Dieu aime de passion, comme saint Jean aime le redire : « Il a établi sa demeure parmi nous ! » Paix aux hommes car il les aime. Le Royaume de Dieu est à cette mesure, de la proximité infinie de Dieu, et de la fraternité qu’il instaure. </w:t>
+        <w:t xml:space="preserve">Dans une semaine, nous entrerons dans le temps de l’Avent et sur le chemin de Noël. Aujourd’hui, nous sommes au terme de l’année liturgique. Elle culmine dans la fête du Christ-Roi, Seigneur de l’univers. La famille de l’Assomption est d’ailleurs très liée à cette fête, puisque notre fondateur, Emmanuel d’Alzon, nous donna pour devise ces paroles-mêmes du Notre Père : « Que ton règne vienne ». La royauté du Christ, c’est celle même de Dieu, c’est la venue de son Royaume, que Jésus trace en paroles et en gestes de tendresse et d’une extrême humilité, comme pour nous les apprendre plus facilement. Nous écoutons la Parole de Dieu, qui nous montre aujourd’hui d’abord David, qui reçoit l’onction royale au milieu de ses soldats. David ! Oui, le petit berger qui a reçu l’onction de Dieu par le prophète Samuel et la reçoit ainsi curieusement une seconde fois, des anciens d’Israël. Ils le veulent comme roi… Mais le Seigneur le voulait surtout comme berger de son peuple. Le Seigneur aime les figures humbles et il y trace les traits de lumière de son Royaume. L’évangile le montre de façon bouleversante, puisqu’il nous place aujourd’hui devant Jésus au moment essentiel, au moment où sa vie est donnée sur la croix. Jésus a traversé les eaux du Jourdain où Jean baptisait, puis il est allé au </w:t>
+      </w:r>
+      <w:r>
+        <w:lastRenderedPageBreak/>
+        <w:t xml:space="preserve">désert, pour le temps de l’épreuve. Sur lui s’est manifesté l’Esprit de Dieu. Ce que Jésus dit, ce qu’il fait, porte le signe de la clarté totale de Dieu. « Il est, dit saint Paul dans la seconde lecture, l’image du Dieu invisible ». Or, en cette fête du Christ-Roi, tout se passe comme s’il nous était donné à contempler dans l’envers du décor : sur une croix, entre deux malfaiteurs. Le premier le nargue : « Si tu es fils de Dieu, vas-y, sauve-toi et sauve-nous surtout ! ». Et parfois peut-être l’idée aussi nous traverse, nous aimerions plus d’efficacité. Mais l’autre – et c’est nous aussi – est bouleversé. En regardant Jésus, le ciel lui est entré dans le cœur : « Jésus, souviens-toi de moi quand tu viendras dans ton Royaume ! ». Et Jésus lui répond : « Aujourd’hui, tu es avec moi dans le Paradis ! » Ainsi, aujourd’hui s’ouvre, pour le bon larron et pour nous, la révélation totale de Dieu, et son règne à hauteur d’homme, d’homme crucifié, lui le « très-bas », comme le dit le poète Christian </w:t>
+      </w:r>
+      <w:proofErr w:type="spellStart"/>
+      <w:r>
+        <w:t>Bobin</w:t>
+      </w:r>
+      <w:proofErr w:type="spellEnd"/>
+      <w:r>
+        <w:t xml:space="preserve">. Et il est à hauteur aussi de la soif de l’homme qui le regarde. Ainsi, le Règne de Dieu ne passe pas par les sommets, mais par les chemins creux des hommes, il prend dans la vie des hommes, comme le feu prend aux broussailles, ou comme une bouture prend en bonne terre. Le Royaume de Dieu prend dans nos propres vies, il se révèle dans nos paroles, il se dit dans nos attentes, dans nos affections, dans nos doutes, peut-être dans nos échecs et dans nos croix. Le Règne, ou le Royaume, de Dieu traverse toutes les fêlures de nos vies, lumineusement et c’est ainsi qu’il prend à l’humanité, il prend racines en y inscrivant le printemps de Dieu. Non pas un règne de puissance, mais un règne étonnamment humble, dans lequel la vie est donnée : celle du Christ et aussi la nôtre. Et dans ce don, le ciel et la terre se rejoignent, la vie de Dieu se donne et nous emporte en résurrection, nous remet debout dès maintenant. La Royauté du Christ est cette brèche de Résurrection qui ouvre nos vies à la clarté totale de Dieu. Ainsi, fonder sa vie sur Jésus, c’est entrer dans le Royaume, c’est vivre un présent ouvert, dès aujourd’hui, à l’éternité de Dieu, qui de proche en proche bouleverse notre vie, nos attitudes, nos choix, car l’éternité s’y est inscrite. Dans quelques jours, nous entrerons dans le temps de l’Avent, en demeurant dans ce mystère de l’humanité que Dieu aime de passion, comme saint Jean aime le redire : « Il a établi sa demeure parmi nous ! » Paix aux hommes car il les aime. Le Royaume de Dieu est à cette mesure, de la proximité infinie de Dieu, et de la fraternité qu’il instaure. </w:t>
       </w:r>
       <w:r>
         <w:t>Amen !</w:t>
@@ -2729,6 +6980,7 @@
       <w:pPr>
         <w:pStyle w:val="Titre1"/>
       </w:pPr>
+      <w:bookmarkStart w:id="70" w:name="_Toc203661683"/>
       <w:r>
         <w:rPr>
           <w:color w:val="FF0000"/>
@@ -2753,6 +7005,7 @@
       <w:r>
         <w:t>Dieu, l’objet de la phrase et de l’attention des auditeurs</w:t>
       </w:r>
+      <w:bookmarkEnd w:id="70"/>
     </w:p>
     <w:p>
       <w:r>
@@ -2784,14 +7037,30 @@
     </w:p>
     <w:p>
       <w:r>
-        <w:t>Louvain-la-Neuve, église Saint-François-d’Assise,</w:t>
+        <w:t xml:space="preserve">Louvain-la-Neuve, église </w:t>
+      </w:r>
+      <w:proofErr w:type="spellStart"/>
+      <w:r>
+        <w:t>Saint-François-d’Assise</w:t>
+      </w:r>
+      <w:proofErr w:type="spellEnd"/>
+      <w:r>
+        <w:t>,</w:t>
       </w:r>
     </w:p>
     <w:p/>
     <w:p>
-      <w:bookmarkStart w:id="44" w:name="_Hlk190362991"/>
-      <w:r>
-        <w:t xml:space="preserve">Chers Frères et Sœurs, « Rendez à César ce qui est à César, et à Dieu ce qui est à Dieu ». Cette célèbre phrase de Jésus conclut le passage de l’évangile que nous venons de lire. Voyons d’abord ce qu’elle signifie dans son contexte ; puis nous nous demanderons ce qu’elle nous dit aujourd’hui. Nous nous trouvons au chapitre 22 de l’évangile de Matthieu, évangile que nous suivons tout au long de cette année liturgique. Jésus vient d’entrer triomphalement à Jérusalem, acclamé par la foule, qui crie : « Hosanna au Fils de David ». Il est reçu comme un messie, qui va sauver le peuple du pouvoir des occupants, les Romains. Il se rend au Temple. Il voit tout le trafic qui se déploie sous les portiques et il se scandalise ; il chasse donc tous les vendeurs du Temple. Vous imaginez d’ici la colère des responsables, prêtres et scribes, qui se demandent de quel droit Jésus agit ainsi et trouble l’ordre public. Dans cette ambiance de soupçon, ces chefs religieux, en particulier des pharisiens, viennent trouver Jésus pour le prendre en faute et le faire arrêter. Ils inventent une question qui va enfoncer Jésus. Ils lui demandent, dans un esprit un peu nationaliste : « Est-il permis, oui ou non, de payer l’impôt à l’empereur, à César ? » Si Jésus répond « oui, il faut payer l’impôt », il se fera prendre pour un collaborateur des Romains, il trahira le peuple, il apparaîtra comme un faux messie. S’il répond : « non, il ne faut pas payer l’impôt », il se positionnera contre le pouvoir des Romains et pourra être accusé de subversion. Dans les deux cas, on aura une raison pour l’arrêter. Alors Jésus a une idée de génie : il demande qu’on lui montre l’argent servant à payer l’impôt. Ses adversaires sortent de leur poche une pièce d’un denier. Ils se trahissent : ces chefs religieux, fiers de leur identité nationale, montrent qu’ils ont en poche l’argent romain, alors que Jésus n’en a pas sur lui ! Première victoire de Jésus ! Il révèle l’envers des cartes, le double jeu des dirigeants du peuple. Ensuite il leur demande de dire clairement de qui est l’image sur la pièce. Ils répondent : de César ! Là ils s’enfoncent : ils affirment qu’ils ont l’image de César sur eux ! Ils collaborent en secret à la politique romaine alors qu’ils apparaissent comme des purs de la religion ! Deuxième victoire de Jésus. Dès lors il énonce la phrase qui les remet à leur place : « Rendez à César ce qui est à César, et à Dieu ce qui est à Dieu ». Troisième victoire de Jésus ! Il fait la leçon aux pharisiens ; il montre que derrière leurs préoccupations concernant l’impôt à payer à César, ils sont en train d’oublier Dieu ! Eux qui croyaient enfoncer Jésus, les voilà réduits au silence. Par cette phrase solennelle, Jésus les force à la réflexion. Il élargit le débat et les oblige à faire un examen de conscience personnel, à réfléchir au sens de tout leur engagement. Chacun doit se dire : dans ma vie, qu’est-ce que je consacre à César, c’est-à-dire au matériel ; et qu’est-ce que je consacre à Dieu, c’est-à-dire au spirituel ? Jésus laisse une place à César – contrairement aux pharisiens – mais surtout il veut qu’on trouve une place pour Dieu. Et c’est à ce niveau, frères et sœurs, que ce texte nous interpelle aussi, deux mille ans plus tard ! Nous aussi, il nous invite à faire un examen de conscience et à faire un choix pour notre vie. Quand Jésus parle de César, il oblige le peuple juif à prendre au sérieux le pouvoir politique de l’empire, qui était un état supranational. Jésus dépasse les sentiments régionalistes et invite à avoir un regard politique vaste. Il ne pense pas qu’aux intérêts de son peuple, il pense au bien public de tout l’empire, en fin de compte, de toute l’humanité – alors même que cet empire avait un côté injuste et oppresseur ; mais Jésus voit plus loin que les défauts de la politique ; il embrasse le souci de toute la chose publique. À notre époque où chacun a tendance à penser à ses intérêts spécifiques, Jésus nous invite à voir large : rendre à César ce qui est à César, c’est rendre à toute l’humanité et à toute notre planète le respect qui leur est dû. Le second défi est encore plus délicat : rendre à Dieu ce qui est à Dieu. Cela veut dire en tout cas : donner une place à Dieu dans ma vie et dans la société. C’est d’abord une interpellation personnelle : où est Dieu dans ma vie ? Sachant que j’ai beaucoup de soucis, beaucoup de souffrances parfois, beaucoup d’obligations familiales, professionnelles, matérielles, culturelles, quelle place est-ce que je donne à Dieu dans ma course quotidienne ? Quand est-ce que je lui consacre du temps par la prière ? C’est vital pour chacun de nous ! La question est très moderne – mais en fait il y a deux mille ans qu’elle est posée à chaque être humain. Parce que chacun doit se la poser personnellement. La place de Dieu, c’est aussi la place du pauvre et du petit dans ma vie : car Dieu, en Jésus, se manifeste d’abord dans le petit et le pauvre. C’est le petit que Jésus place au milieu du cercle des disciples, d’après l’évangéliste Matthieu (chapitre 18), et c’est à propos de ce cercle que Jésus dit : Je suis au milieu de vous. Donc quelle place est-ce que je donne au pauvre dans ma vie ? Quand est-ce que je le mets au cœur du cercle de mes activités ? Enfin la place de Dieu, elle est aussi dans notre société. Certes Dieu ne revendique pas tout l’espace : il y a place pour César ! Mais il faut aussi une place pour Dieu. Dieu ne peut être oublié de l’espace social, de l’espace public. Une société qui oublie l’Évangile devient une société impitoyable et malheureuse, une société sans espérance et sans horizon, une société sans conversion possible et sans joie profonde. Il faut une place pour Dieu à travers la justice sociale, à travers les témoignages de prière et de service, à travers la gratuité et la beauté. Une place pour Dieu ! À inventer dans ma vie et dans la société ; dans le dialogue, pas dans l’exclusion ; dans la communauté chrétienne et pas dans l’isolement ! Une place pour Dieu, à inventer ici à Louvain-la-Neuve, à l’Université comme dans la ville ; en Belgique, comme en France ; dans nos villes et nos villages ; en Grèce, à Salonique, la ville de cette petite communauté chrétienne à laquelle saint Paul écrivait sa première lettre, entendue en deuxième lecture ; ou à Seraing, dans la région de Liège, qui souffre de fermeture d’entreprises ; une place pour Dieu dans les pays ou les régions où règnent l’injustice ou la pauvreté ; une place pour Dieu, partout, sur le terrain de la vie ; mais une place qui commence ici, au cœur même de cette eucharistie ! </w:t>
+      <w:bookmarkStart w:id="71" w:name="_Hlk190362991"/>
+      <w:r>
+        <w:t xml:space="preserve">Chers Frères et Sœurs, « Rendez à César ce qui est à César, et à Dieu ce qui est à Dieu ». Cette célèbre phrase de Jésus conclut le passage de l’évangile que nous venons de lire. Voyons d’abord ce qu’elle signifie dans son contexte ; puis nous nous demanderons ce qu’elle nous dit aujourd’hui. Nous nous trouvons au chapitre 22 de l’évangile de Matthieu, évangile que nous suivons tout au long de cette année liturgique. Jésus vient d’entrer triomphalement à Jérusalem, acclamé par la foule, qui crie : « Hosanna au Fils de David ». Il est reçu comme un messie, qui va sauver le peuple du pouvoir des occupants, les Romains. Il se rend au Temple. Il voit tout le trafic qui se déploie sous les portiques et il se scandalise ; il chasse donc tous les vendeurs du Temple. Vous imaginez d’ici la colère des responsables, prêtres et scribes, qui se demandent de quel droit Jésus agit ainsi et trouble l’ordre public. Dans cette ambiance de soupçon, ces chefs religieux, en particulier des pharisiens, viennent trouver Jésus pour le prendre en faute et le faire </w:t>
+      </w:r>
+      <w:r>
+        <w:lastRenderedPageBreak/>
+        <w:t xml:space="preserve">arrêter. Ils inventent une question qui va enfoncer Jésus. Ils lui demandent, dans un esprit un peu nationaliste : « Est-il permis, oui ou non, de payer l’impôt à l’empereur, à César ? » Si Jésus répond « oui, il faut payer l’impôt », il se fera prendre pour un collaborateur des Romains, il trahira le peuple, il apparaîtra comme un faux messie. S’il répond : « non, il ne faut pas payer l’impôt », il se positionnera contre le pouvoir des Romains et pourra être accusé de subversion. Dans les deux cas, on aura une raison pour l’arrêter. Alors Jésus a une idée de génie : il demande qu’on lui montre l’argent servant à payer l’impôt. Ses adversaires sortent de leur poche une pièce d’un denier. Ils se trahissent : ces chefs religieux, fiers de leur identité nationale, montrent qu’ils ont en poche l’argent romain, alors que Jésus n’en a pas sur lui ! Première victoire de Jésus ! Il révèle l’envers des cartes, le double jeu des dirigeants du peuple. Ensuite il leur demande de dire clairement de qui est l’image sur la pièce. Ils répondent : de César ! Là ils s’enfoncent : ils affirment qu’ils ont l’image de César sur eux ! Ils collaborent en secret à la politique romaine alors qu’ils apparaissent comme des purs de la religion ! Deuxième victoire de Jésus. Dès lors il énonce la phrase qui les remet à leur place : « Rendez à César ce qui est à César, et à Dieu ce qui est à Dieu ». Troisième victoire de Jésus ! Il fait la leçon aux pharisiens ; il montre que derrière leurs préoccupations concernant l’impôt à payer à César, ils sont en train d’oublier Dieu ! Eux qui croyaient enfoncer Jésus, les voilà réduits au silence. Par cette phrase solennelle, Jésus les force à la réflexion. Il élargit le débat et les oblige à faire un examen de conscience personnel, à réfléchir au sens de tout leur engagement. Chacun doit se dire : dans ma vie, qu’est-ce que je consacre à César, c’est-à-dire au matériel ; et qu’est-ce que je consacre à Dieu, c’est-à-dire au spirituel ? Jésus laisse une place à César – contrairement aux pharisiens – mais surtout il veut qu’on trouve une place pour Dieu. Et c’est à ce niveau, frères et sœurs, que ce texte nous interpelle aussi, deux mille ans plus tard ! Nous aussi, il nous invite à faire un examen de conscience et à faire un choix pour notre vie. Quand Jésus parle de César, il oblige le peuple juif à prendre au sérieux le pouvoir politique de l’empire, qui était un état supranational. Jésus dépasse les sentiments régionalistes et invite à avoir un regard politique vaste. Il ne pense pas qu’aux intérêts de son peuple, il pense au bien public de tout l’empire, en fin de compte, de toute l’humanité – alors même que cet empire avait un côté injuste et oppresseur ; mais Jésus voit plus loin que les défauts de la politique ; il embrasse le souci de toute la chose publique. À notre époque où chacun a tendance à penser à ses intérêts spécifiques, Jésus nous invite à voir large : rendre à César ce qui est à César, c’est rendre à toute l’humanité et à toute notre planète le respect qui leur est dû. Le second défi est encore plus délicat : rendre à Dieu ce qui est à Dieu. Cela veut dire en tout cas : donner une place à Dieu dans ma vie et dans la société. C’est d’abord une interpellation personnelle : où est Dieu dans ma vie ? Sachant que j’ai beaucoup de soucis, beaucoup de souffrances parfois, beaucoup d’obligations familiales, professionnelles, matérielles, culturelles, quelle place est-ce que je donne à Dieu dans ma course quotidienne ? Quand est-ce que je lui consacre du temps par la prière ? C’est vital pour chacun de nous ! La question est très moderne – mais en fait il y a deux mille ans qu’elle est posée à chaque être humain. Parce que chacun doit se la poser personnellement. La place de Dieu, c’est aussi la place du pauvre et du petit dans ma vie : car Dieu, en Jésus, se manifeste d’abord dans le petit et le pauvre. C’est le petit que Jésus place au milieu du cercle des disciples, d’après l’évangéliste Matthieu (chapitre 18), et c’est à propos de ce cercle que Jésus dit : Je suis au milieu de vous. Donc quelle place est-ce que je donne au pauvre dans ma vie ? Quand est-ce que je le mets au cœur du cercle de mes activités ? Enfin la place de Dieu, elle est aussi dans notre société. Certes Dieu ne revendique pas tout l’espace : il y a place pour César ! Mais il faut aussi une place pour Dieu. Dieu ne peut être oublié de l’espace social, de l’espace public. Une société qui oublie l’Évangile devient une société impitoyable et malheureuse, une société sans espérance et sans horizon, une société sans conversion possible et sans joie profonde. Il faut une place pour Dieu à travers la justice sociale, à travers les témoignages de prière et de service, à travers la gratuité et la beauté. Une place pour Dieu ! À inventer dans ma vie et dans la société </w:t>
+      </w:r>
+      <w:r>
+        <w:lastRenderedPageBreak/>
+        <w:t xml:space="preserve">; dans le dialogue, pas dans l’exclusion ; dans la communauté chrétienne et pas dans l’isolement ! Une place pour Dieu, à inventer ici à Louvain-la-Neuve, à l’Université comme dans la ville ; en Belgique, comme en France ; dans nos villes et nos villages ; en Grèce, à Salonique, la ville de cette petite communauté chrétienne à laquelle saint Paul écrivait sa première lettre, entendue en deuxième lecture ; ou à Seraing, dans la région de Liège, qui souffre de fermeture d’entreprises ; une place pour Dieu dans les pays ou les régions où règnent l’injustice ou la pauvreté ; une place pour Dieu, partout, sur le terrain de la vie ; mais une place qui commence ici, au cœur même de cette eucharistie ! </w:t>
       </w:r>
       <w:r>
         <w:t>Amen.</w:t>
@@ -2801,8 +7070,9 @@
       <w:pPr>
         <w:pStyle w:val="Titre1"/>
       </w:pPr>
-      <w:bookmarkStart w:id="45" w:name="_Hlk186379818"/>
-      <w:bookmarkEnd w:id="44"/>
+      <w:bookmarkStart w:id="72" w:name="_Hlk186379818"/>
+      <w:bookmarkStart w:id="73" w:name="_Toc203661684"/>
+      <w:bookmarkEnd w:id="71"/>
       <w:r>
         <w:t>26/01/2014, Christian Lépine</w:t>
       </w:r>
@@ -2821,9 +7091,10 @@
       <w:r>
         <w:t>agentivité</w:t>
       </w:r>
-    </w:p>
-    <w:p>
-      <w:bookmarkStart w:id="46" w:name="_Hlk194404520"/>
+      <w:bookmarkEnd w:id="73"/>
+    </w:p>
+    <w:p>
+      <w:bookmarkStart w:id="74" w:name="_Hlk194404520"/>
       <w:r>
         <w:t>3</w:t>
       </w:r>
@@ -2855,18 +7126,32 @@
       <w:r>
         <w:t xml:space="preserve">, </w:t>
       </w:r>
+      <w:proofErr w:type="spellStart"/>
       <w:r>
         <w:t>Christ-Church</w:t>
       </w:r>
+      <w:proofErr w:type="spellEnd"/>
       <w:r>
         <w:t>.</w:t>
       </w:r>
     </w:p>
-    <w:bookmarkEnd w:id="46"/>
+    <w:bookmarkEnd w:id="74"/>
     <w:p/>
     <w:p>
       <w:r>
-        <w:t>Au nom de Jésus Christ, notre Seigneur, nous sommes réunis pour invoquer ensemble le nom de Jésus Christ, notre Seigneur. Nous partageons des confessions chrétiennes différentes, mais nous voulons marcher sur le chemin de la coopération et de l’unité, dans un esprit de foi, de prière et d’amitié, en nous attachant au nom de Jésus. Nous partageons la grande richesse du nom de Jésus en qui nous mettons notre espérance. Nous donnons notre vie au nom de notre Seigneur Jésus Christ. Nous quittons tout pour suivre Jésus à cause de son nom. Nous nous réunissons au nom de Jésus. Nous accueillons les pauvres et les petits à cause du nom de Jésus. Nous sommes souvent haïs à cause du nom de Jésus. Nous faisons des miracles, guérissons et chassons des démons en invoquant le nom de Jésus. En le nom de Jésus nous proclamons le repentir en vue de la rémission des péchés. Le nom de Jésus est indivisible. Il est le nom du Fils unique de Dieu auquel nous croyons. « Il n’y a pas, sous le ciel, d’autre nom donné aux humains, par lequel nous devions être sauvés ». Par le nom de Jésus, nous rencontrons la personne divine du Fils de Dieu fait homme qui est Dieu avec nous et Dieu pour nous. En accueillant le nom de Jésus au fond de notre âme, de notre esprit et de notre cœur, nous accueillons le Seigneur crucifié et ressuscité qui vient se donner à chacun et chacune d’entre nous, qui a le pouvoir de faire de nous des enfants de Dieu en vérité et qui, en nous unissant à son Corps, fait de nous son Corps. Le monde a besoin d’entendre le nom de Jésus. On entend souvent que notre monde n’a pas besoin d’un Sauveur, mais en même temps il cherche chaque jour le salut. Il le cherche à travers des moyens techniques et humains qui peuvent être une aide légitime et précieuse à l’existence, mais qui ne peuvent pas donner la paix profonde qui demeure, quelles que soient les angoisses et les souffrances. Or, le nom de Jésus est le nom de la Paix, une Paix unique et indivisible. Il n’y a qu’une Paix du Christ. Lui que la mort sur la Croix n’a pu empêcher de ressusciter, a le pouvoir de nous communiquer sa Paix. Rien de ce qui peut survenir dans notre vie, aucun péché, aucune épreuve, aucun inconnu devant l’avenir, ne peut empêcher Jésus de nous donner sa Paix. Le monde a besoin d’entendre le nom de Jésus qui est le nom de la Grâce, une Grâce unique et indivisible. L’être humain aspire à un amour profond et réel, mais en même temps, il est confronté quotidiennement à un échec de l’amour dans sa vie personnelle, familiale et sociale. En Dieu, l’Amour n’est pas un projet. Dieu est Amour. En lui, l’Amour est une réalité éternelle. Dans le nom de Jésus, cet Amour éternel nous est révélé et communiqué. Sur la Croix, Jésus nous aime jusqu’à l’extrême de l’amour et par sa résurrection, il nous communique son amour, pour nous rendre capables d’aimer et de choisir de faire de notre vie un don désintéressé, total, libre et gratuit. Nous sommes appelés à vivre du nom unique de Jésus et à proclamer le nom unique de Jésus. Nous ne pouvons pas le proclamer sans en vivre et nous ne pouvons pas en vivre sans le proclamer. Quoique que nous puissions être, faire ou dire, « que ce soit toujours au nom du Seigneur Jésus ». Nous sommes appelés à nous agenouiller au nom de Jésus à être justifiés au nom de Jésus et à proclamer de Jésus Christ qu’il est Seigneur, à la gloire de Dieu le Père. Nous avons été créés par Dieu afin que notre vie soit tournée, aujourd’hui et pour toujours, vers le Père éternel par le Fils unique dans l’Esprit Saint. Dans le nom unique de Jésus nous est donné le nom du Salut, de la Paix et de la Grâce. Jésus Christ, nous nous prosternons devant toi : « Grandes et merveilleuses sont tes œuvres, Seigneur, Dieu Maître de tout ; justes et droites sont tes voies, ô Roi des nations. Qui ne craindrait, Seigneur, et ne glorifierait ton nom? Car seul, tu es Saint ».</w:t>
+        <w:t xml:space="preserve">Au nom de Jésus Christ, notre Seigneur, nous sommes réunis pour invoquer ensemble le nom de Jésus Christ, notre Seigneur. Nous partageons des confessions chrétiennes différentes, mais nous voulons marcher sur le chemin de la coopération et de l’unité, dans un esprit de foi, de prière et d’amitié, en nous attachant au nom de Jésus. Nous partageons la grande richesse du nom de Jésus en qui nous mettons notre espérance. Nous donnons notre vie au nom de notre Seigneur Jésus Christ. Nous quittons tout pour suivre Jésus à cause de son nom. Nous nous réunissons au nom de Jésus. Nous accueillons les pauvres et les petits à cause du nom de Jésus. Nous sommes souvent haïs à cause du nom de Jésus. Nous faisons des miracles, guérissons et chassons des démons en invoquant le nom de Jésus. En le nom de Jésus nous proclamons le repentir en vue de la rémission des péchés. Le nom de Jésus est indivisible. Il est le nom du Fils unique de Dieu auquel nous croyons. « Il n’y a pas, sous le ciel, d’autre nom donné aux humains, par lequel nous devions être sauvés ». Par le nom de Jésus, nous rencontrons la personne divine du Fils de Dieu fait homme qui est Dieu avec nous et Dieu pour nous. En accueillant le nom de Jésus au fond de notre âme, de notre esprit et de notre cœur, nous accueillons le Seigneur crucifié et ressuscité qui vient se donner à chacun et chacune d’entre nous, qui a le pouvoir de faire de nous des enfants de Dieu en vérité et qui, en nous unissant à son Corps, fait de nous son Corps. Le monde a besoin d’entendre le nom de Jésus. On entend souvent que notre monde n’a pas besoin d’un Sauveur, mais en même temps il cherche chaque jour le salut. Il le cherche à travers des moyens techniques et humains qui peuvent être une aide légitime et précieuse à l’existence, mais qui ne peuvent pas donner la paix profonde qui demeure, quelles que soient les angoisses et les souffrances. Or, le nom de Jésus est le nom de la Paix, une Paix unique et indivisible. Il n’y a qu’une Paix du Christ. Lui que la mort sur la Croix n’a pu empêcher de ressusciter, a le pouvoir de nous communiquer sa Paix. Rien de ce qui peut survenir dans notre vie, aucun péché, aucune épreuve, aucun inconnu devant l’avenir, ne peut empêcher Jésus de nous donner sa Paix. Le monde a besoin d’entendre le nom de Jésus qui est le nom de la Grâce, une Grâce unique et indivisible. L’être humain aspire à un amour profond et réel, mais en même temps, il est confronté quotidiennement à un échec de l’amour dans sa vie personnelle, familiale et sociale. En Dieu, l’Amour n’est pas un projet. Dieu est Amour. En lui, l’Amour est une réalité éternelle. Dans le nom de Jésus, cet Amour éternel nous est révélé et communiqué. Sur la Croix, Jésus nous aime jusqu’à l’extrême de l’amour et par sa résurrection, il nous communique son amour, pour nous rendre capables d’aimer et de choisir de faire de notre vie un don désintéressé, total, </w:t>
+      </w:r>
+      <w:r>
+        <w:lastRenderedPageBreak/>
+        <w:t xml:space="preserve">libre et gratuit. Nous sommes appelés à vivre du nom unique de Jésus et à proclamer le nom unique de Jésus. Nous ne pouvons pas le proclamer sans en vivre et nous ne pouvons pas en vivre sans le proclamer. Quoique que nous puissions être, faire ou dire, « que ce soit toujours au nom du Seigneur Jésus ». Nous sommes appelés à nous agenouiller au nom de Jésus à être justifiés au nom de Jésus et à proclamer de Jésus Christ qu’il est Seigneur, à la gloire de Dieu le Père. Nous avons été créés par Dieu afin que notre vie soit tournée, aujourd’hui et pour toujours, vers le Père éternel par le Fils unique dans l’Esprit Saint. Dans le nom unique de Jésus nous est donné le nom du Salut, de la Paix et de la Grâce. Jésus Christ, nous nous prosternons devant toi : « Grandes et merveilleuses sont tes œuvres, Seigneur, Dieu Maître de tout ; justes et droites sont tes voies, ô Roi des nations. Qui ne craindrait, Seigneur, et ne glorifierait ton </w:t>
+      </w:r>
+      <w:proofErr w:type="gramStart"/>
+      <w:r>
+        <w:t>nom?</w:t>
+      </w:r>
+      <w:proofErr w:type="gramEnd"/>
+      <w:r>
+        <w:t xml:space="preserve"> Car seul, tu es Saint ».</w:t>
       </w:r>
     </w:p>
     <w:p>
@@ -2880,7 +7165,8 @@
       <w:pPr>
         <w:pStyle w:val="Titre1"/>
       </w:pPr>
-      <w:bookmarkStart w:id="47" w:name="_Hlk157697674"/>
+      <w:bookmarkStart w:id="75" w:name="_Hlk157697674"/>
+      <w:bookmarkStart w:id="76" w:name="_Toc203661685"/>
       <w:r>
         <w:rPr>
           <w:color w:val="FF0000"/>
@@ -2894,8 +7180,13 @@
         <w:t xml:space="preserve">, </w:t>
       </w:r>
       <w:r>
-        <w:t>Laurent Le Boulc'h</w:t>
-      </w:r>
+        <w:t xml:space="preserve">Laurent Le </w:t>
+      </w:r>
+      <w:proofErr w:type="spellStart"/>
+      <w:r>
+        <w:t>Boulc'h</w:t>
+      </w:r>
+      <w:proofErr w:type="spellEnd"/>
       <w:r>
         <w:t xml:space="preserve">, </w:t>
       </w:r>
@@ -2905,6 +7196,7 @@
       <w:r>
         <w:t>l’Esprit, objet, se transmet</w:t>
       </w:r>
+      <w:bookmarkEnd w:id="76"/>
     </w:p>
     <w:p>
       <w:pPr>
@@ -2993,11 +7285,19 @@
           <w:lang w:eastAsia="fr-FR"/>
         </w:rPr>
       </w:pPr>
-      <w:r>
-        <w:rPr>
-          <w:lang w:eastAsia="fr-FR"/>
-        </w:rPr>
-        <w:t>Saint-Là, cathédrale Notre-Dame, 70</w:t>
+      <w:proofErr w:type="spellStart"/>
+      <w:r>
+        <w:rPr>
+          <w:lang w:eastAsia="fr-FR"/>
+        </w:rPr>
+        <w:t>Saint-Là</w:t>
+      </w:r>
+      <w:proofErr w:type="spellEnd"/>
+      <w:r>
+        <w:rPr>
+          <w:lang w:eastAsia="fr-FR"/>
+        </w:rPr>
+        <w:t>, cathédrale Notre-Dame, 70</w:t>
       </w:r>
       <w:r>
         <w:rPr>
@@ -3013,7 +7313,7 @@
         <w:t xml:space="preserve"> anniversaire du débarquement</w:t>
       </w:r>
     </w:p>
-    <w:bookmarkEnd w:id="47"/>
+    <w:bookmarkEnd w:id="75"/>
     <w:p>
       <w:pPr>
         <w:rPr>
@@ -3027,27 +7327,54 @@
           <w:lang w:eastAsia="fr-FR"/>
         </w:rPr>
       </w:pPr>
-      <w:bookmarkStart w:id="48" w:name="_Hlk194478050"/>
-      <w:r>
-        <w:rPr>
-          <w:lang w:eastAsia="fr-FR"/>
-        </w:rPr>
-        <w:t>Frères et sœurs, nous venons d’écouter dans cette église Notre-Dame, la parole du prophète Zacharie : « Pousse des cris de joie, fille de Jérusalem ! Voici ton roi qui vient vers toi… Il brisera l’arc de guerre et il proclamera la paix aux nations. » Ces mots résonnent en ces jours où notre pays commémore le 70e anniversaire du débarquement sur nos côtes normandes. Dans la nuit du 6 au 7 juin 1944, le largage des bombes américaines commençait sur Saint-Lô. Huit semaines plus tard, la ville et sa belle église Notre-Dame gisaient à terre, presque totalement anéanties. La cité devenait alors le symbole tragique de l’affrontement par le mal contre le mal. Ce matin, nous portons dans notre prière toutes les victimes, civiles et militaires, de cette violence imprévisible que les forces alliées avaient jugée tragiquement nécessaire pour détruire la violence plus terrible encore du National-Socialisme, ce rêve de gloire et de puissance devenu le cauchemar de l’humanité. Le 26 juillet 1944, jour de la libération de Saint-Lô, au milieu des ruines et de la désolation, les paroles du prophète Zacharie jaillissaient du fond des cœurs, hymne à la joie devant la fin tant espéré du supplice, espérance que la paix s’imposerait enfin sur notre continent. Ce matin, en souvenir de cette page décisive de notre histoire, nous sommes rassemblés dans l’église restaurée de Saint-Lô. Ses pierres sont un cri pour que nous nous engagions, les uns et les autres, dans la construction de l’œuvre de la paix. Car la paix, nous le savons, est fragile. Elle exige que chacun en prenne soin. Le chemin de la paix tant désirée et dont la nécessité se rappelle à nous quand nous regardons les désastres de la guerre, a besoin de toutes nos intelligences afin que l’humanité sache raisonnablement discerner ce qui est bon pour elle, et reconnaître ce qui risque de la conduire à la tristesse et à la mort. Le chemin de la paix a besoin de la sensibilité de nos cœurs pour que nous nous y engagions avec joie et générosité. Mais, plus encore, le chemin de la paix a besoin de la force de l’Esprit de Dieu en nous, parce que la paix est un combat qui demande beaucoup d’énergie. Dans sa lettre aux Romains, saint Paul oppose l’homme de l’Esprit à l’homme de la chair. « Si vous vivez sous l’emprise de la chair, vous devez mourir ; mais si, par l’Esprit, vous tuez les désordres de l’homme pécheur, vous vivrez. » L’homme de la chair se laisse emporter par les pulsions de l’égoïsme qui réduisent sa vie, car il ne laisse pas d’espace en lui au don de l’Esprit. Au contraire, l’homme de l’Esprit de Dieu ne cesse pas d’élargir son cœur et son intelligence, en les ressourçant dans l’amour et en les engageant toujours plus loin dans le témoignage de la charité. C’est ainsi que la vie s’accomplit en l’homme à l’image de Jésus. Construire la paix est l’œuvre des hommes de l’Esprit et non pas des hommes de la chair, car la paix est un don spirituel. Elle est le fruit du travail de l’Esprit en l’homme qui donne à la justice, au respect de l’autre, à l’ouverture d’esprit et à la réconciliation, de devenir plus forts en lui que l’iniquité, l’intolérance et la haine, dans la foi que la fraternité a l’avenir pour elle. Devenir des hommes et des femmes de paix selon la volonté de Dieu, c’est nous laisser porter par le souffle de l’Esprit et regarder Jésus dans l’Évangile, lui, le véritable homme de l’Esprit. Ce travail de la paix n’est pas réservé aux sages et aux savants, ni aux puissants et aux forts. Dans l’évangile de ce dimanche, nous accueillons la prière de Jésus à son Père. Cette prière est un chant d’émerveillement et d’action de grâce parce que les tout-petits sont les premiers à accueillir le message du Christ. Ces hommes et ces femmes subissaient le poids du fardeau de la condamnation parce que, à cause de leur péché, de leur passé ou de leur impureté, ils étaient jugés incapables de répondre aux exigences de la loi de Dieu. Or, c’est d’abord vers eux que Jésus vient, et son Évangile est pour eux un grand vent de miséricorde, de justice et d’amour dans la puissance de l’Esprit. Tous ces pauvres et ces petits deviennent les signes de la paix de Jésus qui rassemble tous les hommes, dans la réconciliation de l’amour de Dieu vainqueur. Frères et sœurs, ce don de l’Esprit de justice et de paix, nous le recevons dans notre eucharistie. Résistons par lui à l’emprise de la chair et ses violences. Devenons par lui des hommes et des femmes de l’Esprit, bâtisseurs de paix en notre monde. Ce témoignage rendu au Christ est parfois un fardeau, parce qu’il nous faut affronter courageusement les tentations de la haine, de la vengeance et de la division. Mais il est aussi léger quand nous nous laissons habiter de la présence du Ressuscité qui porte sur lui le péché du monde et en est déjà le grand vainqueur. Qu’il nous bénisse dans sa paix. Amen.</w:t>
-      </w:r>
-    </w:p>
-    <w:bookmarkEnd w:id="48"/>
+      <w:bookmarkStart w:id="77" w:name="_Hlk194478050"/>
+      <w:r>
+        <w:rPr>
+          <w:lang w:eastAsia="fr-FR"/>
+        </w:rPr>
+        <w:t xml:space="preserve">Frères et sœurs, nous venons d’écouter dans cette église Notre-Dame, la parole du prophète Zacharie : « Pousse des cris de joie, fille de Jérusalem ! Voici ton roi qui vient vers toi… Il brisera l’arc de guerre et il proclamera la paix aux nations. » Ces mots résonnent en ces jours où notre pays commémore le 70e anniversaire du débarquement sur nos côtes normandes. Dans la nuit du 6 au 7 juin 1944, le largage des bombes américaines commençait sur Saint-Lô. Huit semaines plus tard, la ville et sa belle église Notre-Dame gisaient à terre, presque totalement anéanties. La cité devenait alors le symbole tragique de l’affrontement par le mal contre le mal. Ce matin, nous portons dans notre prière toutes les victimes, civiles et militaires, de cette violence imprévisible que les forces alliées avaient jugée tragiquement nécessaire pour détruire la violence plus terrible encore du National-Socialisme, ce rêve de gloire et de puissance devenu le cauchemar de l’humanité. Le 26 juillet 1944, jour de la libération de Saint-Lô, au milieu des ruines et de la désolation, les paroles du prophète Zacharie jaillissaient du fond des cœurs, hymne à la joie devant </w:t>
+      </w:r>
+      <w:proofErr w:type="gramStart"/>
+      <w:r>
+        <w:rPr>
+          <w:lang w:eastAsia="fr-FR"/>
+        </w:rPr>
+        <w:t>la fin tant espéré</w:t>
+      </w:r>
+      <w:proofErr w:type="gramEnd"/>
+      <w:r>
+        <w:rPr>
+          <w:lang w:eastAsia="fr-FR"/>
+        </w:rPr>
+        <w:t xml:space="preserve"> du supplice, espérance que la paix s’imposerait enfin sur notre continent. Ce matin, en souvenir de cette page décisive de notre histoire, nous sommes rassemblés dans l’église restaurée de Saint-Lô. Ses pierres sont un cri pour que nous nous engagions, les uns et les autres, dans la construction de l’œuvre de la paix. Car la paix, nous le savons, est fragile. Elle exige que chacun en prenne soin. Le chemin de la paix tant désirée et dont la nécessité se rappelle à nous quand nous regardons les désastres de la guerre, a besoin de toutes nos intelligences afin que l’humanité sache raisonnablement discerner ce qui est bon pour elle, et reconnaître ce qui risque de la conduire à la tristesse et à la mort. Le chemin de la paix a besoin de la sensibilité de nos cœurs pour que nous nous y engagions avec joie et générosité. Mais, plus encore, le chemin de la paix a besoin de la force de l’Esprit de Dieu en nous, parce que la paix est un combat qui demande beaucoup d’énergie. Dans sa lettre aux Romains, saint Paul oppose l’homme de l’Esprit à l’homme de la chair. « Si vous vivez sous l’emprise de la chair, vous devez mourir ; mais si, par l’Esprit, vous tuez les désordres de l’homme pécheur, vous vivrez. » L’homme de la chair se laisse emporter par les pulsions de l’égoïsme qui réduisent sa vie, car il ne laisse pas d’espace en lui au don de l’Esprit. Au contraire, l’homme de l’Esprit </w:t>
+      </w:r>
+      <w:r>
+        <w:rPr>
+          <w:lang w:eastAsia="fr-FR"/>
+        </w:rPr>
+        <w:lastRenderedPageBreak/>
+        <w:t>de Dieu ne cesse pas d’élargir son cœur et son intelligence, en les ressourçant dans l’amour et en les engageant toujours plus loin dans le témoignage de la charité. C’est ainsi que la vie s’accomplit en l’homme à l’image de Jésus. Construire la paix est l’œuvre des hommes de l’Esprit et non pas des hommes de la chair, car la paix est un don spirituel. Elle est le fruit du travail de l’Esprit en l’homme qui donne à la justice, au respect de l’autre, à l’ouverture d’esprit et à la réconciliation, de devenir plus forts en lui que l’iniquité, l’intolérance et la haine, dans la foi que la fraternité a l’avenir pour elle. Devenir des hommes et des femmes de paix selon la volonté de Dieu, c’est nous laisser porter par le souffle de l’Esprit et regarder Jésus dans l’Évangile, lui, le véritable homme de l’Esprit. Ce travail de la paix n’est pas réservé aux sages et aux savants, ni aux puissants et aux forts. Dans l’évangile de ce dimanche, nous accueillons la prière de Jésus à son Père. Cette prière est un chant d’émerveillement et d’action de grâce parce que les tout-petits sont les premiers à accueillir le message du Christ. Ces hommes et ces femmes subissaient le poids du fardeau de la condamnation parce que, à cause de leur péché, de leur passé ou de leur impureté, ils étaient jugés incapables de répondre aux exigences de la loi de Dieu. Or, c’est d’abord vers eux que Jésus vient, et son Évangile est pour eux un grand vent de miséricorde, de justice et d’amour dans la puissance de l’Esprit. Tous ces pauvres et ces petits deviennent les signes de la paix de Jésus qui rassemble tous les hommes, dans la réconciliation de l’amour de Dieu vainqueur. Frères et sœurs, ce don de l’Esprit de justice et de paix, nous le recevons dans notre eucharistie. Résistons par lui à l’emprise de la chair et ses violences. Devenons par lui des hommes et des femmes de l’Esprit, bâtisseurs de paix en notre monde. Ce témoignage rendu au Christ est parfois un fardeau, parce qu’il nous faut affronter courageusement les tentations de la haine, de la vengeance et de la division. Mais il est aussi léger quand nous nous laissons habiter de la présence du Ressuscité qui porte sur lui le péché du monde et en est déjà le grand vainqueur. Qu’il nous bénisse dans sa paix. Amen.</w:t>
+      </w:r>
+    </w:p>
     <w:p>
       <w:pPr>
         <w:pStyle w:val="Titre1"/>
       </w:pPr>
+      <w:bookmarkStart w:id="78" w:name="_Toc203661686"/>
+      <w:bookmarkEnd w:id="77"/>
       <w:r>
         <w:t xml:space="preserve">28/05/2017, </w:t>
       </w:r>
-      <w:bookmarkStart w:id="49" w:name="_Hlk186379785"/>
-      <w:r>
-        <w:t>Olivier Fröhlich</w:t>
-      </w:r>
-      <w:bookmarkEnd w:id="49"/>
+      <w:bookmarkStart w:id="79" w:name="_Hlk186379785"/>
+      <w:r>
+        <w:t xml:space="preserve">Olivier </w:t>
+      </w:r>
+      <w:proofErr w:type="spellStart"/>
+      <w:r>
+        <w:t>Fröhlich</w:t>
+      </w:r>
+      <w:bookmarkEnd w:id="79"/>
+      <w:proofErr w:type="spellEnd"/>
       <w:r>
         <w:t xml:space="preserve">, </w:t>
       </w:r>
@@ -3057,13 +7384,30 @@
       <w:r>
         <w:t>Dieu, finalité de la vie humaine</w:t>
       </w:r>
+      <w:bookmarkEnd w:id="78"/>
     </w:p>
     <w:p>
       <w:r>
         <w:t xml:space="preserve">7e Dimanche de Pâques de l’année A, </w:t>
       </w:r>
       <w:r>
-        <w:t>sur Ac 1, 12-24, 1 P 4, 13-16 et Jn 17, 1-11.</w:t>
+        <w:t xml:space="preserve">sur </w:t>
+      </w:r>
+      <w:proofErr w:type="spellStart"/>
+      <w:r>
+        <w:t>Ac</w:t>
+      </w:r>
+      <w:proofErr w:type="spellEnd"/>
+      <w:r>
+        <w:t xml:space="preserve"> 1, 12-24, 1 P 4, 13-16 et </w:t>
+      </w:r>
+      <w:proofErr w:type="spellStart"/>
+      <w:r>
+        <w:t>Jn</w:t>
+      </w:r>
+      <w:proofErr w:type="spellEnd"/>
+      <w:r>
+        <w:t xml:space="preserve"> 17, 1-11.</w:t>
       </w:r>
     </w:p>
     <w:p>
@@ -3071,25 +7415,54 @@
         <w:t>Diocésain</w:t>
       </w:r>
     </w:p>
-    <w:bookmarkEnd w:id="45"/>
-    <w:p>
-      <w:r>
-        <w:t>Lobbes, église Saint-Ursmer.</w:t>
+    <w:bookmarkEnd w:id="72"/>
+    <w:p>
+      <w:r>
+        <w:t>Lobbes, église Saint-</w:t>
+      </w:r>
+      <w:proofErr w:type="spellStart"/>
+      <w:r>
+        <w:t>Ursmer</w:t>
+      </w:r>
+      <w:proofErr w:type="spellEnd"/>
+      <w:r>
+        <w:t>.</w:t>
       </w:r>
     </w:p>
     <w:p/>
     <w:p>
       <w:r>
-        <w:t xml:space="preserve">Frères et sœurs, vous qui nous suivez à la télé, et vous qui êtes ici rassemblés à Lobbes, êtes-vous déjà entrés dans la vie éternelle ? Vous allez probablement me répondre que non, en pensant que, sinon, vous ne seriez pas là ! Et pourtant… Ecoutez la définition qu’en donne Jésus : « la vie éternelle, c’est qu’ils te connaissent, toi le seul vrai Dieu, et celui que tu as envoyé, Jésus Christ. » Apprendre à connaître Dieu et le Christ, c’est la démarche de la foi, un chemin toujours à parcourir. Si la vie éternelle, c’est connaître Dieu, frères et sœurs baptisés, alors serions-nous déjà tous entrés dans la vie éternelle ? La tradition chrétienne évoque le baptême comme « le bain de la nouvelle naissance », l’entrée dans une vie nouvelle. Une nouvelle naissance qui, déjà, nous fait goûter les joies de la vie éternelle, même si nous n’y entrons pas encore pleinement. A toutes les époques, dans to²²utes les traditions religieuses, l’être humain est habité par ce désir d’éternité, qu’il recherche profondément, et dont il aimerait comprendre le sens. Pour les chrétiens, les joies de la vie éternelle, c’est connaître Dieu et Jésus Christ. Et c’est une connaissance relationnelle, pas une connaissance théorique : on ne connaît vraiment les gens que quand on passe du temps avec eux, quand on apprend à découvrir petit à petit leur caractère, ce qui les rend joyeux et ce qui les attriste… – et je dirais même que c’est en aimant les gens qu’on les connaît le mieux, parce qu’on apprend à découvrir ce qui habite leur cœur. La vie éternelle est la relation à Dieu, une relation aimante, où on apprend à le connaître. Quand deux amoureux se regardent les yeux dans les yeux, ils ont l’impression de sonder l’autre au plus profond, et le temps s’arrête pour eux, rien n’existe plus autour d’eux… Petit avant-goût de ce que doit être la vie éternelle – la tradition biblique dit d’ailleurs qu’un jour, nous verrons Dieu face-à-face. La vie éternelle est déjà née en nous, mais elle est encore comme une petite flamme fragile, qui risque de s’éteindre. A nous d’entretenir cette flamme. Elle peut rester en nous comme une petite flamme vacillante, une vague lueur… Mais elle peut aussi devenir en nous « comme un feu dévorant ». A nous d’entretenir cette flamme… Comment ? Il s’agit de relation à Dieu, d’une amitié avec Dieu à faire grandir : tout ce qui nourrit notre intimité avec Dieu fait grandir cette flamme. Tout le temps passé avec Dieu nourrit notre amour. L’intimité avec le Père se ressent dans tous les mots de la prière du Christ : « Glorifie ton Fils afin que le Fils te glorifie… Tout ce qui est à moi est à toi, et ce qui est à toi est à moi » Jésus est celui qui connaît vraiment le Père parce qu’il vit pleinement de son amour. « L’heure est venue », dit Jésus. L’heure de connaître Dieu. Trop souvent, nous croyons que cette heure sera celle de notre mort. Mais non ! La vie éternelle est déjà commencée. L’heure est venue, et c’est maintenant, d’accueillir ce que Jésus nous partage : « J’ai manifesté ton nom aux hommes… je leur ai donné les paroles que tu m’avais données », dit-il dans sa prière à son Père. Oui, Jésus nous fait connaître Dieu, « le seul vrai Dieu ». Notre monde nous propose tant d’idoles qui se nourrissent de l’argent, du désir de consommer ou de s’échapper, tant de fausses images de Dieu véhiculées par la haine et les fondamentalismes… Ne nous laissons pas leurrer ! L’heure est venue de connaître le vrai Dieu, et cette heure a déjà pour nous un goût d’éternité, car elle se nourrit de la relation d’amitié avec Dieu. </w:t>
-      </w:r>
-      <w:r>
-        <w:t>Amen ! Alleluia !</w:t>
+        <w:t xml:space="preserve">Frères et sœurs, vous qui nous suivez à la télé, et vous qui êtes ici rassemblés à Lobbes, êtes-vous déjà entrés dans la vie éternelle ? Vous allez probablement me répondre que non, en pensant que, sinon, vous ne seriez pas là ! Et pourtant… Ecoutez la définition qu’en donne Jésus : « la vie éternelle, c’est qu’ils te connaissent, toi le seul vrai Dieu, et celui que tu as envoyé, Jésus Christ. » Apprendre à connaître Dieu et le Christ, c’est la démarche de la foi, un chemin toujours à parcourir. Si la vie éternelle, c’est connaître Dieu, frères et sœurs baptisés, alors serions-nous déjà tous entrés dans la vie éternelle ? La tradition chrétienne évoque le baptême comme « le bain de la nouvelle naissance », l’entrée dans une vie nouvelle. Une nouvelle naissance qui, déjà, nous fait goûter les joies de la vie éternelle, même si nous n’y entrons pas encore pleinement. A toutes les époques, dans to²²utes les traditions religieuses, l’être humain est habité par ce désir d’éternité, qu’il recherche profondément, et dont il aimerait comprendre le sens. Pour les chrétiens, les joies de la vie éternelle, c’est connaître Dieu et Jésus Christ. Et c’est une connaissance relationnelle, pas une connaissance théorique : on ne connaît vraiment les gens que quand on passe du temps avec eux, quand on apprend à découvrir petit à petit leur caractère, ce qui les rend joyeux et ce qui les attriste… – et je dirais même que c’est en aimant les gens qu’on les connaît le mieux, parce qu’on apprend à découvrir ce qui habite leur cœur. </w:t>
+      </w:r>
+      <w:r>
+        <w:lastRenderedPageBreak/>
+        <w:t xml:space="preserve">La vie éternelle est la relation à Dieu, une relation aimante, où on apprend à le connaître. Quand deux amoureux se regardent les yeux dans les yeux, ils ont l’impression de sonder l’autre au plus profond, et le temps s’arrête pour eux, rien n’existe plus autour d’eux… Petit avant-goût de ce que doit être la vie éternelle – la tradition biblique dit d’ailleurs qu’un jour, nous verrons Dieu face-à-face. La vie éternelle est déjà née en nous, mais elle est encore comme une petite flamme fragile, qui risque de s’éteindre. A nous d’entretenir cette flamme. Elle peut rester en nous comme une petite flamme vacillante, une vague lueur… Mais elle peut aussi devenir en nous « comme un feu dévorant ». A nous d’entretenir cette flamme… Comment ? Il s’agit de relation à Dieu, d’une amitié avec Dieu à faire grandir : tout ce qui nourrit notre intimité avec Dieu fait grandir cette flamme. Tout le temps passé avec Dieu nourrit notre amour. L’intimité avec le Père se ressent dans tous les mots de la prière du Christ : « Glorifie ton Fils afin que le Fils te glorifie… Tout ce qui est à moi est à toi, et ce qui est à toi est à moi » Jésus est celui qui connaît vraiment le Père parce qu’il vit pleinement de son amour. « L’heure est venue », dit Jésus. L’heure de connaître Dieu. Trop souvent, nous croyons que cette heure sera celle de notre mort. Mais non ! La vie éternelle est déjà commencée. L’heure est venue, et c’est maintenant, d’accueillir ce que Jésus nous partage : « J’ai manifesté ton nom aux hommes… je leur ai donné les paroles que tu m’avais </w:t>
+      </w:r>
+      <w:proofErr w:type="gramStart"/>
+      <w:r>
+        <w:t>données</w:t>
+      </w:r>
+      <w:proofErr w:type="gramEnd"/>
+      <w:r>
+        <w:t xml:space="preserve"> », dit-il dans sa prière à son Père. Oui, Jésus nous fait connaître Dieu, « le seul vrai Dieu ». Notre monde nous propose tant d’idoles qui se nourrissent de l’argent, du désir de consommer ou de s’échapper, tant de fausses images de Dieu véhiculées par la haine et les fondamentalismes… Ne nous laissons pas leurrer ! L’heure est venue de connaître le vrai Dieu, et cette heure a déjà pour nous un goût d’éternité, car elle se nourrit de la relation d’amitié avec Dieu. </w:t>
+      </w:r>
+      <w:r>
+        <w:t xml:space="preserve">Amen ! </w:t>
+      </w:r>
+      <w:proofErr w:type="spellStart"/>
+      <w:r>
+        <w:t>Alleluia</w:t>
+      </w:r>
+      <w:proofErr w:type="spellEnd"/>
+      <w:r>
+        <w:t xml:space="preserve"> !</w:t>
       </w:r>
     </w:p>
     <w:p>
       <w:pPr>
         <w:pStyle w:val="Titre1"/>
       </w:pPr>
+      <w:bookmarkStart w:id="80" w:name="_Toc203661687"/>
       <w:r>
         <w:t>04/06/2017, Erik</w:t>
       </w:r>
@@ -3108,6 +7481,7 @@
       <w:r>
         <w:t>l’Esprit, sujet, mis en avant</w:t>
       </w:r>
+      <w:bookmarkEnd w:id="80"/>
     </w:p>
     <w:p>
       <w:r>
@@ -3123,15 +7497,31 @@
         <w:t xml:space="preserve">e la Pentecôte de l’année A, </w:t>
       </w:r>
       <w:r>
-        <w:t xml:space="preserve">sur Ac 2, 1-11, 1 Co </w:t>
-      </w:r>
-      <w:bookmarkStart w:id="50" w:name="haut"/>
+        <w:t xml:space="preserve">sur </w:t>
+      </w:r>
+      <w:proofErr w:type="spellStart"/>
+      <w:r>
+        <w:t>Ac</w:t>
+      </w:r>
+      <w:proofErr w:type="spellEnd"/>
+      <w:r>
+        <w:t xml:space="preserve"> 2, 1-11, 1 Co </w:t>
+      </w:r>
+      <w:bookmarkStart w:id="81" w:name="haut"/>
       <w:r>
         <w:t>12,3-13</w:t>
       </w:r>
-      <w:bookmarkEnd w:id="50"/>
-      <w:r>
-        <w:t xml:space="preserve"> et Jn 20, 19-23, </w:t>
+      <w:bookmarkEnd w:id="81"/>
+      <w:r>
+        <w:t xml:space="preserve"> et </w:t>
+      </w:r>
+      <w:proofErr w:type="spellStart"/>
+      <w:r>
+        <w:t>Jn</w:t>
+      </w:r>
+      <w:proofErr w:type="spellEnd"/>
+      <w:r>
+        <w:t xml:space="preserve"> 20, 19-23, </w:t>
       </w:r>
     </w:p>
     <w:p>
@@ -3141,24 +7531,61 @@
     </w:p>
     <w:p>
       <w:r>
-        <w:t>Grimbergen, paroisse Saint-Servaas (Eurovision).</w:t>
+        <w:t>Grimbergen, paroisse Sint-</w:t>
+      </w:r>
+      <w:proofErr w:type="spellStart"/>
+      <w:r>
+        <w:t>Servaas</w:t>
+      </w:r>
+      <w:proofErr w:type="spellEnd"/>
+      <w:r>
+        <w:t xml:space="preserve"> (Eurovision).</w:t>
       </w:r>
     </w:p>
     <w:p/>
     <w:p>
-      <w:bookmarkStart w:id="51" w:name="_Hlk189817958"/>
-      <w:r>
-        <w:t xml:space="preserve">Quelle joie de pouvoir fêter chaque année la Pentecôte. Au risque sinon, d’oublier l’Esprit Saint. Car où, et quand le rencontrons-nous – si ce n’est dans l’Église ? Bien sûr, lors de la confirmation. L’Esprit Saint inonde nos cœurs, nous donnant la force de suivre Jésus de Nazareth dans nos vies, par beau temps comme par tempête. En feuilletant la Bible, nous découvrons l’ampleur de la présence de l’Esprit de Dieu. Il y a littéralement trace de sa présence du début à la fin. Le deuxième verset du premier livre de la Bible, le livre de la Genèse, en parle déjà : l’Esprit Saint apparaît. Nous lisons : « et un souffle de Dieu agitait la surface des eaux ». A la fin du dernier chapitre du dernier livre de la bible, l’Apocalypse, l’Esprit est toujours là. Nous lisons : « l’Esprit et l’Epouse disent : viens ! Et que l’homme assoiffé s’approche, que l’homme de désir reçoive l’eau de la vie ». Et entre ces deux versets, entre le commencement et la fin, l’Esprit Saint est à peu près partout. On le retrouve avec Moïse et les prophètes, Jésus lui-même en parle et il est très présent aussi dans l’Eglise primitive. Dans ce livre de la Bible, le livre des actes des Apôtres, en en parle au moins quarante fois. Mais plus encore que sa présence, c’est de son œuvre dont la Bible nous parle. On dit de l’Esprit Saint que c’est Lui qui donne la vie. Il inspire les hommes, il leur accorde la force, il les encourage. Dans le Veni Creator Spiritus, il est nommé « consolator optime » : le consolateur suprême. En ce qui concerne les œuvres de l’Esprit, un élément particulier m’a frappé, une sorte de fil rouge à travers toutes ses œuvres. Il crée et recrée toujours un nouveau commencement. Il est là au début de la Genèse, là où commence la création. Mais il est aussi présent aux origines du peuple d’Israël, parce qu’il repose sur Moïse. Dès le début de la vie de Jésus, nous apprenons que sa mère l’a conçu de l’Esprit Saint. Et l’Esprit descend sur Lui lors de son baptême, qui marque le début de sa vie publique. En outre, l’Esprit est également présent lors de la naissance de l’Eglise, quand il descend sur les disciples de Jésus, à la Pentecôte. Une fois de plus il est là, quand il appelle Barnabé et Paul à Antioche pour entamer la mission parmi les Gentils. Là où est Jésus, là aussi est l’Esprit Saint. Jésus attestait qu’Il était lui-même le Royaume de Dieu, cette nouvelle société fondée sur la justice divine, la miséricorde et la charité mutuelle. Partout sur terre, où des hommes s’engagent pour les pauvres, les malades, les étrangers, les prisonniers, pour toute personne quelconque de la société, l’Esprit est au travail. Paul fait référence à une deuxième piste qui mène à l’Esprit. Il écrit aux chrétiens de Galate que l’Esprit de Jésus porte ses fruits en chaque homme. Et il énumère ces fruits : « le fruit de l’Esprit est charité, joie, paix, longanimité, serviabilité, bonté, confiance dans les autres, douceur, maîtrise de soi ». (Ga 5, 22) L’Esprit peut sembler caché, il n’est jamais très loin. Est-ce cela que Jésus voulait dire en promettant d’envoyer l’Esprit à ses disciples, lors de son adieu ? « Et je prierai le Père, et il vous donnera un autre Paraclet, pour qu’il soit avec vous à jamais, qu’il demeure auprès de vous ; et il sera en vous ». Je vous souhaite de tout cœur une fête de Pentecôte encourageante. </w:t>
+      <w:bookmarkStart w:id="82" w:name="_Hlk189817958"/>
+      <w:r>
+        <w:t xml:space="preserve">Quelle joie de pouvoir fêter chaque année la Pentecôte. Au risque sinon, d’oublier l’Esprit Saint. Car où, et quand le rencontrons-nous – si ce n’est dans l’Église ? Bien sûr, lors de la confirmation. L’Esprit Saint inonde nos cœurs, nous donnant la force de suivre Jésus de Nazareth dans nos vies, par beau temps comme par tempête. En feuilletant la Bible, nous découvrons l’ampleur de la présence de l’Esprit de Dieu. Il y a littéralement trace de sa présence du début à la fin. Le deuxième verset du premier livre de la Bible, le livre de la Genèse, en parle déjà : l’Esprit Saint apparaît. Nous lisons : « et un souffle de Dieu agitait la surface des eaux ». A la fin du dernier chapitre du dernier livre de la bible, l’Apocalypse, l’Esprit est toujours là. Nous lisons : « l’Esprit et l’Epouse disent : viens ! Et que l’homme assoiffé s’approche, que l’homme de désir reçoive l’eau de la vie ». Et entre ces deux versets, entre le commencement et la fin, l’Esprit Saint est à peu près partout. On le retrouve avec Moïse et les prophètes, Jésus lui-même en parle et il est très présent aussi dans l’Eglise primitive. Dans ce livre de la Bible, le livre des actes des Apôtres, en en parle au moins quarante fois. Mais plus encore que sa présence, c’est de son œuvre dont la Bible nous parle. On dit de l’Esprit Saint que c’est Lui qui donne la vie. Il inspire les hommes, il leur accorde la force, il les encourage. Dans le </w:t>
+      </w:r>
+      <w:proofErr w:type="spellStart"/>
+      <w:r>
+        <w:t>Veni</w:t>
+      </w:r>
+      <w:proofErr w:type="spellEnd"/>
+      <w:r>
+        <w:t xml:space="preserve"> Creator </w:t>
+      </w:r>
+      <w:proofErr w:type="spellStart"/>
+      <w:r>
+        <w:t>Spiritus</w:t>
+      </w:r>
+      <w:proofErr w:type="spellEnd"/>
+      <w:r>
+        <w:t xml:space="preserve">, il est nommé « </w:t>
+      </w:r>
+      <w:proofErr w:type="spellStart"/>
+      <w:r>
+        <w:t>consolator</w:t>
+      </w:r>
+      <w:proofErr w:type="spellEnd"/>
+      <w:r>
+        <w:t xml:space="preserve"> optime » : le consolateur suprême. En ce qui concerne les œuvres de l’Esprit, un élément particulier m’a frappé, une sorte de fil rouge à travers toutes ses œuvres. Il crée et recrée toujours un nouveau commencement. Il est là au début de la Genèse, là </w:t>
+      </w:r>
+      <w:r>
+        <w:lastRenderedPageBreak/>
+        <w:t xml:space="preserve">où commence la création. Mais il est aussi présent aux origines du peuple d’Israël, parce qu’il repose sur Moïse. Dès le début de la vie de Jésus, nous apprenons que sa mère l’a conçu de l’Esprit Saint. Et l’Esprit descend sur Lui lors de son baptême, qui marque le début de sa vie publique. En outre, l’Esprit est également présent lors de la naissance de l’Eglise, quand il descend sur les disciples de Jésus, à la Pentecôte. Une fois de plus il est là, quand il appelle Barnabé et Paul à Antioche pour entamer la mission parmi les Gentils. Là où est Jésus, là aussi est l’Esprit Saint. Jésus attestait qu’Il était lui-même le Royaume de Dieu, cette nouvelle société fondée sur la justice divine, la miséricorde et la charité mutuelle. Partout sur terre, où des hommes s’engagent pour les pauvres, les malades, les étrangers, les prisonniers, pour toute personne quelconque de la société, l’Esprit est au travail. Paul fait référence à une deuxième piste qui mène à l’Esprit. Il écrit aux chrétiens de Galate que l’Esprit de Jésus porte ses fruits en chaque homme. Et il énumère ces fruits : « le fruit de l’Esprit est charité, joie, paix, longanimité, serviabilité, bonté, confiance dans les autres, douceur, maîtrise de soi ». (Ga 5, 22) L’Esprit peut sembler caché, il n’est jamais très loin. Est-ce cela que Jésus voulait dire en promettant d’envoyer l’Esprit à ses disciples, lors de son adieu ? « Et je prierai le Père, et il vous donnera un autre Paraclet, pour qu’il soit avec vous à jamais, qu’il demeure auprès de vous ; et il sera en vous ». Je vous souhaite de tout cœur une fête de Pentecôte encourageante. </w:t>
       </w:r>
       <w:r>
         <w:t>Amen.</w:t>
       </w:r>
     </w:p>
-    <w:bookmarkEnd w:id="51"/>
     <w:p>
       <w:pPr>
         <w:pStyle w:val="Titre1"/>
       </w:pPr>
+      <w:bookmarkStart w:id="83" w:name="_Toc203661688"/>
+      <w:bookmarkEnd w:id="82"/>
       <w:r>
         <w:t>20/04/2008, Alexis Bacquet</w:t>
       </w:r>
@@ -3171,6 +7598,7 @@
       <w:r>
         <w:t>Dieu comme objet</w:t>
       </w:r>
+      <w:bookmarkEnd w:id="83"/>
     </w:p>
     <w:p>
       <w:pPr>
@@ -3188,7 +7616,35 @@
         <w:rPr>
           <w:lang w:eastAsia="fr-FR"/>
         </w:rPr>
-        <w:t>, sur Ac 6, 1-7 ; 1 P 2, 4-9 ; Jn 14, 1-2</w:t>
+        <w:t xml:space="preserve">, sur </w:t>
+      </w:r>
+      <w:proofErr w:type="spellStart"/>
+      <w:r>
+        <w:rPr>
+          <w:lang w:eastAsia="fr-FR"/>
+        </w:rPr>
+        <w:t>Ac</w:t>
+      </w:r>
+      <w:proofErr w:type="spellEnd"/>
+      <w:r>
+        <w:rPr>
+          <w:lang w:eastAsia="fr-FR"/>
+        </w:rPr>
+        <w:t xml:space="preserve"> 6, 1-7 ; 1 P 2, 4-9 ; </w:t>
+      </w:r>
+      <w:proofErr w:type="spellStart"/>
+      <w:r>
+        <w:rPr>
+          <w:lang w:eastAsia="fr-FR"/>
+        </w:rPr>
+        <w:t>Jn</w:t>
+      </w:r>
+      <w:proofErr w:type="spellEnd"/>
+      <w:r>
+        <w:rPr>
+          <w:lang w:eastAsia="fr-FR"/>
+        </w:rPr>
+        <w:t xml:space="preserve"> 14, 1-2</w:t>
       </w:r>
     </w:p>
     <w:p>
@@ -3223,7 +7679,7 @@
         <w:t>glise Saint-Jean-de-Montmartre</w:t>
       </w:r>
     </w:p>
-    <w:bookmarkEnd w:id="41"/>
+    <w:bookmarkEnd w:id="65"/>
     <w:p>
       <w:pPr>
         <w:rPr>
@@ -3265,24 +7721,37 @@
         <w:rPr>
           <w:lang w:eastAsia="fr-FR"/>
         </w:rPr>
-        <w:t>, il s’agit de tester nos réactions à nous, à chacun d’entre nous ! Thomas : « Seigneur, nous ne savons même pas où tu vas, comment pourrions-nous savoir le chemin ? » Ne taxons pas trop vite l’apôtre Thomas de grand naïf ! Son exclamation vise plus que la demande d’un itinéraire géographique. À travers lui, je crois entendre un certain nombre de chrétiens qui sont les femmes et les hommes des "consignes". Donnez-nous des consignes, disent-ils, nous obéirons, nous suivrons, mais de grâce dites-nous où, quand, comment et avec qui agir, que nous soyons dégagés d’avoir à nous prendre la tête en nous risquant à inventer nos chemins ! Non, Thomas ! Non, Madame et Monsieur qui demandez des consignes ! L’Évangile ne vous dit pas pour qui voter, jusqu’où accueillir les étrangers, comment répartir votre argent ou bien trouver la réponse définitive en "oui" ou en "non" aux défis éthiques de notre société ! On ne peut enfermer Dieu en un catalogue de normes et de consignes à appliquer. La vie est plus aventurée que cela ! Il vous est demandé d’accepter de suivre quelqu’un, de risquer vos pas à sa suite sans trop savoir jusqu’où il peut vous mener. Votre foi consiste à connaître Jésus, à faire demeurer en vous ses attitudes et ses paroles, à vous en inspirer pour inventer votre chemin, pas tout seul mais en vous confrontant aux autres. Après le disciple Thomas – et notez que ce terme de disciple désigne « celui qui suit » – vient le disciple Philippe. À travers lui, bien sûr, ce sont certaines de nos attitudes qui sont pointées. « Montre-nous le Père, cela nous suffit. » dit Philippe à Jésus. Ah ! Ce fantasme d’aller à Dieu « en direct » sans médiations ! Et Jésus de répondre : « Tu ne me connais pas Philippe ! Celui qui m’a vu a vu le Père ! » Aujourd’hui, tant de croyants se contentent d’un sentiment religieux, et même s’ils ne le disent pas ouvertement, ils pensent : « Jésus, et l’Église, bof ! À quoi bon ? » Mais si Jésus se présente comme le chemin, la vérité et la vie, c’est pour nous faire comprendre que nous ne pouvons pas nous passer de médiations pour aller vers Dieu. Ces médiations, il les nomme « les œuvres » et il affirme : « Celui qui croit en moi accomplira les mêmes œuvres que moi. » Notre évangéliste de ce matin, saint Jean, écrit ailleurs, dans sa première lettre : « Dieu, nul ne l’a jamais contemplé. Si nous nous aimons les uns les autres, Dieu demeure en nous. Son amour en nous est accompli. » La foi ne se réduit pas à un sentiment religieux individuel et privé, elle se vérifie dans les œuvres, les actes. Elle ne se joue qu’avec les autres et avec l’Église, elle est un jeu de société avec comme première étape le baptême ! Et précisément, nous avons rappelé notre baptême au début de cette messe par l’aspersion avec l’eau. Comme le dit l’apôtre Pierre, ce baptême n’est pas « la purification des souillures du corps, mais l’engagement d’une conscience droite envers Dieu. » Si nous sommes fidèles à notre baptême, nous sommes des acteurs. Voilà les œuvres ! Nous sommes des « porte-Christ » Aujourd’hui, celui qui voit un chrétien à l’œuvre découvre, grâce à sa médiation, le Christ et son chemin. Il est porte-Christ, cet évêque assassiné il y a quelques semaines en Irak. Elle est porte-Christ, cette maman qui en plus de son travail salarié accepte d’animer un groupe de catéchisme. Elle est porte-Christ, cette femme en aumônerie d’hôpital qui accompagne les derniers instants de gosses atteints de leucémie. Il est porte-Christ, cet homme qui en raison de sa foi anime le soutien scolaire pour des enfants d’origine étrangère. Elle est porte Christ, cette grand-mère qui dit son lien avec Jésus à sa descendance préoccupée le dimanche matin de dormir ou de faire du sport ! Baptisés, nous sommes appelés à être des « porte-Christ » Et lorsque nous désirons répondre à cet appel, nous savons bien le poids de nos peurs et de nos faiblesses. Mais nous avançons vers la Pentecôte : nous célébrerons l’Esprit, la force que Dieu nous donne non pas pour devenir de super héros, mais pour être fidèles à sa joie !</w:t>
+        <w:t xml:space="preserve">, il s’agit de tester nos réactions à nous, à chacun d’entre nous ! Thomas : « Seigneur, nous ne savons même pas où tu vas, comment pourrions-nous savoir le chemin ? » Ne taxons pas trop vite l’apôtre Thomas de grand naïf ! Son exclamation vise plus que la demande d’un itinéraire géographique. À travers lui, je crois entendre un certain nombre de chrétiens qui sont les femmes et les hommes des "consignes". Donnez-nous des consignes, disent-ils, nous obéirons, nous suivrons, mais de grâce dites-nous où, quand, comment et avec qui agir, que nous soyons dégagés d’avoir à nous prendre la tête en nous risquant à inventer nos chemins ! Non, Thomas ! Non, Madame et Monsieur qui demandez des consignes ! L’Évangile ne vous dit pas pour qui voter, jusqu’où accueillir les étrangers, comment répartir votre argent ou bien trouver la réponse définitive en "oui" ou en "non" aux </w:t>
+      </w:r>
+      <w:r>
+        <w:rPr>
+          <w:lang w:eastAsia="fr-FR"/>
+        </w:rPr>
+        <w:lastRenderedPageBreak/>
+        <w:t>défis éthiques de notre société ! On ne peut enfermer Dieu en un catalogue de normes et de consignes à appliquer. La vie est plus aventurée que cela ! Il vous est demandé d’accepter de suivre quelqu’un, de risquer vos pas à sa suite sans trop savoir jusqu’où il peut vous mener. Votre foi consiste à connaître Jésus, à faire demeurer en vous ses attitudes et ses paroles, à vous en inspirer pour inventer votre chemin, pas tout seul mais en vous confrontant aux autres. Après le disciple Thomas – et notez que ce terme de disciple désigne « celui qui suit » – vient le disciple Philippe. À travers lui, bien sûr, ce sont certaines de nos attitudes qui sont pointées. « Montre-nous le Père, cela nous suffit. » dit Philippe à Jésus. Ah ! Ce fantasme d’aller à Dieu « en direct » sans médiations ! Et Jésus de répondre : « Tu ne me connais pas Philippe ! Celui qui m’a vu a vu le Père ! » Aujourd’hui, tant de croyants se contentent d’un sentiment religieux, et même s’ils ne le disent pas ouvertement, ils pensent : « Jésus, et l’Église, bof ! À quoi bon ? » Mais si Jésus se présente comme le chemin, la vérité et la vie, c’est pour nous faire comprendre que nous ne pouvons pas nous passer de médiations pour aller vers Dieu. Ces médiations, il les nomme « les œuvres » et il affirme : « Celui qui croit en moi accomplira les mêmes œuvres que moi. » Notre évangéliste de ce matin, saint Jean, écrit ailleurs, dans sa première lettre : « Dieu, nul ne l’a jamais contemplé. Si nous nous aimons les uns les autres, Dieu demeure en nous. Son amour en nous est accompli. » La foi ne se réduit pas à un sentiment religieux individuel et privé, elle se vérifie dans les œuvres, les actes. Elle ne se joue qu’avec les autres et avec l’Église, elle est un jeu de société avec comme première étape le baptême ! Et précisément, nous avons rappelé notre baptême au début de cette messe par l’aspersion avec l’eau. Comme le dit l’apôtre Pierre, ce baptême n’est pas « la purification des souillures du corps, mais l’engagement d’une conscience droite envers Dieu. » Si nous sommes fidèles à notre baptême, nous sommes des acteurs. Voilà les œuvres ! Nous sommes des « porte-Christ » Aujourd’hui, celui qui voit un chrétien à l’œuvre découvre, grâce à sa médiation, le Christ et son chemin. Il est porte-Christ, cet évêque assassiné il y a quelques semaines en Irak. Elle est porte-Christ, cette maman qui en plus de son travail salarié accepte d’animer un groupe de catéchisme. Elle est porte-Christ, cette femme en aumônerie d’hôpital qui accompagne les derniers instants de gosses atteints de leucémie. Il est porte-Christ, cet homme qui en raison de sa foi anime le soutien scolaire pour des enfants d’origine étrangère. Elle est porte Christ, cette grand-mère qui dit son lien avec Jésus à sa descendance préoccupée le dimanche matin de dormir ou de faire du sport ! Baptisés, nous sommes appelés à être des « porte-Christ » Et lorsque nous désirons répondre à cet appel, nous savons bien le poids de nos peurs et de nos faiblesses. Mais nous avançons vers la Pentecôte : nous célébrerons l’Esprit, la force que Dieu nous donne non pas pour devenir de super héros, mais pour être fidèles à sa joie !</w:t>
       </w:r>
     </w:p>
     <w:p>
       <w:pPr>
         <w:pStyle w:val="Titre1"/>
       </w:pPr>
+      <w:bookmarkStart w:id="84" w:name="_Toc203661689"/>
       <w:r>
         <w:t>18/05/2008</w:t>
       </w:r>
       <w:r>
         <w:t xml:space="preserve">, </w:t>
       </w:r>
-      <w:bookmarkStart w:id="52" w:name="_Hlk152079557"/>
-      <w:r>
-        <w:t>Pierre Deberge</w:t>
-      </w:r>
-      <w:bookmarkEnd w:id="52"/>
+      <w:bookmarkStart w:id="85" w:name="_Hlk152079557"/>
+      <w:r>
+        <w:t xml:space="preserve">Pierre </w:t>
+      </w:r>
+      <w:proofErr w:type="spellStart"/>
+      <w:r>
+        <w:t>Deberge</w:t>
+      </w:r>
+      <w:bookmarkEnd w:id="85"/>
+      <w:proofErr w:type="spellEnd"/>
       <w:r>
         <w:t xml:space="preserve">, </w:t>
       </w:r>
@@ -3292,22 +7761,37 @@
       <w:r>
         <w:t>beaucoup nommer Dieu et unifier la vie</w:t>
       </w:r>
-    </w:p>
-    <w:p>
-      <w:pPr>
-        <w:rPr>
-          <w:lang w:eastAsia="fr-FR"/>
-        </w:rPr>
-      </w:pPr>
-      <w:bookmarkStart w:id="53" w:name="_Hlk152079578"/>
-      <w:r>
-        <w:rPr>
-          <w:lang w:eastAsia="fr-FR"/>
-        </w:rPr>
-        <w:t>Fête de la Trinité de l’année A, sur Ex 34, 4-9, 2 Co 13, 11-13 et Jn 3, 16-18</w:t>
-      </w:r>
-    </w:p>
-    <w:bookmarkEnd w:id="53"/>
+      <w:bookmarkEnd w:id="84"/>
+    </w:p>
+    <w:p>
+      <w:pPr>
+        <w:rPr>
+          <w:lang w:eastAsia="fr-FR"/>
+        </w:rPr>
+      </w:pPr>
+      <w:bookmarkStart w:id="86" w:name="_Hlk152079578"/>
+      <w:r>
+        <w:rPr>
+          <w:lang w:eastAsia="fr-FR"/>
+        </w:rPr>
+        <w:t xml:space="preserve">Fête de la Trinité de l’année A, sur Ex 34, 4-9, 2 Co 13, 11-13 et </w:t>
+      </w:r>
+      <w:proofErr w:type="spellStart"/>
+      <w:r>
+        <w:rPr>
+          <w:lang w:eastAsia="fr-FR"/>
+        </w:rPr>
+        <w:t>Jn</w:t>
+      </w:r>
+      <w:proofErr w:type="spellEnd"/>
+      <w:r>
+        <w:rPr>
+          <w:lang w:eastAsia="fr-FR"/>
+        </w:rPr>
+        <w:t xml:space="preserve"> 3, 16-18</w:t>
+      </w:r>
+    </w:p>
+    <w:bookmarkEnd w:id="86"/>
     <w:p>
       <w:pPr>
         <w:rPr>
@@ -3327,12 +7811,20 @@
           <w:lang w:eastAsia="fr-FR"/>
         </w:rPr>
       </w:pPr>
-      <w:bookmarkStart w:id="54" w:name="_Hlk152079585"/>
-      <w:r>
-        <w:rPr>
-          <w:lang w:eastAsia="fr-FR"/>
-        </w:rPr>
-        <w:t>Sorges, é</w:t>
+      <w:bookmarkStart w:id="87" w:name="_Hlk152079585"/>
+      <w:proofErr w:type="spellStart"/>
+      <w:r>
+        <w:rPr>
+          <w:lang w:eastAsia="fr-FR"/>
+        </w:rPr>
+        <w:t>Sorges</w:t>
+      </w:r>
+      <w:proofErr w:type="spellEnd"/>
+      <w:r>
+        <w:rPr>
+          <w:lang w:eastAsia="fr-FR"/>
+        </w:rPr>
+        <w:t>, é</w:t>
       </w:r>
       <w:r>
         <w:rPr>
@@ -3347,7 +7839,7 @@
         <w:t>.</w:t>
       </w:r>
     </w:p>
-    <w:bookmarkEnd w:id="54"/>
+    <w:bookmarkEnd w:id="87"/>
     <w:p>
       <w:pPr>
         <w:rPr>
@@ -3361,12 +7853,33 @@
           <w:lang w:eastAsia="fr-FR"/>
         </w:rPr>
       </w:pPr>
-      <w:bookmarkStart w:id="55" w:name="_Hlk160008292"/>
-      <w:r>
-        <w:rPr>
-          <w:lang w:eastAsia="fr-FR"/>
-        </w:rPr>
-        <w:t>« Que la grâce du Seigneur Jésus Christ, l’amour de Dieu et la communion de l’Esprit Saint soient avec vous tous. » Frères et sœurs, vous aurez reconnu dans cette prière, qui concluait la deuxième lecture, la salutation que le prêtre adresse à l’assemblée au début de la liturgie eucharistique. Vraisemblablement empruntée à une hymne très ancienne, cette prière illustre la manière dont, très tôt, les premiers chrétiens ont saisi l’importance du mystère de la Sainte Trinité, comme le cœur du message du Christ et l’accomplissement de la révélation biblique. Dès les premiers temps de l’Église, selon les recommandations du Seigneur, c’est donc « au nom du Père et du Fils et du Saint Esprit » que l’on baptisera. En contemplant Jésus dans sa relation à son Père, et en se remémorant ce qu’il disait de l’Esprit Saint, les premiers chrétiens accéderont à la compréhension d’un Dieu qui, depuis toujours, est communion entre le Père, le Fils et l’Esprit. On se souvient ici de ces confidences de Jésus : « Je ne fais rien de moi-même : je dis ce que le Père m’a enseigné » ; « Le Fils ne peut rien faire de lui-même, mais seulement ce qu’il voit faire au Père » ; « Moi et le Père nous sommes un ». Pouvait-il en être autrement ? Lorsque Jésus enseignera à ses disciples comment prier, il les introduira dans l’intimité toute particulière qui l’unit à son Père. Il livrera à l’humanité le Notre Père. Cette prétention de Jésus à se reconnaître le Fils de Dieu lui vaudra d’être rejeté, car, pour les Juifs, note l’évangéliste Jean, « non seulement, il violait le sabbat, mais il appelait Dieu son propre Père, se faisant ainsi l’égal de Dieu ». Et lorsque viendra l’heure de la mort, où il lui faut assumer le rejet des hommes et accomplir la mission qui lui a été confiée, Jésus s’adressera à son Père en des termes d’une incroyable audace : « Abba, Père, à toi, tout est possible... pourtant, non pas ce que je veux, mais ce que tu veux</w:t>
+      <w:bookmarkStart w:id="88" w:name="_Hlk160008292"/>
+      <w:r>
+        <w:rPr>
+          <w:lang w:eastAsia="fr-FR"/>
+        </w:rPr>
+        <w:t xml:space="preserve">« Que la grâce du Seigneur Jésus Christ, l’amour de Dieu et la communion de l’Esprit Saint soient avec vous tous. » Frères et sœurs, vous aurez reconnu dans cette prière, qui concluait la deuxième lecture, la salutation que le prêtre adresse à l’assemblée au début de la liturgie eucharistique. Vraisemblablement empruntée à </w:t>
+      </w:r>
+      <w:proofErr w:type="gramStart"/>
+      <w:r>
+        <w:rPr>
+          <w:lang w:eastAsia="fr-FR"/>
+        </w:rPr>
+        <w:t>une hymne</w:t>
+      </w:r>
+      <w:proofErr w:type="gramEnd"/>
+      <w:r>
+        <w:rPr>
+          <w:lang w:eastAsia="fr-FR"/>
+        </w:rPr>
+        <w:t xml:space="preserve"> très ancienne, cette prière illustre la manière dont, très tôt, les premiers chrétiens ont saisi l’importance du mystère de la Sainte Trinité, comme le cœur du message du Christ et l’accomplissement de la révélation biblique. </w:t>
+      </w:r>
+      <w:r>
+        <w:rPr>
+          <w:lang w:eastAsia="fr-FR"/>
+        </w:rPr>
+        <w:lastRenderedPageBreak/>
+        <w:t>Dès les premiers temps de l’Église, selon les recommandations du Seigneur, c’est donc « au nom du Père et du Fils et du Saint Esprit » que l’on baptisera. En contemplant Jésus dans sa relation à son Père, et en se remémorant ce qu’il disait de l’Esprit Saint, les premiers chrétiens accéderont à la compréhension d’un Dieu qui, depuis toujours, est communion entre le Père, le Fils et l’Esprit. On se souvient ici de ces confidences de Jésus : « Je ne fais rien de moi-même : je dis ce que le Père m’a enseigné » ; « Le Fils ne peut rien faire de lui-même, mais seulement ce qu’il voit faire au Père » ; « Moi et le Père nous sommes un ». Pouvait-il en être autrement ? Lorsque Jésus enseignera à ses disciples comment prier, il les introduira dans l’intimité toute particulière qui l’unit à son Père. Il livrera à l’humanité le Notre Père. Cette prétention de Jésus à se reconnaître le Fils de Dieu lui vaudra d’être rejeté, car, pour les Juifs, note l’évangéliste Jean, « non seulement, il violait le sabbat, mais il appelait Dieu son propre Père, se faisant ainsi l’égal de Dieu ». Et lorsque viendra l’heure de la mort, où il lui faut assumer le rejet des hommes et accomplir la mission qui lui a été confiée, Jésus s’adressera à son Père en des termes d’une incroyable audace : « Abba, Père, à toi, tout est possible... pourtant, non pas ce que je veux, mais ce que tu veux</w:t>
       </w:r>
       <w:r>
         <w:rPr>
@@ -3393,11 +7906,12 @@
         <w:t>»</w:t>
       </w:r>
     </w:p>
-    <w:bookmarkEnd w:id="55"/>
     <w:p>
       <w:pPr>
         <w:pStyle w:val="Titre1"/>
       </w:pPr>
+      <w:bookmarkStart w:id="89" w:name="_Toc203661690"/>
+      <w:bookmarkEnd w:id="88"/>
       <w:r>
         <w:t>15/04/2018,</w:t>
       </w:r>
@@ -3405,22 +7919,56 @@
         <w:t xml:space="preserve"> </w:t>
       </w:r>
       <w:r>
-        <w:t xml:space="preserve">Didier Croonenberghs, </w:t>
+        <w:t xml:space="preserve">Didier </w:t>
+      </w:r>
+      <w:proofErr w:type="spellStart"/>
+      <w:r>
+        <w:t>Croonenberghs</w:t>
+      </w:r>
+      <w:proofErr w:type="spellEnd"/>
+      <w:r>
+        <w:t xml:space="preserve">, </w:t>
       </w:r>
       <w:r>
         <w:br/>
       </w:r>
       <w:r>
+        <w:lastRenderedPageBreak/>
         <w:t>Dieu est rare mais toujours sujet</w:t>
       </w:r>
-    </w:p>
-    <w:p>
-      <w:bookmarkStart w:id="56" w:name="_Hlk194392239"/>
+      <w:bookmarkEnd w:id="89"/>
+    </w:p>
+    <w:p>
+      <w:bookmarkStart w:id="90" w:name="_Hlk194392239"/>
       <w:r>
         <w:t xml:space="preserve">3e dimanche de Pâques de l’année B, </w:t>
       </w:r>
       <w:r>
-        <w:t>sur Ac 3, 13-19 ; 1 Jn 2, 1-5 et Lc 24, 35-48.</w:t>
+        <w:t xml:space="preserve">sur </w:t>
+      </w:r>
+      <w:proofErr w:type="spellStart"/>
+      <w:r>
+        <w:t>Ac</w:t>
+      </w:r>
+      <w:proofErr w:type="spellEnd"/>
+      <w:r>
+        <w:t xml:space="preserve"> 3, 13-19 ; 1 </w:t>
+      </w:r>
+      <w:proofErr w:type="spellStart"/>
+      <w:r>
+        <w:t>Jn</w:t>
+      </w:r>
+      <w:proofErr w:type="spellEnd"/>
+      <w:r>
+        <w:t xml:space="preserve"> 2, 1-5 et </w:t>
+      </w:r>
+      <w:proofErr w:type="spellStart"/>
+      <w:r>
+        <w:t>Lc</w:t>
+      </w:r>
+      <w:proofErr w:type="spellEnd"/>
+      <w:r>
+        <w:t xml:space="preserve"> 24, 35-48.</w:t>
       </w:r>
     </w:p>
     <w:p>
@@ -3442,11 +7990,53 @@
         <w:t>.</w:t>
       </w:r>
     </w:p>
-    <w:bookmarkEnd w:id="56"/>
+    <w:bookmarkEnd w:id="90"/>
     <w:p/>
     <w:p>
       <w:r>
-        <w:t xml:space="preserve">Peut-être avez-vous déjà entendu parler de la loi de Murphy ! Le nom de cette loi vient d’un ingénieur américain –Edward Murphy– passé à la postérité pour son extrême pessimisme. Le principe de Murphy veut que « si une chose peut mal tourner, elle va infailliblement mal tourner. » Si vous voulez, c’est le pessimisme et la fatalité érigés en règle, en loi de retombement. Voilà sans doute un sentiment dans lequel nous sommes parfois emprisonnés : une espérance déçue, un souvenir douloureux qui refait inexorablement surface et nous tire vers le bas. Une peur de grandir, une peur de vieillir. Le temps qui passe fait alors croître en nous l’impression que le pire reste à venir. Et sans doute que cette loi de dépression était celle des disciples rentrant d’Emmaüs, saisis de peur et de crainte. « Pourquoi êtes-vous bouleversés ? Et pourquoi ces pensées qui surgissent dans votre cœur ? » leur dit le ressuscité. Notre monde est traversé par ces tendances lourdes de l’angoisse et de la crainte. Mais faut-il pour autant abdiquer et céder ? N’avons-nous pas à témoigner de quelque chose d’autre ? D’être en rupture avec le pessimisme ambiant ? L’événement de Pâques n’est-il pas justement la traversée de ce sentiment-là, de cette loi retombement ? L’espérance chrétienne vient ainsi défataliser notre histoire ! Car l’évènement de Pâques est bien notre propre traversée de ces forces de mort. Certes, il y a de l’inéluctable et de l’irrésolu dans nos vies, mais l’espérance pascale nous montre que c’est justement dans ces dimensions-là de notre être qu’un deuil fécond peut faire son chemin. En chaque personne, quel que soit son âge, peut germer quelque chose de radicalement neuf ! Cet événement de Pâques s’accomplit chaque fois que la tristesse est transfigurée en joie ; chaque fois que la perte de l’être cher n’est plus vécue comme un abandon, chaque fois qu’un deuil se vit, qu’un pardon se donne, qu’une relation s’apaise. Pour cela, il faut accepter de passer par un processus de deuil. Comment ? Jésus montre à ses disciples ses mains et ses pieds, la marque des blessures. Faire un deuil, c’est relire une histoire blessée de manière non douloureuse. C’est relire sa vie, ouvrir son cœur à l’intelligence des écritures pour tourner véritablement les pages de son existence. La traversée de Pâques consiste bien en cette capacité à relire autrement son histoire, pour la relier à ce qui la dépasse.C’est redécouvrir une paix réelle dans le concret du quotidien et retrouver du goût à la vie, de la saveur dans l’instant présent. « Avez-vous quelque chose à manger ? » dit le ressuscité à ses disciples ! Et voilà donc la marque des êtres de résurrection. Ce sont des hommes et des femmes qui ont faim ! Nous le savons, la faim n’existe que s’il y a un petit creux. Une faille. Un manque. Un tombeau vide. Tout comme l’amour, qui ne s’épanouit que s’il accepte l’imprévisible, la vie n’a de sens que si elle accueille l’incomplétude afin de faire naître des possibles, afin d’offrir de l’inespéré. Pour vivre ce souffle de Pâques –celui qui nous ouvre à l’intelligence de l’écriture de notre vie– il n’y a aucune théorie, il n’y a pas de loi automatique de relèvement qui nous ferait sortir de nos forces de mort, qui nous éviterait retomber dans les tombes de nos peurs… Car ressusciter n’est pas une nécessité qui s’impose à nous. Il y va avant tout de notre choix. C’est à nous d’être des témoins, nous dit le Christ. D’être témoins par des gestes concrets. Une étude en psychologie comportementale a montré que les gens étaient deux fois plus susceptibles de s’arrêter pour aider quelqu’un si juste avant, ils avaient été témoins d’un acte d’entraide et de bienveillance ! Alors, qu’attendons-nous pour répandre à notre tour de cette bienveillance? A nous de relever les instants éphémères de nos existences, pour leur conférer goût et saveur. A nous d’être contagieux et témoins de cette espérance. par nos attitudes d’amour et de douceur. Soyons ainsi contagieux de ce relèvement de Pâques par notre faim d’humanité –que Dieu soit invoqué ou non– pour peu que nos gestes fassent surgir en nos proches le meilleur d’eux-mêmes, et entre eux, une paix profonde. </w:t>
+        <w:t xml:space="preserve">Peut-être avez-vous déjà entendu parler de la loi de Murphy ! Le nom de cette loi vient d’un ingénieur américain –Edward Murphy– passé à la postérité pour son extrême pessimisme. Le principe de Murphy veut que « si une chose peut mal tourner, elle va infailliblement mal tourner. » Si vous voulez, c’est le pessimisme et la fatalité érigés en règle, en loi de retombement. Voilà sans doute un sentiment dans lequel nous sommes parfois emprisonnés : une espérance déçue, un souvenir douloureux qui refait inexorablement surface et nous tire vers le bas. Une peur de grandir, une peur de vieillir. Le temps qui passe fait alors croître en nous l’impression que le pire reste à venir. Et sans doute que cette loi de dépression était celle des disciples rentrant d’Emmaüs, saisis de peur et de crainte. « Pourquoi êtes-vous bouleversés ? Et pourquoi ces pensées qui surgissent dans votre cœur ? » leur dit le ressuscité. Notre monde est traversé par ces tendances lourdes de l’angoisse et de la crainte. Mais faut-il pour autant abdiquer et céder ? N’avons-nous pas à témoigner de quelque chose d’autre ? D’être en rupture avec le pessimisme ambiant ? L’événement de Pâques n’est-il pas justement la traversée de ce sentiment-là, de cette loi retombement ? L’espérance chrétienne vient ainsi </w:t>
+      </w:r>
+      <w:proofErr w:type="spellStart"/>
+      <w:r>
+        <w:t>défataliser</w:t>
+      </w:r>
+      <w:proofErr w:type="spellEnd"/>
+      <w:r>
+        <w:t xml:space="preserve"> notre histoire ! Car l’évènement de Pâques est bien notre propre traversée de ces forces de mort. Certes, il y a de l’inéluctable et de l’irrésolu dans nos vies, mais l’espérance pascale nous montre que c’est justement dans ces dimensions-là de notre être qu’un deuil fécond peut faire son chemin. En chaque personne, quel que soit son âge, peut germer quelque chose de radicalement neuf ! Cet événement de Pâques s’accomplit chaque fois que la tristesse est transfigurée en joie ; chaque fois que la perte de l’être cher n’est plus vécue comme un abandon, chaque fois qu’un deuil se vit, qu’un pardon se donne, qu’une relation s’apaise. Pour cela, il faut accepter de passer par un processus de deuil. Comment ? Jésus montre à ses disciples ses mains et ses pieds, la marque des blessures. Faire un deuil, c’est relire une histoire blessée de manière non douloureuse. C’est relire sa vie, ouvrir son cœur à l’intelligence des écritures pour tourner véritablement les pages de son existence. La traversée de Pâques consiste bien en cette capacité à relire autrement son histoire, pour la relier à ce qui la </w:t>
+      </w:r>
+      <w:proofErr w:type="spellStart"/>
+      <w:proofErr w:type="gramStart"/>
+      <w:r>
+        <w:t>dépasse.C’est</w:t>
+      </w:r>
+      <w:proofErr w:type="spellEnd"/>
+      <w:proofErr w:type="gramEnd"/>
+      <w:r>
+        <w:t xml:space="preserve"> redécouvrir une paix réelle dans le concret du quotidien et retrouver du goût à la vie, de la saveur dans l’instant présent. « Avez-vous quelque chose à manger ? » dit le ressuscité à ses disciples ! Et voilà donc la marque des êtres de résurrection. Ce sont des hommes et des femmes qui ont faim ! Nous le savons, la faim n’existe que s’il y a un petit creux. Une faille. Un manque. Un tombeau vide. Tout comme l’amour, qui ne s’épanouit que s’il accepte l’imprévisible, la vie n’a de sens que si elle accueille l’incomplétude afin de faire naître des possibles, afin d’offrir de </w:t>
+      </w:r>
+      <w:proofErr w:type="gramStart"/>
+      <w:r>
+        <w:t>l’inespéré</w:t>
+      </w:r>
+      <w:proofErr w:type="gramEnd"/>
+      <w:r>
+        <w:t xml:space="preserve">. Pour vivre ce souffle de Pâques –celui qui nous ouvre à l’intelligence de l’écriture de notre vie– il n’y a aucune théorie, il n’y a pas de loi automatique de relèvement qui nous ferait sortir de nos forces de mort, qui nous éviterait retomber dans les tombes de nos peurs… Car ressusciter n’est pas une nécessité qui s’impose à nous. Il y va avant tout de notre choix. C’est à nous d’être des témoins, nous dit le Christ. D’être témoins par des gestes concrets. Une étude en psychologie comportementale a montré que les gens étaient deux fois plus susceptibles de s’arrêter pour aider quelqu’un si juste avant, ils avaient été témoins d’un acte d’entraide et de bienveillance ! Alors, qu’attendons-nous pour répandre à notre tour de cette </w:t>
+      </w:r>
+      <w:proofErr w:type="gramStart"/>
+      <w:r>
+        <w:t>bienveillance?</w:t>
+      </w:r>
+      <w:proofErr w:type="gramEnd"/>
+      <w:r>
+        <w:t xml:space="preserve"> A nous de relever les instants éphémères de nos existences, pour leur conférer goût et saveur. A nous d’être contagieux et témoins de cette espérance. </w:t>
+      </w:r>
+      <w:proofErr w:type="gramStart"/>
+      <w:r>
+        <w:t>par</w:t>
+      </w:r>
+      <w:proofErr w:type="gramEnd"/>
+      <w:r>
+        <w:t xml:space="preserve"> nos attitudes d’amour et de douceur. Soyons ainsi contagieux de ce relèvement de Pâques par notre faim d’humanité –que Dieu soit invoqué ou non– pour peu que nos gestes fassent surgir en nos proches le meilleur d’eux-mêmes, et entre eux, une paix profonde. </w:t>
       </w:r>
       <w:r>
         <w:t>Amen</w:t>
@@ -3456,17 +8046,24 @@
       <w:pPr>
         <w:pStyle w:val="Titre1"/>
       </w:pPr>
-      <w:r>
+      <w:bookmarkStart w:id="91" w:name="_Toc203661691"/>
+      <w:r>
+        <w:lastRenderedPageBreak/>
         <w:t>18/04/2021</w:t>
       </w:r>
       <w:r>
         <w:t xml:space="preserve">, </w:t>
       </w:r>
-      <w:bookmarkStart w:id="57" w:name="_Hlk149223299"/>
-      <w:r>
-        <w:t>Didier Croonenberghs</w:t>
-      </w:r>
-      <w:bookmarkEnd w:id="57"/>
+      <w:bookmarkStart w:id="92" w:name="_Hlk149223299"/>
+      <w:r>
+        <w:t xml:space="preserve">Didier </w:t>
+      </w:r>
+      <w:proofErr w:type="spellStart"/>
+      <w:r>
+        <w:t>Croonenberghs</w:t>
+      </w:r>
+      <w:bookmarkEnd w:id="92"/>
+      <w:proofErr w:type="spellEnd"/>
       <w:r>
         <w:t xml:space="preserve">, </w:t>
       </w:r>
@@ -3476,14 +8073,15 @@
       <w:r>
         <w:t>Dieu est insinué</w:t>
       </w:r>
-    </w:p>
-    <w:p>
-      <w:pPr>
-        <w:rPr>
-          <w:lang w:eastAsia="fr-FR"/>
-        </w:rPr>
-      </w:pPr>
-      <w:bookmarkStart w:id="58" w:name="_Hlk149223231"/>
+      <w:bookmarkEnd w:id="91"/>
+    </w:p>
+    <w:p>
+      <w:pPr>
+        <w:rPr>
+          <w:lang w:eastAsia="fr-FR"/>
+        </w:rPr>
+      </w:pPr>
+      <w:bookmarkStart w:id="93" w:name="_Hlk149223231"/>
       <w:r>
         <w:rPr>
           <w:lang w:eastAsia="fr-FR"/>
@@ -3503,20 +8101,22 @@
         </w:rPr>
         <w:t xml:space="preserve"> dimanche de Pâques de l’année B,</w:t>
       </w:r>
-      <w:bookmarkStart w:id="59" w:name="_Hlk194245924"/>
+      <w:bookmarkStart w:id="94" w:name="_Hlk194245924"/>
       <w:r>
         <w:rPr>
           <w:lang w:eastAsia="fr-FR"/>
         </w:rPr>
         <w:t xml:space="preserve"> sur </w:t>
       </w:r>
-      <w:bookmarkStart w:id="60" w:name="_Hlk194390464"/>
+      <w:bookmarkStart w:id="95" w:name="_Hlk194390464"/>
+      <w:proofErr w:type="spellStart"/>
       <w:r>
         <w:rPr>
           <w:lang w:eastAsia="fr-FR"/>
         </w:rPr>
         <w:t>Ac</w:t>
       </w:r>
+      <w:proofErr w:type="spellEnd"/>
       <w:r>
         <w:rPr>
           <w:lang w:eastAsia="fr-FR"/>
@@ -3533,7 +8133,21 @@
         <w:rPr>
           <w:lang w:eastAsia="fr-FR"/>
         </w:rPr>
-        <w:t>1 Jn 2, 1-5</w:t>
+        <w:t xml:space="preserve">1 </w:t>
+      </w:r>
+      <w:proofErr w:type="spellStart"/>
+      <w:r>
+        <w:rPr>
+          <w:lang w:eastAsia="fr-FR"/>
+        </w:rPr>
+        <w:t>Jn</w:t>
+      </w:r>
+      <w:proofErr w:type="spellEnd"/>
+      <w:r>
+        <w:rPr>
+          <w:lang w:eastAsia="fr-FR"/>
+        </w:rPr>
+        <w:t xml:space="preserve"> 2, 1-5</w:t>
       </w:r>
       <w:r>
         <w:rPr>
@@ -3541,16 +8155,24 @@
         </w:rPr>
         <w:t xml:space="preserve"> ; </w:t>
       </w:r>
-      <w:r>
-        <w:rPr>
-          <w:lang w:eastAsia="fr-FR"/>
-        </w:rPr>
-        <w:t>Lc 24, 35-48</w:t>
-      </w:r>
-      <w:bookmarkEnd w:id="60"/>
-      <w:bookmarkEnd w:id="59"/>
-    </w:p>
-    <w:bookmarkEnd w:id="58"/>
+      <w:proofErr w:type="spellStart"/>
+      <w:r>
+        <w:rPr>
+          <w:lang w:eastAsia="fr-FR"/>
+        </w:rPr>
+        <w:t>Lc</w:t>
+      </w:r>
+      <w:proofErr w:type="spellEnd"/>
+      <w:r>
+        <w:rPr>
+          <w:lang w:eastAsia="fr-FR"/>
+        </w:rPr>
+        <w:t xml:space="preserve"> 24, 35-48</w:t>
+      </w:r>
+      <w:bookmarkEnd w:id="95"/>
+      <w:bookmarkEnd w:id="94"/>
+    </w:p>
+    <w:bookmarkEnd w:id="93"/>
     <w:p>
       <w:pPr>
         <w:rPr>
@@ -3570,7 +8192,7 @@
           <w:lang w:eastAsia="fr-FR"/>
         </w:rPr>
       </w:pPr>
-      <w:bookmarkStart w:id="61" w:name="_Hlk194390470"/>
+      <w:bookmarkStart w:id="96" w:name="_Hlk194390470"/>
       <w:r>
         <w:rPr>
           <w:lang w:eastAsia="fr-FR"/>
@@ -3581,8 +8203,16 @@
         <w:rPr>
           <w:lang w:eastAsia="fr-FR"/>
         </w:rPr>
-        <w:t>Studio DreamWall</w:t>
-      </w:r>
+        <w:t xml:space="preserve">Studio </w:t>
+      </w:r>
+      <w:proofErr w:type="spellStart"/>
+      <w:r>
+        <w:rPr>
+          <w:lang w:eastAsia="fr-FR"/>
+        </w:rPr>
+        <w:t>DreamWall</w:t>
+      </w:r>
+      <w:proofErr w:type="spellEnd"/>
       <w:r>
         <w:rPr>
           <w:lang w:eastAsia="fr-FR"/>
@@ -3590,21 +8220,21 @@
         <w:t>.</w:t>
       </w:r>
     </w:p>
-    <w:bookmarkEnd w:id="61"/>
-    <w:p>
-      <w:pPr>
-        <w:rPr>
-          <w:lang w:eastAsia="fr-FR"/>
-        </w:rPr>
-      </w:pPr>
-    </w:p>
-    <w:p>
-      <w:pPr>
-        <w:rPr>
-          <w:lang w:eastAsia="fr-FR"/>
-        </w:rPr>
-      </w:pPr>
-      <w:bookmarkStart w:id="62" w:name="_Hlk149223483"/>
+    <w:bookmarkEnd w:id="96"/>
+    <w:p>
+      <w:pPr>
+        <w:rPr>
+          <w:lang w:eastAsia="fr-FR"/>
+        </w:rPr>
+      </w:pPr>
+    </w:p>
+    <w:p>
+      <w:pPr>
+        <w:rPr>
+          <w:lang w:eastAsia="fr-FR"/>
+        </w:rPr>
+      </w:pPr>
+      <w:bookmarkStart w:id="97" w:name="_Hlk149223483"/>
       <w:r>
         <w:rPr>
           <w:lang w:eastAsia="fr-FR"/>
@@ -3721,10 +8351,31 @@
         <w:rPr>
           <w:lang w:eastAsia="fr-FR"/>
         </w:rPr>
-        <w:t xml:space="preserve"> nous offre une cette sagesse du cœur qui conjugue les trois harmoniques de notre intelligence : raison, émotion, et foi. Si nous privilégions souvent l’une ou l’autre forme d’intelligence, n’est-il pas urgent de redécouvrir un réel équilibre en nous, à la lumière de l’évangile, afin de mieux nous comprendre, de relire notre histoire personnelle ? C’est dans cet équilibre que nous pourrons apporter une compréhension –rationnelle, émotionnelle et spirituelle– à notre monde qui en a tant besoin… Aujourd’hui, cette sagesse du cœur nous dit, te dit : Si ton passé te semble bien lourd à porter… Ouvre ta raison et relis ton histoire à la lumière de l’évangile. Tu y découvriras que l’échec peut être traversé. Tu y verras des raisons nouvelles de croire. Si ton présent te semble vide et sans relief, sans goût. Si ton travail, ton couple ou ta vie stagnent. Écoute tes émotions et relis ton quotidien à la lumière de l’évangile. Tu y trouveras des raisons nouvelles à aimer. Si ton futur te semble enfin sans perspective. Écoute ta quête de sens et lis ton quotidien à la lumière de l’évangile. Ensuite, ouvre ton cœur à l’intelligence de l’écriture de ta vie. Et dans la foi et la prière, tu y découvriras des raisons nouvelles d’espérer. Et tu entendras une voix –au plus intime de ton cœur– te dire : « La paix soit avec toi »  A toi, maintenant, d’en être le témoin !</w:t>
-      </w:r>
-    </w:p>
-    <w:bookmarkEnd w:id="62"/>
+        <w:t xml:space="preserve"> nous offre une cette sagesse du cœur qui conjugue les trois harmoniques de notre intelligence : raison, émotion, et foi. Si nous privilégions souvent l’une ou l’autre forme d’intelligence, n’est-il pas urgent de redécouvrir un réel équilibre en nous, à la lumière de l’évangile, afin de mieux nous comprendre, </w:t>
+      </w:r>
+      <w:r>
+        <w:rPr>
+          <w:lang w:eastAsia="fr-FR"/>
+        </w:rPr>
+        <w:lastRenderedPageBreak/>
+        <w:t xml:space="preserve">de relire notre histoire personnelle ? C’est dans cet équilibre que nous pourrons apporter une compréhension –rationnelle, émotionnelle et spirituelle– à notre monde qui en a tant besoin… Aujourd’hui, cette sagesse du cœur nous dit, te dit : Si ton passé te semble bien lourd à porter… Ouvre ta raison et relis ton histoire à la lumière de l’évangile. Tu y découvriras que l’échec peut être traversé. Tu y verras des raisons nouvelles de croire. Si ton présent te semble vide et sans relief, sans goût. Si ton travail, ton couple ou ta vie stagnent. Écoute tes émotions et relis ton quotidien à la lumière de l’évangile. Tu y trouveras des raisons nouvelles à aimer. Si ton futur te semble enfin sans perspective. Écoute ta quête de sens et lis ton quotidien à la lumière de l’évangile. Ensuite, ouvre ton cœur à l’intelligence de l’écriture de ta vie. Et dans la foi et la prière, tu y découvriras des raisons nouvelles d’espérer. Et tu entendras une voix –au plus intime de ton cœur– te dire : « La paix soit avec toi </w:t>
+      </w:r>
+      <w:proofErr w:type="gramStart"/>
+      <w:r>
+        <w:rPr>
+          <w:lang w:eastAsia="fr-FR"/>
+        </w:rPr>
+        <w:t>»  A</w:t>
+      </w:r>
+      <w:proofErr w:type="gramEnd"/>
+      <w:r>
+        <w:rPr>
+          <w:lang w:eastAsia="fr-FR"/>
+        </w:rPr>
+        <w:t xml:space="preserve"> toi, maintenant, d’en être le témoin !</w:t>
+      </w:r>
+    </w:p>
+    <w:bookmarkEnd w:id="97"/>
     <w:p>
       <w:pPr>
         <w:rPr>
